--- a/materiali/YDG - Ospitalita - PRECOMPILATO 16-10.docx
+++ b/materiali/YDG - Ospitalita - PRECOMPILATO 16-10.docx
@@ -453,7 +453,7 @@
               <w:spacing w:after="120" w:before="0"/>
             </w:pPr>
             <w:r>
-              <w:t>DA VERIFICARE — la squadra oggi è Alex (strategia e rapporto col cliente), Frenci (copy), Lia (grafica), Kevin (montaggio video), Jimmi (riprese). Chi copre l'ospitalità, e con che carico, è da assegnare: è anche la domanda aperta «Chi fa cosa» della Parte 4.</w:t>
+              <w:t>Riccardo, Socio e Responsabile Social Media, tiene il servizio. Claudio (Strategia &amp; Copywriter) scrive, Lia (Graphic Designer) fa le grafiche, Kevin (Video Editor) monta, Gianmarco (Videomaker) e Mihaela (Photographer) girano e fotografano. Alex tiene il rapporto col cliente. DA VERIFICARE — quante strutture può reggere questa squadra in parallelo, e chi è il referente unico per l'ospitalità.</w:t>
             </w:r>
           </w:p>
         </w:tc>
@@ -1013,7 +1013,7 @@
               <w:spacing w:after="120" w:before="0"/>
             </w:pPr>
             <w:r>
-              <w:t>DA VERIFICARE — chi sviluppa i siti e chi li mantiene va scritto qui: nelle nostre fonti il servizio non ha un responsabile assegnato.</w:t>
+              <w:t>Nadir, Socio e Responsabile Siti Web. DA VERIFICARE — il motore di prenotazione diretta è fuori da quello che abbiamo già fatto: va deciso con lui se lo sviluppa, con quale strumento e a che costo.</w:t>
             </w:r>
           </w:p>
         </w:tc>
@@ -1573,7 +1573,7 @@
               <w:spacing w:after="120" w:before="0"/>
             </w:pPr>
             <w:r>
-              <w:t>DA VERIFICARE — nessuno in squadra risulta averlo mai fatto. Prima del prezzo serve decidere se lo impariamo, se lo appaltiamo a un collaboratore, o se non lo mettiamo in brochure.</w:t>
+              <w:t>DA VERIFICARE — nessun ruolo del team copre i portali: nella squadra della proposta non c'è una figura per Booking, AirBnB o channel manager. Va deciso se la impariamo, se la appaltiamo o se il servizio non entra in brochure.</w:t>
             </w:r>
           </w:p>
         </w:tc>
@@ -2133,7 +2133,7 @@
               <w:spacing w:after="120" w:before="0"/>
             </w:pPr>
             <w:r>
-              <w:t>DA VERIFICARE — da assegnare: oggi il servizio non ha un responsabile né uno strumento scelto.</w:t>
+              <w:t>DA VERIFICARE — nessun ruolo dedicato. I testi delle email li scriverebbe Claudio (Strategia &amp; Copywriter), ma chi tiene lo strumento e i flussi è da assegnare.</w:t>
             </w:r>
           </w:p>
         </w:tc>
@@ -2693,7 +2693,7 @@
               <w:spacing w:after="120" w:before="0"/>
             </w:pPr>
             <w:r>
-              <w:t>DA VERIFICARE — oggi le sponsorizzate sui clienti le segue Alex. Per il verticale va deciso se resta così.</w:t>
+              <w:t>Alessandro, Ads Specialist. DA VERIFICARE — per il verticale va confermato se segue anche la parte strategica o solo l'esecuzione delle campagne.</w:t>
             </w:r>
           </w:p>
         </w:tc>

--- a/materiali/YDG - Ospitalita - PRECOMPILATO 16-10.docx
+++ b/materiali/YDG - Ospitalita - PRECOMPILATO 16-10.docx
@@ -139,7 +139,7 @@
         <w:spacing w:after="120" w:before="0"/>
       </w:pPr>
       <w:r>
-        <w:t>PRECOMPILATO il 16/10/2026 con quello che risulta dalle fonti YDG (lista clienti, knowledge base, schede cliente, storico dei 43 preventivi 2026). Tutto ciò che è marcato «DA VERIFICARE» è un buco dichiarato, non una dimenticanza: nessun numero è stato inventato. I prezzi vengono dal listino 2026 fatto su commercio e servizi, mai su hotel.</w:t>
+        <w:t>PRECOMPILATO il 16/10/2026 con quello che risulta dalle fonti YDG (lista clienti, knowledge base, schede cliente, proposta Collinelli per i ruoli del team). Tutto ciò che è marcato «DA VERIFICARE» è un buco dichiarato, non una dimenticanza: nessun numero è stato inventato. Costi, fee e note restano volutamente vuoti: i prezzi dell ospitalità non sono ancora decisi.</w:t>
       </w:r>
     </w:p>
     <w:p>
@@ -600,7 +600,7 @@
               <w:spacing w:after="120" w:before="0"/>
             </w:pPr>
             <w:r>
-              <w:t>200 € (START a listino 2026, uguale per tutti i pacchetti).</w:t>
+              <w:t xml:space="preserve"> </w:t>
             </w:r>
           </w:p>
         </w:tc>
@@ -649,7 +649,7 @@
               <w:spacing w:after="120" w:before="0"/>
             </w:pPr>
             <w:r>
-              <w:t>650 € per 4 post · 850 € per 8 · 1.200 € per 12. Il salto 4→8 è +200 €, mai il doppio.</w:t>
+              <w:t xml:space="preserve"> </w:t>
             </w:r>
           </w:p>
         </w:tc>
@@ -747,7 +747,7 @@
               <w:spacing w:after="120" w:before="0"/>
             </w:pPr>
             <w:r>
-              <w:t>L'ADV è SEMPRE esclusa da questo pacchetto (regola del listino 2026): il budget pubblicitario è del cliente e si tratta a parte. DA VERIFICARE — i prezzi qui sopra vengono dallo storico dei 43 preventivi 2026, fatti su commercio e servizi, NON su hotel: vanno confermati per l'ospitalità.</w:t>
+              <w:t xml:space="preserve"> </w:t>
             </w:r>
           </w:p>
         </w:tc>
@@ -1160,7 +1160,7 @@
               <w:spacing w:after="120" w:before="0"/>
             </w:pPr>
             <w:r>
-              <w:t>Landing 900 € · sito completo 1.300-1.900 € secondo le pagine. DA VERIFICARE — sono i prezzi storici YDG fuori ospitalità e SENZA motore di prenotazione: col booking engine il numero cambia.</w:t>
+              <w:t xml:space="preserve"> </w:t>
             </w:r>
           </w:p>
         </w:tc>
@@ -1209,7 +1209,7 @@
               <w:spacing w:after="120" w:before="0"/>
             </w:pPr>
             <w:r>
-              <w:t>Nessuna fee mensile: il mantenimento è 300-350 € all'anno.</w:t>
+              <w:t xml:space="preserve"> </w:t>
             </w:r>
           </w:p>
         </w:tc>
@@ -1307,7 +1307,7 @@
               <w:spacing w:after="120" w:before="0"/>
             </w:pPr>
             <w:r>
-              <w:t>È il servizio con lo scarto più grande tra quello che sappiamo fare (siti) e quello che l'ospitalità chiede (prenotazione diretta vera). Da chiarire prima del 6 novembre, perché è la leva che toglie commissioni, cioè l'argomento che vende.</w:t>
+              <w:t xml:space="preserve"> </w:t>
             </w:r>
           </w:p>
         </w:tc>
@@ -1720,7 +1720,7 @@
               <w:spacing w:after="120" w:before="0"/>
             </w:pPr>
             <w:r>
-              <w:t>DA VERIFICARE — nessun listino storico.</w:t>
+              <w:t xml:space="preserve"> </w:t>
             </w:r>
           </w:p>
         </w:tc>
@@ -1769,7 +1769,7 @@
               <w:spacing w:after="120" w:before="0"/>
             </w:pPr>
             <w:r>
-              <w:t>DA VERIFICARE — nessun listino storico.</w:t>
+              <w:t xml:space="preserve"> </w:t>
             </w:r>
           </w:p>
         </w:tc>
@@ -1867,7 +1867,7 @@
               <w:spacing w:after="120" w:before="0"/>
             </w:pPr>
             <w:r>
-              <w:t>È il servizio più scoperto dei cinque, ed è anche quello che gli albergatori chiedono per primo. Decisione da prendere insieme, non casella da riempire.</w:t>
+              <w:t xml:space="preserve"> </w:t>
             </w:r>
           </w:p>
         </w:tc>
@@ -2280,7 +2280,7 @@
               <w:spacing w:after="120" w:before="0"/>
             </w:pPr>
             <w:r>
-              <w:t>DA VERIFICARE — nessun listino storico.</w:t>
+              <w:t xml:space="preserve"> </w:t>
             </w:r>
           </w:p>
         </w:tc>
@@ -2329,7 +2329,7 @@
               <w:spacing w:after="120" w:before="0"/>
             </w:pPr>
             <w:r>
-              <w:t>DA VERIFICARE — nessun listino storico.</w:t>
+              <w:t xml:space="preserve"> </w:t>
             </w:r>
           </w:p>
         </w:tc>
@@ -2427,7 +2427,7 @@
               <w:spacing w:after="120" w:before="0"/>
             </w:pPr>
             <w:r>
-              <w:t>Insieme al Booking è il secondo buco da colmare prima di stampare la brochure.</w:t>
+              <w:t xml:space="preserve"> </w:t>
             </w:r>
           </w:p>
         </w:tc>
@@ -2840,7 +2840,7 @@
               <w:spacing w:after="120" w:before="0"/>
             </w:pPr>
             <w:r>
-              <w:t>DA VERIFICARE — nessun setup a listino.</w:t>
+              <w:t xml:space="preserve"> </w:t>
             </w:r>
           </w:p>
         </w:tc>
@@ -2889,7 +2889,7 @@
               <w:spacing w:after="120" w:before="0"/>
             </w:pPr>
             <w:r>
-              <w:t>DA VERIFICARE — a listino l'ADV è sempre esclusa dal pacchetto social e il budget media resta del cliente, ma una fee di gestione per l'ospitalità non è mai stata fissata. Va decisa: è la Parte 4.</w:t>
+              <w:t xml:space="preserve"> </w:t>
             </w:r>
           </w:p>
         </w:tc>
@@ -2987,7 +2987,7 @@
               <w:spacing w:after="120" w:before="0"/>
             </w:pPr>
             <w:r>
-              <w:t>Nella lista delle 50 strutture, chi già investe in ADV prende punti: vuol dire che il budget c'è ed è abituato a spenderlo.</w:t>
+              <w:t xml:space="preserve"> </w:t>
             </w:r>
           </w:p>
         </w:tc>
@@ -7905,7 +7905,7 @@
               <w:spacing w:after="120" w:before="0"/>
             </w:pPr>
             <w:r>
-              <w:t>200 €</w:t>
+              <w:t xml:space="preserve"> </w:t>
             </w:r>
           </w:p>
         </w:tc>
@@ -7924,7 +7924,7 @@
               <w:spacing w:after="120" w:before="0"/>
             </w:pPr>
             <w:r>
-              <w:t>650 €</w:t>
+              <w:t xml:space="preserve"> </w:t>
             </w:r>
           </w:p>
         </w:tc>
@@ -7943,7 +7943,7 @@
               <w:spacing w:after="120" w:before="0"/>
             </w:pPr>
             <w:r>
-              <w:t>Pacchetto 4 post: parte leggero, chi non ha mai pubblicato non regge 12 post dal primo mese.</w:t>
+              <w:t xml:space="preserve"> </w:t>
             </w:r>
           </w:p>
         </w:tc>
@@ -7992,7 +7992,7 @@
               <w:spacing w:after="120" w:before="0"/>
             </w:pPr>
             <w:r>
-              <w:t>1.300-1.900 €</w:t>
+              <w:t xml:space="preserve"> </w:t>
             </w:r>
           </w:p>
         </w:tc>
@@ -8011,7 +8011,7 @@
               <w:spacing w:after="120" w:before="0"/>
             </w:pPr>
             <w:r>
-              <w:t>300-350 € l'anno</w:t>
+              <w:t xml:space="preserve"> </w:t>
             </w:r>
           </w:p>
         </w:tc>
@@ -8030,7 +8030,7 @@
               <w:spacing w:after="120" w:before="0"/>
             </w:pPr>
             <w:r>
-              <w:t>Non ha sito: qui si costruisce da zero. Prezzo storico YDG, SENZA motore di prenotazione (da definire).</w:t>
+              <w:t xml:space="preserve"> </w:t>
             </w:r>
           </w:p>
         </w:tc>
@@ -8079,12 +8079,93 @@
               <w:spacing w:after="120" w:before="0"/>
             </w:pPr>
             <w:r>
-              <w:rPr>
-                <w:rFonts w:ascii="Calibri" w:cs="Calibri" w:eastAsia="Calibri" w:hAnsi="Calibri"/>
+              <w:t xml:space="preserve"> </w:t>
+            </w:r>
+          </w:p>
+        </w:tc>
+        <w:tc>
+          <w:tcPr>
+            <w:tcW w:type="dxa" w:w="1900"/>
+            <w:tcMar>
+              <w:top w:type="dxa" w:w="90"/>
+              <w:left w:type="dxa" w:w="120"/>
+              <w:bottom w:type="dxa" w:w="90"/>
+              <w:right w:type="dxa" w:w="120"/>
+            </w:tcMar>
+          </w:tcPr>
+          <w:p>
+            <w:pPr>
+              <w:spacing w:after="120" w:before="0"/>
+            </w:pPr>
+            <w:r>
+              <w:t xml:space="preserve"> </w:t>
+            </w:r>
+          </w:p>
+        </w:tc>
+        <w:tc>
+          <w:tcPr>
+            <w:tcW w:type="dxa" w:w="2738"/>
+            <w:tcMar>
+              <w:top w:type="dxa" w:w="90"/>
+              <w:left w:type="dxa" w:w="120"/>
+              <w:bottom w:type="dxa" w:w="90"/>
+              <w:right w:type="dxa" w:w="120"/>
+            </w:tcMar>
+          </w:tcPr>
+          <w:p>
+            <w:pPr>
+              <w:spacing w:after="120" w:before="0"/>
+            </w:pPr>
+            <w:r>
+              <w:t xml:space="preserve"> </w:t>
+            </w:r>
+          </w:p>
+        </w:tc>
+      </w:tr>
+      <w:tr>
+        <w:tc>
+          <w:tcPr>
+            <w:tcW w:type="dxa" w:w="3100"/>
+            <w:shd w:fill="EFEFEF" w:color="auto" w:val="clear"/>
+            <w:tcMar>
+              <w:top w:type="dxa" w:w="90"/>
+              <w:left w:type="dxa" w:w="120"/>
+              <w:bottom w:type="dxa" w:w="90"/>
+              <w:right w:type="dxa" w:w="120"/>
+            </w:tcMar>
+          </w:tcPr>
+          <w:p>
+            <w:pPr>
+              <w:spacing w:after="120" w:before="0"/>
+            </w:pPr>
+            <w:r>
+              <w:rPr>
+                <w:rFonts w:ascii="Calibri" w:cs="Calibri" w:eastAsia="Calibri" w:hAnsi="Calibri"/>
+                <w:b/>
+                <w:bCs/>
                 <w:color w:val="1A1A1A"/>
-                <w:sz w:val="20"/>
-                <w:szCs w:val="20"/>
-              </w:rPr>
+                <w:sz w:val="18"/>
+                <w:szCs w:val="18"/>
+              </w:rPr>
+              <w:t xml:space="preserve">Sviluppo CRM + Email marketing</w:t>
+            </w:r>
+          </w:p>
+        </w:tc>
+        <w:tc>
+          <w:tcPr>
+            <w:tcW w:type="dxa" w:w="1900"/>
+            <w:tcMar>
+              <w:top w:type="dxa" w:w="90"/>
+              <w:left w:type="dxa" w:w="120"/>
+              <w:bottom w:type="dxa" w:w="90"/>
+              <w:right w:type="dxa" w:w="120"/>
+            </w:tcMar>
+          </w:tcPr>
+          <w:p>
+            <w:pPr>
+              <w:spacing w:after="120" w:before="0"/>
+            </w:pPr>
+            <w:r>
               <w:t xml:space="preserve"> </w:t>
             </w:r>
           </w:p>
@@ -8104,18 +8185,99 @@
               <w:spacing w:after="120" w:before="0"/>
             </w:pPr>
             <w:r>
-              <w:rPr>
-                <w:rFonts w:ascii="Calibri" w:cs="Calibri" w:eastAsia="Calibri" w:hAnsi="Calibri"/>
+              <w:t xml:space="preserve"> </w:t>
+            </w:r>
+          </w:p>
+        </w:tc>
+        <w:tc>
+          <w:tcPr>
+            <w:tcW w:type="dxa" w:w="2738"/>
+            <w:tcMar>
+              <w:top w:type="dxa" w:w="90"/>
+              <w:left w:type="dxa" w:w="120"/>
+              <w:bottom w:type="dxa" w:w="90"/>
+              <w:right w:type="dxa" w:w="120"/>
+            </w:tcMar>
+          </w:tcPr>
+          <w:p>
+            <w:pPr>
+              <w:spacing w:after="120" w:before="0"/>
+            </w:pPr>
+            <w:r>
+              <w:t xml:space="preserve"> </w:t>
+            </w:r>
+          </w:p>
+        </w:tc>
+      </w:tr>
+      <w:tr>
+        <w:tc>
+          <w:tcPr>
+            <w:tcW w:type="dxa" w:w="3100"/>
+            <w:shd w:fill="EFEFEF" w:color="auto" w:val="clear"/>
+            <w:tcMar>
+              <w:top w:type="dxa" w:w="90"/>
+              <w:left w:type="dxa" w:w="120"/>
+              <w:bottom w:type="dxa" w:w="90"/>
+              <w:right w:type="dxa" w:w="120"/>
+            </w:tcMar>
+          </w:tcPr>
+          <w:p>
+            <w:pPr>
+              <w:spacing w:after="120" w:before="0"/>
+            </w:pPr>
+            <w:r>
+              <w:rPr>
+                <w:rFonts w:ascii="Calibri" w:cs="Calibri" w:eastAsia="Calibri" w:hAnsi="Calibri"/>
+                <w:b/>
+                <w:bCs/>
                 <w:color w:val="1A1A1A"/>
-                <w:sz w:val="20"/>
-                <w:szCs w:val="20"/>
-              </w:rPr>
+                <w:sz w:val="18"/>
+                <w:szCs w:val="18"/>
+              </w:rPr>
+              <w:t xml:space="preserve">Gestione ADV</w:t>
+            </w:r>
+          </w:p>
+        </w:tc>
+        <w:tc>
+          <w:tcPr>
+            <w:tcW w:type="dxa" w:w="1900"/>
+            <w:tcMar>
+              <w:top w:type="dxa" w:w="90"/>
+              <w:left w:type="dxa" w:w="120"/>
+              <w:bottom w:type="dxa" w:w="90"/>
+              <w:right w:type="dxa" w:w="120"/>
+            </w:tcMar>
+          </w:tcPr>
+          <w:p>
+            <w:pPr>
+              <w:spacing w:after="120" w:before="0"/>
+            </w:pPr>
+            <w:r>
               <w:t xml:space="preserve"> </w:t>
             </w:r>
           </w:p>
         </w:tc>
         <w:tc>
           <w:tcPr>
+            <w:tcW w:type="dxa" w:w="1900"/>
+            <w:tcMar>
+              <w:top w:type="dxa" w:w="90"/>
+              <w:left w:type="dxa" w:w="120"/>
+              <w:bottom w:type="dxa" w:w="90"/>
+              <w:right w:type="dxa" w:w="120"/>
+            </w:tcMar>
+          </w:tcPr>
+          <w:p>
+            <w:pPr>
+              <w:spacing w:after="120" w:before="0"/>
+            </w:pPr>
+            <w:r>
+              <w:t xml:space="preserve"> </w:t>
+            </w:r>
+          </w:p>
+        </w:tc>
+        <w:tc>
+          <w:tcPr>
             <w:tcW w:type="dxa" w:w="2738"/>
             <w:tcMar>
               <w:top w:type="dxa" w:w="90"/>
@@ -8129,205 +8291,7 @@
               <w:spacing w:after="120" w:before="0"/>
             </w:pPr>
             <w:r>
-              <w:t>Lasciato vuoto: non sappiamo ancora erogarlo (vedi Parte 1, servizio 3).</w:t>
-            </w:r>
-          </w:p>
-        </w:tc>
-      </w:tr>
-      <w:tr>
-        <w:tc>
-          <w:tcPr>
-            <w:tcW w:type="dxa" w:w="3100"/>
-            <w:shd w:fill="EFEFEF" w:color="auto" w:val="clear"/>
-            <w:tcMar>
-              <w:top w:type="dxa" w:w="90"/>
-              <w:left w:type="dxa" w:w="120"/>
-              <w:bottom w:type="dxa" w:w="90"/>
-              <w:right w:type="dxa" w:w="120"/>
-            </w:tcMar>
-          </w:tcPr>
-          <w:p>
-            <w:pPr>
-              <w:spacing w:after="120" w:before="0"/>
-            </w:pPr>
-            <w:r>
-              <w:rPr>
-                <w:rFonts w:ascii="Calibri" w:cs="Calibri" w:eastAsia="Calibri" w:hAnsi="Calibri"/>
-                <w:b/>
-                <w:bCs/>
-                <w:color w:val="1A1A1A"/>
-                <w:sz w:val="18"/>
-                <w:szCs w:val="18"/>
-              </w:rPr>
-              <w:t xml:space="preserve">Sviluppo CRM + Email marketing</w:t>
-            </w:r>
-          </w:p>
-        </w:tc>
-        <w:tc>
-          <w:tcPr>
-            <w:tcW w:type="dxa" w:w="1900"/>
-            <w:tcMar>
-              <w:top w:type="dxa" w:w="90"/>
-              <w:left w:type="dxa" w:w="120"/>
-              <w:bottom w:type="dxa" w:w="90"/>
-              <w:right w:type="dxa" w:w="120"/>
-            </w:tcMar>
-          </w:tcPr>
-          <w:p>
-            <w:pPr>
-              <w:spacing w:after="120" w:before="0"/>
-            </w:pPr>
-            <w:r>
-              <w:rPr>
-                <w:rFonts w:ascii="Calibri" w:cs="Calibri" w:eastAsia="Calibri" w:hAnsi="Calibri"/>
-                <w:color w:val="1A1A1A"/>
-                <w:sz w:val="20"/>
-                <w:szCs w:val="20"/>
-              </w:rPr>
               <w:t xml:space="preserve"> </w:t>
-            </w:r>
-          </w:p>
-        </w:tc>
-        <w:tc>
-          <w:tcPr>
-            <w:tcW w:type="dxa" w:w="1900"/>
-            <w:tcMar>
-              <w:top w:type="dxa" w:w="90"/>
-              <w:left w:type="dxa" w:w="120"/>
-              <w:bottom w:type="dxa" w:w="90"/>
-              <w:right w:type="dxa" w:w="120"/>
-            </w:tcMar>
-          </w:tcPr>
-          <w:p>
-            <w:pPr>
-              <w:spacing w:after="120" w:before="0"/>
-            </w:pPr>
-            <w:r>
-              <w:rPr>
-                <w:rFonts w:ascii="Calibri" w:cs="Calibri" w:eastAsia="Calibri" w:hAnsi="Calibri"/>
-                <w:color w:val="1A1A1A"/>
-                <w:sz w:val="20"/>
-                <w:szCs w:val="20"/>
-              </w:rPr>
-              <w:t xml:space="preserve"> </w:t>
-            </w:r>
-          </w:p>
-        </w:tc>
-        <w:tc>
-          <w:tcPr>
-            <w:tcW w:type="dxa" w:w="2738"/>
-            <w:tcMar>
-              <w:top w:type="dxa" w:w="90"/>
-              <w:left w:type="dxa" w:w="120"/>
-              <w:bottom w:type="dxa" w:w="90"/>
-              <w:right w:type="dxa" w:w="120"/>
-            </w:tcMar>
-          </w:tcPr>
-          <w:p>
-            <w:pPr>
-              <w:spacing w:after="120" w:before="0"/>
-            </w:pPr>
-            <w:r>
-              <w:t>Lasciato vuoto: stesso motivo. Con un 3 stelle senza database è comunque prematuro.</w:t>
-            </w:r>
-          </w:p>
-        </w:tc>
-      </w:tr>
-      <w:tr>
-        <w:tc>
-          <w:tcPr>
-            <w:tcW w:type="dxa" w:w="3100"/>
-            <w:shd w:fill="EFEFEF" w:color="auto" w:val="clear"/>
-            <w:tcMar>
-              <w:top w:type="dxa" w:w="90"/>
-              <w:left w:type="dxa" w:w="120"/>
-              <w:bottom w:type="dxa" w:w="90"/>
-              <w:right w:type="dxa" w:w="120"/>
-            </w:tcMar>
-          </w:tcPr>
-          <w:p>
-            <w:pPr>
-              <w:spacing w:after="120" w:before="0"/>
-            </w:pPr>
-            <w:r>
-              <w:rPr>
-                <w:rFonts w:ascii="Calibri" w:cs="Calibri" w:eastAsia="Calibri" w:hAnsi="Calibri"/>
-                <w:b/>
-                <w:bCs/>
-                <w:color w:val="1A1A1A"/>
-                <w:sz w:val="18"/>
-                <w:szCs w:val="18"/>
-              </w:rPr>
-              <w:t xml:space="preserve">Gestione ADV</w:t>
-            </w:r>
-          </w:p>
-        </w:tc>
-        <w:tc>
-          <w:tcPr>
-            <w:tcW w:type="dxa" w:w="1900"/>
-            <w:tcMar>
-              <w:top w:type="dxa" w:w="90"/>
-              <w:left w:type="dxa" w:w="120"/>
-              <w:bottom w:type="dxa" w:w="90"/>
-              <w:right w:type="dxa" w:w="120"/>
-            </w:tcMar>
-          </w:tcPr>
-          <w:p>
-            <w:pPr>
-              <w:spacing w:after="120" w:before="0"/>
-            </w:pPr>
-            <w:r>
-              <w:rPr>
-                <w:rFonts w:ascii="Calibri" w:cs="Calibri" w:eastAsia="Calibri" w:hAnsi="Calibri"/>
-                <w:color w:val="1A1A1A"/>
-                <w:sz w:val="20"/>
-                <w:szCs w:val="20"/>
-              </w:rPr>
-              <w:t xml:space="preserve"> </w:t>
-            </w:r>
-          </w:p>
-        </w:tc>
-        <w:tc>
-          <w:tcPr>
-            <w:tcW w:type="dxa" w:w="1900"/>
-            <w:tcMar>
-              <w:top w:type="dxa" w:w="90"/>
-              <w:left w:type="dxa" w:w="120"/>
-              <w:bottom w:type="dxa" w:w="90"/>
-              <w:right w:type="dxa" w:w="120"/>
-            </w:tcMar>
-          </w:tcPr>
-          <w:p>
-            <w:pPr>
-              <w:spacing w:after="120" w:before="0"/>
-            </w:pPr>
-            <w:r>
-              <w:rPr>
-                <w:rFonts w:ascii="Calibri" w:cs="Calibri" w:eastAsia="Calibri" w:hAnsi="Calibri"/>
-                <w:color w:val="1A1A1A"/>
-                <w:sz w:val="20"/>
-                <w:szCs w:val="20"/>
-              </w:rPr>
-              <w:t xml:space="preserve"> </w:t>
-            </w:r>
-          </w:p>
-        </w:tc>
-        <w:tc>
-          <w:tcPr>
-            <w:tcW w:type="dxa" w:w="2738"/>
-            <w:tcMar>
-              <w:top w:type="dxa" w:w="90"/>
-              <w:left w:type="dxa" w:w="120"/>
-              <w:bottom w:type="dxa" w:w="90"/>
-              <w:right w:type="dxa" w:w="120"/>
-            </w:tcMar>
-          </w:tcPr>
-          <w:p>
-            <w:pPr>
-              <w:spacing w:after="120" w:before="0"/>
-            </w:pPr>
-            <w:r>
-              <w:t>Budget media del cliente; la fee di gestione non è fissata. Su un 3 stelle senza sito, prima il sito.</w:t>
             </w:r>
           </w:p>
         </w:tc>
@@ -8377,7 +8341,7 @@
               <w:spacing w:after="120" w:before="0"/>
             </w:pPr>
             <w:r>
-              <w:t>1.500-2.100 €</w:t>
+              <w:t xml:space="preserve"> </w:t>
             </w:r>
           </w:p>
         </w:tc>
@@ -8397,7 +8361,7 @@
               <w:spacing w:after="120" w:before="0"/>
             </w:pPr>
             <w:r>
-              <w:t>650 € + 300-350 € l'anno</w:t>
+              <w:t xml:space="preserve"> </w:t>
             </w:r>
           </w:p>
         </w:tc>
@@ -8417,7 +8381,7 @@
               <w:spacing w:after="120" w:before="0"/>
             </w:pPr>
             <w:r>
-              <w:t>DA VERIFICARE — tutti i numeri vengono dal listino 2026 fuori ospitalità.</w:t>
+              <w:t xml:space="preserve"> </w:t>
             </w:r>
           </w:p>
         </w:tc>
@@ -8631,7 +8595,7 @@
               <w:spacing w:after="120" w:before="0"/>
             </w:pPr>
             <w:r>
-              <w:t>200 €</w:t>
+              <w:t xml:space="preserve"> </w:t>
             </w:r>
           </w:p>
         </w:tc>
@@ -8650,7 +8614,7 @@
               <w:spacing w:after="120" w:before="0"/>
             </w:pPr>
             <w:r>
-              <w:t>850 €</w:t>
+              <w:t xml:space="preserve"> </w:t>
             </w:r>
           </w:p>
         </w:tc>
@@ -8669,7 +8633,7 @@
               <w:spacing w:after="120" w:before="0"/>
             </w:pPr>
             <w:r>
-              <w:t>Pacchetto 8 post: struttura avviata, regge due uscite a settimana.</w:t>
+              <w:t xml:space="preserve"> </w:t>
             </w:r>
           </w:p>
         </w:tc>
@@ -8718,7 +8682,7 @@
               <w:spacing w:after="120" w:before="0"/>
             </w:pPr>
             <w:r>
-              <w:t>1.300-1.900 €</w:t>
+              <w:t xml:space="preserve"> </w:t>
             </w:r>
           </w:p>
         </w:tc>
@@ -8737,7 +8701,7 @@
               <w:spacing w:after="120" w:before="0"/>
             </w:pPr>
             <w:r>
-              <w:t>300-350 € l'anno</w:t>
+              <w:t xml:space="preserve"> </w:t>
             </w:r>
           </w:p>
         </w:tc>
@@ -8756,7 +8720,7 @@
               <w:spacing w:after="120" w:before="0"/>
             </w:pPr>
             <w:r>
-              <w:t>Restyling. Qui la prenotazione diretta è il punto: toglie commissioni sui portali che già usa.</w:t>
+              <w:t xml:space="preserve"> </w:t>
             </w:r>
           </w:p>
         </w:tc>
@@ -8805,12 +8769,93 @@
               <w:spacing w:after="120" w:before="0"/>
             </w:pPr>
             <w:r>
-              <w:rPr>
-                <w:rFonts w:ascii="Calibri" w:cs="Calibri" w:eastAsia="Calibri" w:hAnsi="Calibri"/>
+              <w:t xml:space="preserve"> </w:t>
+            </w:r>
+          </w:p>
+        </w:tc>
+        <w:tc>
+          <w:tcPr>
+            <w:tcW w:type="dxa" w:w="1900"/>
+            <w:tcMar>
+              <w:top w:type="dxa" w:w="90"/>
+              <w:left w:type="dxa" w:w="120"/>
+              <w:bottom w:type="dxa" w:w="90"/>
+              <w:right w:type="dxa" w:w="120"/>
+            </w:tcMar>
+          </w:tcPr>
+          <w:p>
+            <w:pPr>
+              <w:spacing w:after="120" w:before="0"/>
+            </w:pPr>
+            <w:r>
+              <w:t xml:space="preserve"> </w:t>
+            </w:r>
+          </w:p>
+        </w:tc>
+        <w:tc>
+          <w:tcPr>
+            <w:tcW w:type="dxa" w:w="2738"/>
+            <w:tcMar>
+              <w:top w:type="dxa" w:w="90"/>
+              <w:left w:type="dxa" w:w="120"/>
+              <w:bottom w:type="dxa" w:w="90"/>
+              <w:right w:type="dxa" w:w="120"/>
+            </w:tcMar>
+          </w:tcPr>
+          <w:p>
+            <w:pPr>
+              <w:spacing w:after="120" w:before="0"/>
+            </w:pPr>
+            <w:r>
+              <w:t xml:space="preserve"> </w:t>
+            </w:r>
+          </w:p>
+        </w:tc>
+      </w:tr>
+      <w:tr>
+        <w:tc>
+          <w:tcPr>
+            <w:tcW w:type="dxa" w:w="3100"/>
+            <w:shd w:fill="EFEFEF" w:color="auto" w:val="clear"/>
+            <w:tcMar>
+              <w:top w:type="dxa" w:w="90"/>
+              <w:left w:type="dxa" w:w="120"/>
+              <w:bottom w:type="dxa" w:w="90"/>
+              <w:right w:type="dxa" w:w="120"/>
+            </w:tcMar>
+          </w:tcPr>
+          <w:p>
+            <w:pPr>
+              <w:spacing w:after="120" w:before="0"/>
+            </w:pPr>
+            <w:r>
+              <w:rPr>
+                <w:rFonts w:ascii="Calibri" w:cs="Calibri" w:eastAsia="Calibri" w:hAnsi="Calibri"/>
+                <w:b/>
+                <w:bCs/>
                 <w:color w:val="1A1A1A"/>
-                <w:sz w:val="20"/>
-                <w:szCs w:val="20"/>
-              </w:rPr>
+                <w:sz w:val="18"/>
+                <w:szCs w:val="18"/>
+              </w:rPr>
+              <w:t xml:space="preserve">Sviluppo CRM + Email marketing</w:t>
+            </w:r>
+          </w:p>
+        </w:tc>
+        <w:tc>
+          <w:tcPr>
+            <w:tcW w:type="dxa" w:w="1900"/>
+            <w:tcMar>
+              <w:top w:type="dxa" w:w="90"/>
+              <w:left w:type="dxa" w:w="120"/>
+              <w:bottom w:type="dxa" w:w="90"/>
+              <w:right w:type="dxa" w:w="120"/>
+            </w:tcMar>
+          </w:tcPr>
+          <w:p>
+            <w:pPr>
+              <w:spacing w:after="120" w:before="0"/>
+            </w:pPr>
+            <w:r>
               <w:t xml:space="preserve"> </w:t>
             </w:r>
           </w:p>
@@ -8830,18 +8875,99 @@
               <w:spacing w:after="120" w:before="0"/>
             </w:pPr>
             <w:r>
-              <w:rPr>
-                <w:rFonts w:ascii="Calibri" w:cs="Calibri" w:eastAsia="Calibri" w:hAnsi="Calibri"/>
+              <w:t xml:space="preserve"> </w:t>
+            </w:r>
+          </w:p>
+        </w:tc>
+        <w:tc>
+          <w:tcPr>
+            <w:tcW w:type="dxa" w:w="2738"/>
+            <w:tcMar>
+              <w:top w:type="dxa" w:w="90"/>
+              <w:left w:type="dxa" w:w="120"/>
+              <w:bottom w:type="dxa" w:w="90"/>
+              <w:right w:type="dxa" w:w="120"/>
+            </w:tcMar>
+          </w:tcPr>
+          <w:p>
+            <w:pPr>
+              <w:spacing w:after="120" w:before="0"/>
+            </w:pPr>
+            <w:r>
+              <w:t xml:space="preserve"> </w:t>
+            </w:r>
+          </w:p>
+        </w:tc>
+      </w:tr>
+      <w:tr>
+        <w:tc>
+          <w:tcPr>
+            <w:tcW w:type="dxa" w:w="3100"/>
+            <w:shd w:fill="EFEFEF" w:color="auto" w:val="clear"/>
+            <w:tcMar>
+              <w:top w:type="dxa" w:w="90"/>
+              <w:left w:type="dxa" w:w="120"/>
+              <w:bottom w:type="dxa" w:w="90"/>
+              <w:right w:type="dxa" w:w="120"/>
+            </w:tcMar>
+          </w:tcPr>
+          <w:p>
+            <w:pPr>
+              <w:spacing w:after="120" w:before="0"/>
+            </w:pPr>
+            <w:r>
+              <w:rPr>
+                <w:rFonts w:ascii="Calibri" w:cs="Calibri" w:eastAsia="Calibri" w:hAnsi="Calibri"/>
+                <w:b/>
+                <w:bCs/>
                 <w:color w:val="1A1A1A"/>
-                <w:sz w:val="20"/>
-                <w:szCs w:val="20"/>
-              </w:rPr>
+                <w:sz w:val="18"/>
+                <w:szCs w:val="18"/>
+              </w:rPr>
+              <w:t xml:space="preserve">Gestione ADV</w:t>
+            </w:r>
+          </w:p>
+        </w:tc>
+        <w:tc>
+          <w:tcPr>
+            <w:tcW w:type="dxa" w:w="1900"/>
+            <w:tcMar>
+              <w:top w:type="dxa" w:w="90"/>
+              <w:left w:type="dxa" w:w="120"/>
+              <w:bottom w:type="dxa" w:w="90"/>
+              <w:right w:type="dxa" w:w="120"/>
+            </w:tcMar>
+          </w:tcPr>
+          <w:p>
+            <w:pPr>
+              <w:spacing w:after="120" w:before="0"/>
+            </w:pPr>
+            <w:r>
               <w:t xml:space="preserve"> </w:t>
             </w:r>
           </w:p>
         </w:tc>
         <w:tc>
           <w:tcPr>
+            <w:tcW w:type="dxa" w:w="1900"/>
+            <w:tcMar>
+              <w:top w:type="dxa" w:w="90"/>
+              <w:left w:type="dxa" w:w="120"/>
+              <w:bottom w:type="dxa" w:w="90"/>
+              <w:right w:type="dxa" w:w="120"/>
+            </w:tcMar>
+          </w:tcPr>
+          <w:p>
+            <w:pPr>
+              <w:spacing w:after="120" w:before="0"/>
+            </w:pPr>
+            <w:r>
+              <w:t xml:space="preserve"> </w:t>
+            </w:r>
+          </w:p>
+        </w:tc>
+        <w:tc>
+          <w:tcPr>
             <w:tcW w:type="dxa" w:w="2738"/>
             <w:tcMar>
               <w:top w:type="dxa" w:w="90"/>
@@ -8855,205 +8981,7 @@
               <w:spacing w:after="120" w:before="0"/>
             </w:pPr>
             <w:r>
-              <w:t>È già sui portali: servirebbe ottimizzazione e channel manager, che oggi non sappiamo erogare.</w:t>
-            </w:r>
-          </w:p>
-        </w:tc>
-      </w:tr>
-      <w:tr>
-        <w:tc>
-          <w:tcPr>
-            <w:tcW w:type="dxa" w:w="3100"/>
-            <w:shd w:fill="EFEFEF" w:color="auto" w:val="clear"/>
-            <w:tcMar>
-              <w:top w:type="dxa" w:w="90"/>
-              <w:left w:type="dxa" w:w="120"/>
-              <w:bottom w:type="dxa" w:w="90"/>
-              <w:right w:type="dxa" w:w="120"/>
-            </w:tcMar>
-          </w:tcPr>
-          <w:p>
-            <w:pPr>
-              <w:spacing w:after="120" w:before="0"/>
-            </w:pPr>
-            <w:r>
-              <w:rPr>
-                <w:rFonts w:ascii="Calibri" w:cs="Calibri" w:eastAsia="Calibri" w:hAnsi="Calibri"/>
-                <w:b/>
-                <w:bCs/>
-                <w:color w:val="1A1A1A"/>
-                <w:sz w:val="18"/>
-                <w:szCs w:val="18"/>
-              </w:rPr>
-              <w:t xml:space="preserve">Sviluppo CRM + Email marketing</w:t>
-            </w:r>
-          </w:p>
-        </w:tc>
-        <w:tc>
-          <w:tcPr>
-            <w:tcW w:type="dxa" w:w="1900"/>
-            <w:tcMar>
-              <w:top w:type="dxa" w:w="90"/>
-              <w:left w:type="dxa" w:w="120"/>
-              <w:bottom w:type="dxa" w:w="90"/>
-              <w:right w:type="dxa" w:w="120"/>
-            </w:tcMar>
-          </w:tcPr>
-          <w:p>
-            <w:pPr>
-              <w:spacing w:after="120" w:before="0"/>
-            </w:pPr>
-            <w:r>
-              <w:rPr>
-                <w:rFonts w:ascii="Calibri" w:cs="Calibri" w:eastAsia="Calibri" w:hAnsi="Calibri"/>
-                <w:color w:val="1A1A1A"/>
-                <w:sz w:val="20"/>
-                <w:szCs w:val="20"/>
-              </w:rPr>
               <w:t xml:space="preserve"> </w:t>
-            </w:r>
-          </w:p>
-        </w:tc>
-        <w:tc>
-          <w:tcPr>
-            <w:tcW w:type="dxa" w:w="1900"/>
-            <w:tcMar>
-              <w:top w:type="dxa" w:w="90"/>
-              <w:left w:type="dxa" w:w="120"/>
-              <w:bottom w:type="dxa" w:w="90"/>
-              <w:right w:type="dxa" w:w="120"/>
-            </w:tcMar>
-          </w:tcPr>
-          <w:p>
-            <w:pPr>
-              <w:spacing w:after="120" w:before="0"/>
-            </w:pPr>
-            <w:r>
-              <w:rPr>
-                <w:rFonts w:ascii="Calibri" w:cs="Calibri" w:eastAsia="Calibri" w:hAnsi="Calibri"/>
-                <w:color w:val="1A1A1A"/>
-                <w:sz w:val="20"/>
-                <w:szCs w:val="20"/>
-              </w:rPr>
-              <w:t xml:space="preserve"> </w:t>
-            </w:r>
-          </w:p>
-        </w:tc>
-        <w:tc>
-          <w:tcPr>
-            <w:tcW w:type="dxa" w:w="2738"/>
-            <w:tcMar>
-              <w:top w:type="dxa" w:w="90"/>
-              <w:left w:type="dxa" w:w="120"/>
-              <w:bottom w:type="dxa" w:w="90"/>
-              <w:right w:type="dxa" w:w="120"/>
-            </w:tcMar>
-          </w:tcPr>
-          <w:p>
-            <w:pPr>
-              <w:spacing w:after="120" w:before="0"/>
-            </w:pPr>
-            <w:r>
-              <w:t>Un 4 stelle avviato ha il database: è il caso in cui il CRM renderebbe di più, ed è il buco più caro da lasciare aperto.</w:t>
-            </w:r>
-          </w:p>
-        </w:tc>
-      </w:tr>
-      <w:tr>
-        <w:tc>
-          <w:tcPr>
-            <w:tcW w:type="dxa" w:w="3100"/>
-            <w:shd w:fill="EFEFEF" w:color="auto" w:val="clear"/>
-            <w:tcMar>
-              <w:top w:type="dxa" w:w="90"/>
-              <w:left w:type="dxa" w:w="120"/>
-              <w:bottom w:type="dxa" w:w="90"/>
-              <w:right w:type="dxa" w:w="120"/>
-            </w:tcMar>
-          </w:tcPr>
-          <w:p>
-            <w:pPr>
-              <w:spacing w:after="120" w:before="0"/>
-            </w:pPr>
-            <w:r>
-              <w:rPr>
-                <w:rFonts w:ascii="Calibri" w:cs="Calibri" w:eastAsia="Calibri" w:hAnsi="Calibri"/>
-                <w:b/>
-                <w:bCs/>
-                <w:color w:val="1A1A1A"/>
-                <w:sz w:val="18"/>
-                <w:szCs w:val="18"/>
-              </w:rPr>
-              <w:t xml:space="preserve">Gestione ADV</w:t>
-            </w:r>
-          </w:p>
-        </w:tc>
-        <w:tc>
-          <w:tcPr>
-            <w:tcW w:type="dxa" w:w="1900"/>
-            <w:tcMar>
-              <w:top w:type="dxa" w:w="90"/>
-              <w:left w:type="dxa" w:w="120"/>
-              <w:bottom w:type="dxa" w:w="90"/>
-              <w:right w:type="dxa" w:w="120"/>
-            </w:tcMar>
-          </w:tcPr>
-          <w:p>
-            <w:pPr>
-              <w:spacing w:after="120" w:before="0"/>
-            </w:pPr>
-            <w:r>
-              <w:rPr>
-                <w:rFonts w:ascii="Calibri" w:cs="Calibri" w:eastAsia="Calibri" w:hAnsi="Calibri"/>
-                <w:color w:val="1A1A1A"/>
-                <w:sz w:val="20"/>
-                <w:szCs w:val="20"/>
-              </w:rPr>
-              <w:t xml:space="preserve"> </w:t>
-            </w:r>
-          </w:p>
-        </w:tc>
-        <w:tc>
-          <w:tcPr>
-            <w:tcW w:type="dxa" w:w="1900"/>
-            <w:tcMar>
-              <w:top w:type="dxa" w:w="90"/>
-              <w:left w:type="dxa" w:w="120"/>
-              <w:bottom w:type="dxa" w:w="90"/>
-              <w:right w:type="dxa" w:w="120"/>
-            </w:tcMar>
-          </w:tcPr>
-          <w:p>
-            <w:pPr>
-              <w:spacing w:after="120" w:before="0"/>
-            </w:pPr>
-            <w:r>
-              <w:rPr>
-                <w:rFonts w:ascii="Calibri" w:cs="Calibri" w:eastAsia="Calibri" w:hAnsi="Calibri"/>
-                <w:color w:val="1A1A1A"/>
-                <w:sz w:val="20"/>
-                <w:szCs w:val="20"/>
-              </w:rPr>
-              <w:t xml:space="preserve"> </w:t>
-            </w:r>
-          </w:p>
-        </w:tc>
-        <w:tc>
-          <w:tcPr>
-            <w:tcW w:type="dxa" w:w="2738"/>
-            <w:tcMar>
-              <w:top w:type="dxa" w:w="90"/>
-              <w:left w:type="dxa" w:w="120"/>
-              <w:bottom w:type="dxa" w:w="90"/>
-              <w:right w:type="dxa" w:w="120"/>
-            </w:tcMar>
-          </w:tcPr>
-          <w:p>
-            <w:pPr>
-              <w:spacing w:after="120" w:before="0"/>
-            </w:pPr>
-            <w:r>
-              <w:t>Budget media del cliente; fee di gestione da fissare.</w:t>
             </w:r>
           </w:p>
         </w:tc>
@@ -9103,7 +9031,7 @@
               <w:spacing w:after="120" w:before="0"/>
             </w:pPr>
             <w:r>
-              <w:t>1.500-2.100 €</w:t>
+              <w:t xml:space="preserve"> </w:t>
             </w:r>
           </w:p>
         </w:tc>
@@ -9123,7 +9051,7 @@
               <w:spacing w:after="120" w:before="0"/>
             </w:pPr>
             <w:r>
-              <w:t>850 € + 300-350 € l'anno</w:t>
+              <w:t xml:space="preserve"> </w:t>
             </w:r>
           </w:p>
         </w:tc>
@@ -9143,7 +9071,7 @@
               <w:spacing w:after="120" w:before="0"/>
             </w:pPr>
             <w:r>
-              <w:t>DA VERIFICARE — mancano tre voci su cinque: come proposta «completa» oggi non regge.</w:t>
+              <w:t xml:space="preserve"> </w:t>
             </w:r>
           </w:p>
         </w:tc>
@@ -9357,7 +9285,7 @@
               <w:spacing w:after="120" w:before="0"/>
             </w:pPr>
             <w:r>
-              <w:t>200 €</w:t>
+              <w:t xml:space="preserve"> </w:t>
             </w:r>
           </w:p>
         </w:tc>
@@ -9376,7 +9304,7 @@
               <w:spacing w:after="120" w:before="0"/>
             </w:pPr>
             <w:r>
-              <w:t>1.200 €</w:t>
+              <w:t xml:space="preserve"> </w:t>
             </w:r>
           </w:p>
         </w:tc>
@@ -9395,7 +9323,7 @@
               <w:spacing w:after="120" w:before="0"/>
             </w:pPr>
             <w:r>
-              <w:t>Pacchetto 12 post: è la fascia bersaglio del verticale, tre uscite a settimana.</w:t>
+              <w:t xml:space="preserve"> </w:t>
             </w:r>
           </w:p>
         </w:tc>
@@ -9444,7 +9372,7 @@
               <w:spacing w:after="120" w:before="0"/>
             </w:pPr>
             <w:r>
-              <w:t>1.900 €</w:t>
+              <w:t xml:space="preserve"> </w:t>
             </w:r>
           </w:p>
         </w:tc>
@@ -9463,7 +9391,7 @@
               <w:spacing w:after="120" w:before="0"/>
             </w:pPr>
             <w:r>
-              <w:t>350 € l'anno</w:t>
+              <w:t xml:space="preserve"> </w:t>
             </w:r>
           </w:p>
         </w:tc>
@@ -9482,7 +9410,7 @@
               <w:spacing w:after="120" w:before="0"/>
             </w:pPr>
             <w:r>
-              <w:t>Sito completo. Per una boutique il sito È il canale di vendita, non una vetrina.</w:t>
+              <w:t xml:space="preserve"> </w:t>
             </w:r>
           </w:p>
         </w:tc>
@@ -9531,12 +9459,93 @@
               <w:spacing w:after="120" w:before="0"/>
             </w:pPr>
             <w:r>
-              <w:rPr>
-                <w:rFonts w:ascii="Calibri" w:cs="Calibri" w:eastAsia="Calibri" w:hAnsi="Calibri"/>
+              <w:t xml:space="preserve"> </w:t>
+            </w:r>
+          </w:p>
+        </w:tc>
+        <w:tc>
+          <w:tcPr>
+            <w:tcW w:type="dxa" w:w="1900"/>
+            <w:tcMar>
+              <w:top w:type="dxa" w:w="90"/>
+              <w:left w:type="dxa" w:w="120"/>
+              <w:bottom w:type="dxa" w:w="90"/>
+              <w:right w:type="dxa" w:w="120"/>
+            </w:tcMar>
+          </w:tcPr>
+          <w:p>
+            <w:pPr>
+              <w:spacing w:after="120" w:before="0"/>
+            </w:pPr>
+            <w:r>
+              <w:t xml:space="preserve"> </w:t>
+            </w:r>
+          </w:p>
+        </w:tc>
+        <w:tc>
+          <w:tcPr>
+            <w:tcW w:type="dxa" w:w="2738"/>
+            <w:tcMar>
+              <w:top w:type="dxa" w:w="90"/>
+              <w:left w:type="dxa" w:w="120"/>
+              <w:bottom w:type="dxa" w:w="90"/>
+              <w:right w:type="dxa" w:w="120"/>
+            </w:tcMar>
+          </w:tcPr>
+          <w:p>
+            <w:pPr>
+              <w:spacing w:after="120" w:before="0"/>
+            </w:pPr>
+            <w:r>
+              <w:t xml:space="preserve"> </w:t>
+            </w:r>
+          </w:p>
+        </w:tc>
+      </w:tr>
+      <w:tr>
+        <w:tc>
+          <w:tcPr>
+            <w:tcW w:type="dxa" w:w="3100"/>
+            <w:shd w:fill="EFEFEF" w:color="auto" w:val="clear"/>
+            <w:tcMar>
+              <w:top w:type="dxa" w:w="90"/>
+              <w:left w:type="dxa" w:w="120"/>
+              <w:bottom w:type="dxa" w:w="90"/>
+              <w:right w:type="dxa" w:w="120"/>
+            </w:tcMar>
+          </w:tcPr>
+          <w:p>
+            <w:pPr>
+              <w:spacing w:after="120" w:before="0"/>
+            </w:pPr>
+            <w:r>
+              <w:rPr>
+                <w:rFonts w:ascii="Calibri" w:cs="Calibri" w:eastAsia="Calibri" w:hAnsi="Calibri"/>
+                <w:b/>
+                <w:bCs/>
                 <w:color w:val="1A1A1A"/>
-                <w:sz w:val="20"/>
-                <w:szCs w:val="20"/>
-              </w:rPr>
+                <w:sz w:val="18"/>
+                <w:szCs w:val="18"/>
+              </w:rPr>
+              <w:t xml:space="preserve">Sviluppo CRM + Email marketing</w:t>
+            </w:r>
+          </w:p>
+        </w:tc>
+        <w:tc>
+          <w:tcPr>
+            <w:tcW w:type="dxa" w:w="1900"/>
+            <w:tcMar>
+              <w:top w:type="dxa" w:w="90"/>
+              <w:left w:type="dxa" w:w="120"/>
+              <w:bottom w:type="dxa" w:w="90"/>
+              <w:right w:type="dxa" w:w="120"/>
+            </w:tcMar>
+          </w:tcPr>
+          <w:p>
+            <w:pPr>
+              <w:spacing w:after="120" w:before="0"/>
+            </w:pPr>
+            <w:r>
               <w:t xml:space="preserve"> </w:t>
             </w:r>
           </w:p>
@@ -9556,18 +9565,99 @@
               <w:spacing w:after="120" w:before="0"/>
             </w:pPr>
             <w:r>
-              <w:rPr>
-                <w:rFonts w:ascii="Calibri" w:cs="Calibri" w:eastAsia="Calibri" w:hAnsi="Calibri"/>
+              <w:t xml:space="preserve"> </w:t>
+            </w:r>
+          </w:p>
+        </w:tc>
+        <w:tc>
+          <w:tcPr>
+            <w:tcW w:type="dxa" w:w="2738"/>
+            <w:tcMar>
+              <w:top w:type="dxa" w:w="90"/>
+              <w:left w:type="dxa" w:w="120"/>
+              <w:bottom w:type="dxa" w:w="90"/>
+              <w:right w:type="dxa" w:w="120"/>
+            </w:tcMar>
+          </w:tcPr>
+          <w:p>
+            <w:pPr>
+              <w:spacing w:after="120" w:before="0"/>
+            </w:pPr>
+            <w:r>
+              <w:t xml:space="preserve"> </w:t>
+            </w:r>
+          </w:p>
+        </w:tc>
+      </w:tr>
+      <w:tr>
+        <w:tc>
+          <w:tcPr>
+            <w:tcW w:type="dxa" w:w="3100"/>
+            <w:shd w:fill="EFEFEF" w:color="auto" w:val="clear"/>
+            <w:tcMar>
+              <w:top w:type="dxa" w:w="90"/>
+              <w:left w:type="dxa" w:w="120"/>
+              <w:bottom w:type="dxa" w:w="90"/>
+              <w:right w:type="dxa" w:w="120"/>
+            </w:tcMar>
+          </w:tcPr>
+          <w:p>
+            <w:pPr>
+              <w:spacing w:after="120" w:before="0"/>
+            </w:pPr>
+            <w:r>
+              <w:rPr>
+                <w:rFonts w:ascii="Calibri" w:cs="Calibri" w:eastAsia="Calibri" w:hAnsi="Calibri"/>
+                <w:b/>
+                <w:bCs/>
                 <w:color w:val="1A1A1A"/>
-                <w:sz w:val="20"/>
-                <w:szCs w:val="20"/>
-              </w:rPr>
+                <w:sz w:val="18"/>
+                <w:szCs w:val="18"/>
+              </w:rPr>
+              <w:t xml:space="preserve">Gestione ADV</w:t>
+            </w:r>
+          </w:p>
+        </w:tc>
+        <w:tc>
+          <w:tcPr>
+            <w:tcW w:type="dxa" w:w="1900"/>
+            <w:tcMar>
+              <w:top w:type="dxa" w:w="90"/>
+              <w:left w:type="dxa" w:w="120"/>
+              <w:bottom w:type="dxa" w:w="90"/>
+              <w:right w:type="dxa" w:w="120"/>
+            </w:tcMar>
+          </w:tcPr>
+          <w:p>
+            <w:pPr>
+              <w:spacing w:after="120" w:before="0"/>
+            </w:pPr>
+            <w:r>
               <w:t xml:space="preserve"> </w:t>
             </w:r>
           </w:p>
         </w:tc>
         <w:tc>
           <w:tcPr>
+            <w:tcW w:type="dxa" w:w="1900"/>
+            <w:tcMar>
+              <w:top w:type="dxa" w:w="90"/>
+              <w:left w:type="dxa" w:w="120"/>
+              <w:bottom w:type="dxa" w:w="90"/>
+              <w:right w:type="dxa" w:w="120"/>
+            </w:tcMar>
+          </w:tcPr>
+          <w:p>
+            <w:pPr>
+              <w:spacing w:after="120" w:before="0"/>
+            </w:pPr>
+            <w:r>
+              <w:t xml:space="preserve"> </w:t>
+            </w:r>
+          </w:p>
+        </w:tc>
+        <w:tc>
+          <w:tcPr>
             <w:tcW w:type="dxa" w:w="2738"/>
             <w:tcMar>
               <w:top w:type="dxa" w:w="90"/>
@@ -9581,205 +9671,7 @@
               <w:spacing w:after="120" w:before="0"/>
             </w:pPr>
             <w:r>
-              <w:t>Da definire prima di proporre un «pacchetto completo»: senza questa voce completo non è.</w:t>
-            </w:r>
-          </w:p>
-        </w:tc>
-      </w:tr>
-      <w:tr>
-        <w:tc>
-          <w:tcPr>
-            <w:tcW w:type="dxa" w:w="3100"/>
-            <w:shd w:fill="EFEFEF" w:color="auto" w:val="clear"/>
-            <w:tcMar>
-              <w:top w:type="dxa" w:w="90"/>
-              <w:left w:type="dxa" w:w="120"/>
-              <w:bottom w:type="dxa" w:w="90"/>
-              <w:right w:type="dxa" w:w="120"/>
-            </w:tcMar>
-          </w:tcPr>
-          <w:p>
-            <w:pPr>
-              <w:spacing w:after="120" w:before="0"/>
-            </w:pPr>
-            <w:r>
-              <w:rPr>
-                <w:rFonts w:ascii="Calibri" w:cs="Calibri" w:eastAsia="Calibri" w:hAnsi="Calibri"/>
-                <w:b/>
-                <w:bCs/>
-                <w:color w:val="1A1A1A"/>
-                <w:sz w:val="18"/>
-                <w:szCs w:val="18"/>
-              </w:rPr>
-              <w:t xml:space="preserve">Sviluppo CRM + Email marketing</w:t>
-            </w:r>
-          </w:p>
-        </w:tc>
-        <w:tc>
-          <w:tcPr>
-            <w:tcW w:type="dxa" w:w="1900"/>
-            <w:tcMar>
-              <w:top w:type="dxa" w:w="90"/>
-              <w:left w:type="dxa" w:w="120"/>
-              <w:bottom w:type="dxa" w:w="90"/>
-              <w:right w:type="dxa" w:w="120"/>
-            </w:tcMar>
-          </w:tcPr>
-          <w:p>
-            <w:pPr>
-              <w:spacing w:after="120" w:before="0"/>
-            </w:pPr>
-            <w:r>
-              <w:rPr>
-                <w:rFonts w:ascii="Calibri" w:cs="Calibri" w:eastAsia="Calibri" w:hAnsi="Calibri"/>
-                <w:color w:val="1A1A1A"/>
-                <w:sz w:val="20"/>
-                <w:szCs w:val="20"/>
-              </w:rPr>
               <w:t xml:space="preserve"> </w:t>
-            </w:r>
-          </w:p>
-        </w:tc>
-        <w:tc>
-          <w:tcPr>
-            <w:tcW w:type="dxa" w:w="1900"/>
-            <w:tcMar>
-              <w:top w:type="dxa" w:w="90"/>
-              <w:left w:type="dxa" w:w="120"/>
-              <w:bottom w:type="dxa" w:w="90"/>
-              <w:right w:type="dxa" w:w="120"/>
-            </w:tcMar>
-          </w:tcPr>
-          <w:p>
-            <w:pPr>
-              <w:spacing w:after="120" w:before="0"/>
-            </w:pPr>
-            <w:r>
-              <w:rPr>
-                <w:rFonts w:ascii="Calibri" w:cs="Calibri" w:eastAsia="Calibri" w:hAnsi="Calibri"/>
-                <w:color w:val="1A1A1A"/>
-                <w:sz w:val="20"/>
-                <w:szCs w:val="20"/>
-              </w:rPr>
-              <w:t xml:space="preserve"> </w:t>
-            </w:r>
-          </w:p>
-        </w:tc>
-        <w:tc>
-          <w:tcPr>
-            <w:tcW w:type="dxa" w:w="2738"/>
-            <w:tcMar>
-              <w:top w:type="dxa" w:w="90"/>
-              <w:left w:type="dxa" w:w="120"/>
-              <w:bottom w:type="dxa" w:w="90"/>
-              <w:right w:type="dxa" w:w="120"/>
-            </w:tcMar>
-          </w:tcPr>
-          <w:p>
-            <w:pPr>
-              <w:spacing w:after="120" w:before="0"/>
-            </w:pPr>
-            <w:r>
-              <w:t>Da definire. Su una boutique con clientela di ritorno è la voce che porta più margine al cliente.</w:t>
-            </w:r>
-          </w:p>
-        </w:tc>
-      </w:tr>
-      <w:tr>
-        <w:tc>
-          <w:tcPr>
-            <w:tcW w:type="dxa" w:w="3100"/>
-            <w:shd w:fill="EFEFEF" w:color="auto" w:val="clear"/>
-            <w:tcMar>
-              <w:top w:type="dxa" w:w="90"/>
-              <w:left w:type="dxa" w:w="120"/>
-              <w:bottom w:type="dxa" w:w="90"/>
-              <w:right w:type="dxa" w:w="120"/>
-            </w:tcMar>
-          </w:tcPr>
-          <w:p>
-            <w:pPr>
-              <w:spacing w:after="120" w:before="0"/>
-            </w:pPr>
-            <w:r>
-              <w:rPr>
-                <w:rFonts w:ascii="Calibri" w:cs="Calibri" w:eastAsia="Calibri" w:hAnsi="Calibri"/>
-                <w:b/>
-                <w:bCs/>
-                <w:color w:val="1A1A1A"/>
-                <w:sz w:val="18"/>
-                <w:szCs w:val="18"/>
-              </w:rPr>
-              <w:t xml:space="preserve">Gestione ADV</w:t>
-            </w:r>
-          </w:p>
-        </w:tc>
-        <w:tc>
-          <w:tcPr>
-            <w:tcW w:type="dxa" w:w="1900"/>
-            <w:tcMar>
-              <w:top w:type="dxa" w:w="90"/>
-              <w:left w:type="dxa" w:w="120"/>
-              <w:bottom w:type="dxa" w:w="90"/>
-              <w:right w:type="dxa" w:w="120"/>
-            </w:tcMar>
-          </w:tcPr>
-          <w:p>
-            <w:pPr>
-              <w:spacing w:after="120" w:before="0"/>
-            </w:pPr>
-            <w:r>
-              <w:rPr>
-                <w:rFonts w:ascii="Calibri" w:cs="Calibri" w:eastAsia="Calibri" w:hAnsi="Calibri"/>
-                <w:color w:val="1A1A1A"/>
-                <w:sz w:val="20"/>
-                <w:szCs w:val="20"/>
-              </w:rPr>
-              <w:t xml:space="preserve"> </w:t>
-            </w:r>
-          </w:p>
-        </w:tc>
-        <w:tc>
-          <w:tcPr>
-            <w:tcW w:type="dxa" w:w="1900"/>
-            <w:tcMar>
-              <w:top w:type="dxa" w:w="90"/>
-              <w:left w:type="dxa" w:w="120"/>
-              <w:bottom w:type="dxa" w:w="90"/>
-              <w:right w:type="dxa" w:w="120"/>
-            </w:tcMar>
-          </w:tcPr>
-          <w:p>
-            <w:pPr>
-              <w:spacing w:after="120" w:before="0"/>
-            </w:pPr>
-            <w:r>
-              <w:rPr>
-                <w:rFonts w:ascii="Calibri" w:cs="Calibri" w:eastAsia="Calibri" w:hAnsi="Calibri"/>
-                <w:color w:val="1A1A1A"/>
-                <w:sz w:val="20"/>
-                <w:szCs w:val="20"/>
-              </w:rPr>
-              <w:t xml:space="preserve"> </w:t>
-            </w:r>
-          </w:p>
-        </w:tc>
-        <w:tc>
-          <w:tcPr>
-            <w:tcW w:type="dxa" w:w="2738"/>
-            <w:tcMar>
-              <w:top w:type="dxa" w:w="90"/>
-              <w:left w:type="dxa" w:w="120"/>
-              <w:bottom w:type="dxa" w:w="90"/>
-              <w:right w:type="dxa" w:w="120"/>
-            </w:tcMar>
-          </w:tcPr>
-          <w:p>
-            <w:pPr>
-              <w:spacing w:after="120" w:before="0"/>
-            </w:pPr>
-            <w:r>
-              <w:t>Budget media del cliente; fee di gestione da fissare.</w:t>
             </w:r>
           </w:p>
         </w:tc>
@@ -9829,7 +9721,7 @@
               <w:spacing w:after="120" w:before="0"/>
             </w:pPr>
             <w:r>
-              <w:t>2.100 €</w:t>
+              <w:t xml:space="preserve"> </w:t>
             </w:r>
           </w:p>
         </w:tc>
@@ -9849,7 +9741,7 @@
               <w:spacing w:after="120" w:before="0"/>
             </w:pPr>
             <w:r>
-              <w:t>1.200 € + 350 € l'anno</w:t>
+              <w:t xml:space="preserve"> </w:t>
             </w:r>
           </w:p>
         </w:tc>
@@ -9869,7 +9761,7 @@
               <w:spacing w:after="120" w:before="0"/>
             </w:pPr>
             <w:r>
-              <w:t>DA VERIFICARE — due delle cinque voci sono vuote: il «pacchetto completo» va completato o rinominato.</w:t>
+              <w:t xml:space="preserve"> </w:t>
             </w:r>
           </w:p>
         </w:tc>

--- a/materiali/YDG - Ospitalita - PRECOMPILATO 16-10.docx
+++ b/materiali/YDG - Ospitalita - PRECOMPILATO 16-10.docx
@@ -6816,7 +6816,7 @@
               <w:spacing w:after="120" w:before="0"/>
             </w:pPr>
             <w:r>
-              <w:t>Avvio una tantum da 750 €, senza canone mensile. Oggi NON è in gestione social continuativa: va detto, altrimenti il caso studio promette un presidio che non c'è.</w:t>
+              <w:t>Avvio una tantum, senza canone mensile (importo non riportato qui: le cifre si decidono a parte). Oggi NON è in gestione social continuativa: va detto, altrimenti il caso studio promette un presidio che non c'è.</w:t>
             </w:r>
           </w:p>
         </w:tc>

--- a/materiali/YDG - Ospitalita - PRECOMPILATO 16-10.docx
+++ b/materiali/YDG - Ospitalita - PRECOMPILATO 16-10.docx
@@ -2,85 +2,46 @@
 <file path=word/document.xml><?xml version="1.0" encoding="utf-8"?>
 <w:document xmlns:wpc="http://schemas.microsoft.com/office/word/2010/wordprocessingCanvas" xmlns:mc="http://schemas.openxmlformats.org/markup-compatibility/2006" xmlns:o="urn:schemas-microsoft-com:office:office" xmlns:r="http://schemas.openxmlformats.org/officeDocument/2006/relationships" xmlns:m="http://schemas.openxmlformats.org/officeDocument/2006/math" xmlns:v="urn:schemas-microsoft-com:vml" xmlns:wp14="http://schemas.microsoft.com/office/word/2010/wordprocessingDrawing" xmlns:wp="http://schemas.openxmlformats.org/drawingml/2006/wordprocessingDrawing" xmlns:w10="urn:schemas-microsoft-com:office:word" xmlns:w="http://schemas.openxmlformats.org/wordprocessingml/2006/main" xmlns:w14="http://schemas.microsoft.com/office/word/2010/wordml" xmlns:w15="http://schemas.microsoft.com/office/word/2012/wordml" xmlns:wpg="http://schemas.microsoft.com/office/word/2010/wordprocessingGroup" xmlns:wpi="http://schemas.microsoft.com/office/word/2010/wordprocessingInk" xmlns:wne="http://schemas.microsoft.com/office/word/2006/wordml" xmlns:wps="http://schemas.microsoft.com/office/word/2010/wordprocessingShape" xmlns:cx="http://schemas.microsoft.com/office/drawing/2014/chartex" xmlns:cx1="http://schemas.microsoft.com/office/drawing/2015/9/8/chartex" xmlns:cx2="http://schemas.microsoft.com/office/drawing/2015/10/21/chartex" xmlns:cx3="http://schemas.microsoft.com/office/drawing/2016/5/9/chartex" xmlns:cx4="http://schemas.microsoft.com/office/drawing/2016/5/10/chartex" xmlns:cx5="http://schemas.microsoft.com/office/drawing/2016/5/11/chartex" xmlns:cx6="http://schemas.microsoft.com/office/drawing/2016/5/12/chartex" xmlns:cx7="http://schemas.microsoft.com/office/drawing/2016/5/13/chartex" xmlns:cx8="http://schemas.microsoft.com/office/drawing/2016/5/14/chartex" xmlns:aink="http://schemas.microsoft.com/office/drawing/2016/ink" xmlns:am3d="http://schemas.microsoft.com/office/drawing/2017/model3d" xmlns:w16cex="http://schemas.microsoft.com/office/word/2018/wordml/cex" xmlns:w16cid="http://schemas.microsoft.com/office/word/2016/wordml/cid" xmlns:w16="http://schemas.microsoft.com/office/word/2018/wordml" xmlns:w16sdtdh="http://schemas.microsoft.com/office/word/2020/wordml/sdtdatahash" xmlns:w16se="http://schemas.microsoft.com/office/word/2015/wordml/symex" mc:Ignorable="w14 w15 wp14">
   <w:body>
-    <w:tbl>
-      <w:tblPr>
-        <w:tblLayout w:type="fixed"/>
-        <w:tblLook w:firstColumn="1" w:firstRow="1" w:lastColumn="0" w:lastRow="0" w:noHBand="0" w:noVBand="1" w:val="04A0"/>
-        <w:tblW w:w="5000" w:type="pct"/>
-      </w:tblPr>
-      <w:tblGrid>
-        <w:gridCol w:w="9752"/>
-      </w:tblGrid>
-      <w:tr>
-        <w:tc>
-          <w:tcPr>
-            <w:tcW w:type="dxa" w:w="9752"/>
-            <w:shd w:val="clear" w:fill="0C0C0C"/>
-            <w:tcBorders>
-              <w:top w:val="single" w:sz="2" w:space="0" w:color="0C0C0C"/>
-              <w:left w:val="single" w:sz="2" w:space="0" w:color="0C0C0C"/>
-              <w:bottom w:val="single" w:sz="2" w:space="0" w:color="0C0C0C"/>
-              <w:right w:val="single" w:sz="2" w:space="0" w:color="0C0C0C"/>
-            </w:tcBorders>
-            <w:tcMar>
-              <w:top w:w="320" w:type="dxa"/>
-              <w:start w:w="340" w:type="dxa"/>
-              <w:bottom w:w="360" w:type="dxa"/>
-              <w:end w:w="340" w:type="dxa"/>
-            </w:tcMar>
-          </w:tcPr>
-          <w:p>
-            <w:pPr>
-              <w:spacing w:after="0" w:before="200"/>
-            </w:pPr>
-            <w:r>
-              <w:rPr>
-                <w:rFonts w:ascii="Archivo" w:cs="Archivo" w:eastAsia="Archivo" w:hAnsi="Archivo"/>
-                <w:b/>
-                <w:bCs/>
-                <w:caps/>
-                <w:color w:val="E0661F"/>
-                <w:sz w:val="16"/>
-                <w:szCs w:val="15"/>
-                <w:spacing w:val="28"/>
-              </w:rPr>
-              <w:t>YDG STUDIO</w:t>
-            </w:r>
-          </w:p>
-          <w:p>
-            <w:pPr>
-              <w:spacing w:after="0" w:before="0"/>
-            </w:pPr>
-            <w:r>
-              <w:rPr>
-                <w:rFonts w:ascii="Archivo ExtraBold" w:cs="Archivo ExtraBold" w:eastAsia="Archivo ExtraBold" w:hAnsi="Archivo ExtraBold"/>
-                <w:b w:val="0"/>
-                <w:bCs/>
-                <w:color w:val="F4F3F1"/>
-                <w:sz w:val="46"/>
-                <w:szCs w:val="40"/>
-                <w:spacing w:val="-16"/>
-              </w:rPr>
-              <w:t xml:space="preserve">Verticale ospitalità</w:t>
-            </w:r>
-          </w:p>
-          <w:p>
-            <w:pPr>
-              <w:spacing w:after="280" w:before="0"/>
-            </w:pPr>
-            <w:r>
-              <w:rPr>
-                <w:rFonts w:ascii="Archivo" w:cs="Archivo" w:eastAsia="Archivo" w:hAnsi="Archivo"/>
-                <w:color w:val="A2A2A0"/>
-                <w:sz w:val="20"/>
-                <w:szCs w:val="22"/>
-              </w:rPr>
-              <w:t xml:space="preserve">Documento da compilare · servizi, casi studio e prezzi</w:t>
-            </w:r>
-          </w:p>
-        </w:tc>
-      </w:tr>
-    </w:tbl>
+    <w:p>
+      <w:pPr>
+        <w:spacing w:after="320" w:before="0"/>
+        <w:ind w:left="0" w:right="0"/>
+      </w:pPr>
+      <w:r>
+        <w:drawing>
+          <wp:inline xmlns:a="http://schemas.openxmlformats.org/drawingml/2006/main" xmlns:pic="http://schemas.openxmlformats.org/drawingml/2006/picture">
+            <wp:extent cx="6192000" cy="1097548"/>
+            <wp:docPr id="1" name="Picture 1"/>
+            <wp:cNvGraphicFramePr>
+              <a:graphicFrameLocks noChangeAspect="1"/>
+            </wp:cNvGraphicFramePr>
+            <a:graphic>
+              <a:graphicData uri="http://schemas.openxmlformats.org/drawingml/2006/picture">
+                <pic:pic>
+                  <pic:nvPicPr>
+                    <pic:cNvPr id="0" name="testata.png"/>
+                    <pic:cNvPicPr/>
+                  </pic:nvPicPr>
+                  <pic:blipFill>
+                    <a:blip r:embed="rId8"/>
+                    <a:stretch>
+                      <a:fillRect/>
+                    </a:stretch>
+                  </pic:blipFill>
+                  <pic:spPr>
+                    <a:xfrm>
+                      <a:off x="0" y="0"/>
+                      <a:ext cx="6192000" cy="1097548"/>
+                    </a:xfrm>
+                    <a:prstGeom prst="rect"/>
+                  </pic:spPr>
+                </pic:pic>
+              </a:graphicData>
+            </a:graphic>
+          </wp:inline>
+        </w:drawing>
+      </w:r>
+    </w:p>
     <w:p>
       <w:pPr>
         <w:pBdr>

--- a/materiali/YDG - Ospitalita - PRECOMPILATO 16-10.docx
+++ b/materiali/YDG - Ospitalita - PRECOMPILATO 16-10.docx
@@ -19,11 +19,11 @@
               <a:graphicData uri="http://schemas.openxmlformats.org/drawingml/2006/picture">
                 <pic:pic>
                   <pic:nvPicPr>
-                    <pic:cNvPr id="0" name="testata.png"/>
+                    <pic:cNvPr id="0" name="testata-montserrat.png"/>
                     <pic:cNvPicPr/>
                   </pic:nvPicPr>
                   <pic:blipFill>
-                    <a:blip r:embed="rId8"/>
+                    <a:blip r:embed="rId9"/>
                     <a:stretch>
                       <a:fillRect/>
                     </a:stretch>
@@ -56,7 +56,7 @@
       </w:pPr>
       <w:r>
         <w:rPr>
-          <w:rFonts w:ascii="Archivo" w:cs="Archivo" w:eastAsia="Archivo" w:hAnsi="Archivo"/>
+          <w:rFonts w:ascii="Montserrat" w:cs="Montserrat" w:eastAsia="Montserrat" w:hAnsi="Montserrat"/>
           <w:b/>
           <w:bCs/>
           <w:color w:val="1A1A1A"/>
@@ -72,7 +72,7 @@
       </w:pPr>
       <w:r>
         <w:rPr>
-          <w:rFonts w:ascii="Archivo" w:cs="Archivo" w:eastAsia="Archivo" w:hAnsi="Archivo"/>
+          <w:rFonts w:ascii="Montserrat" w:cs="Montserrat" w:eastAsia="Montserrat" w:hAnsi="Montserrat"/>
           <w:color w:val="1A1A1A"/>
           <w:sz w:val="20"/>
           <w:szCs w:val="20"/>
@@ -86,7 +86,7 @@
       </w:pPr>
       <w:r>
         <w:rPr>
-          <w:rFonts w:ascii="Archivo" w:cs="Archivo" w:eastAsia="Archivo" w:hAnsi="Archivo"/>
+          <w:rFonts w:ascii="Montserrat" w:cs="Montserrat" w:eastAsia="Montserrat" w:hAnsi="Montserrat"/>
           <w:b/>
           <w:bCs/>
           <w:color w:val="1A1A1A"/>
@@ -102,7 +102,7 @@
       </w:pPr>
       <w:r>
         <w:rPr>
-          <w:rFonts w:ascii="Archivo" w:cs="Archivo" w:eastAsia="Archivo" w:hAnsi="Archivo"/>
+          <w:rFonts w:ascii="Montserrat" w:cs="Montserrat" w:eastAsia="Montserrat" w:hAnsi="Montserrat"/>
           <w:color w:val="1A1A1A"/>
           <w:sz w:val="20"/>
           <w:szCs w:val="20"/>
@@ -116,7 +116,7 @@
       </w:pPr>
       <w:r>
         <w:rPr>
-          <w:rFonts w:ascii="Archivo" w:cs="Archivo" w:eastAsia="Archivo" w:hAnsi="Archivo"/>
+          <w:rFonts w:ascii="Montserrat" w:cs="Montserrat" w:eastAsia="Montserrat" w:hAnsi="Montserrat"/>
           <w:b/>
           <w:bCs/>
           <w:color w:val="1A1A1A"/>
@@ -136,7 +136,7 @@
       </w:pPr>
       <w:r>
         <w:rPr>
-          <w:rFonts w:ascii="Archivo" w:hAnsi="Archivo" w:cs="Archivo" w:eastAsia="Archivo"/>
+          <w:rFonts w:ascii="Montserrat" w:hAnsi="Montserrat" w:cs="Montserrat" w:eastAsia="Montserrat"/>
           <w:b w:val="0"/>
           <w:color w:val="6B6B69"/>
           <w:sz w:val="17"/>
@@ -147,7 +147,7 @@
     <w:p>
       <w:r>
         <w:rPr>
-          <w:rFonts w:ascii="Archivo" w:hAnsi="Archivo" w:cs="Archivo" w:eastAsia="Archivo"/>
+          <w:rFonts w:ascii="Montserrat" w:hAnsi="Montserrat" w:cs="Montserrat" w:eastAsia="Montserrat"/>
         </w:rPr>
         <w:br w:type="page"/>
       </w:r>
@@ -158,7 +158,7 @@
       </w:pPr>
       <w:r>
         <w:rPr>
-          <w:rFonts w:ascii="Archivo" w:cs="Archivo" w:eastAsia="Archivo" w:hAnsi="Archivo"/>
+          <w:rFonts w:ascii="Montserrat" w:cs="Montserrat" w:eastAsia="Montserrat" w:hAnsi="Montserrat"/>
           <w:b/>
           <w:bCs/>
           <w:caps/>
@@ -182,8 +182,8 @@
       </w:pPr>
       <w:r>
         <w:rPr>
-          <w:rFonts w:ascii="Archivo ExtraBold" w:cs="Archivo ExtraBold" w:eastAsia="Archivo ExtraBold" w:hAnsi="Archivo ExtraBold"/>
-          <w:b w:val="0"/>
+          <w:rFonts w:ascii="Montserrat" w:cs="Montserrat" w:eastAsia="Montserrat" w:hAnsi="Montserrat"/>
+          <w:b/>
           <w:bCs/>
           <w:color w:val="141414"/>
           <w:sz w:val="36"/>
@@ -199,7 +199,7 @@
       </w:pPr>
       <w:r>
         <w:rPr>
-          <w:rFonts w:ascii="Archivo" w:cs="Archivo" w:eastAsia="Archivo" w:hAnsi="Archivo"/>
+          <w:rFonts w:ascii="Montserrat" w:cs="Montserrat" w:eastAsia="Montserrat" w:hAnsi="Montserrat"/>
           <w:color w:val="6B6B69"/>
           <w:sz w:val="20"/>
           <w:szCs w:val="20"/>
@@ -213,8 +213,8 @@
       </w:pPr>
       <w:r>
         <w:rPr>
-          <w:rFonts w:ascii="Archivo ExtraBold" w:cs="Archivo ExtraBold" w:eastAsia="Archivo ExtraBold" w:hAnsi="Archivo ExtraBold"/>
-          <w:b w:val="0"/>
+          <w:rFonts w:ascii="Montserrat" w:cs="Montserrat" w:eastAsia="Montserrat" w:hAnsi="Montserrat"/>
+          <w:b/>
           <w:bCs/>
           <w:color w:val="141414"/>
           <w:sz w:val="25"/>
@@ -230,7 +230,7 @@
       </w:pPr>
       <w:r>
         <w:rPr>
-          <w:rFonts w:ascii="Archivo" w:cs="Archivo" w:eastAsia="Archivo" w:hAnsi="Archivo"/>
+          <w:rFonts w:ascii="Montserrat" w:cs="Montserrat" w:eastAsia="Montserrat" w:hAnsi="Montserrat"/>
           <w:i/>
           <w:iCs/>
           <w:color w:val="6B6B69"/>
@@ -280,11 +280,11 @@
             </w:pPr>
             <w:r>
               <w:rPr>
-                <w:rFonts w:ascii="Archivo" w:cs="Archivo" w:eastAsia="Archivo" w:hAnsi="Archivo"/>
-                <w:b/>
-                <w:bCs/>
-                <w:color w:val="141414"/>
-                <w:sz w:val="18"/>
+                <w:rFonts w:ascii="Montserrat" w:cs="Montserrat" w:eastAsia="Montserrat" w:hAnsi="Montserrat"/>
+                <w:b/>
+                <w:bCs/>
+                <w:color w:val="141414"/>
+                <w:sz w:val="17"/>
                 <w:szCs w:val="18"/>
               </w:rPr>
               <w:t xml:space="preserve">Che problema risolve</w:t>
@@ -296,11 +296,11 @@
             </w:pPr>
             <w:r>
               <w:rPr>
-                <w:rFonts w:ascii="Archivo" w:cs="Archivo" w:eastAsia="Archivo" w:hAnsi="Archivo"/>
+                <w:rFonts w:ascii="Montserrat" w:cs="Montserrat" w:eastAsia="Montserrat" w:hAnsi="Montserrat"/>
                 <w:i/>
                 <w:iCs/>
                 <w:color w:val="6B6B69"/>
-                <w:sz w:val="14"/>
+                <w:sz w:val="13"/>
                 <w:szCs w:val="15"/>
               </w:rPr>
               <w:t xml:space="preserve">Dal punto di vista del cliente, non del nostro</w:t>
@@ -330,9 +330,9 @@
             </w:pPr>
             <w:r>
               <w:rPr>
-                <w:rFonts w:ascii="Archivo" w:hAnsi="Archivo" w:cs="Archivo" w:eastAsia="Archivo"/>
-                <w:color w:val="141414"/>
-                <w:sz w:val="19"/>
+                <w:rFonts w:ascii="Montserrat" w:hAnsi="Montserrat" w:cs="Montserrat" w:eastAsia="Montserrat"/>
+                <w:color w:val="141414"/>
+                <w:sz w:val="18"/>
               </w:rPr>
               <w:t>La struttura si gioca la prenotazione prima che l'ospite arrivi: chi la trova su Google o sui portali va a cercarla su Instagram, e se non trova una voce — foto vecchie, nessun post, nessuna risposta — sceglie quella accanto che gliela dà. Il problema non è «non essere sui social»: è non essere riconoscibile nel momento in cui l'ospite sta decidendo.</w:t>
             </w:r>
@@ -363,11 +363,11 @@
             </w:pPr>
             <w:r>
               <w:rPr>
-                <w:rFonts w:ascii="Archivo" w:cs="Archivo" w:eastAsia="Archivo" w:hAnsi="Archivo"/>
-                <w:b/>
-                <w:bCs/>
-                <w:color w:val="141414"/>
-                <w:sz w:val="18"/>
+                <w:rFonts w:ascii="Montserrat" w:cs="Montserrat" w:eastAsia="Montserrat" w:hAnsi="Montserrat"/>
+                <w:b/>
+                <w:bCs/>
+                <w:color w:val="141414"/>
+                <w:sz w:val="17"/>
                 <w:szCs w:val="18"/>
               </w:rPr>
               <w:t xml:space="preserve">Cosa comprende</w:t>
@@ -397,9 +397,9 @@
             </w:pPr>
             <w:r>
               <w:rPr>
-                <w:rFonts w:ascii="Archivo" w:hAnsi="Archivo" w:cs="Archivo" w:eastAsia="Archivo"/>
-                <w:color w:val="141414"/>
-                <w:sz w:val="19"/>
+                <w:rFonts w:ascii="Montserrat" w:hAnsi="Montserrat" w:cs="Montserrat" w:eastAsia="Montserrat"/>
+                <w:color w:val="141414"/>
+                <w:sz w:val="18"/>
               </w:rPr>
               <w:t>Piano editoriale mensile costruito sul cliente, non a modello · produzione dei contenuti (grafiche, reel, foto dal materiale esistente o da shooting) · due versioni di copy per ogni post, scritte a mano · pubblicazione programmata · presidio di commenti e messaggi · report a fine ciclo.</w:t>
             </w:r>
@@ -430,11 +430,11 @@
             </w:pPr>
             <w:r>
               <w:rPr>
-                <w:rFonts w:ascii="Archivo" w:cs="Archivo" w:eastAsia="Archivo" w:hAnsi="Archivo"/>
-                <w:b/>
-                <w:bCs/>
-                <w:color w:val="141414"/>
-                <w:sz w:val="18"/>
+                <w:rFonts w:ascii="Montserrat" w:cs="Montserrat" w:eastAsia="Montserrat" w:hAnsi="Montserrat"/>
+                <w:b/>
+                <w:bCs/>
+                <w:color w:val="141414"/>
+                <w:sz w:val="17"/>
                 <w:szCs w:val="18"/>
               </w:rPr>
               <w:t xml:space="preserve">Cosa consegniamo ogni mese</w:t>
@@ -464,9 +464,9 @@
             </w:pPr>
             <w:r>
               <w:rPr>
-                <w:rFonts w:ascii="Archivo" w:hAnsi="Archivo" w:cs="Archivo" w:eastAsia="Archivo"/>
-                <w:color w:val="141414"/>
-                <w:sz w:val="19"/>
+                <w:rFonts w:ascii="Montserrat" w:hAnsi="Montserrat" w:cs="Montserrat" w:eastAsia="Montserrat"/>
+                <w:color w:val="141414"/>
+                <w:sz w:val="18"/>
               </w:rPr>
               <w:t>Il calendario editoriale approvato prima dell'inizio del mese · i post del pacchetto scelto (4, 8 o 12) pubblicati con caption e grafiche · le storie collegate ai post · il report del ciclo con numeri, non aggettivi.</w:t>
             </w:r>
@@ -497,11 +497,11 @@
             </w:pPr>
             <w:r>
               <w:rPr>
-                <w:rFonts w:ascii="Archivo" w:cs="Archivo" w:eastAsia="Archivo" w:hAnsi="Archivo"/>
-                <w:b/>
-                <w:bCs/>
-                <w:color w:val="141414"/>
-                <w:sz w:val="18"/>
+                <w:rFonts w:ascii="Montserrat" w:cs="Montserrat" w:eastAsia="Montserrat" w:hAnsi="Montserrat"/>
+                <w:b/>
+                <w:bCs/>
+                <w:color w:val="141414"/>
+                <w:sz w:val="17"/>
                 <w:szCs w:val="18"/>
               </w:rPr>
               <w:t xml:space="preserve">Chi se ne occupa</w:t>
@@ -531,9 +531,9 @@
             </w:pPr>
             <w:r>
               <w:rPr>
-                <w:rFonts w:ascii="Archivo" w:hAnsi="Archivo" w:cs="Archivo" w:eastAsia="Archivo"/>
-                <w:color w:val="141414"/>
-                <w:sz w:val="19"/>
+                <w:rFonts w:ascii="Montserrat" w:hAnsi="Montserrat" w:cs="Montserrat" w:eastAsia="Montserrat"/>
+                <w:color w:val="141414"/>
+                <w:sz w:val="18"/>
               </w:rPr>
               <w:t>Riccardo, Socio e Responsabile Social Media, tiene il servizio. Claudio (Strategia &amp; Copywriter) scrive, Lia (Graphic Designer) fa le grafiche, Kevin (Video Editor) monta, Gianmarco (Videomaker) e Mihaela (Photographer) girano e fotografano. Alex tiene il rapporto col cliente. DA VERIFICARE — quante strutture può reggere questa squadra in parallelo, e chi è il referente unico per l'ospitalità.</w:t>
             </w:r>
@@ -564,11 +564,11 @@
             </w:pPr>
             <w:r>
               <w:rPr>
-                <w:rFonts w:ascii="Archivo" w:cs="Archivo" w:eastAsia="Archivo" w:hAnsi="Archivo"/>
-                <w:b/>
-                <w:bCs/>
-                <w:color w:val="141414"/>
-                <w:sz w:val="18"/>
+                <w:rFonts w:ascii="Montserrat" w:cs="Montserrat" w:eastAsia="Montserrat" w:hAnsi="Montserrat"/>
+                <w:b/>
+                <w:bCs/>
+                <w:color w:val="141414"/>
+                <w:sz w:val="17"/>
                 <w:szCs w:val="18"/>
               </w:rPr>
               <w:t xml:space="preserve">Tempi di avvio</w:t>
@@ -598,20 +598,20 @@
             </w:pPr>
             <w:r>
               <w:rPr>
-                <w:rFonts w:ascii="Archivo" w:hAnsi="Archivo" w:cs="Archivo" w:eastAsia="Archivo"/>
+                <w:rFonts w:ascii="Montserrat" w:hAnsi="Montserrat" w:cs="Montserrat" w:eastAsia="Montserrat"/>
                 <w:b/>
                 <w:color w:val="E0661F"/>
-                <w:sz w:val="19"/>
+                <w:sz w:val="18"/>
               </w:rPr>
               <w:t>DA VERIFICARE —</w:t>
             </w:r>
             <w:r>
               <w:rPr>
-                <w:rFonts w:ascii="Archivo" w:hAnsi="Archivo" w:cs="Archivo"/>
+                <w:rFonts w:ascii="Montserrat" w:hAnsi="Montserrat" w:cs="Montserrat" w:eastAsia="Montserrat"/>
                 <w:rFonts w:ascii="Archivo" w:hAnsi="Archivo"/>
                 <w:b w:val="0"/>
                 <w:color w:val="141414"/>
-                <w:sz w:val="19"/>
+                <w:sz w:val="18"/>
               </w:rPr>
               <w:t xml:space="preserve"> sui clienti attuali il primo ciclo parte dopo shooting e impostazione del piano. Il dato medio dal sì al primo post non è registrato da nessuna parte: lo sa Alex, va scritto qui.</w:t>
             </w:r>
@@ -642,11 +642,11 @@
             </w:pPr>
             <w:r>
               <w:rPr>
-                <w:rFonts w:ascii="Archivo" w:cs="Archivo" w:eastAsia="Archivo" w:hAnsi="Archivo"/>
-                <w:b/>
-                <w:bCs/>
-                <w:color w:val="141414"/>
-                <w:sz w:val="18"/>
+                <w:rFonts w:ascii="Montserrat" w:cs="Montserrat" w:eastAsia="Montserrat" w:hAnsi="Montserrat"/>
+                <w:b/>
+                <w:bCs/>
+                <w:color w:val="141414"/>
+                <w:sz w:val="17"/>
                 <w:szCs w:val="18"/>
               </w:rPr>
               <w:t xml:space="preserve">Cosa serve dal cliente</w:t>
@@ -676,9 +676,9 @@
             </w:pPr>
             <w:r>
               <w:rPr>
-                <w:rFonts w:ascii="Archivo" w:hAnsi="Archivo" w:cs="Archivo" w:eastAsia="Archivo"/>
-                <w:color w:val="141414"/>
-                <w:sz w:val="19"/>
+                <w:rFonts w:ascii="Montserrat" w:hAnsi="Montserrat" w:cs="Montserrat" w:eastAsia="Montserrat"/>
+                <w:color w:val="141414"/>
+                <w:sz w:val="18"/>
               </w:rPr>
               <w:t>Accessi a Instagram e Facebook (o la creazione dei profili) · il materiale foto e video che già esiste · mezza giornata per lo shooting iniziale · una persona che approva il calendario e risponde quando serve.</w:t>
             </w:r>
@@ -709,11 +709,11 @@
             </w:pPr>
             <w:r>
               <w:rPr>
-                <w:rFonts w:ascii="Archivo" w:cs="Archivo" w:eastAsia="Archivo" w:hAnsi="Archivo"/>
-                <w:b/>
-                <w:bCs/>
-                <w:color w:val="141414"/>
-                <w:sz w:val="18"/>
+                <w:rFonts w:ascii="Montserrat" w:cs="Montserrat" w:eastAsia="Montserrat" w:hAnsi="Montserrat"/>
+                <w:b/>
+                <w:bCs/>
+                <w:color w:val="141414"/>
+                <w:sz w:val="17"/>
                 <w:szCs w:val="18"/>
               </w:rPr>
               <w:t xml:space="preserve">Costo di setup (una tantum)</w:t>
@@ -743,9 +743,9 @@
             </w:pPr>
             <w:r>
               <w:rPr>
-                <w:rFonts w:ascii="Archivo" w:hAnsi="Archivo" w:cs="Archivo" w:eastAsia="Archivo"/>
-                <w:color w:val="141414"/>
-                <w:sz w:val="19"/>
+                <w:rFonts w:ascii="Montserrat" w:hAnsi="Montserrat" w:cs="Montserrat" w:eastAsia="Montserrat"/>
+                <w:color w:val="141414"/>
+                <w:sz w:val="18"/>
               </w:rPr>
               <w:t xml:space="preserve"> </w:t>
             </w:r>
@@ -776,11 +776,11 @@
             </w:pPr>
             <w:r>
               <w:rPr>
-                <w:rFonts w:ascii="Archivo" w:cs="Archivo" w:eastAsia="Archivo" w:hAnsi="Archivo"/>
-                <w:b/>
-                <w:bCs/>
-                <w:color w:val="141414"/>
-                <w:sz w:val="18"/>
+                <w:rFonts w:ascii="Montserrat" w:cs="Montserrat" w:eastAsia="Montserrat" w:hAnsi="Montserrat"/>
+                <w:b/>
+                <w:bCs/>
+                <w:color w:val="141414"/>
+                <w:sz w:val="17"/>
                 <w:szCs w:val="18"/>
               </w:rPr>
               <w:t xml:space="preserve">Fee mensile</w:t>
@@ -810,9 +810,9 @@
             </w:pPr>
             <w:r>
               <w:rPr>
-                <w:rFonts w:ascii="Archivo" w:hAnsi="Archivo" w:cs="Archivo" w:eastAsia="Archivo"/>
-                <w:color w:val="141414"/>
-                <w:sz w:val="19"/>
+                <w:rFonts w:ascii="Montserrat" w:hAnsi="Montserrat" w:cs="Montserrat" w:eastAsia="Montserrat"/>
+                <w:color w:val="141414"/>
+                <w:sz w:val="18"/>
               </w:rPr>
               <w:t xml:space="preserve"> </w:t>
             </w:r>
@@ -843,11 +843,11 @@
             </w:pPr>
             <w:r>
               <w:rPr>
-                <w:rFonts w:ascii="Archivo" w:cs="Archivo" w:eastAsia="Archivo" w:hAnsi="Archivo"/>
-                <w:b/>
-                <w:bCs/>
-                <w:color w:val="141414"/>
-                <w:sz w:val="18"/>
+                <w:rFonts w:ascii="Montserrat" w:cs="Montserrat" w:eastAsia="Montserrat" w:hAnsi="Montserrat"/>
+                <w:b/>
+                <w:bCs/>
+                <w:color w:val="141414"/>
+                <w:sz w:val="17"/>
                 <w:szCs w:val="18"/>
               </w:rPr>
               <w:t xml:space="preserve">Quando NON lo proponiamo</w:t>
@@ -877,9 +877,9 @@
             </w:pPr>
             <w:r>
               <w:rPr>
-                <w:rFonts w:ascii="Archivo" w:hAnsi="Archivo" w:cs="Archivo" w:eastAsia="Archivo"/>
-                <w:color w:val="141414"/>
-                <w:sz w:val="19"/>
+                <w:rFonts w:ascii="Montserrat" w:hAnsi="Montserrat" w:cs="Montserrat" w:eastAsia="Montserrat"/>
+                <w:color w:val="141414"/>
+                <w:sz w:val="18"/>
               </w:rPr>
               <w:t>Quando in struttura non c'è nessuno che risponda a messaggi e commenti: i social aperti e muti fanno più danno che bene. Quando è una catena o un gruppo col marketing centralizzato. Quando il cliente non vuole lo shooting e non ha materiale proprio: senza immagini vere il piano non sta in piedi.</w:t>
             </w:r>
@@ -910,11 +910,11 @@
             </w:pPr>
             <w:r>
               <w:rPr>
-                <w:rFonts w:ascii="Archivo" w:cs="Archivo" w:eastAsia="Archivo" w:hAnsi="Archivo"/>
-                <w:b/>
-                <w:bCs/>
-                <w:color w:val="141414"/>
-                <w:sz w:val="18"/>
+                <w:rFonts w:ascii="Montserrat" w:cs="Montserrat" w:eastAsia="Montserrat" w:hAnsi="Montserrat"/>
+                <w:b/>
+                <w:bCs/>
+                <w:color w:val="141414"/>
+                <w:sz w:val="17"/>
                 <w:szCs w:val="18"/>
               </w:rPr>
               <w:t xml:space="preserve">Note</w:t>
@@ -944,9 +944,9 @@
             </w:pPr>
             <w:r>
               <w:rPr>
-                <w:rFonts w:ascii="Archivo" w:hAnsi="Archivo" w:cs="Archivo" w:eastAsia="Archivo"/>
-                <w:color w:val="141414"/>
-                <w:sz w:val="19"/>
+                <w:rFonts w:ascii="Montserrat" w:hAnsi="Montserrat" w:cs="Montserrat" w:eastAsia="Montserrat"/>
+                <w:color w:val="141414"/>
+                <w:sz w:val="18"/>
               </w:rPr>
               <w:t xml:space="preserve"> </w:t>
             </w:r>
@@ -965,8 +965,8 @@
       </w:pPr>
       <w:r>
         <w:rPr>
-          <w:rFonts w:ascii="Archivo ExtraBold" w:cs="Archivo ExtraBold" w:eastAsia="Archivo ExtraBold" w:hAnsi="Archivo ExtraBold"/>
-          <w:b w:val="0"/>
+          <w:rFonts w:ascii="Montserrat" w:cs="Montserrat" w:eastAsia="Montserrat" w:hAnsi="Montserrat"/>
+          <w:b/>
           <w:bCs/>
           <w:color w:val="141414"/>
           <w:sz w:val="25"/>
@@ -982,7 +982,7 @@
       </w:pPr>
       <w:r>
         <w:rPr>
-          <w:rFonts w:ascii="Archivo" w:cs="Archivo" w:eastAsia="Archivo" w:hAnsi="Archivo"/>
+          <w:rFonts w:ascii="Montserrat" w:cs="Montserrat" w:eastAsia="Montserrat" w:hAnsi="Montserrat"/>
           <w:i/>
           <w:iCs/>
           <w:color w:val="6B6B69"/>
@@ -1032,11 +1032,11 @@
             </w:pPr>
             <w:r>
               <w:rPr>
-                <w:rFonts w:ascii="Archivo" w:cs="Archivo" w:eastAsia="Archivo" w:hAnsi="Archivo"/>
-                <w:b/>
-                <w:bCs/>
-                <w:color w:val="141414"/>
-                <w:sz w:val="18"/>
+                <w:rFonts w:ascii="Montserrat" w:cs="Montserrat" w:eastAsia="Montserrat" w:hAnsi="Montserrat"/>
+                <w:b/>
+                <w:bCs/>
+                <w:color w:val="141414"/>
+                <w:sz w:val="17"/>
                 <w:szCs w:val="18"/>
               </w:rPr>
               <w:t xml:space="preserve">Che problema risolve</w:t>
@@ -1048,11 +1048,11 @@
             </w:pPr>
             <w:r>
               <w:rPr>
-                <w:rFonts w:ascii="Archivo" w:cs="Archivo" w:eastAsia="Archivo" w:hAnsi="Archivo"/>
+                <w:rFonts w:ascii="Montserrat" w:cs="Montserrat" w:eastAsia="Montserrat" w:hAnsi="Montserrat"/>
                 <w:i/>
                 <w:iCs/>
                 <w:color w:val="6B6B69"/>
-                <w:sz w:val="14"/>
+                <w:sz w:val="13"/>
                 <w:szCs w:val="15"/>
               </w:rPr>
               <w:t xml:space="preserve">Dal punto di vista del cliente, non del nostro</w:t>
@@ -1082,9 +1082,9 @@
             </w:pPr>
             <w:r>
               <w:rPr>
-                <w:rFonts w:ascii="Archivo" w:hAnsi="Archivo" w:cs="Archivo" w:eastAsia="Archivo"/>
-                <w:color w:val="141414"/>
-                <w:sz w:val="19"/>
+                <w:rFonts w:ascii="Montserrat" w:hAnsi="Montserrat" w:cs="Montserrat" w:eastAsia="Montserrat"/>
+                <w:color w:val="141414"/>
+                <w:sz w:val="18"/>
               </w:rPr>
               <w:t>L'hotel paga commissioni su ogni prenotazione che passa dai portali. Un sito che prende la prenotazione diretta sposta una parte di quel giro in casa: stesso ospite, stessa notte, senza la commissione. E se il sito non c'è o è vecchio, la struttura esiste solo dentro Booking, alle sue regole.</w:t>
             </w:r>
@@ -1115,11 +1115,11 @@
             </w:pPr>
             <w:r>
               <w:rPr>
-                <w:rFonts w:ascii="Archivo" w:cs="Archivo" w:eastAsia="Archivo" w:hAnsi="Archivo"/>
-                <w:b/>
-                <w:bCs/>
-                <w:color w:val="141414"/>
-                <w:sz w:val="18"/>
+                <w:rFonts w:ascii="Montserrat" w:cs="Montserrat" w:eastAsia="Montserrat" w:hAnsi="Montserrat"/>
+                <w:b/>
+                <w:bCs/>
+                <w:color w:val="141414"/>
+                <w:sz w:val="17"/>
                 <w:szCs w:val="18"/>
               </w:rPr>
               <w:t xml:space="preserve">Cosa comprende</w:t>
@@ -1149,9 +1149,9 @@
             </w:pPr>
             <w:r>
               <w:rPr>
-                <w:rFonts w:ascii="Archivo" w:hAnsi="Archivo" w:cs="Archivo" w:eastAsia="Archivo"/>
-                <w:color w:val="141414"/>
-                <w:sz w:val="19"/>
+                <w:rFonts w:ascii="Montserrat" w:hAnsi="Montserrat" w:cs="Montserrat" w:eastAsia="Montserrat"/>
+                <w:color w:val="141414"/>
+                <w:sz w:val="18"/>
               </w:rPr>
               <w:t>Sito nuovo o restyling · struttura delle pagine e testi · versione mobile · landing dedicate per campagne o offerte stagionali · DA VERIFICARE — il motore di prenotazione diretta e l'integrazione col gestionale non li abbiamo mai montati su un hotel: chi lo svilupperebbe, con che strumento e a che costo, è da decidere prima di metterlo in brochure.</w:t>
             </w:r>
@@ -1182,11 +1182,11 @@
             </w:pPr>
             <w:r>
               <w:rPr>
-                <w:rFonts w:ascii="Archivo" w:cs="Archivo" w:eastAsia="Archivo" w:hAnsi="Archivo"/>
-                <w:b/>
-                <w:bCs/>
-                <w:color w:val="141414"/>
-                <w:sz w:val="18"/>
+                <w:rFonts w:ascii="Montserrat" w:cs="Montserrat" w:eastAsia="Montserrat" w:hAnsi="Montserrat"/>
+                <w:b/>
+                <w:bCs/>
+                <w:color w:val="141414"/>
+                <w:sz w:val="17"/>
                 <w:szCs w:val="18"/>
               </w:rPr>
               <w:t xml:space="preserve">Cosa consegniamo ogni mese</w:t>
@@ -1216,9 +1216,9 @@
             </w:pPr>
             <w:r>
               <w:rPr>
-                <w:rFonts w:ascii="Archivo" w:hAnsi="Archivo" w:cs="Archivo" w:eastAsia="Archivo"/>
-                <w:color w:val="141414"/>
-                <w:sz w:val="19"/>
+                <w:rFonts w:ascii="Montserrat" w:hAnsi="Montserrat" w:cs="Montserrat" w:eastAsia="Montserrat"/>
+                <w:color w:val="141414"/>
+                <w:sz w:val="18"/>
               </w:rPr>
               <w:t>Il sito è una consegna una tantum, non mensile. Dopo la messa online resta il mantenimento: aggiornamenti, backup, piccole modifiche.</w:t>
             </w:r>
@@ -1249,11 +1249,11 @@
             </w:pPr>
             <w:r>
               <w:rPr>
-                <w:rFonts w:ascii="Archivo" w:cs="Archivo" w:eastAsia="Archivo" w:hAnsi="Archivo"/>
-                <w:b/>
-                <w:bCs/>
-                <w:color w:val="141414"/>
-                <w:sz w:val="18"/>
+                <w:rFonts w:ascii="Montserrat" w:cs="Montserrat" w:eastAsia="Montserrat" w:hAnsi="Montserrat"/>
+                <w:b/>
+                <w:bCs/>
+                <w:color w:val="141414"/>
+                <w:sz w:val="17"/>
                 <w:szCs w:val="18"/>
               </w:rPr>
               <w:t xml:space="preserve">Chi se ne occupa</w:t>
@@ -1283,9 +1283,9 @@
             </w:pPr>
             <w:r>
               <w:rPr>
-                <w:rFonts w:ascii="Archivo" w:hAnsi="Archivo" w:cs="Archivo" w:eastAsia="Archivo"/>
-                <w:color w:val="141414"/>
-                <w:sz w:val="19"/>
+                <w:rFonts w:ascii="Montserrat" w:hAnsi="Montserrat" w:cs="Montserrat" w:eastAsia="Montserrat"/>
+                <w:color w:val="141414"/>
+                <w:sz w:val="18"/>
               </w:rPr>
               <w:t>Nadir, Socio e Responsabile Siti Web. DA VERIFICARE — il motore di prenotazione diretta è fuori da quello che abbiamo già fatto: va deciso con lui se lo sviluppa, con quale strumento e a che costo.</w:t>
             </w:r>
@@ -1316,11 +1316,11 @@
             </w:pPr>
             <w:r>
               <w:rPr>
-                <w:rFonts w:ascii="Archivo" w:cs="Archivo" w:eastAsia="Archivo" w:hAnsi="Archivo"/>
-                <w:b/>
-                <w:bCs/>
-                <w:color w:val="141414"/>
-                <w:sz w:val="18"/>
+                <w:rFonts w:ascii="Montserrat" w:cs="Montserrat" w:eastAsia="Montserrat" w:hAnsi="Montserrat"/>
+                <w:b/>
+                <w:bCs/>
+                <w:color w:val="141414"/>
+                <w:sz w:val="17"/>
                 <w:szCs w:val="18"/>
               </w:rPr>
               <w:t xml:space="preserve">Tempi di avvio</w:t>
@@ -1350,20 +1350,20 @@
             </w:pPr>
             <w:r>
               <w:rPr>
-                <w:rFonts w:ascii="Archivo" w:hAnsi="Archivo" w:cs="Archivo" w:eastAsia="Archivo"/>
+                <w:rFonts w:ascii="Montserrat" w:hAnsi="Montserrat" w:cs="Montserrat" w:eastAsia="Montserrat"/>
                 <w:b/>
                 <w:color w:val="E0661F"/>
-                <w:sz w:val="19"/>
+                <w:sz w:val="18"/>
               </w:rPr>
               <w:t>DA VERIFICARE —</w:t>
             </w:r>
             <w:r>
               <w:rPr>
-                <w:rFonts w:ascii="Archivo" w:hAnsi="Archivo" w:cs="Archivo"/>
+                <w:rFonts w:ascii="Montserrat" w:hAnsi="Montserrat" w:cs="Montserrat" w:eastAsia="Montserrat"/>
                 <w:rFonts w:ascii="Archivo" w:hAnsi="Archivo"/>
                 <w:b w:val="0"/>
                 <w:color w:val="141414"/>
-                <w:sz w:val="19"/>
+                <w:sz w:val="18"/>
               </w:rPr>
               <w:t xml:space="preserve"> non registrato. Dai lavori passati un sito completo è questione di settimane, ma il dato vero lo dà chi li ha fatti.</w:t>
             </w:r>
@@ -1394,11 +1394,11 @@
             </w:pPr>
             <w:r>
               <w:rPr>
-                <w:rFonts w:ascii="Archivo" w:cs="Archivo" w:eastAsia="Archivo" w:hAnsi="Archivo"/>
-                <w:b/>
-                <w:bCs/>
-                <w:color w:val="141414"/>
-                <w:sz w:val="18"/>
+                <w:rFonts w:ascii="Montserrat" w:cs="Montserrat" w:eastAsia="Montserrat" w:hAnsi="Montserrat"/>
+                <w:b/>
+                <w:bCs/>
+                <w:color w:val="141414"/>
+                <w:sz w:val="17"/>
                 <w:szCs w:val="18"/>
               </w:rPr>
               <w:t xml:space="preserve">Cosa serve dal cliente</w:t>
@@ -1428,9 +1428,9 @@
             </w:pPr>
             <w:r>
               <w:rPr>
-                <w:rFonts w:ascii="Archivo" w:hAnsi="Archivo" w:cs="Archivo" w:eastAsia="Archivo"/>
-                <w:color w:val="141414"/>
-                <w:sz w:val="19"/>
+                <w:rFonts w:ascii="Montserrat" w:hAnsi="Montserrat" w:cs="Montserrat" w:eastAsia="Montserrat"/>
+                <w:color w:val="141414"/>
+                <w:sz w:val="18"/>
               </w:rPr>
               <w:t>Testi e foto esistenti · accessi al dominio e all'hosting (o la delega per prenderli) · le tariffe e le regole di prenotazione · chi approva la messa online.</w:t>
             </w:r>
@@ -1461,11 +1461,11 @@
             </w:pPr>
             <w:r>
               <w:rPr>
-                <w:rFonts w:ascii="Archivo" w:cs="Archivo" w:eastAsia="Archivo" w:hAnsi="Archivo"/>
-                <w:b/>
-                <w:bCs/>
-                <w:color w:val="141414"/>
-                <w:sz w:val="18"/>
+                <w:rFonts w:ascii="Montserrat" w:cs="Montserrat" w:eastAsia="Montserrat" w:hAnsi="Montserrat"/>
+                <w:b/>
+                <w:bCs/>
+                <w:color w:val="141414"/>
+                <w:sz w:val="17"/>
                 <w:szCs w:val="18"/>
               </w:rPr>
               <w:t xml:space="preserve">Costo di setup (una tantum)</w:t>
@@ -1495,9 +1495,9 @@
             </w:pPr>
             <w:r>
               <w:rPr>
-                <w:rFonts w:ascii="Archivo" w:hAnsi="Archivo" w:cs="Archivo" w:eastAsia="Archivo"/>
-                <w:color w:val="141414"/>
-                <w:sz w:val="19"/>
+                <w:rFonts w:ascii="Montserrat" w:hAnsi="Montserrat" w:cs="Montserrat" w:eastAsia="Montserrat"/>
+                <w:color w:val="141414"/>
+                <w:sz w:val="18"/>
               </w:rPr>
               <w:t xml:space="preserve"> </w:t>
             </w:r>
@@ -1528,11 +1528,11 @@
             </w:pPr>
             <w:r>
               <w:rPr>
-                <w:rFonts w:ascii="Archivo" w:cs="Archivo" w:eastAsia="Archivo" w:hAnsi="Archivo"/>
-                <w:b/>
-                <w:bCs/>
-                <w:color w:val="141414"/>
-                <w:sz w:val="18"/>
+                <w:rFonts w:ascii="Montserrat" w:cs="Montserrat" w:eastAsia="Montserrat" w:hAnsi="Montserrat"/>
+                <w:b/>
+                <w:bCs/>
+                <w:color w:val="141414"/>
+                <w:sz w:val="17"/>
                 <w:szCs w:val="18"/>
               </w:rPr>
               <w:t xml:space="preserve">Fee mensile</w:t>
@@ -1562,9 +1562,9 @@
             </w:pPr>
             <w:r>
               <w:rPr>
-                <w:rFonts w:ascii="Archivo" w:hAnsi="Archivo" w:cs="Archivo" w:eastAsia="Archivo"/>
-                <w:color w:val="141414"/>
-                <w:sz w:val="19"/>
+                <w:rFonts w:ascii="Montserrat" w:hAnsi="Montserrat" w:cs="Montserrat" w:eastAsia="Montserrat"/>
+                <w:color w:val="141414"/>
+                <w:sz w:val="18"/>
               </w:rPr>
               <w:t xml:space="preserve"> </w:t>
             </w:r>
@@ -1595,11 +1595,11 @@
             </w:pPr>
             <w:r>
               <w:rPr>
-                <w:rFonts w:ascii="Archivo" w:cs="Archivo" w:eastAsia="Archivo" w:hAnsi="Archivo"/>
-                <w:b/>
-                <w:bCs/>
-                <w:color w:val="141414"/>
-                <w:sz w:val="18"/>
+                <w:rFonts w:ascii="Montserrat" w:cs="Montserrat" w:eastAsia="Montserrat" w:hAnsi="Montserrat"/>
+                <w:b/>
+                <w:bCs/>
+                <w:color w:val="141414"/>
+                <w:sz w:val="17"/>
                 <w:szCs w:val="18"/>
               </w:rPr>
               <w:t xml:space="preserve">Quando NON lo proponiamo</w:t>
@@ -1629,9 +1629,9 @@
             </w:pPr>
             <w:r>
               <w:rPr>
-                <w:rFonts w:ascii="Archivo" w:hAnsi="Archivo" w:cs="Archivo" w:eastAsia="Archivo"/>
-                <w:color w:val="141414"/>
-                <w:sz w:val="19"/>
+                <w:rFonts w:ascii="Montserrat" w:hAnsi="Montserrat" w:cs="Montserrat" w:eastAsia="Montserrat"/>
+                <w:color w:val="141414"/>
+                <w:sz w:val="18"/>
               </w:rPr>
               <w:t>Quando il cliente non vuole o non può staccarsi dai portali: il sito con prenotazione diretta senza quella volontà resta una vetrina cara. Quando il sito esistente è recente e funziona: meglio una landing mirata che rifare tutto.</w:t>
             </w:r>
@@ -1662,11 +1662,11 @@
             </w:pPr>
             <w:r>
               <w:rPr>
-                <w:rFonts w:ascii="Archivo" w:cs="Archivo" w:eastAsia="Archivo" w:hAnsi="Archivo"/>
-                <w:b/>
-                <w:bCs/>
-                <w:color w:val="141414"/>
-                <w:sz w:val="18"/>
+                <w:rFonts w:ascii="Montserrat" w:cs="Montserrat" w:eastAsia="Montserrat" w:hAnsi="Montserrat"/>
+                <w:b/>
+                <w:bCs/>
+                <w:color w:val="141414"/>
+                <w:sz w:val="17"/>
                 <w:szCs w:val="18"/>
               </w:rPr>
               <w:t xml:space="preserve">Note</w:t>
@@ -1696,9 +1696,9 @@
             </w:pPr>
             <w:r>
               <w:rPr>
-                <w:rFonts w:ascii="Archivo" w:hAnsi="Archivo" w:cs="Archivo" w:eastAsia="Archivo"/>
-                <w:color w:val="141414"/>
-                <w:sz w:val="19"/>
+                <w:rFonts w:ascii="Montserrat" w:hAnsi="Montserrat" w:cs="Montserrat" w:eastAsia="Montserrat"/>
+                <w:color w:val="141414"/>
+                <w:sz w:val="18"/>
               </w:rPr>
               <w:t xml:space="preserve"> </w:t>
             </w:r>
@@ -1717,8 +1717,8 @@
       </w:pPr>
       <w:r>
         <w:rPr>
-          <w:rFonts w:ascii="Archivo ExtraBold" w:cs="Archivo ExtraBold" w:eastAsia="Archivo ExtraBold" w:hAnsi="Archivo ExtraBold"/>
-          <w:b w:val="0"/>
+          <w:rFonts w:ascii="Montserrat" w:cs="Montserrat" w:eastAsia="Montserrat" w:hAnsi="Montserrat"/>
+          <w:b/>
           <w:bCs/>
           <w:color w:val="141414"/>
           <w:sz w:val="25"/>
@@ -1734,7 +1734,7 @@
       </w:pPr>
       <w:r>
         <w:rPr>
-          <w:rFonts w:ascii="Archivo" w:cs="Archivo" w:eastAsia="Archivo" w:hAnsi="Archivo"/>
+          <w:rFonts w:ascii="Montserrat" w:cs="Montserrat" w:eastAsia="Montserrat" w:hAnsi="Montserrat"/>
           <w:i/>
           <w:iCs/>
           <w:color w:val="6B6B69"/>
@@ -1784,11 +1784,11 @@
             </w:pPr>
             <w:r>
               <w:rPr>
-                <w:rFonts w:ascii="Archivo" w:cs="Archivo" w:eastAsia="Archivo" w:hAnsi="Archivo"/>
-                <w:b/>
-                <w:bCs/>
-                <w:color w:val="141414"/>
-                <w:sz w:val="18"/>
+                <w:rFonts w:ascii="Montserrat" w:cs="Montserrat" w:eastAsia="Montserrat" w:hAnsi="Montserrat"/>
+                <w:b/>
+                <w:bCs/>
+                <w:color w:val="141414"/>
+                <w:sz w:val="17"/>
                 <w:szCs w:val="18"/>
               </w:rPr>
               <w:t xml:space="preserve">Che problema risolve</w:t>
@@ -1800,11 +1800,11 @@
             </w:pPr>
             <w:r>
               <w:rPr>
-                <w:rFonts w:ascii="Archivo" w:cs="Archivo" w:eastAsia="Archivo" w:hAnsi="Archivo"/>
+                <w:rFonts w:ascii="Montserrat" w:cs="Montserrat" w:eastAsia="Montserrat" w:hAnsi="Montserrat"/>
                 <w:i/>
                 <w:iCs/>
                 <w:color w:val="6B6B69"/>
-                <w:sz w:val="14"/>
+                <w:sz w:val="13"/>
                 <w:szCs w:val="15"/>
               </w:rPr>
               <w:t xml:space="preserve">Dal punto di vista del cliente, non del nostro</w:t>
@@ -1834,9 +1834,9 @@
             </w:pPr>
             <w:r>
               <w:rPr>
-                <w:rFonts w:ascii="Archivo" w:hAnsi="Archivo" w:cs="Archivo" w:eastAsia="Archivo"/>
-                <w:color w:val="141414"/>
-                <w:sz w:val="19"/>
+                <w:rFonts w:ascii="Montserrat" w:hAnsi="Montserrat" w:cs="Montserrat" w:eastAsia="Montserrat"/>
+                <w:color w:val="141414"/>
+                <w:sz w:val="18"/>
               </w:rPr>
               <w:t>Le tariffe e le disponibilità vivono su quattro posti diversi e si allineano a mano: si sbaglia, si vende due volte la stessa camera o si resta con la camera vuota a prezzo pieno. Il channel manager toglie il lavoro a mano e la scheda curata sui portali porta la prenotazione a chi legge le recensioni prima di tutto.</w:t>
             </w:r>
@@ -1867,11 +1867,11 @@
             </w:pPr>
             <w:r>
               <w:rPr>
-                <w:rFonts w:ascii="Archivo" w:cs="Archivo" w:eastAsia="Archivo" w:hAnsi="Archivo"/>
-                <w:b/>
-                <w:bCs/>
-                <w:color w:val="141414"/>
-                <w:sz w:val="18"/>
+                <w:rFonts w:ascii="Montserrat" w:cs="Montserrat" w:eastAsia="Montserrat" w:hAnsi="Montserrat"/>
+                <w:b/>
+                <w:bCs/>
+                <w:color w:val="141414"/>
+                <w:sz w:val="17"/>
                 <w:szCs w:val="18"/>
               </w:rPr>
               <w:t xml:space="preserve">Cosa comprende</w:t>
@@ -1901,20 +1901,20 @@
             </w:pPr>
             <w:r>
               <w:rPr>
-                <w:rFonts w:ascii="Archivo" w:hAnsi="Archivo" w:cs="Archivo" w:eastAsia="Archivo"/>
+                <w:rFonts w:ascii="Montserrat" w:hAnsi="Montserrat" w:cs="Montserrat" w:eastAsia="Montserrat"/>
                 <w:b/>
                 <w:color w:val="E0661F"/>
-                <w:sz w:val="19"/>
+                <w:sz w:val="18"/>
               </w:rPr>
               <w:t>DA VERIFICARE —</w:t>
             </w:r>
             <w:r>
               <w:rPr>
-                <w:rFonts w:ascii="Archivo" w:hAnsi="Archivo" w:cs="Archivo"/>
+                <w:rFonts w:ascii="Montserrat" w:hAnsi="Montserrat" w:cs="Montserrat" w:eastAsia="Montserrat"/>
                 <w:rFonts w:ascii="Archivo" w:hAnsi="Archivo"/>
                 <w:b w:val="0"/>
                 <w:color w:val="141414"/>
-                <w:sz w:val="19"/>
+                <w:sz w:val="18"/>
               </w:rPr>
               <w:t xml:space="preserve"> da definire riga per riga. Nelle fonti YDG non risulta nessun lavoro fatto su Booking, AirBnB o channel manager, né per hotel né per il B&amp;B che abbiamo seguito.</w:t>
             </w:r>
@@ -1945,11 +1945,11 @@
             </w:pPr>
             <w:r>
               <w:rPr>
-                <w:rFonts w:ascii="Archivo" w:cs="Archivo" w:eastAsia="Archivo" w:hAnsi="Archivo"/>
-                <w:b/>
-                <w:bCs/>
-                <w:color w:val="141414"/>
-                <w:sz w:val="18"/>
+                <w:rFonts w:ascii="Montserrat" w:cs="Montserrat" w:eastAsia="Montserrat" w:hAnsi="Montserrat"/>
+                <w:b/>
+                <w:bCs/>
+                <w:color w:val="141414"/>
+                <w:sz w:val="17"/>
                 <w:szCs w:val="18"/>
               </w:rPr>
               <w:t xml:space="preserve">Cosa consegniamo ogni mese</w:t>
@@ -1979,20 +1979,20 @@
             </w:pPr>
             <w:r>
               <w:rPr>
-                <w:rFonts w:ascii="Archivo" w:hAnsi="Archivo" w:cs="Archivo" w:eastAsia="Archivo"/>
+                <w:rFonts w:ascii="Montserrat" w:hAnsi="Montserrat" w:cs="Montserrat" w:eastAsia="Montserrat"/>
                 <w:b/>
                 <w:color w:val="E0661F"/>
-                <w:sz w:val="19"/>
+                <w:sz w:val="18"/>
               </w:rPr>
               <w:t>DA VERIFICARE —</w:t>
             </w:r>
             <w:r>
               <w:rPr>
-                <w:rFonts w:ascii="Archivo" w:hAnsi="Archivo" w:cs="Archivo"/>
+                <w:rFonts w:ascii="Montserrat" w:hAnsi="Montserrat" w:cs="Montserrat" w:eastAsia="Montserrat"/>
                 <w:rFonts w:ascii="Archivo" w:hAnsi="Archivo"/>
                 <w:b w:val="0"/>
                 <w:color w:val="141414"/>
-                <w:sz w:val="19"/>
+                <w:sz w:val="18"/>
               </w:rPr>
               <w:t xml:space="preserve"> </w:t>
             </w:r>
@@ -2023,11 +2023,11 @@
             </w:pPr>
             <w:r>
               <w:rPr>
-                <w:rFonts w:ascii="Archivo" w:cs="Archivo" w:eastAsia="Archivo" w:hAnsi="Archivo"/>
-                <w:b/>
-                <w:bCs/>
-                <w:color w:val="141414"/>
-                <w:sz w:val="18"/>
+                <w:rFonts w:ascii="Montserrat" w:cs="Montserrat" w:eastAsia="Montserrat" w:hAnsi="Montserrat"/>
+                <w:b/>
+                <w:bCs/>
+                <w:color w:val="141414"/>
+                <w:sz w:val="17"/>
                 <w:szCs w:val="18"/>
               </w:rPr>
               <w:t xml:space="preserve">Chi se ne occupa</w:t>
@@ -2057,20 +2057,20 @@
             </w:pPr>
             <w:r>
               <w:rPr>
-                <w:rFonts w:ascii="Archivo" w:hAnsi="Archivo" w:cs="Archivo" w:eastAsia="Archivo"/>
+                <w:rFonts w:ascii="Montserrat" w:hAnsi="Montserrat" w:cs="Montserrat" w:eastAsia="Montserrat"/>
                 <w:b/>
                 <w:color w:val="E0661F"/>
-                <w:sz w:val="19"/>
+                <w:sz w:val="18"/>
               </w:rPr>
               <w:t>DA VERIFICARE —</w:t>
             </w:r>
             <w:r>
               <w:rPr>
-                <w:rFonts w:ascii="Archivo" w:hAnsi="Archivo" w:cs="Archivo"/>
+                <w:rFonts w:ascii="Montserrat" w:hAnsi="Montserrat" w:cs="Montserrat" w:eastAsia="Montserrat"/>
                 <w:rFonts w:ascii="Archivo" w:hAnsi="Archivo"/>
                 <w:b w:val="0"/>
                 <w:color w:val="141414"/>
-                <w:sz w:val="19"/>
+                <w:sz w:val="18"/>
               </w:rPr>
               <w:t xml:space="preserve"> nessun ruolo del team copre i portali: nella squadra della proposta non c'è una figura per Booking, AirBnB o channel manager. Va deciso se la impariamo, se la appaltiamo o se il servizio non entra in brochure.</w:t>
             </w:r>
@@ -2101,11 +2101,11 @@
             </w:pPr>
             <w:r>
               <w:rPr>
-                <w:rFonts w:ascii="Archivo" w:cs="Archivo" w:eastAsia="Archivo" w:hAnsi="Archivo"/>
-                <w:b/>
-                <w:bCs/>
-                <w:color w:val="141414"/>
-                <w:sz w:val="18"/>
+                <w:rFonts w:ascii="Montserrat" w:cs="Montserrat" w:eastAsia="Montserrat" w:hAnsi="Montserrat"/>
+                <w:b/>
+                <w:bCs/>
+                <w:color w:val="141414"/>
+                <w:sz w:val="17"/>
                 <w:szCs w:val="18"/>
               </w:rPr>
               <w:t xml:space="preserve">Tempi di avvio</w:t>
@@ -2135,20 +2135,20 @@
             </w:pPr>
             <w:r>
               <w:rPr>
-                <w:rFonts w:ascii="Archivo" w:hAnsi="Archivo" w:cs="Archivo" w:eastAsia="Archivo"/>
+                <w:rFonts w:ascii="Montserrat" w:hAnsi="Montserrat" w:cs="Montserrat" w:eastAsia="Montserrat"/>
                 <w:b/>
                 <w:color w:val="E0661F"/>
-                <w:sz w:val="19"/>
+                <w:sz w:val="18"/>
               </w:rPr>
               <w:t>DA VERIFICARE —</w:t>
             </w:r>
             <w:r>
               <w:rPr>
-                <w:rFonts w:ascii="Archivo" w:hAnsi="Archivo" w:cs="Archivo"/>
+                <w:rFonts w:ascii="Montserrat" w:hAnsi="Montserrat" w:cs="Montserrat" w:eastAsia="Montserrat"/>
                 <w:rFonts w:ascii="Archivo" w:hAnsi="Archivo"/>
                 <w:b w:val="0"/>
                 <w:color w:val="141414"/>
-                <w:sz w:val="19"/>
+                <w:sz w:val="18"/>
               </w:rPr>
               <w:t xml:space="preserve"> </w:t>
             </w:r>
@@ -2179,11 +2179,11 @@
             </w:pPr>
             <w:r>
               <w:rPr>
-                <w:rFonts w:ascii="Archivo" w:cs="Archivo" w:eastAsia="Archivo" w:hAnsi="Archivo"/>
-                <w:b/>
-                <w:bCs/>
-                <w:color w:val="141414"/>
-                <w:sz w:val="18"/>
+                <w:rFonts w:ascii="Montserrat" w:cs="Montserrat" w:eastAsia="Montserrat" w:hAnsi="Montserrat"/>
+                <w:b/>
+                <w:bCs/>
+                <w:color w:val="141414"/>
+                <w:sz w:val="17"/>
                 <w:szCs w:val="18"/>
               </w:rPr>
               <w:t xml:space="preserve">Cosa serve dal cliente</w:t>
@@ -2213,20 +2213,20 @@
             </w:pPr>
             <w:r>
               <w:rPr>
-                <w:rFonts w:ascii="Archivo" w:hAnsi="Archivo" w:cs="Archivo" w:eastAsia="Archivo"/>
+                <w:rFonts w:ascii="Montserrat" w:hAnsi="Montserrat" w:cs="Montserrat" w:eastAsia="Montserrat"/>
                 <w:b/>
                 <w:color w:val="E0661F"/>
-                <w:sz w:val="19"/>
+                <w:sz w:val="18"/>
               </w:rPr>
               <w:t>DA VERIFICARE —</w:t>
             </w:r>
             <w:r>
               <w:rPr>
-                <w:rFonts w:ascii="Archivo" w:hAnsi="Archivo" w:cs="Archivo"/>
+                <w:rFonts w:ascii="Montserrat" w:hAnsi="Montserrat" w:cs="Montserrat" w:eastAsia="Montserrat"/>
                 <w:rFonts w:ascii="Archivo" w:hAnsi="Archivo"/>
                 <w:b w:val="0"/>
                 <w:color w:val="141414"/>
-                <w:sz w:val="19"/>
+                <w:sz w:val="18"/>
               </w:rPr>
               <w:t xml:space="preserve"> come minimo: accessi alle extranet dei portali e la libertà di cambiare tariffe. Il resto dipende da come decidiamo di erogarlo.</w:t>
             </w:r>
@@ -2257,11 +2257,11 @@
             </w:pPr>
             <w:r>
               <w:rPr>
-                <w:rFonts w:ascii="Archivo" w:cs="Archivo" w:eastAsia="Archivo" w:hAnsi="Archivo"/>
-                <w:b/>
-                <w:bCs/>
-                <w:color w:val="141414"/>
-                <w:sz w:val="18"/>
+                <w:rFonts w:ascii="Montserrat" w:cs="Montserrat" w:eastAsia="Montserrat" w:hAnsi="Montserrat"/>
+                <w:b/>
+                <w:bCs/>
+                <w:color w:val="141414"/>
+                <w:sz w:val="17"/>
                 <w:szCs w:val="18"/>
               </w:rPr>
               <w:t xml:space="preserve">Costo di setup (una tantum)</w:t>
@@ -2291,9 +2291,9 @@
             </w:pPr>
             <w:r>
               <w:rPr>
-                <w:rFonts w:ascii="Archivo" w:hAnsi="Archivo" w:cs="Archivo" w:eastAsia="Archivo"/>
-                <w:color w:val="141414"/>
-                <w:sz w:val="19"/>
+                <w:rFonts w:ascii="Montserrat" w:hAnsi="Montserrat" w:cs="Montserrat" w:eastAsia="Montserrat"/>
+                <w:color w:val="141414"/>
+                <w:sz w:val="18"/>
               </w:rPr>
               <w:t xml:space="preserve"> </w:t>
             </w:r>
@@ -2324,11 +2324,11 @@
             </w:pPr>
             <w:r>
               <w:rPr>
-                <w:rFonts w:ascii="Archivo" w:cs="Archivo" w:eastAsia="Archivo" w:hAnsi="Archivo"/>
-                <w:b/>
-                <w:bCs/>
-                <w:color w:val="141414"/>
-                <w:sz w:val="18"/>
+                <w:rFonts w:ascii="Montserrat" w:cs="Montserrat" w:eastAsia="Montserrat" w:hAnsi="Montserrat"/>
+                <w:b/>
+                <w:bCs/>
+                <w:color w:val="141414"/>
+                <w:sz w:val="17"/>
                 <w:szCs w:val="18"/>
               </w:rPr>
               <w:t xml:space="preserve">Fee mensile</w:t>
@@ -2358,9 +2358,9 @@
             </w:pPr>
             <w:r>
               <w:rPr>
-                <w:rFonts w:ascii="Archivo" w:hAnsi="Archivo" w:cs="Archivo" w:eastAsia="Archivo"/>
-                <w:color w:val="141414"/>
-                <w:sz w:val="19"/>
+                <w:rFonts w:ascii="Montserrat" w:hAnsi="Montserrat" w:cs="Montserrat" w:eastAsia="Montserrat"/>
+                <w:color w:val="141414"/>
+                <w:sz w:val="18"/>
               </w:rPr>
               <w:t xml:space="preserve"> </w:t>
             </w:r>
@@ -2391,11 +2391,11 @@
             </w:pPr>
             <w:r>
               <w:rPr>
-                <w:rFonts w:ascii="Archivo" w:cs="Archivo" w:eastAsia="Archivo" w:hAnsi="Archivo"/>
-                <w:b/>
-                <w:bCs/>
-                <w:color w:val="141414"/>
-                <w:sz w:val="18"/>
+                <w:rFonts w:ascii="Montserrat" w:cs="Montserrat" w:eastAsia="Montserrat" w:hAnsi="Montserrat"/>
+                <w:b/>
+                <w:bCs/>
+                <w:color w:val="141414"/>
+                <w:sz w:val="17"/>
                 <w:szCs w:val="18"/>
               </w:rPr>
               <w:t xml:space="preserve">Quando NON lo proponiamo</w:t>
@@ -2425,9 +2425,9 @@
             </w:pPr>
             <w:r>
               <w:rPr>
-                <w:rFonts w:ascii="Archivo" w:hAnsi="Archivo" w:cs="Archivo" w:eastAsia="Archivo"/>
-                <w:color w:val="141414"/>
-                <w:sz w:val="19"/>
+                <w:rFonts w:ascii="Montserrat" w:hAnsi="Montserrat" w:cs="Montserrat" w:eastAsia="Montserrat"/>
+                <w:color w:val="141414"/>
+                <w:sz w:val="18"/>
               </w:rPr>
               <w:t>Finché non c'è dentro l'agenzia qualcuno che lo sa fare: venderlo prima significa prometterlo e poi arrangiarsi, e in ospitalità si tocca il fatturato del cliente il giorno stesso.</w:t>
             </w:r>
@@ -2458,11 +2458,11 @@
             </w:pPr>
             <w:r>
               <w:rPr>
-                <w:rFonts w:ascii="Archivo" w:cs="Archivo" w:eastAsia="Archivo" w:hAnsi="Archivo"/>
-                <w:b/>
-                <w:bCs/>
-                <w:color w:val="141414"/>
-                <w:sz w:val="18"/>
+                <w:rFonts w:ascii="Montserrat" w:cs="Montserrat" w:eastAsia="Montserrat" w:hAnsi="Montserrat"/>
+                <w:b/>
+                <w:bCs/>
+                <w:color w:val="141414"/>
+                <w:sz w:val="17"/>
                 <w:szCs w:val="18"/>
               </w:rPr>
               <w:t xml:space="preserve">Note</w:t>
@@ -2492,9 +2492,9 @@
             </w:pPr>
             <w:r>
               <w:rPr>
-                <w:rFonts w:ascii="Archivo" w:hAnsi="Archivo" w:cs="Archivo" w:eastAsia="Archivo"/>
-                <w:color w:val="141414"/>
-                <w:sz w:val="19"/>
+                <w:rFonts w:ascii="Montserrat" w:hAnsi="Montserrat" w:cs="Montserrat" w:eastAsia="Montserrat"/>
+                <w:color w:val="141414"/>
+                <w:sz w:val="18"/>
               </w:rPr>
               <w:t xml:space="preserve"> </w:t>
             </w:r>
@@ -2513,8 +2513,8 @@
       </w:pPr>
       <w:r>
         <w:rPr>
-          <w:rFonts w:ascii="Archivo ExtraBold" w:cs="Archivo ExtraBold" w:eastAsia="Archivo ExtraBold" w:hAnsi="Archivo ExtraBold"/>
-          <w:b w:val="0"/>
+          <w:rFonts w:ascii="Montserrat" w:cs="Montserrat" w:eastAsia="Montserrat" w:hAnsi="Montserrat"/>
+          <w:b/>
           <w:bCs/>
           <w:color w:val="141414"/>
           <w:sz w:val="25"/>
@@ -2530,7 +2530,7 @@
       </w:pPr>
       <w:r>
         <w:rPr>
-          <w:rFonts w:ascii="Archivo" w:cs="Archivo" w:eastAsia="Archivo" w:hAnsi="Archivo"/>
+          <w:rFonts w:ascii="Montserrat" w:cs="Montserrat" w:eastAsia="Montserrat" w:hAnsi="Montserrat"/>
           <w:i/>
           <w:iCs/>
           <w:color w:val="6B6B69"/>
@@ -2580,11 +2580,11 @@
             </w:pPr>
             <w:r>
               <w:rPr>
-                <w:rFonts w:ascii="Archivo" w:cs="Archivo" w:eastAsia="Archivo" w:hAnsi="Archivo"/>
-                <w:b/>
-                <w:bCs/>
-                <w:color w:val="141414"/>
-                <w:sz w:val="18"/>
+                <w:rFonts w:ascii="Montserrat" w:cs="Montserrat" w:eastAsia="Montserrat" w:hAnsi="Montserrat"/>
+                <w:b/>
+                <w:bCs/>
+                <w:color w:val="141414"/>
+                <w:sz w:val="17"/>
                 <w:szCs w:val="18"/>
               </w:rPr>
               <w:t xml:space="preserve">Che problema risolve</w:t>
@@ -2596,11 +2596,11 @@
             </w:pPr>
             <w:r>
               <w:rPr>
-                <w:rFonts w:ascii="Archivo" w:cs="Archivo" w:eastAsia="Archivo" w:hAnsi="Archivo"/>
+                <w:rFonts w:ascii="Montserrat" w:cs="Montserrat" w:eastAsia="Montserrat" w:hAnsi="Montserrat"/>
                 <w:i/>
                 <w:iCs/>
                 <w:color w:val="6B6B69"/>
-                <w:sz w:val="14"/>
+                <w:sz w:val="13"/>
                 <w:szCs w:val="15"/>
               </w:rPr>
               <w:t xml:space="preserve">Dal punto di vista del cliente, non del nostro</w:t>
@@ -2630,9 +2630,9 @@
             </w:pPr>
             <w:r>
               <w:rPr>
-                <w:rFonts w:ascii="Archivo" w:hAnsi="Archivo" w:cs="Archivo" w:eastAsia="Archivo"/>
-                <w:color w:val="141414"/>
-                <w:sz w:val="19"/>
+                <w:rFonts w:ascii="Montserrat" w:hAnsi="Montserrat" w:cs="Montserrat" w:eastAsia="Montserrat"/>
+                <w:color w:val="141414"/>
+                <w:sz w:val="18"/>
               </w:rPr>
               <w:t>L'hotel ha i contatti di tutti gli ospiti che sono già stati lì — gente che ha già pagato, già dormito, già detto che si trovava bene — e non li ricontatta mai. Ogni stagione ricomincia a comprare ospiti nuovi dai portali, pagandoli, mentre quelli vecchi aspettano un motivo per tornare.</w:t>
             </w:r>
@@ -2663,11 +2663,11 @@
             </w:pPr>
             <w:r>
               <w:rPr>
-                <w:rFonts w:ascii="Archivo" w:cs="Archivo" w:eastAsia="Archivo" w:hAnsi="Archivo"/>
-                <w:b/>
-                <w:bCs/>
-                <w:color w:val="141414"/>
-                <w:sz w:val="18"/>
+                <w:rFonts w:ascii="Montserrat" w:cs="Montserrat" w:eastAsia="Montserrat" w:hAnsi="Montserrat"/>
+                <w:b/>
+                <w:bCs/>
+                <w:color w:val="141414"/>
+                <w:sz w:val="17"/>
                 <w:szCs w:val="18"/>
               </w:rPr>
               <w:t xml:space="preserve">Cosa comprende</w:t>
@@ -2697,20 +2697,20 @@
             </w:pPr>
             <w:r>
               <w:rPr>
-                <w:rFonts w:ascii="Archivo" w:hAnsi="Archivo" w:cs="Archivo" w:eastAsia="Archivo"/>
+                <w:rFonts w:ascii="Montserrat" w:hAnsi="Montserrat" w:cs="Montserrat" w:eastAsia="Montserrat"/>
                 <w:b/>
                 <w:color w:val="E0661F"/>
-                <w:sz w:val="19"/>
+                <w:sz w:val="18"/>
               </w:rPr>
               <w:t>DA VERIFICARE —</w:t>
             </w:r>
             <w:r>
               <w:rPr>
-                <w:rFonts w:ascii="Archivo" w:hAnsi="Archivo" w:cs="Archivo"/>
+                <w:rFonts w:ascii="Montserrat" w:hAnsi="Montserrat" w:cs="Montserrat" w:eastAsia="Montserrat"/>
                 <w:rFonts w:ascii="Archivo" w:hAnsi="Archivo"/>
                 <w:b w:val="0"/>
                 <w:color w:val="141414"/>
-                <w:sz w:val="19"/>
+                <w:sz w:val="18"/>
               </w:rPr>
               <w:t xml:space="preserve"> da definire. Nelle fonti YDG non risulta un CRM o un flusso di email marketing consegnato a un cliente: c'è la raccolta contatti dentro i lavori social, non il sistema.</w:t>
             </w:r>
@@ -2741,11 +2741,11 @@
             </w:pPr>
             <w:r>
               <w:rPr>
-                <w:rFonts w:ascii="Archivo" w:cs="Archivo" w:eastAsia="Archivo" w:hAnsi="Archivo"/>
-                <w:b/>
-                <w:bCs/>
-                <w:color w:val="141414"/>
-                <w:sz w:val="18"/>
+                <w:rFonts w:ascii="Montserrat" w:cs="Montserrat" w:eastAsia="Montserrat" w:hAnsi="Montserrat"/>
+                <w:b/>
+                <w:bCs/>
+                <w:color w:val="141414"/>
+                <w:sz w:val="17"/>
                 <w:szCs w:val="18"/>
               </w:rPr>
               <w:t xml:space="preserve">Cosa consegniamo ogni mese</w:t>
@@ -2775,20 +2775,20 @@
             </w:pPr>
             <w:r>
               <w:rPr>
-                <w:rFonts w:ascii="Archivo" w:hAnsi="Archivo" w:cs="Archivo" w:eastAsia="Archivo"/>
+                <w:rFonts w:ascii="Montserrat" w:hAnsi="Montserrat" w:cs="Montserrat" w:eastAsia="Montserrat"/>
                 <w:b/>
                 <w:color w:val="E0661F"/>
-                <w:sz w:val="19"/>
+                <w:sz w:val="18"/>
               </w:rPr>
               <w:t>DA VERIFICARE —</w:t>
             </w:r>
             <w:r>
               <w:rPr>
-                <w:rFonts w:ascii="Archivo" w:hAnsi="Archivo" w:cs="Archivo"/>
+                <w:rFonts w:ascii="Montserrat" w:hAnsi="Montserrat" w:cs="Montserrat" w:eastAsia="Montserrat"/>
                 <w:rFonts w:ascii="Archivo" w:hAnsi="Archivo"/>
                 <w:b w:val="0"/>
                 <w:color w:val="141414"/>
-                <w:sz w:val="19"/>
+                <w:sz w:val="18"/>
               </w:rPr>
               <w:t xml:space="preserve"> </w:t>
             </w:r>
@@ -2819,11 +2819,11 @@
             </w:pPr>
             <w:r>
               <w:rPr>
-                <w:rFonts w:ascii="Archivo" w:cs="Archivo" w:eastAsia="Archivo" w:hAnsi="Archivo"/>
-                <w:b/>
-                <w:bCs/>
-                <w:color w:val="141414"/>
-                <w:sz w:val="18"/>
+                <w:rFonts w:ascii="Montserrat" w:cs="Montserrat" w:eastAsia="Montserrat" w:hAnsi="Montserrat"/>
+                <w:b/>
+                <w:bCs/>
+                <w:color w:val="141414"/>
+                <w:sz w:val="17"/>
                 <w:szCs w:val="18"/>
               </w:rPr>
               <w:t xml:space="preserve">Chi se ne occupa</w:t>
@@ -2853,20 +2853,20 @@
             </w:pPr>
             <w:r>
               <w:rPr>
-                <w:rFonts w:ascii="Archivo" w:hAnsi="Archivo" w:cs="Archivo" w:eastAsia="Archivo"/>
+                <w:rFonts w:ascii="Montserrat" w:hAnsi="Montserrat" w:cs="Montserrat" w:eastAsia="Montserrat"/>
                 <w:b/>
                 <w:color w:val="E0661F"/>
-                <w:sz w:val="19"/>
+                <w:sz w:val="18"/>
               </w:rPr>
               <w:t>DA VERIFICARE —</w:t>
             </w:r>
             <w:r>
               <w:rPr>
-                <w:rFonts w:ascii="Archivo" w:hAnsi="Archivo" w:cs="Archivo"/>
+                <w:rFonts w:ascii="Montserrat" w:hAnsi="Montserrat" w:cs="Montserrat" w:eastAsia="Montserrat"/>
                 <w:rFonts w:ascii="Archivo" w:hAnsi="Archivo"/>
                 <w:b w:val="0"/>
                 <w:color w:val="141414"/>
-                <w:sz w:val="19"/>
+                <w:sz w:val="18"/>
               </w:rPr>
               <w:t xml:space="preserve"> nessun ruolo dedicato. I testi delle email li scriverebbe Claudio (Strategia &amp; Copywriter), ma chi tiene lo strumento e i flussi è da assegnare.</w:t>
             </w:r>
@@ -2897,11 +2897,11 @@
             </w:pPr>
             <w:r>
               <w:rPr>
-                <w:rFonts w:ascii="Archivo" w:cs="Archivo" w:eastAsia="Archivo" w:hAnsi="Archivo"/>
-                <w:b/>
-                <w:bCs/>
-                <w:color w:val="141414"/>
-                <w:sz w:val="18"/>
+                <w:rFonts w:ascii="Montserrat" w:cs="Montserrat" w:eastAsia="Montserrat" w:hAnsi="Montserrat"/>
+                <w:b/>
+                <w:bCs/>
+                <w:color w:val="141414"/>
+                <w:sz w:val="17"/>
                 <w:szCs w:val="18"/>
               </w:rPr>
               <w:t xml:space="preserve">Tempi di avvio</w:t>
@@ -2931,20 +2931,20 @@
             </w:pPr>
             <w:r>
               <w:rPr>
-                <w:rFonts w:ascii="Archivo" w:hAnsi="Archivo" w:cs="Archivo" w:eastAsia="Archivo"/>
+                <w:rFonts w:ascii="Montserrat" w:hAnsi="Montserrat" w:cs="Montserrat" w:eastAsia="Montserrat"/>
                 <w:b/>
                 <w:color w:val="E0661F"/>
-                <w:sz w:val="19"/>
+                <w:sz w:val="18"/>
               </w:rPr>
               <w:t>DA VERIFICARE —</w:t>
             </w:r>
             <w:r>
               <w:rPr>
-                <w:rFonts w:ascii="Archivo" w:hAnsi="Archivo" w:cs="Archivo"/>
+                <w:rFonts w:ascii="Montserrat" w:hAnsi="Montserrat" w:cs="Montserrat" w:eastAsia="Montserrat"/>
                 <w:rFonts w:ascii="Archivo" w:hAnsi="Archivo"/>
                 <w:b w:val="0"/>
                 <w:color w:val="141414"/>
-                <w:sz w:val="19"/>
+                <w:sz w:val="18"/>
               </w:rPr>
               <w:t xml:space="preserve"> </w:t>
             </w:r>
@@ -2975,11 +2975,11 @@
             </w:pPr>
             <w:r>
               <w:rPr>
-                <w:rFonts w:ascii="Archivo" w:cs="Archivo" w:eastAsia="Archivo" w:hAnsi="Archivo"/>
-                <w:b/>
-                <w:bCs/>
-                <w:color w:val="141414"/>
-                <w:sz w:val="18"/>
+                <w:rFonts w:ascii="Montserrat" w:cs="Montserrat" w:eastAsia="Montserrat" w:hAnsi="Montserrat"/>
+                <w:b/>
+                <w:bCs/>
+                <w:color w:val="141414"/>
+                <w:sz w:val="17"/>
                 <w:szCs w:val="18"/>
               </w:rPr>
               <w:t xml:space="preserve">Cosa serve dal cliente</w:t>
@@ -3009,9 +3009,9 @@
             </w:pPr>
             <w:r>
               <w:rPr>
-                <w:rFonts w:ascii="Archivo" w:hAnsi="Archivo" w:cs="Archivo" w:eastAsia="Archivo"/>
-                <w:color w:val="141414"/>
-                <w:sz w:val="19"/>
+                <w:rFonts w:ascii="Montserrat" w:hAnsi="Montserrat" w:cs="Montserrat" w:eastAsia="Montserrat"/>
+                <w:color w:val="141414"/>
+                <w:sz w:val="18"/>
               </w:rPr>
               <w:t>Il database contatti che la struttura già ha (e il consenso per usarlo) · le regole su privacy e GDPR, che in ospitalità sono vincolanti · chi firma i testi che partono a nome dell'hotel.</w:t>
             </w:r>
@@ -3042,11 +3042,11 @@
             </w:pPr>
             <w:r>
               <w:rPr>
-                <w:rFonts w:ascii="Archivo" w:cs="Archivo" w:eastAsia="Archivo" w:hAnsi="Archivo"/>
-                <w:b/>
-                <w:bCs/>
-                <w:color w:val="141414"/>
-                <w:sz w:val="18"/>
+                <w:rFonts w:ascii="Montserrat" w:cs="Montserrat" w:eastAsia="Montserrat" w:hAnsi="Montserrat"/>
+                <w:b/>
+                <w:bCs/>
+                <w:color w:val="141414"/>
+                <w:sz w:val="17"/>
                 <w:szCs w:val="18"/>
               </w:rPr>
               <w:t xml:space="preserve">Costo di setup (una tantum)</w:t>
@@ -3076,9 +3076,9 @@
             </w:pPr>
             <w:r>
               <w:rPr>
-                <w:rFonts w:ascii="Archivo" w:hAnsi="Archivo" w:cs="Archivo" w:eastAsia="Archivo"/>
-                <w:color w:val="141414"/>
-                <w:sz w:val="19"/>
+                <w:rFonts w:ascii="Montserrat" w:hAnsi="Montserrat" w:cs="Montserrat" w:eastAsia="Montserrat"/>
+                <w:color w:val="141414"/>
+                <w:sz w:val="18"/>
               </w:rPr>
               <w:t xml:space="preserve"> </w:t>
             </w:r>
@@ -3109,11 +3109,11 @@
             </w:pPr>
             <w:r>
               <w:rPr>
-                <w:rFonts w:ascii="Archivo" w:cs="Archivo" w:eastAsia="Archivo" w:hAnsi="Archivo"/>
-                <w:b/>
-                <w:bCs/>
-                <w:color w:val="141414"/>
-                <w:sz w:val="18"/>
+                <w:rFonts w:ascii="Montserrat" w:cs="Montserrat" w:eastAsia="Montserrat" w:hAnsi="Montserrat"/>
+                <w:b/>
+                <w:bCs/>
+                <w:color w:val="141414"/>
+                <w:sz w:val="17"/>
                 <w:szCs w:val="18"/>
               </w:rPr>
               <w:t xml:space="preserve">Fee mensile</w:t>
@@ -3143,9 +3143,9 @@
             </w:pPr>
             <w:r>
               <w:rPr>
-                <w:rFonts w:ascii="Archivo" w:hAnsi="Archivo" w:cs="Archivo" w:eastAsia="Archivo"/>
-                <w:color w:val="141414"/>
-                <w:sz w:val="19"/>
+                <w:rFonts w:ascii="Montserrat" w:hAnsi="Montserrat" w:cs="Montserrat" w:eastAsia="Montserrat"/>
+                <w:color w:val="141414"/>
+                <w:sz w:val="18"/>
               </w:rPr>
               <w:t xml:space="preserve"> </w:t>
             </w:r>
@@ -3176,11 +3176,11 @@
             </w:pPr>
             <w:r>
               <w:rPr>
-                <w:rFonts w:ascii="Archivo" w:cs="Archivo" w:eastAsia="Archivo" w:hAnsi="Archivo"/>
-                <w:b/>
-                <w:bCs/>
-                <w:color w:val="141414"/>
-                <w:sz w:val="18"/>
+                <w:rFonts w:ascii="Montserrat" w:cs="Montserrat" w:eastAsia="Montserrat" w:hAnsi="Montserrat"/>
+                <w:b/>
+                <w:bCs/>
+                <w:color w:val="141414"/>
+                <w:sz w:val="17"/>
                 <w:szCs w:val="18"/>
               </w:rPr>
               <w:t xml:space="preserve">Quando NON lo proponiamo</w:t>
@@ -3210,9 +3210,9 @@
             </w:pPr>
             <w:r>
               <w:rPr>
-                <w:rFonts w:ascii="Archivo" w:hAnsi="Archivo" w:cs="Archivo" w:eastAsia="Archivo"/>
-                <w:color w:val="141414"/>
-                <w:sz w:val="19"/>
+                <w:rFonts w:ascii="Montserrat" w:hAnsi="Montserrat" w:cs="Montserrat" w:eastAsia="Montserrat"/>
+                <w:color w:val="141414"/>
+                <w:sz w:val="18"/>
               </w:rPr>
               <w:t>Quando il database è piccolo o non ha consensi validi: si rischia una multa per il cliente, non un risultato.</w:t>
             </w:r>
@@ -3243,11 +3243,11 @@
             </w:pPr>
             <w:r>
               <w:rPr>
-                <w:rFonts w:ascii="Archivo" w:cs="Archivo" w:eastAsia="Archivo" w:hAnsi="Archivo"/>
-                <w:b/>
-                <w:bCs/>
-                <w:color w:val="141414"/>
-                <w:sz w:val="18"/>
+                <w:rFonts w:ascii="Montserrat" w:cs="Montserrat" w:eastAsia="Montserrat" w:hAnsi="Montserrat"/>
+                <w:b/>
+                <w:bCs/>
+                <w:color w:val="141414"/>
+                <w:sz w:val="17"/>
                 <w:szCs w:val="18"/>
               </w:rPr>
               <w:t xml:space="preserve">Note</w:t>
@@ -3277,9 +3277,9 @@
             </w:pPr>
             <w:r>
               <w:rPr>
-                <w:rFonts w:ascii="Archivo" w:hAnsi="Archivo" w:cs="Archivo" w:eastAsia="Archivo"/>
-                <w:color w:val="141414"/>
-                <w:sz w:val="19"/>
+                <w:rFonts w:ascii="Montserrat" w:hAnsi="Montserrat" w:cs="Montserrat" w:eastAsia="Montserrat"/>
+                <w:color w:val="141414"/>
+                <w:sz w:val="18"/>
               </w:rPr>
               <w:t xml:space="preserve"> </w:t>
             </w:r>
@@ -3298,8 +3298,8 @@
       </w:pPr>
       <w:r>
         <w:rPr>
-          <w:rFonts w:ascii="Archivo ExtraBold" w:cs="Archivo ExtraBold" w:eastAsia="Archivo ExtraBold" w:hAnsi="Archivo ExtraBold"/>
-          <w:b w:val="0"/>
+          <w:rFonts w:ascii="Montserrat" w:cs="Montserrat" w:eastAsia="Montserrat" w:hAnsi="Montserrat"/>
+          <w:b/>
           <w:bCs/>
           <w:color w:val="141414"/>
           <w:sz w:val="25"/>
@@ -3315,7 +3315,7 @@
       </w:pPr>
       <w:r>
         <w:rPr>
-          <w:rFonts w:ascii="Archivo" w:cs="Archivo" w:eastAsia="Archivo" w:hAnsi="Archivo"/>
+          <w:rFonts w:ascii="Montserrat" w:cs="Montserrat" w:eastAsia="Montserrat" w:hAnsi="Montserrat"/>
           <w:i/>
           <w:iCs/>
           <w:color w:val="6B6B69"/>
@@ -3365,11 +3365,11 @@
             </w:pPr>
             <w:r>
               <w:rPr>
-                <w:rFonts w:ascii="Archivo" w:cs="Archivo" w:eastAsia="Archivo" w:hAnsi="Archivo"/>
-                <w:b/>
-                <w:bCs/>
-                <w:color w:val="141414"/>
-                <w:sz w:val="18"/>
+                <w:rFonts w:ascii="Montserrat" w:cs="Montserrat" w:eastAsia="Montserrat" w:hAnsi="Montserrat"/>
+                <w:b/>
+                <w:bCs/>
+                <w:color w:val="141414"/>
+                <w:sz w:val="17"/>
                 <w:szCs w:val="18"/>
               </w:rPr>
               <w:t xml:space="preserve">Che problema risolve</w:t>
@@ -3381,11 +3381,11 @@
             </w:pPr>
             <w:r>
               <w:rPr>
-                <w:rFonts w:ascii="Archivo" w:cs="Archivo" w:eastAsia="Archivo" w:hAnsi="Archivo"/>
+                <w:rFonts w:ascii="Montserrat" w:cs="Montserrat" w:eastAsia="Montserrat" w:hAnsi="Montserrat"/>
                 <w:i/>
                 <w:iCs/>
                 <w:color w:val="6B6B69"/>
-                <w:sz w:val="14"/>
+                <w:sz w:val="13"/>
                 <w:szCs w:val="15"/>
               </w:rPr>
               <w:t xml:space="preserve">Dal punto di vista del cliente, non del nostro</w:t>
@@ -3415,9 +3415,9 @@
             </w:pPr>
             <w:r>
               <w:rPr>
-                <w:rFonts w:ascii="Archivo" w:hAnsi="Archivo" w:cs="Archivo" w:eastAsia="Archivo"/>
-                <w:color w:val="141414"/>
-                <w:sz w:val="19"/>
+                <w:rFonts w:ascii="Montserrat" w:hAnsi="Montserrat" w:cs="Montserrat" w:eastAsia="Montserrat"/>
+                <w:color w:val="141414"/>
+                <w:sz w:val="18"/>
               </w:rPr>
               <w:t>L'organico porta ospiti nel tempo; la campagna porta prenotazioni nelle settimane in cui le camere sono vuote. Senza, i buchi di bassa stagione si riempiono svendendo sui portali, cioè pagando due volte: sconto più commissione.</w:t>
             </w:r>
@@ -3448,11 +3448,11 @@
             </w:pPr>
             <w:r>
               <w:rPr>
-                <w:rFonts w:ascii="Archivo" w:cs="Archivo" w:eastAsia="Archivo" w:hAnsi="Archivo"/>
-                <w:b/>
-                <w:bCs/>
-                <w:color w:val="141414"/>
-                <w:sz w:val="18"/>
+                <w:rFonts w:ascii="Montserrat" w:cs="Montserrat" w:eastAsia="Montserrat" w:hAnsi="Montserrat"/>
+                <w:b/>
+                <w:bCs/>
+                <w:color w:val="141414"/>
+                <w:sz w:val="17"/>
                 <w:szCs w:val="18"/>
               </w:rPr>
               <w:t xml:space="preserve">Cosa comprende</w:t>
@@ -3482,9 +3482,9 @@
             </w:pPr>
             <w:r>
               <w:rPr>
-                <w:rFonts w:ascii="Archivo" w:hAnsi="Archivo" w:cs="Archivo" w:eastAsia="Archivo"/>
-                <w:color w:val="141414"/>
-                <w:sz w:val="19"/>
+                <w:rFonts w:ascii="Montserrat" w:hAnsi="Montserrat" w:cs="Montserrat" w:eastAsia="Montserrat"/>
+                <w:color w:val="141414"/>
+                <w:sz w:val="18"/>
               </w:rPr>
               <w:t>Strategia e pubblici · creatività prese dal piano organico, non rifatte da zero · gestione delle campagne Meta (e Google dove serve) · monitoraggio e correzioni in corsa · rendiconto dentro il report del ciclo.</w:t>
             </w:r>
@@ -3515,11 +3515,11 @@
             </w:pPr>
             <w:r>
               <w:rPr>
-                <w:rFonts w:ascii="Archivo" w:cs="Archivo" w:eastAsia="Archivo" w:hAnsi="Archivo"/>
-                <w:b/>
-                <w:bCs/>
-                <w:color w:val="141414"/>
-                <w:sz w:val="18"/>
+                <w:rFonts w:ascii="Montserrat" w:cs="Montserrat" w:eastAsia="Montserrat" w:hAnsi="Montserrat"/>
+                <w:b/>
+                <w:bCs/>
+                <w:color w:val="141414"/>
+                <w:sz w:val="17"/>
                 <w:szCs w:val="18"/>
               </w:rPr>
               <w:t xml:space="preserve">Cosa consegniamo ogni mese</w:t>
@@ -3549,9 +3549,9 @@
             </w:pPr>
             <w:r>
               <w:rPr>
-                <w:rFonts w:ascii="Archivo" w:hAnsi="Archivo" w:cs="Archivo" w:eastAsia="Archivo"/>
-                <w:color w:val="141414"/>
-                <w:sz w:val="19"/>
+                <w:rFonts w:ascii="Montserrat" w:hAnsi="Montserrat" w:cs="Montserrat" w:eastAsia="Montserrat"/>
+                <w:color w:val="141414"/>
+                <w:sz w:val="18"/>
               </w:rPr>
               <w:t>Il rendiconto delle campagne: speso, risultati, costo per risultato, dentro il report mensile.</w:t>
             </w:r>
@@ -3582,11 +3582,11 @@
             </w:pPr>
             <w:r>
               <w:rPr>
-                <w:rFonts w:ascii="Archivo" w:cs="Archivo" w:eastAsia="Archivo" w:hAnsi="Archivo"/>
-                <w:b/>
-                <w:bCs/>
-                <w:color w:val="141414"/>
-                <w:sz w:val="18"/>
+                <w:rFonts w:ascii="Montserrat" w:cs="Montserrat" w:eastAsia="Montserrat" w:hAnsi="Montserrat"/>
+                <w:b/>
+                <w:bCs/>
+                <w:color w:val="141414"/>
+                <w:sz w:val="17"/>
                 <w:szCs w:val="18"/>
               </w:rPr>
               <w:t xml:space="preserve">Chi se ne occupa</w:t>
@@ -3616,9 +3616,9 @@
             </w:pPr>
             <w:r>
               <w:rPr>
-                <w:rFonts w:ascii="Archivo" w:hAnsi="Archivo" w:cs="Archivo" w:eastAsia="Archivo"/>
-                <w:color w:val="141414"/>
-                <w:sz w:val="19"/>
+                <w:rFonts w:ascii="Montserrat" w:hAnsi="Montserrat" w:cs="Montserrat" w:eastAsia="Montserrat"/>
+                <w:color w:val="141414"/>
+                <w:sz w:val="18"/>
               </w:rPr>
               <w:t>Alessandro, Ads Specialist. DA VERIFICARE — per il verticale va confermato se segue anche la parte strategica o solo l'esecuzione delle campagne.</w:t>
             </w:r>
@@ -3649,11 +3649,11 @@
             </w:pPr>
             <w:r>
               <w:rPr>
-                <w:rFonts w:ascii="Archivo" w:cs="Archivo" w:eastAsia="Archivo" w:hAnsi="Archivo"/>
-                <w:b/>
-                <w:bCs/>
-                <w:color w:val="141414"/>
-                <w:sz w:val="18"/>
+                <w:rFonts w:ascii="Montserrat" w:cs="Montserrat" w:eastAsia="Montserrat" w:hAnsi="Montserrat"/>
+                <w:b/>
+                <w:bCs/>
+                <w:color w:val="141414"/>
+                <w:sz w:val="17"/>
                 <w:szCs w:val="18"/>
               </w:rPr>
               <w:t xml:space="preserve">Tempi di avvio</w:t>
@@ -3683,9 +3683,9 @@
             </w:pPr>
             <w:r>
               <w:rPr>
-                <w:rFonts w:ascii="Archivo" w:hAnsi="Archivo" w:cs="Archivo" w:eastAsia="Archivo"/>
-                <w:color w:val="141414"/>
-                <w:sz w:val="19"/>
+                <w:rFonts w:ascii="Montserrat" w:hAnsi="Montserrat" w:cs="Montserrat" w:eastAsia="Montserrat"/>
+                <w:color w:val="141414"/>
+                <w:sz w:val="18"/>
               </w:rPr>
               <w:t>Si può partire sul ciclo in corso, una volta che il pixel e gli account pubblicitari sono a posto.</w:t>
             </w:r>
@@ -3716,11 +3716,11 @@
             </w:pPr>
             <w:r>
               <w:rPr>
-                <w:rFonts w:ascii="Archivo" w:cs="Archivo" w:eastAsia="Archivo" w:hAnsi="Archivo"/>
-                <w:b/>
-                <w:bCs/>
-                <w:color w:val="141414"/>
-                <w:sz w:val="18"/>
+                <w:rFonts w:ascii="Montserrat" w:cs="Montserrat" w:eastAsia="Montserrat" w:hAnsi="Montserrat"/>
+                <w:b/>
+                <w:bCs/>
+                <w:color w:val="141414"/>
+                <w:sz w:val="17"/>
                 <w:szCs w:val="18"/>
               </w:rPr>
               <w:t xml:space="preserve">Cosa serve dal cliente</w:t>
@@ -3750,9 +3750,9 @@
             </w:pPr>
             <w:r>
               <w:rPr>
-                <w:rFonts w:ascii="Archivo" w:hAnsi="Archivo" w:cs="Archivo" w:eastAsia="Archivo"/>
-                <w:color w:val="141414"/>
-                <w:sz w:val="19"/>
+                <w:rFonts w:ascii="Montserrat" w:hAnsi="Montserrat" w:cs="Montserrat" w:eastAsia="Montserrat"/>
+                <w:color w:val="141414"/>
+                <w:sz w:val="18"/>
               </w:rPr>
               <w:t>Account pubblicitario e pagina Facebook/Instagram con i permessi giusti · metodo di pagamento intestato al cliente (il budget è suo, non nostro) · obiettivo dichiarato: camere, chiamate, o contatti.</w:t>
             </w:r>
@@ -3783,11 +3783,11 @@
             </w:pPr>
             <w:r>
               <w:rPr>
-                <w:rFonts w:ascii="Archivo" w:cs="Archivo" w:eastAsia="Archivo" w:hAnsi="Archivo"/>
-                <w:b/>
-                <w:bCs/>
-                <w:color w:val="141414"/>
-                <w:sz w:val="18"/>
+                <w:rFonts w:ascii="Montserrat" w:cs="Montserrat" w:eastAsia="Montserrat" w:hAnsi="Montserrat"/>
+                <w:b/>
+                <w:bCs/>
+                <w:color w:val="141414"/>
+                <w:sz w:val="17"/>
                 <w:szCs w:val="18"/>
               </w:rPr>
               <w:t xml:space="preserve">Costo di setup (una tantum)</w:t>
@@ -3817,9 +3817,9 @@
             </w:pPr>
             <w:r>
               <w:rPr>
-                <w:rFonts w:ascii="Archivo" w:hAnsi="Archivo" w:cs="Archivo" w:eastAsia="Archivo"/>
-                <w:color w:val="141414"/>
-                <w:sz w:val="19"/>
+                <w:rFonts w:ascii="Montserrat" w:hAnsi="Montserrat" w:cs="Montserrat" w:eastAsia="Montserrat"/>
+                <w:color w:val="141414"/>
+                <w:sz w:val="18"/>
               </w:rPr>
               <w:t xml:space="preserve"> </w:t>
             </w:r>
@@ -3850,11 +3850,11 @@
             </w:pPr>
             <w:r>
               <w:rPr>
-                <w:rFonts w:ascii="Archivo" w:cs="Archivo" w:eastAsia="Archivo" w:hAnsi="Archivo"/>
-                <w:b/>
-                <w:bCs/>
-                <w:color w:val="141414"/>
-                <w:sz w:val="18"/>
+                <w:rFonts w:ascii="Montserrat" w:cs="Montserrat" w:eastAsia="Montserrat" w:hAnsi="Montserrat"/>
+                <w:b/>
+                <w:bCs/>
+                <w:color w:val="141414"/>
+                <w:sz w:val="17"/>
                 <w:szCs w:val="18"/>
               </w:rPr>
               <w:t xml:space="preserve">Fee mensile</w:t>
@@ -3884,9 +3884,9 @@
             </w:pPr>
             <w:r>
               <w:rPr>
-                <w:rFonts w:ascii="Archivo" w:hAnsi="Archivo" w:cs="Archivo" w:eastAsia="Archivo"/>
-                <w:color w:val="141414"/>
-                <w:sz w:val="19"/>
+                <w:rFonts w:ascii="Montserrat" w:hAnsi="Montserrat" w:cs="Montserrat" w:eastAsia="Montserrat"/>
+                <w:color w:val="141414"/>
+                <w:sz w:val="18"/>
               </w:rPr>
               <w:t xml:space="preserve"> </w:t>
             </w:r>
@@ -3917,11 +3917,11 @@
             </w:pPr>
             <w:r>
               <w:rPr>
-                <w:rFonts w:ascii="Archivo" w:cs="Archivo" w:eastAsia="Archivo" w:hAnsi="Archivo"/>
-                <w:b/>
-                <w:bCs/>
-                <w:color w:val="141414"/>
-                <w:sz w:val="18"/>
+                <w:rFonts w:ascii="Montserrat" w:cs="Montserrat" w:eastAsia="Montserrat" w:hAnsi="Montserrat"/>
+                <w:b/>
+                <w:bCs/>
+                <w:color w:val="141414"/>
+                <w:sz w:val="17"/>
                 <w:szCs w:val="18"/>
               </w:rPr>
               <w:t xml:space="preserve">Quando NON lo proponiamo</w:t>
@@ -3951,9 +3951,9 @@
             </w:pPr>
             <w:r>
               <w:rPr>
-                <w:rFonts w:ascii="Archivo" w:hAnsi="Archivo" w:cs="Archivo" w:eastAsia="Archivo"/>
-                <w:color w:val="141414"/>
-                <w:sz w:val="19"/>
+                <w:rFonts w:ascii="Montserrat" w:hAnsi="Montserrat" w:cs="Montserrat" w:eastAsia="Montserrat"/>
+                <w:color w:val="141414"/>
+                <w:sz w:val="18"/>
               </w:rPr>
               <w:t>Quando il cliente non ha budget media sostenibile per più di un mese: una campagna spenta dopo tre settimane non dice niente. Quando non c'è un sito o un canale di prenotazione che regga il traffico.</w:t>
             </w:r>
@@ -3984,11 +3984,11 @@
             </w:pPr>
             <w:r>
               <w:rPr>
-                <w:rFonts w:ascii="Archivo" w:cs="Archivo" w:eastAsia="Archivo" w:hAnsi="Archivo"/>
-                <w:b/>
-                <w:bCs/>
-                <w:color w:val="141414"/>
-                <w:sz w:val="18"/>
+                <w:rFonts w:ascii="Montserrat" w:cs="Montserrat" w:eastAsia="Montserrat" w:hAnsi="Montserrat"/>
+                <w:b/>
+                <w:bCs/>
+                <w:color w:val="141414"/>
+                <w:sz w:val="17"/>
                 <w:szCs w:val="18"/>
               </w:rPr>
               <w:t xml:space="preserve">Note</w:t>
@@ -4018,9 +4018,9 @@
             </w:pPr>
             <w:r>
               <w:rPr>
-                <w:rFonts w:ascii="Archivo" w:hAnsi="Archivo" w:cs="Archivo" w:eastAsia="Archivo"/>
-                <w:color w:val="141414"/>
-                <w:sz w:val="19"/>
+                <w:rFonts w:ascii="Montserrat" w:hAnsi="Montserrat" w:cs="Montserrat" w:eastAsia="Montserrat"/>
+                <w:color w:val="141414"/>
+                <w:sz w:val="18"/>
               </w:rPr>
               <w:t xml:space="preserve"> </w:t>
             </w:r>
@@ -4036,7 +4036,7 @@
     <w:p>
       <w:r>
         <w:rPr>
-          <w:rFonts w:ascii="Archivo" w:hAnsi="Archivo" w:cs="Archivo" w:eastAsia="Archivo"/>
+          <w:rFonts w:ascii="Montserrat" w:hAnsi="Montserrat" w:cs="Montserrat" w:eastAsia="Montserrat"/>
         </w:rPr>
         <w:br w:type="page"/>
       </w:r>
@@ -4047,7 +4047,7 @@
       </w:pPr>
       <w:r>
         <w:rPr>
-          <w:rFonts w:ascii="Archivo" w:cs="Archivo" w:eastAsia="Archivo" w:hAnsi="Archivo"/>
+          <w:rFonts w:ascii="Montserrat" w:cs="Montserrat" w:eastAsia="Montserrat" w:hAnsi="Montserrat"/>
           <w:b/>
           <w:bCs/>
           <w:caps/>
@@ -4071,8 +4071,8 @@
       </w:pPr>
       <w:r>
         <w:rPr>
-          <w:rFonts w:ascii="Archivo ExtraBold" w:cs="Archivo ExtraBold" w:eastAsia="Archivo ExtraBold" w:hAnsi="Archivo ExtraBold"/>
-          <w:b w:val="0"/>
+          <w:rFonts w:ascii="Montserrat" w:cs="Montserrat" w:eastAsia="Montserrat" w:hAnsi="Montserrat"/>
+          <w:b/>
           <w:bCs/>
           <w:color w:val="141414"/>
           <w:sz w:val="36"/>
@@ -4088,7 +4088,7 @@
       </w:pPr>
       <w:r>
         <w:rPr>
-          <w:rFonts w:ascii="Archivo" w:cs="Archivo" w:eastAsia="Archivo" w:hAnsi="Archivo"/>
+          <w:rFonts w:ascii="Montserrat" w:cs="Montserrat" w:eastAsia="Montserrat" w:hAnsi="Montserrat"/>
           <w:color w:val="6B6B69"/>
           <w:sz w:val="20"/>
           <w:szCs w:val="20"/>
@@ -4102,8 +4102,8 @@
       </w:pPr>
       <w:r>
         <w:rPr>
-          <w:rFonts w:ascii="Archivo ExtraBold" w:cs="Archivo ExtraBold" w:eastAsia="Archivo ExtraBold" w:hAnsi="Archivo ExtraBold"/>
-          <w:b w:val="0"/>
+          <w:rFonts w:ascii="Montserrat" w:cs="Montserrat" w:eastAsia="Montserrat" w:hAnsi="Montserrat"/>
+          <w:b/>
           <w:bCs/>
           <w:color w:val="141414"/>
           <w:sz w:val="25"/>
@@ -4153,11 +4153,11 @@
             </w:pPr>
             <w:r>
               <w:rPr>
-                <w:rFonts w:ascii="Archivo" w:cs="Archivo" w:eastAsia="Archivo" w:hAnsi="Archivo"/>
-                <w:b/>
-                <w:bCs/>
-                <w:color w:val="141414"/>
-                <w:sz w:val="18"/>
+                <w:rFonts w:ascii="Montserrat" w:cs="Montserrat" w:eastAsia="Montserrat" w:hAnsi="Montserrat"/>
+                <w:b/>
+                <w:bCs/>
+                <w:color w:val="141414"/>
+                <w:sz w:val="17"/>
                 <w:szCs w:val="18"/>
               </w:rPr>
               <w:t xml:space="preserve">1 · Introduzione</w:t>
@@ -4169,11 +4169,11 @@
             </w:pPr>
             <w:r>
               <w:rPr>
-                <w:rFonts w:ascii="Archivo" w:cs="Archivo" w:eastAsia="Archivo" w:hAnsi="Archivo"/>
+                <w:rFonts w:ascii="Montserrat" w:cs="Montserrat" w:eastAsia="Montserrat" w:hAnsi="Montserrat"/>
                 <w:i/>
                 <w:iCs/>
                 <w:color w:val="6B6B69"/>
-                <w:sz w:val="14"/>
+                <w:sz w:val="13"/>
                 <w:szCs w:val="15"/>
               </w:rPr>
               <w:t xml:space="preserve">Chi è, che cosa fa, dove</w:t>
@@ -4203,20 +4203,20 @@
             </w:pPr>
             <w:r>
               <w:rPr>
-                <w:rFonts w:ascii="Archivo" w:hAnsi="Archivo" w:cs="Archivo" w:eastAsia="Archivo"/>
+                <w:rFonts w:ascii="Montserrat" w:hAnsi="Montserrat" w:cs="Montserrat" w:eastAsia="Montserrat"/>
                 <w:b/>
                 <w:color w:val="E0661F"/>
-                <w:sz w:val="19"/>
+                <w:sz w:val="18"/>
               </w:rPr>
               <w:t>DA VERIFICARE —</w:t>
             </w:r>
             <w:r>
               <w:rPr>
-                <w:rFonts w:ascii="Archivo" w:hAnsi="Archivo" w:cs="Archivo"/>
+                <w:rFonts w:ascii="Montserrat" w:hAnsi="Montserrat" w:cs="Montserrat" w:eastAsia="Montserrat"/>
                 <w:rFonts w:ascii="Archivo" w:hAnsi="Archivo"/>
                 <w:b w:val="0"/>
                 <w:color w:val="141414"/>
-                <w:sz w:val="19"/>
+                <w:sz w:val="18"/>
               </w:rPr>
               <w:t xml:space="preserve"> «Cofinn» non esiste in nessuna fonte YDG. Esiste **Cofimm**, agenzia immobiliare di Cesena (FC), nella lista clienti. Se è lei, va corretto il nome; se è un'altra, dica chi è chi l'ha messa in lista.</w:t>
             </w:r>
@@ -4247,11 +4247,11 @@
             </w:pPr>
             <w:r>
               <w:rPr>
-                <w:rFonts w:ascii="Archivo" w:cs="Archivo" w:eastAsia="Archivo" w:hAnsi="Archivo"/>
-                <w:b/>
-                <w:bCs/>
-                <w:color w:val="141414"/>
-                <w:sz w:val="18"/>
+                <w:rFonts w:ascii="Montserrat" w:cs="Montserrat" w:eastAsia="Montserrat" w:hAnsi="Montserrat"/>
+                <w:b/>
+                <w:bCs/>
+                <w:color w:val="141414"/>
+                <w:sz w:val="17"/>
                 <w:szCs w:val="18"/>
               </w:rPr>
               <w:t xml:space="preserve">2 · Situazione iniziale</w:t>
@@ -4263,11 +4263,11 @@
             </w:pPr>
             <w:r>
               <w:rPr>
-                <w:rFonts w:ascii="Archivo" w:cs="Archivo" w:eastAsia="Archivo" w:hAnsi="Archivo"/>
+                <w:rFonts w:ascii="Montserrat" w:cs="Montserrat" w:eastAsia="Montserrat" w:hAnsi="Montserrat"/>
                 <w:i/>
                 <w:iCs/>
                 <w:color w:val="6B6B69"/>
-                <w:sz w:val="14"/>
+                <w:sz w:val="13"/>
                 <w:szCs w:val="15"/>
               </w:rPr>
               <w:t xml:space="preserve">Com'era messo quando è arrivato da noi</w:t>
@@ -4297,20 +4297,20 @@
             </w:pPr>
             <w:r>
               <w:rPr>
-                <w:rFonts w:ascii="Archivo" w:hAnsi="Archivo" w:cs="Archivo" w:eastAsia="Archivo"/>
+                <w:rFonts w:ascii="Montserrat" w:hAnsi="Montserrat" w:cs="Montserrat" w:eastAsia="Montserrat"/>
                 <w:b/>
                 <w:color w:val="E0661F"/>
-                <w:sz w:val="19"/>
+                <w:sz w:val="18"/>
               </w:rPr>
               <w:t>DA VERIFICARE —</w:t>
             </w:r>
             <w:r>
               <w:rPr>
-                <w:rFonts w:ascii="Archivo" w:hAnsi="Archivo" w:cs="Archivo"/>
+                <w:rFonts w:ascii="Montserrat" w:hAnsi="Montserrat" w:cs="Montserrat" w:eastAsia="Montserrat"/>
                 <w:rFonts w:ascii="Archivo" w:hAnsi="Archivo"/>
                 <w:b w:val="0"/>
                 <w:color w:val="141414"/>
-                <w:sz w:val="19"/>
+                <w:sz w:val="18"/>
               </w:rPr>
               <w:t xml:space="preserve"> </w:t>
             </w:r>
@@ -4341,11 +4341,11 @@
             </w:pPr>
             <w:r>
               <w:rPr>
-                <w:rFonts w:ascii="Archivo" w:cs="Archivo" w:eastAsia="Archivo" w:hAnsi="Archivo"/>
-                <w:b/>
-                <w:bCs/>
-                <w:color w:val="141414"/>
-                <w:sz w:val="18"/>
+                <w:rFonts w:ascii="Montserrat" w:cs="Montserrat" w:eastAsia="Montserrat" w:hAnsi="Montserrat"/>
+                <w:b/>
+                <w:bCs/>
+                <w:color w:val="141414"/>
+                <w:sz w:val="17"/>
                 <w:szCs w:val="18"/>
               </w:rPr>
               <w:t xml:space="preserve">3 · Potenzialità</w:t>
@@ -4357,11 +4357,11 @@
             </w:pPr>
             <w:r>
               <w:rPr>
-                <w:rFonts w:ascii="Archivo" w:cs="Archivo" w:eastAsia="Archivo" w:hAnsi="Archivo"/>
+                <w:rFonts w:ascii="Montserrat" w:cs="Montserrat" w:eastAsia="Montserrat" w:hAnsi="Montserrat"/>
                 <w:i/>
                 <w:iCs/>
                 <w:color w:val="6B6B69"/>
-                <w:sz w:val="14"/>
+                <w:sz w:val="13"/>
                 <w:szCs w:val="15"/>
               </w:rPr>
               <w:t xml:space="preserve">Che cosa aveva di buono e non stava sfruttando</w:t>
@@ -4391,20 +4391,20 @@
             </w:pPr>
             <w:r>
               <w:rPr>
-                <w:rFonts w:ascii="Archivo" w:hAnsi="Archivo" w:cs="Archivo" w:eastAsia="Archivo"/>
+                <w:rFonts w:ascii="Montserrat" w:hAnsi="Montserrat" w:cs="Montserrat" w:eastAsia="Montserrat"/>
                 <w:b/>
                 <w:color w:val="E0661F"/>
-                <w:sz w:val="19"/>
+                <w:sz w:val="18"/>
               </w:rPr>
               <w:t>DA VERIFICARE —</w:t>
             </w:r>
             <w:r>
               <w:rPr>
-                <w:rFonts w:ascii="Archivo" w:hAnsi="Archivo" w:cs="Archivo"/>
+                <w:rFonts w:ascii="Montserrat" w:hAnsi="Montserrat" w:cs="Montserrat" w:eastAsia="Montserrat"/>
                 <w:rFonts w:ascii="Archivo" w:hAnsi="Archivo"/>
                 <w:b w:val="0"/>
                 <w:color w:val="141414"/>
-                <w:sz w:val="19"/>
+                <w:sz w:val="18"/>
               </w:rPr>
               <w:t xml:space="preserve"> </w:t>
             </w:r>
@@ -4435,11 +4435,11 @@
             </w:pPr>
             <w:r>
               <w:rPr>
-                <w:rFonts w:ascii="Archivo" w:cs="Archivo" w:eastAsia="Archivo" w:hAnsi="Archivo"/>
-                <w:b/>
-                <w:bCs/>
-                <w:color w:val="141414"/>
-                <w:sz w:val="18"/>
+                <w:rFonts w:ascii="Montserrat" w:cs="Montserrat" w:eastAsia="Montserrat" w:hAnsi="Montserrat"/>
+                <w:b/>
+                <w:bCs/>
+                <w:color w:val="141414"/>
+                <w:sz w:val="17"/>
                 <w:szCs w:val="18"/>
               </w:rPr>
               <w:t xml:space="preserve">4 · Punti di debolezza</w:t>
@@ -4451,11 +4451,11 @@
             </w:pPr>
             <w:r>
               <w:rPr>
-                <w:rFonts w:ascii="Archivo" w:cs="Archivo" w:eastAsia="Archivo" w:hAnsi="Archivo"/>
+                <w:rFonts w:ascii="Montserrat" w:cs="Montserrat" w:eastAsia="Montserrat" w:hAnsi="Montserrat"/>
                 <w:i/>
                 <w:iCs/>
                 <w:color w:val="6B6B69"/>
-                <w:sz w:val="14"/>
+                <w:sz w:val="13"/>
                 <w:szCs w:val="15"/>
               </w:rPr>
               <w:t xml:space="preserve">Che cosa lo frenava davvero</w:t>
@@ -4485,20 +4485,20 @@
             </w:pPr>
             <w:r>
               <w:rPr>
-                <w:rFonts w:ascii="Archivo" w:hAnsi="Archivo" w:cs="Archivo" w:eastAsia="Archivo"/>
+                <w:rFonts w:ascii="Montserrat" w:hAnsi="Montserrat" w:cs="Montserrat" w:eastAsia="Montserrat"/>
                 <w:b/>
                 <w:color w:val="E0661F"/>
-                <w:sz w:val="19"/>
+                <w:sz w:val="18"/>
               </w:rPr>
               <w:t>DA VERIFICARE —</w:t>
             </w:r>
             <w:r>
               <w:rPr>
-                <w:rFonts w:ascii="Archivo" w:hAnsi="Archivo" w:cs="Archivo"/>
+                <w:rFonts w:ascii="Montserrat" w:hAnsi="Montserrat" w:cs="Montserrat" w:eastAsia="Montserrat"/>
                 <w:rFonts w:ascii="Archivo" w:hAnsi="Archivo"/>
                 <w:b w:val="0"/>
                 <w:color w:val="141414"/>
-                <w:sz w:val="19"/>
+                <w:sz w:val="18"/>
               </w:rPr>
               <w:t xml:space="preserve"> </w:t>
             </w:r>
@@ -4529,11 +4529,11 @@
             </w:pPr>
             <w:r>
               <w:rPr>
-                <w:rFonts w:ascii="Archivo" w:cs="Archivo" w:eastAsia="Archivo" w:hAnsi="Archivo"/>
-                <w:b/>
-                <w:bCs/>
-                <w:color w:val="141414"/>
-                <w:sz w:val="18"/>
+                <w:rFonts w:ascii="Montserrat" w:cs="Montserrat" w:eastAsia="Montserrat" w:hAnsi="Montserrat"/>
+                <w:b/>
+                <w:bCs/>
+                <w:color w:val="141414"/>
+                <w:sz w:val="17"/>
                 <w:szCs w:val="18"/>
               </w:rPr>
               <w:t xml:space="preserve">5 · Che cosa abbiamo fatto</w:t>
@@ -4545,11 +4545,11 @@
             </w:pPr>
             <w:r>
               <w:rPr>
-                <w:rFonts w:ascii="Archivo" w:cs="Archivo" w:eastAsia="Archivo" w:hAnsi="Archivo"/>
+                <w:rFonts w:ascii="Montserrat" w:cs="Montserrat" w:eastAsia="Montserrat" w:hAnsi="Montserrat"/>
                 <w:i/>
                 <w:iCs/>
                 <w:color w:val="6B6B69"/>
-                <w:sz w:val="14"/>
+                <w:sz w:val="13"/>
                 <w:szCs w:val="15"/>
               </w:rPr>
               <w:t xml:space="preserve">Gli interventi, in ordine</w:t>
@@ -4579,20 +4579,20 @@
             </w:pPr>
             <w:r>
               <w:rPr>
-                <w:rFonts w:ascii="Archivo" w:hAnsi="Archivo" w:cs="Archivo" w:eastAsia="Archivo"/>
+                <w:rFonts w:ascii="Montserrat" w:hAnsi="Montserrat" w:cs="Montserrat" w:eastAsia="Montserrat"/>
                 <w:b/>
                 <w:color w:val="E0661F"/>
-                <w:sz w:val="19"/>
+                <w:sz w:val="18"/>
               </w:rPr>
               <w:t>DA VERIFICARE —</w:t>
             </w:r>
             <w:r>
               <w:rPr>
-                <w:rFonts w:ascii="Archivo" w:hAnsi="Archivo" w:cs="Archivo"/>
+                <w:rFonts w:ascii="Montserrat" w:hAnsi="Montserrat" w:cs="Montserrat" w:eastAsia="Montserrat"/>
                 <w:rFonts w:ascii="Archivo" w:hAnsi="Archivo"/>
                 <w:b w:val="0"/>
                 <w:color w:val="141414"/>
-                <w:sz w:val="19"/>
+                <w:sz w:val="18"/>
               </w:rPr>
               <w:t xml:space="preserve"> </w:t>
             </w:r>
@@ -4623,11 +4623,11 @@
             </w:pPr>
             <w:r>
               <w:rPr>
-                <w:rFonts w:ascii="Archivo" w:cs="Archivo" w:eastAsia="Archivo" w:hAnsi="Archivo"/>
-                <w:b/>
-                <w:bCs/>
-                <w:color w:val="141414"/>
-                <w:sz w:val="18"/>
+                <w:rFonts w:ascii="Montserrat" w:cs="Montserrat" w:eastAsia="Montserrat" w:hAnsi="Montserrat"/>
+                <w:b/>
+                <w:bCs/>
+                <w:color w:val="141414"/>
+                <w:sz w:val="17"/>
                 <w:szCs w:val="18"/>
               </w:rPr>
               <w:t xml:space="preserve">6 · Risultati</w:t>
@@ -4639,11 +4639,11 @@
             </w:pPr>
             <w:r>
               <w:rPr>
-                <w:rFonts w:ascii="Archivo" w:cs="Archivo" w:eastAsia="Archivo" w:hAnsi="Archivo"/>
+                <w:rFonts w:ascii="Montserrat" w:cs="Montserrat" w:eastAsia="Montserrat" w:hAnsi="Montserrat"/>
                 <w:i/>
                 <w:iCs/>
                 <w:color w:val="6B6B69"/>
-                <w:sz w:val="14"/>
+                <w:sz w:val="13"/>
                 <w:szCs w:val="15"/>
               </w:rPr>
               <w:t xml:space="preserve">Numeri, non aggettivi: prima → dopo, in quanto tempo</w:t>
@@ -4673,20 +4673,20 @@
             </w:pPr>
             <w:r>
               <w:rPr>
-                <w:rFonts w:ascii="Archivo" w:hAnsi="Archivo" w:cs="Archivo" w:eastAsia="Archivo"/>
+                <w:rFonts w:ascii="Montserrat" w:hAnsi="Montserrat" w:cs="Montserrat" w:eastAsia="Montserrat"/>
                 <w:b/>
                 <w:color w:val="E0661F"/>
-                <w:sz w:val="19"/>
+                <w:sz w:val="18"/>
               </w:rPr>
               <w:t>DA VERIFICARE —</w:t>
             </w:r>
             <w:r>
               <w:rPr>
-                <w:rFonts w:ascii="Archivo" w:hAnsi="Archivo" w:cs="Archivo"/>
+                <w:rFonts w:ascii="Montserrat" w:hAnsi="Montserrat" w:cs="Montserrat" w:eastAsia="Montserrat"/>
                 <w:rFonts w:ascii="Archivo" w:hAnsi="Archivo"/>
                 <w:b w:val="0"/>
                 <w:color w:val="141414"/>
-                <w:sz w:val="19"/>
+                <w:sz w:val="18"/>
               </w:rPr>
               <w:t xml:space="preserve"> nessun numero nelle nostre fonti.</w:t>
             </w:r>
@@ -4717,11 +4717,11 @@
             </w:pPr>
             <w:r>
               <w:rPr>
-                <w:rFonts w:ascii="Archivo" w:cs="Archivo" w:eastAsia="Archivo" w:hAnsi="Archivo"/>
-                <w:b/>
-                <w:bCs/>
-                <w:color w:val="141414"/>
-                <w:sz w:val="18"/>
+                <w:rFonts w:ascii="Montserrat" w:cs="Montserrat" w:eastAsia="Montserrat" w:hAnsi="Montserrat"/>
+                <w:b/>
+                <w:bCs/>
+                <w:color w:val="141414"/>
+                <w:sz w:val="17"/>
                 <w:szCs w:val="18"/>
               </w:rPr>
               <w:t xml:space="preserve">7 · Servizi attivi oggi</w:t>
@@ -4733,11 +4733,11 @@
             </w:pPr>
             <w:r>
               <w:rPr>
-                <w:rFonts w:ascii="Archivo" w:cs="Archivo" w:eastAsia="Archivo" w:hAnsi="Archivo"/>
+                <w:rFonts w:ascii="Montserrat" w:cs="Montserrat" w:eastAsia="Montserrat" w:hAnsi="Montserrat"/>
                 <w:i/>
                 <w:iCs/>
                 <w:color w:val="6B6B69"/>
-                <w:sz w:val="14"/>
+                <w:sz w:val="13"/>
                 <w:szCs w:val="15"/>
               </w:rPr>
               <w:t xml:space="preserve">Quali dei cinque, e da quando</w:t>
@@ -4767,20 +4767,20 @@
             </w:pPr>
             <w:r>
               <w:rPr>
-                <w:rFonts w:ascii="Archivo" w:hAnsi="Archivo" w:cs="Archivo" w:eastAsia="Archivo"/>
+                <w:rFonts w:ascii="Montserrat" w:hAnsi="Montserrat" w:cs="Montserrat" w:eastAsia="Montserrat"/>
                 <w:b/>
                 <w:color w:val="E0661F"/>
-                <w:sz w:val="19"/>
+                <w:sz w:val="18"/>
               </w:rPr>
               <w:t>DA VERIFICARE —</w:t>
             </w:r>
             <w:r>
               <w:rPr>
-                <w:rFonts w:ascii="Archivo" w:hAnsi="Archivo" w:cs="Archivo"/>
+                <w:rFonts w:ascii="Montserrat" w:hAnsi="Montserrat" w:cs="Montserrat" w:eastAsia="Montserrat"/>
                 <w:rFonts w:ascii="Archivo" w:hAnsi="Archivo"/>
                 <w:b w:val="0"/>
                 <w:color w:val="141414"/>
-                <w:sz w:val="19"/>
+                <w:sz w:val="18"/>
               </w:rPr>
               <w:t xml:space="preserve"> da confermare dopo aver chiarito di chi si parla.</w:t>
             </w:r>
@@ -4811,11 +4811,11 @@
             </w:pPr>
             <w:r>
               <w:rPr>
-                <w:rFonts w:ascii="Archivo" w:cs="Archivo" w:eastAsia="Archivo" w:hAnsi="Archivo"/>
-                <w:b/>
-                <w:bCs/>
-                <w:color w:val="141414"/>
-                <w:sz w:val="18"/>
+                <w:rFonts w:ascii="Montserrat" w:cs="Montserrat" w:eastAsia="Montserrat" w:hAnsi="Montserrat"/>
+                <w:b/>
+                <w:bCs/>
+                <w:color w:val="141414"/>
+                <w:sz w:val="17"/>
                 <w:szCs w:val="18"/>
               </w:rPr>
               <w:t xml:space="preserve">8 · Materiali disponibili</w:t>
@@ -4827,11 +4827,11 @@
             </w:pPr>
             <w:r>
               <w:rPr>
-                <w:rFonts w:ascii="Archivo" w:cs="Archivo" w:eastAsia="Archivo" w:hAnsi="Archivo"/>
+                <w:rFonts w:ascii="Montserrat" w:cs="Montserrat" w:eastAsia="Montserrat" w:hAnsi="Montserrat"/>
                 <w:i/>
                 <w:iCs/>
                 <w:color w:val="6B6B69"/>
-                <w:sz w:val="14"/>
+                <w:sz w:val="13"/>
                 <w:szCs w:val="15"/>
               </w:rPr>
               <w:t xml:space="preserve">Foto, screenshot, grafici, video</w:t>
@@ -4861,20 +4861,20 @@
             </w:pPr>
             <w:r>
               <w:rPr>
-                <w:rFonts w:ascii="Archivo" w:hAnsi="Archivo" w:cs="Archivo" w:eastAsia="Archivo"/>
+                <w:rFonts w:ascii="Montserrat" w:hAnsi="Montserrat" w:cs="Montserrat" w:eastAsia="Montserrat"/>
                 <w:b/>
                 <w:color w:val="E0661F"/>
-                <w:sz w:val="19"/>
+                <w:sz w:val="18"/>
               </w:rPr>
               <w:t>DA VERIFICARE —</w:t>
             </w:r>
             <w:r>
               <w:rPr>
-                <w:rFonts w:ascii="Archivo" w:hAnsi="Archivo" w:cs="Archivo"/>
+                <w:rFonts w:ascii="Montserrat" w:hAnsi="Montserrat" w:cs="Montserrat" w:eastAsia="Montserrat"/>
                 <w:rFonts w:ascii="Archivo" w:hAnsi="Archivo"/>
                 <w:b w:val="0"/>
                 <w:color w:val="141414"/>
-                <w:sz w:val="19"/>
+                <w:sz w:val="18"/>
               </w:rPr>
               <w:t xml:space="preserve"> </w:t>
             </w:r>
@@ -4905,11 +4905,11 @@
             </w:pPr>
             <w:r>
               <w:rPr>
-                <w:rFonts w:ascii="Archivo" w:cs="Archivo" w:eastAsia="Archivo" w:hAnsi="Archivo"/>
-                <w:b/>
-                <w:bCs/>
-                <w:color w:val="141414"/>
-                <w:sz w:val="18"/>
+                <w:rFonts w:ascii="Montserrat" w:cs="Montserrat" w:eastAsia="Montserrat" w:hAnsi="Montserrat"/>
+                <w:b/>
+                <w:bCs/>
+                <w:color w:val="141414"/>
+                <w:sz w:val="17"/>
                 <w:szCs w:val="18"/>
               </w:rPr>
               <w:t xml:space="preserve">9 · Possiamo citarlo per nome?</w:t>
@@ -4939,9 +4939,9 @@
             </w:pPr>
             <w:r>
               <w:rPr>
-                <w:rFonts w:ascii="Archivo" w:hAnsi="Archivo" w:cs="Archivo" w:eastAsia="Archivo"/>
-                <w:color w:val="141414"/>
-                <w:sz w:val="19"/>
+                <w:rFonts w:ascii="Montserrat" w:hAnsi="Montserrat" w:cs="Montserrat" w:eastAsia="Montserrat"/>
+                <w:color w:val="141414"/>
+                <w:sz w:val="18"/>
               </w:rPr>
               <w:t>Da chiedere al cliente.</w:t>
             </w:r>
@@ -4972,11 +4972,11 @@
             </w:pPr>
             <w:r>
               <w:rPr>
-                <w:rFonts w:ascii="Archivo" w:cs="Archivo" w:eastAsia="Archivo" w:hAnsi="Archivo"/>
-                <w:b/>
-                <w:bCs/>
-                <w:color w:val="141414"/>
-                <w:sz w:val="18"/>
+                <w:rFonts w:ascii="Montserrat" w:cs="Montserrat" w:eastAsia="Montserrat" w:hAnsi="Montserrat"/>
+                <w:b/>
+                <w:bCs/>
+                <w:color w:val="141414"/>
+                <w:sz w:val="17"/>
                 <w:szCs w:val="18"/>
               </w:rPr>
               <w:t xml:space="preserve">10 · Farebbe da referenza al telefono?</w:t>
@@ -5006,9 +5006,9 @@
             </w:pPr>
             <w:r>
               <w:rPr>
-                <w:rFonts w:ascii="Archivo" w:hAnsi="Archivo" w:cs="Archivo" w:eastAsia="Archivo"/>
-                <w:color w:val="141414"/>
-                <w:sz w:val="19"/>
+                <w:rFonts w:ascii="Montserrat" w:hAnsi="Montserrat" w:cs="Montserrat" w:eastAsia="Montserrat"/>
+                <w:color w:val="141414"/>
+                <w:sz w:val="18"/>
               </w:rPr>
               <w:t>Da chiedere al cliente.</w:t>
             </w:r>
@@ -5027,8 +5027,8 @@
       </w:pPr>
       <w:r>
         <w:rPr>
-          <w:rFonts w:ascii="Archivo ExtraBold" w:cs="Archivo ExtraBold" w:eastAsia="Archivo ExtraBold" w:hAnsi="Archivo ExtraBold"/>
-          <w:b w:val="0"/>
+          <w:rFonts w:ascii="Montserrat" w:cs="Montserrat" w:eastAsia="Montserrat" w:hAnsi="Montserrat"/>
+          <w:b/>
           <w:bCs/>
           <w:color w:val="141414"/>
           <w:sz w:val="25"/>
@@ -5078,11 +5078,11 @@
             </w:pPr>
             <w:r>
               <w:rPr>
-                <w:rFonts w:ascii="Archivo" w:cs="Archivo" w:eastAsia="Archivo" w:hAnsi="Archivo"/>
-                <w:b/>
-                <w:bCs/>
-                <w:color w:val="141414"/>
-                <w:sz w:val="18"/>
+                <w:rFonts w:ascii="Montserrat" w:cs="Montserrat" w:eastAsia="Montserrat" w:hAnsi="Montserrat"/>
+                <w:b/>
+                <w:bCs/>
+                <w:color w:val="141414"/>
+                <w:sz w:val="17"/>
                 <w:szCs w:val="18"/>
               </w:rPr>
               <w:t xml:space="preserve">1 · Introduzione</w:t>
@@ -5094,11 +5094,11 @@
             </w:pPr>
             <w:r>
               <w:rPr>
-                <w:rFonts w:ascii="Archivo" w:cs="Archivo" w:eastAsia="Archivo" w:hAnsi="Archivo"/>
+                <w:rFonts w:ascii="Montserrat" w:cs="Montserrat" w:eastAsia="Montserrat" w:hAnsi="Montserrat"/>
                 <w:i/>
                 <w:iCs/>
                 <w:color w:val="6B6B69"/>
-                <w:sz w:val="14"/>
+                <w:sz w:val="13"/>
                 <w:szCs w:val="15"/>
               </w:rPr>
               <w:t xml:space="preserve">Chi è, che cosa fa, dove</w:t>
@@ -5128,20 +5128,20 @@
             </w:pPr>
             <w:r>
               <w:rPr>
-                <w:rFonts w:ascii="Archivo" w:hAnsi="Archivo" w:cs="Archivo" w:eastAsia="Archivo"/>
+                <w:rFonts w:ascii="Montserrat" w:hAnsi="Montserrat" w:cs="Montserrat" w:eastAsia="Montserrat"/>
                 <w:b/>
                 <w:color w:val="E0661F"/>
-                <w:sz w:val="19"/>
+                <w:sz w:val="18"/>
               </w:rPr>
               <w:t>DA VERIFICARE —</w:t>
             </w:r>
             <w:r>
               <w:rPr>
-                <w:rFonts w:ascii="Archivo" w:hAnsi="Archivo" w:cs="Archivo"/>
+                <w:rFonts w:ascii="Montserrat" w:hAnsi="Montserrat" w:cs="Montserrat" w:eastAsia="Montserrat"/>
                 <w:rFonts w:ascii="Archivo" w:hAnsi="Archivo"/>
                 <w:b w:val="0"/>
                 <w:color w:val="141414"/>
-                <w:sz w:val="19"/>
+                <w:sz w:val="18"/>
               </w:rPr>
               <w:t xml:space="preserve"> non compare in nessuna fonte YDG: né lista clienti, né knowledge base, né Finanze. Prima di scrivere qualsiasi cosa serve sapere chi è e chi l'ha seguita.</w:t>
             </w:r>
@@ -5172,11 +5172,11 @@
             </w:pPr>
             <w:r>
               <w:rPr>
-                <w:rFonts w:ascii="Archivo" w:cs="Archivo" w:eastAsia="Archivo" w:hAnsi="Archivo"/>
-                <w:b/>
-                <w:bCs/>
-                <w:color w:val="141414"/>
-                <w:sz w:val="18"/>
+                <w:rFonts w:ascii="Montserrat" w:cs="Montserrat" w:eastAsia="Montserrat" w:hAnsi="Montserrat"/>
+                <w:b/>
+                <w:bCs/>
+                <w:color w:val="141414"/>
+                <w:sz w:val="17"/>
                 <w:szCs w:val="18"/>
               </w:rPr>
               <w:t xml:space="preserve">2 · Situazione iniziale</w:t>
@@ -5188,11 +5188,11 @@
             </w:pPr>
             <w:r>
               <w:rPr>
-                <w:rFonts w:ascii="Archivo" w:cs="Archivo" w:eastAsia="Archivo" w:hAnsi="Archivo"/>
+                <w:rFonts w:ascii="Montserrat" w:cs="Montserrat" w:eastAsia="Montserrat" w:hAnsi="Montserrat"/>
                 <w:i/>
                 <w:iCs/>
                 <w:color w:val="6B6B69"/>
-                <w:sz w:val="14"/>
+                <w:sz w:val="13"/>
                 <w:szCs w:val="15"/>
               </w:rPr>
               <w:t xml:space="preserve">Com'era messo quando è arrivato da noi</w:t>
@@ -5222,20 +5222,20 @@
             </w:pPr>
             <w:r>
               <w:rPr>
-                <w:rFonts w:ascii="Archivo" w:hAnsi="Archivo" w:cs="Archivo" w:eastAsia="Archivo"/>
+                <w:rFonts w:ascii="Montserrat" w:hAnsi="Montserrat" w:cs="Montserrat" w:eastAsia="Montserrat"/>
                 <w:b/>
                 <w:color w:val="E0661F"/>
-                <w:sz w:val="19"/>
+                <w:sz w:val="18"/>
               </w:rPr>
               <w:t>DA VERIFICARE —</w:t>
             </w:r>
             <w:r>
               <w:rPr>
-                <w:rFonts w:ascii="Archivo" w:hAnsi="Archivo" w:cs="Archivo"/>
+                <w:rFonts w:ascii="Montserrat" w:hAnsi="Montserrat" w:cs="Montserrat" w:eastAsia="Montserrat"/>
                 <w:rFonts w:ascii="Archivo" w:hAnsi="Archivo"/>
                 <w:b w:val="0"/>
                 <w:color w:val="141414"/>
-                <w:sz w:val="19"/>
+                <w:sz w:val="18"/>
               </w:rPr>
               <w:t xml:space="preserve"> </w:t>
             </w:r>
@@ -5266,11 +5266,11 @@
             </w:pPr>
             <w:r>
               <w:rPr>
-                <w:rFonts w:ascii="Archivo" w:cs="Archivo" w:eastAsia="Archivo" w:hAnsi="Archivo"/>
-                <w:b/>
-                <w:bCs/>
-                <w:color w:val="141414"/>
-                <w:sz w:val="18"/>
+                <w:rFonts w:ascii="Montserrat" w:cs="Montserrat" w:eastAsia="Montserrat" w:hAnsi="Montserrat"/>
+                <w:b/>
+                <w:bCs/>
+                <w:color w:val="141414"/>
+                <w:sz w:val="17"/>
                 <w:szCs w:val="18"/>
               </w:rPr>
               <w:t xml:space="preserve">3 · Potenzialità</w:t>
@@ -5282,11 +5282,11 @@
             </w:pPr>
             <w:r>
               <w:rPr>
-                <w:rFonts w:ascii="Archivo" w:cs="Archivo" w:eastAsia="Archivo" w:hAnsi="Archivo"/>
+                <w:rFonts w:ascii="Montserrat" w:cs="Montserrat" w:eastAsia="Montserrat" w:hAnsi="Montserrat"/>
                 <w:i/>
                 <w:iCs/>
                 <w:color w:val="6B6B69"/>
-                <w:sz w:val="14"/>
+                <w:sz w:val="13"/>
                 <w:szCs w:val="15"/>
               </w:rPr>
               <w:t xml:space="preserve">Che cosa aveva di buono e non stava sfruttando</w:t>
@@ -5316,20 +5316,20 @@
             </w:pPr>
             <w:r>
               <w:rPr>
-                <w:rFonts w:ascii="Archivo" w:hAnsi="Archivo" w:cs="Archivo" w:eastAsia="Archivo"/>
+                <w:rFonts w:ascii="Montserrat" w:hAnsi="Montserrat" w:cs="Montserrat" w:eastAsia="Montserrat"/>
                 <w:b/>
                 <w:color w:val="E0661F"/>
-                <w:sz w:val="19"/>
+                <w:sz w:val="18"/>
               </w:rPr>
               <w:t>DA VERIFICARE —</w:t>
             </w:r>
             <w:r>
               <w:rPr>
-                <w:rFonts w:ascii="Archivo" w:hAnsi="Archivo" w:cs="Archivo"/>
+                <w:rFonts w:ascii="Montserrat" w:hAnsi="Montserrat" w:cs="Montserrat" w:eastAsia="Montserrat"/>
                 <w:rFonts w:ascii="Archivo" w:hAnsi="Archivo"/>
                 <w:b w:val="0"/>
                 <w:color w:val="141414"/>
-                <w:sz w:val="19"/>
+                <w:sz w:val="18"/>
               </w:rPr>
               <w:t xml:space="preserve"> </w:t>
             </w:r>
@@ -5360,11 +5360,11 @@
             </w:pPr>
             <w:r>
               <w:rPr>
-                <w:rFonts w:ascii="Archivo" w:cs="Archivo" w:eastAsia="Archivo" w:hAnsi="Archivo"/>
-                <w:b/>
-                <w:bCs/>
-                <w:color w:val="141414"/>
-                <w:sz w:val="18"/>
+                <w:rFonts w:ascii="Montserrat" w:cs="Montserrat" w:eastAsia="Montserrat" w:hAnsi="Montserrat"/>
+                <w:b/>
+                <w:bCs/>
+                <w:color w:val="141414"/>
+                <w:sz w:val="17"/>
                 <w:szCs w:val="18"/>
               </w:rPr>
               <w:t xml:space="preserve">4 · Punti di debolezza</w:t>
@@ -5376,11 +5376,11 @@
             </w:pPr>
             <w:r>
               <w:rPr>
-                <w:rFonts w:ascii="Archivo" w:cs="Archivo" w:eastAsia="Archivo" w:hAnsi="Archivo"/>
+                <w:rFonts w:ascii="Montserrat" w:cs="Montserrat" w:eastAsia="Montserrat" w:hAnsi="Montserrat"/>
                 <w:i/>
                 <w:iCs/>
                 <w:color w:val="6B6B69"/>
-                <w:sz w:val="14"/>
+                <w:sz w:val="13"/>
                 <w:szCs w:val="15"/>
               </w:rPr>
               <w:t xml:space="preserve">Che cosa lo frenava davvero</w:t>
@@ -5410,20 +5410,20 @@
             </w:pPr>
             <w:r>
               <w:rPr>
-                <w:rFonts w:ascii="Archivo" w:hAnsi="Archivo" w:cs="Archivo" w:eastAsia="Archivo"/>
+                <w:rFonts w:ascii="Montserrat" w:hAnsi="Montserrat" w:cs="Montserrat" w:eastAsia="Montserrat"/>
                 <w:b/>
                 <w:color w:val="E0661F"/>
-                <w:sz w:val="19"/>
+                <w:sz w:val="18"/>
               </w:rPr>
               <w:t>DA VERIFICARE —</w:t>
             </w:r>
             <w:r>
               <w:rPr>
-                <w:rFonts w:ascii="Archivo" w:hAnsi="Archivo" w:cs="Archivo"/>
+                <w:rFonts w:ascii="Montserrat" w:hAnsi="Montserrat" w:cs="Montserrat" w:eastAsia="Montserrat"/>
                 <w:rFonts w:ascii="Archivo" w:hAnsi="Archivo"/>
                 <w:b w:val="0"/>
                 <w:color w:val="141414"/>
-                <w:sz w:val="19"/>
+                <w:sz w:val="18"/>
               </w:rPr>
               <w:t xml:space="preserve"> </w:t>
             </w:r>
@@ -5454,11 +5454,11 @@
             </w:pPr>
             <w:r>
               <w:rPr>
-                <w:rFonts w:ascii="Archivo" w:cs="Archivo" w:eastAsia="Archivo" w:hAnsi="Archivo"/>
-                <w:b/>
-                <w:bCs/>
-                <w:color w:val="141414"/>
-                <w:sz w:val="18"/>
+                <w:rFonts w:ascii="Montserrat" w:cs="Montserrat" w:eastAsia="Montserrat" w:hAnsi="Montserrat"/>
+                <w:b/>
+                <w:bCs/>
+                <w:color w:val="141414"/>
+                <w:sz w:val="17"/>
                 <w:szCs w:val="18"/>
               </w:rPr>
               <w:t xml:space="preserve">5 · Che cosa abbiamo fatto</w:t>
@@ -5470,11 +5470,11 @@
             </w:pPr>
             <w:r>
               <w:rPr>
-                <w:rFonts w:ascii="Archivo" w:cs="Archivo" w:eastAsia="Archivo" w:hAnsi="Archivo"/>
+                <w:rFonts w:ascii="Montserrat" w:cs="Montserrat" w:eastAsia="Montserrat" w:hAnsi="Montserrat"/>
                 <w:i/>
                 <w:iCs/>
                 <w:color w:val="6B6B69"/>
-                <w:sz w:val="14"/>
+                <w:sz w:val="13"/>
                 <w:szCs w:val="15"/>
               </w:rPr>
               <w:t xml:space="preserve">Gli interventi, in ordine</w:t>
@@ -5504,20 +5504,20 @@
             </w:pPr>
             <w:r>
               <w:rPr>
-                <w:rFonts w:ascii="Archivo" w:hAnsi="Archivo" w:cs="Archivo" w:eastAsia="Archivo"/>
+                <w:rFonts w:ascii="Montserrat" w:hAnsi="Montserrat" w:cs="Montserrat" w:eastAsia="Montserrat"/>
                 <w:b/>
                 <w:color w:val="E0661F"/>
-                <w:sz w:val="19"/>
+                <w:sz w:val="18"/>
               </w:rPr>
               <w:t>DA VERIFICARE —</w:t>
             </w:r>
             <w:r>
               <w:rPr>
-                <w:rFonts w:ascii="Archivo" w:hAnsi="Archivo" w:cs="Archivo"/>
+                <w:rFonts w:ascii="Montserrat" w:hAnsi="Montserrat" w:cs="Montserrat" w:eastAsia="Montserrat"/>
                 <w:rFonts w:ascii="Archivo" w:hAnsi="Archivo"/>
                 <w:b w:val="0"/>
                 <w:color w:val="141414"/>
-                <w:sz w:val="19"/>
+                <w:sz w:val="18"/>
               </w:rPr>
               <w:t xml:space="preserve"> </w:t>
             </w:r>
@@ -5548,11 +5548,11 @@
             </w:pPr>
             <w:r>
               <w:rPr>
-                <w:rFonts w:ascii="Archivo" w:cs="Archivo" w:eastAsia="Archivo" w:hAnsi="Archivo"/>
-                <w:b/>
-                <w:bCs/>
-                <w:color w:val="141414"/>
-                <w:sz w:val="18"/>
+                <w:rFonts w:ascii="Montserrat" w:cs="Montserrat" w:eastAsia="Montserrat" w:hAnsi="Montserrat"/>
+                <w:b/>
+                <w:bCs/>
+                <w:color w:val="141414"/>
+                <w:sz w:val="17"/>
                 <w:szCs w:val="18"/>
               </w:rPr>
               <w:t xml:space="preserve">6 · Risultati</w:t>
@@ -5564,11 +5564,11 @@
             </w:pPr>
             <w:r>
               <w:rPr>
-                <w:rFonts w:ascii="Archivo" w:cs="Archivo" w:eastAsia="Archivo" w:hAnsi="Archivo"/>
+                <w:rFonts w:ascii="Montserrat" w:cs="Montserrat" w:eastAsia="Montserrat" w:hAnsi="Montserrat"/>
                 <w:i/>
                 <w:iCs/>
                 <w:color w:val="6B6B69"/>
-                <w:sz w:val="14"/>
+                <w:sz w:val="13"/>
                 <w:szCs w:val="15"/>
               </w:rPr>
               <w:t xml:space="preserve">Numeri, non aggettivi: prima → dopo, in quanto tempo</w:t>
@@ -5598,20 +5598,20 @@
             </w:pPr>
             <w:r>
               <w:rPr>
-                <w:rFonts w:ascii="Archivo" w:hAnsi="Archivo" w:cs="Archivo" w:eastAsia="Archivo"/>
+                <w:rFonts w:ascii="Montserrat" w:hAnsi="Montserrat" w:cs="Montserrat" w:eastAsia="Montserrat"/>
                 <w:b/>
                 <w:color w:val="E0661F"/>
-                <w:sz w:val="19"/>
+                <w:sz w:val="18"/>
               </w:rPr>
               <w:t>DA VERIFICARE —</w:t>
             </w:r>
             <w:r>
               <w:rPr>
-                <w:rFonts w:ascii="Archivo" w:hAnsi="Archivo" w:cs="Archivo"/>
+                <w:rFonts w:ascii="Montserrat" w:hAnsi="Montserrat" w:cs="Montserrat" w:eastAsia="Montserrat"/>
                 <w:rFonts w:ascii="Archivo" w:hAnsi="Archivo"/>
                 <w:b w:val="0"/>
                 <w:color w:val="141414"/>
-                <w:sz w:val="19"/>
+                <w:sz w:val="18"/>
               </w:rPr>
               <w:t xml:space="preserve"> </w:t>
             </w:r>
@@ -5642,11 +5642,11 @@
             </w:pPr>
             <w:r>
               <w:rPr>
-                <w:rFonts w:ascii="Archivo" w:cs="Archivo" w:eastAsia="Archivo" w:hAnsi="Archivo"/>
-                <w:b/>
-                <w:bCs/>
-                <w:color w:val="141414"/>
-                <w:sz w:val="18"/>
+                <w:rFonts w:ascii="Montserrat" w:cs="Montserrat" w:eastAsia="Montserrat" w:hAnsi="Montserrat"/>
+                <w:b/>
+                <w:bCs/>
+                <w:color w:val="141414"/>
+                <w:sz w:val="17"/>
                 <w:szCs w:val="18"/>
               </w:rPr>
               <w:t xml:space="preserve">7 · Servizi attivi oggi</w:t>
@@ -5658,11 +5658,11 @@
             </w:pPr>
             <w:r>
               <w:rPr>
-                <w:rFonts w:ascii="Archivo" w:cs="Archivo" w:eastAsia="Archivo" w:hAnsi="Archivo"/>
+                <w:rFonts w:ascii="Montserrat" w:cs="Montserrat" w:eastAsia="Montserrat" w:hAnsi="Montserrat"/>
                 <w:i/>
                 <w:iCs/>
                 <w:color w:val="6B6B69"/>
-                <w:sz w:val="14"/>
+                <w:sz w:val="13"/>
                 <w:szCs w:val="15"/>
               </w:rPr>
               <w:t xml:space="preserve">Quali dei cinque, e da quando</w:t>
@@ -5692,20 +5692,20 @@
             </w:pPr>
             <w:r>
               <w:rPr>
-                <w:rFonts w:ascii="Archivo" w:hAnsi="Archivo" w:cs="Archivo" w:eastAsia="Archivo"/>
+                <w:rFonts w:ascii="Montserrat" w:hAnsi="Montserrat" w:cs="Montserrat" w:eastAsia="Montserrat"/>
                 <w:b/>
                 <w:color w:val="E0661F"/>
-                <w:sz w:val="19"/>
+                <w:sz w:val="18"/>
               </w:rPr>
               <w:t>DA VERIFICARE —</w:t>
             </w:r>
             <w:r>
               <w:rPr>
-                <w:rFonts w:ascii="Archivo" w:hAnsi="Archivo" w:cs="Archivo"/>
+                <w:rFonts w:ascii="Montserrat" w:hAnsi="Montserrat" w:cs="Montserrat" w:eastAsia="Montserrat"/>
                 <w:rFonts w:ascii="Archivo" w:hAnsi="Archivo"/>
                 <w:b w:val="0"/>
                 <w:color w:val="141414"/>
-                <w:sz w:val="19"/>
+                <w:sz w:val="18"/>
               </w:rPr>
               <w:t xml:space="preserve"> </w:t>
             </w:r>
@@ -5736,11 +5736,11 @@
             </w:pPr>
             <w:r>
               <w:rPr>
-                <w:rFonts w:ascii="Archivo" w:cs="Archivo" w:eastAsia="Archivo" w:hAnsi="Archivo"/>
-                <w:b/>
-                <w:bCs/>
-                <w:color w:val="141414"/>
-                <w:sz w:val="18"/>
+                <w:rFonts w:ascii="Montserrat" w:cs="Montserrat" w:eastAsia="Montserrat" w:hAnsi="Montserrat"/>
+                <w:b/>
+                <w:bCs/>
+                <w:color w:val="141414"/>
+                <w:sz w:val="17"/>
                 <w:szCs w:val="18"/>
               </w:rPr>
               <w:t xml:space="preserve">8 · Materiali disponibili</w:t>
@@ -5752,11 +5752,11 @@
             </w:pPr>
             <w:r>
               <w:rPr>
-                <w:rFonts w:ascii="Archivo" w:cs="Archivo" w:eastAsia="Archivo" w:hAnsi="Archivo"/>
+                <w:rFonts w:ascii="Montserrat" w:cs="Montserrat" w:eastAsia="Montserrat" w:hAnsi="Montserrat"/>
                 <w:i/>
                 <w:iCs/>
                 <w:color w:val="6B6B69"/>
-                <w:sz w:val="14"/>
+                <w:sz w:val="13"/>
                 <w:szCs w:val="15"/>
               </w:rPr>
               <w:t xml:space="preserve">Foto, screenshot, grafici, video</w:t>
@@ -5786,20 +5786,20 @@
             </w:pPr>
             <w:r>
               <w:rPr>
-                <w:rFonts w:ascii="Archivo" w:hAnsi="Archivo" w:cs="Archivo" w:eastAsia="Archivo"/>
+                <w:rFonts w:ascii="Montserrat" w:hAnsi="Montserrat" w:cs="Montserrat" w:eastAsia="Montserrat"/>
                 <w:b/>
                 <w:color w:val="E0661F"/>
-                <w:sz w:val="19"/>
+                <w:sz w:val="18"/>
               </w:rPr>
               <w:t>DA VERIFICARE —</w:t>
             </w:r>
             <w:r>
               <w:rPr>
-                <w:rFonts w:ascii="Archivo" w:hAnsi="Archivo" w:cs="Archivo"/>
+                <w:rFonts w:ascii="Montserrat" w:hAnsi="Montserrat" w:cs="Montserrat" w:eastAsia="Montserrat"/>
                 <w:rFonts w:ascii="Archivo" w:hAnsi="Archivo"/>
                 <w:b w:val="0"/>
                 <w:color w:val="141414"/>
-                <w:sz w:val="19"/>
+                <w:sz w:val="18"/>
               </w:rPr>
               <w:t xml:space="preserve"> </w:t>
             </w:r>
@@ -5830,11 +5830,11 @@
             </w:pPr>
             <w:r>
               <w:rPr>
-                <w:rFonts w:ascii="Archivo" w:cs="Archivo" w:eastAsia="Archivo" w:hAnsi="Archivo"/>
-                <w:b/>
-                <w:bCs/>
-                <w:color w:val="141414"/>
-                <w:sz w:val="18"/>
+                <w:rFonts w:ascii="Montserrat" w:cs="Montserrat" w:eastAsia="Montserrat" w:hAnsi="Montserrat"/>
+                <w:b/>
+                <w:bCs/>
+                <w:color w:val="141414"/>
+                <w:sz w:val="17"/>
                 <w:szCs w:val="18"/>
               </w:rPr>
               <w:t xml:space="preserve">9 · Possiamo citarlo per nome?</w:t>
@@ -5864,9 +5864,9 @@
             </w:pPr>
             <w:r>
               <w:rPr>
-                <w:rFonts w:ascii="Archivo" w:hAnsi="Archivo" w:cs="Archivo" w:eastAsia="Archivo"/>
-                <w:color w:val="141414"/>
-                <w:sz w:val="19"/>
+                <w:rFonts w:ascii="Montserrat" w:hAnsi="Montserrat" w:cs="Montserrat" w:eastAsia="Montserrat"/>
+                <w:color w:val="141414"/>
+                <w:sz w:val="18"/>
               </w:rPr>
               <w:t>Da chiedere al cliente.</w:t>
             </w:r>
@@ -5897,11 +5897,11 @@
             </w:pPr>
             <w:r>
               <w:rPr>
-                <w:rFonts w:ascii="Archivo" w:cs="Archivo" w:eastAsia="Archivo" w:hAnsi="Archivo"/>
-                <w:b/>
-                <w:bCs/>
-                <w:color w:val="141414"/>
-                <w:sz w:val="18"/>
+                <w:rFonts w:ascii="Montserrat" w:cs="Montserrat" w:eastAsia="Montserrat" w:hAnsi="Montserrat"/>
+                <w:b/>
+                <w:bCs/>
+                <w:color w:val="141414"/>
+                <w:sz w:val="17"/>
                 <w:szCs w:val="18"/>
               </w:rPr>
               <w:t xml:space="preserve">10 · Farebbe da referenza al telefono?</w:t>
@@ -5931,9 +5931,9 @@
             </w:pPr>
             <w:r>
               <w:rPr>
-                <w:rFonts w:ascii="Archivo" w:hAnsi="Archivo" w:cs="Archivo" w:eastAsia="Archivo"/>
-                <w:color w:val="141414"/>
-                <w:sz w:val="19"/>
+                <w:rFonts w:ascii="Montserrat" w:hAnsi="Montserrat" w:cs="Montserrat" w:eastAsia="Montserrat"/>
+                <w:color w:val="141414"/>
+                <w:sz w:val="18"/>
               </w:rPr>
               <w:t>Da chiedere al cliente.</w:t>
             </w:r>
@@ -5952,8 +5952,8 @@
       </w:pPr>
       <w:r>
         <w:rPr>
-          <w:rFonts w:ascii="Archivo ExtraBold" w:cs="Archivo ExtraBold" w:eastAsia="Archivo ExtraBold" w:hAnsi="Archivo ExtraBold"/>
-          <w:b w:val="0"/>
+          <w:rFonts w:ascii="Montserrat" w:cs="Montserrat" w:eastAsia="Montserrat" w:hAnsi="Montserrat"/>
+          <w:b/>
           <w:bCs/>
           <w:color w:val="141414"/>
           <w:sz w:val="25"/>
@@ -6003,11 +6003,11 @@
             </w:pPr>
             <w:r>
               <w:rPr>
-                <w:rFonts w:ascii="Archivo" w:cs="Archivo" w:eastAsia="Archivo" w:hAnsi="Archivo"/>
-                <w:b/>
-                <w:bCs/>
-                <w:color w:val="141414"/>
-                <w:sz w:val="18"/>
+                <w:rFonts w:ascii="Montserrat" w:cs="Montserrat" w:eastAsia="Montserrat" w:hAnsi="Montserrat"/>
+                <w:b/>
+                <w:bCs/>
+                <w:color w:val="141414"/>
+                <w:sz w:val="17"/>
                 <w:szCs w:val="18"/>
               </w:rPr>
               <w:t xml:space="preserve">1 · Introduzione</w:t>
@@ -6019,11 +6019,11 @@
             </w:pPr>
             <w:r>
               <w:rPr>
-                <w:rFonts w:ascii="Archivo" w:cs="Archivo" w:eastAsia="Archivo" w:hAnsi="Archivo"/>
+                <w:rFonts w:ascii="Montserrat" w:cs="Montserrat" w:eastAsia="Montserrat" w:hAnsi="Montserrat"/>
                 <w:i/>
                 <w:iCs/>
                 <w:color w:val="6B6B69"/>
-                <w:sz w:val="14"/>
+                <w:sz w:val="13"/>
                 <w:szCs w:val="15"/>
               </w:rPr>
               <w:t xml:space="preserve">Chi è, che cosa fa, dove</w:t>
@@ -6053,9 +6053,9 @@
             </w:pPr>
             <w:r>
               <w:rPr>
-                <w:rFonts w:ascii="Archivo" w:hAnsi="Archivo" w:cs="Archivo" w:eastAsia="Archivo"/>
-                <w:color w:val="141414"/>
-                <w:sz w:val="19"/>
+                <w:rFonts w:ascii="Montserrat" w:hAnsi="Montserrat" w:cs="Montserrat" w:eastAsia="Montserrat"/>
+                <w:color w:val="141414"/>
+                <w:sz w:val="18"/>
               </w:rPr>
               <w:t>Nella lista clienti YDG. DA VERIFICARE — settore e zona non sono registrati da nessuna parte: vanno scritti qui.</w:t>
             </w:r>
@@ -6086,11 +6086,11 @@
             </w:pPr>
             <w:r>
               <w:rPr>
-                <w:rFonts w:ascii="Archivo" w:cs="Archivo" w:eastAsia="Archivo" w:hAnsi="Archivo"/>
-                <w:b/>
-                <w:bCs/>
-                <w:color w:val="141414"/>
-                <w:sz w:val="18"/>
+                <w:rFonts w:ascii="Montserrat" w:cs="Montserrat" w:eastAsia="Montserrat" w:hAnsi="Montserrat"/>
+                <w:b/>
+                <w:bCs/>
+                <w:color w:val="141414"/>
+                <w:sz w:val="17"/>
                 <w:szCs w:val="18"/>
               </w:rPr>
               <w:t xml:space="preserve">2 · Situazione iniziale</w:t>
@@ -6102,11 +6102,11 @@
             </w:pPr>
             <w:r>
               <w:rPr>
-                <w:rFonts w:ascii="Archivo" w:cs="Archivo" w:eastAsia="Archivo" w:hAnsi="Archivo"/>
+                <w:rFonts w:ascii="Montserrat" w:cs="Montserrat" w:eastAsia="Montserrat" w:hAnsi="Montserrat"/>
                 <w:i/>
                 <w:iCs/>
                 <w:color w:val="6B6B69"/>
-                <w:sz w:val="14"/>
+                <w:sz w:val="13"/>
                 <w:szCs w:val="15"/>
               </w:rPr>
               <w:t xml:space="preserve">Com'era messo quando è arrivato da noi</w:t>
@@ -6136,20 +6136,20 @@
             </w:pPr>
             <w:r>
               <w:rPr>
-                <w:rFonts w:ascii="Archivo" w:hAnsi="Archivo" w:cs="Archivo" w:eastAsia="Archivo"/>
+                <w:rFonts w:ascii="Montserrat" w:hAnsi="Montserrat" w:cs="Montserrat" w:eastAsia="Montserrat"/>
                 <w:b/>
                 <w:color w:val="E0661F"/>
-                <w:sz w:val="19"/>
+                <w:sz w:val="18"/>
               </w:rPr>
               <w:t>DA VERIFICARE —</w:t>
             </w:r>
             <w:r>
               <w:rPr>
-                <w:rFonts w:ascii="Archivo" w:hAnsi="Archivo" w:cs="Archivo"/>
+                <w:rFonts w:ascii="Montserrat" w:hAnsi="Montserrat" w:cs="Montserrat" w:eastAsia="Montserrat"/>
                 <w:rFonts w:ascii="Archivo" w:hAnsi="Archivo"/>
                 <w:b w:val="0"/>
                 <w:color w:val="141414"/>
-                <w:sz w:val="19"/>
+                <w:sz w:val="18"/>
               </w:rPr>
               <w:t xml:space="preserve"> </w:t>
             </w:r>
@@ -6180,11 +6180,11 @@
             </w:pPr>
             <w:r>
               <w:rPr>
-                <w:rFonts w:ascii="Archivo" w:cs="Archivo" w:eastAsia="Archivo" w:hAnsi="Archivo"/>
-                <w:b/>
-                <w:bCs/>
-                <w:color w:val="141414"/>
-                <w:sz w:val="18"/>
+                <w:rFonts w:ascii="Montserrat" w:cs="Montserrat" w:eastAsia="Montserrat" w:hAnsi="Montserrat"/>
+                <w:b/>
+                <w:bCs/>
+                <w:color w:val="141414"/>
+                <w:sz w:val="17"/>
                 <w:szCs w:val="18"/>
               </w:rPr>
               <w:t xml:space="preserve">3 · Potenzialità</w:t>
@@ -6196,11 +6196,11 @@
             </w:pPr>
             <w:r>
               <w:rPr>
-                <w:rFonts w:ascii="Archivo" w:cs="Archivo" w:eastAsia="Archivo" w:hAnsi="Archivo"/>
+                <w:rFonts w:ascii="Montserrat" w:cs="Montserrat" w:eastAsia="Montserrat" w:hAnsi="Montserrat"/>
                 <w:i/>
                 <w:iCs/>
                 <w:color w:val="6B6B69"/>
-                <w:sz w:val="14"/>
+                <w:sz w:val="13"/>
                 <w:szCs w:val="15"/>
               </w:rPr>
               <w:t xml:space="preserve">Che cosa aveva di buono e non stava sfruttando</w:t>
@@ -6230,20 +6230,20 @@
             </w:pPr>
             <w:r>
               <w:rPr>
-                <w:rFonts w:ascii="Archivo" w:hAnsi="Archivo" w:cs="Archivo" w:eastAsia="Archivo"/>
+                <w:rFonts w:ascii="Montserrat" w:hAnsi="Montserrat" w:cs="Montserrat" w:eastAsia="Montserrat"/>
                 <w:b/>
                 <w:color w:val="E0661F"/>
-                <w:sz w:val="19"/>
+                <w:sz w:val="18"/>
               </w:rPr>
               <w:t>DA VERIFICARE —</w:t>
             </w:r>
             <w:r>
               <w:rPr>
-                <w:rFonts w:ascii="Archivo" w:hAnsi="Archivo" w:cs="Archivo"/>
+                <w:rFonts w:ascii="Montserrat" w:hAnsi="Montserrat" w:cs="Montserrat" w:eastAsia="Montserrat"/>
                 <w:rFonts w:ascii="Archivo" w:hAnsi="Archivo"/>
                 <w:b w:val="0"/>
                 <w:color w:val="141414"/>
-                <w:sz w:val="19"/>
+                <w:sz w:val="18"/>
               </w:rPr>
               <w:t xml:space="preserve"> </w:t>
             </w:r>
@@ -6274,11 +6274,11 @@
             </w:pPr>
             <w:r>
               <w:rPr>
-                <w:rFonts w:ascii="Archivo" w:cs="Archivo" w:eastAsia="Archivo" w:hAnsi="Archivo"/>
-                <w:b/>
-                <w:bCs/>
-                <w:color w:val="141414"/>
-                <w:sz w:val="18"/>
+                <w:rFonts w:ascii="Montserrat" w:cs="Montserrat" w:eastAsia="Montserrat" w:hAnsi="Montserrat"/>
+                <w:b/>
+                <w:bCs/>
+                <w:color w:val="141414"/>
+                <w:sz w:val="17"/>
                 <w:szCs w:val="18"/>
               </w:rPr>
               <w:t xml:space="preserve">4 · Punti di debolezza</w:t>
@@ -6290,11 +6290,11 @@
             </w:pPr>
             <w:r>
               <w:rPr>
-                <w:rFonts w:ascii="Archivo" w:cs="Archivo" w:eastAsia="Archivo" w:hAnsi="Archivo"/>
+                <w:rFonts w:ascii="Montserrat" w:cs="Montserrat" w:eastAsia="Montserrat" w:hAnsi="Montserrat"/>
                 <w:i/>
                 <w:iCs/>
                 <w:color w:val="6B6B69"/>
-                <w:sz w:val="14"/>
+                <w:sz w:val="13"/>
                 <w:szCs w:val="15"/>
               </w:rPr>
               <w:t xml:space="preserve">Che cosa lo frenava davvero</w:t>
@@ -6324,20 +6324,20 @@
             </w:pPr>
             <w:r>
               <w:rPr>
-                <w:rFonts w:ascii="Archivo" w:hAnsi="Archivo" w:cs="Archivo" w:eastAsia="Archivo"/>
+                <w:rFonts w:ascii="Montserrat" w:hAnsi="Montserrat" w:cs="Montserrat" w:eastAsia="Montserrat"/>
                 <w:b/>
                 <w:color w:val="E0661F"/>
-                <w:sz w:val="19"/>
+                <w:sz w:val="18"/>
               </w:rPr>
               <w:t>DA VERIFICARE —</w:t>
             </w:r>
             <w:r>
               <w:rPr>
-                <w:rFonts w:ascii="Archivo" w:hAnsi="Archivo" w:cs="Archivo"/>
+                <w:rFonts w:ascii="Montserrat" w:hAnsi="Montserrat" w:cs="Montserrat" w:eastAsia="Montserrat"/>
                 <w:rFonts w:ascii="Archivo" w:hAnsi="Archivo"/>
                 <w:b w:val="0"/>
                 <w:color w:val="141414"/>
-                <w:sz w:val="19"/>
+                <w:sz w:val="18"/>
               </w:rPr>
               <w:t xml:space="preserve"> </w:t>
             </w:r>
@@ -6368,11 +6368,11 @@
             </w:pPr>
             <w:r>
               <w:rPr>
-                <w:rFonts w:ascii="Archivo" w:cs="Archivo" w:eastAsia="Archivo" w:hAnsi="Archivo"/>
-                <w:b/>
-                <w:bCs/>
-                <w:color w:val="141414"/>
-                <w:sz w:val="18"/>
+                <w:rFonts w:ascii="Montserrat" w:cs="Montserrat" w:eastAsia="Montserrat" w:hAnsi="Montserrat"/>
+                <w:b/>
+                <w:bCs/>
+                <w:color w:val="141414"/>
+                <w:sz w:val="17"/>
                 <w:szCs w:val="18"/>
               </w:rPr>
               <w:t xml:space="preserve">5 · Che cosa abbiamo fatto</w:t>
@@ -6384,11 +6384,11 @@
             </w:pPr>
             <w:r>
               <w:rPr>
-                <w:rFonts w:ascii="Archivo" w:cs="Archivo" w:eastAsia="Archivo" w:hAnsi="Archivo"/>
+                <w:rFonts w:ascii="Montserrat" w:cs="Montserrat" w:eastAsia="Montserrat" w:hAnsi="Montserrat"/>
                 <w:i/>
                 <w:iCs/>
                 <w:color w:val="6B6B69"/>
-                <w:sz w:val="14"/>
+                <w:sz w:val="13"/>
                 <w:szCs w:val="15"/>
               </w:rPr>
               <w:t xml:space="preserve">Gli interventi, in ordine</w:t>
@@ -6418,20 +6418,20 @@
             </w:pPr>
             <w:r>
               <w:rPr>
-                <w:rFonts w:ascii="Archivo" w:hAnsi="Archivo" w:cs="Archivo" w:eastAsia="Archivo"/>
+                <w:rFonts w:ascii="Montserrat" w:hAnsi="Montserrat" w:cs="Montserrat" w:eastAsia="Montserrat"/>
                 <w:b/>
                 <w:color w:val="E0661F"/>
-                <w:sz w:val="19"/>
+                <w:sz w:val="18"/>
               </w:rPr>
               <w:t>DA VERIFICARE —</w:t>
             </w:r>
             <w:r>
               <w:rPr>
-                <w:rFonts w:ascii="Archivo" w:hAnsi="Archivo" w:cs="Archivo"/>
+                <w:rFonts w:ascii="Montserrat" w:hAnsi="Montserrat" w:cs="Montserrat" w:eastAsia="Montserrat"/>
                 <w:rFonts w:ascii="Archivo" w:hAnsi="Archivo"/>
                 <w:b w:val="0"/>
                 <w:color w:val="141414"/>
-                <w:sz w:val="19"/>
+                <w:sz w:val="18"/>
               </w:rPr>
               <w:t xml:space="preserve"> </w:t>
             </w:r>
@@ -6462,11 +6462,11 @@
             </w:pPr>
             <w:r>
               <w:rPr>
-                <w:rFonts w:ascii="Archivo" w:cs="Archivo" w:eastAsia="Archivo" w:hAnsi="Archivo"/>
-                <w:b/>
-                <w:bCs/>
-                <w:color w:val="141414"/>
-                <w:sz w:val="18"/>
+                <w:rFonts w:ascii="Montserrat" w:cs="Montserrat" w:eastAsia="Montserrat" w:hAnsi="Montserrat"/>
+                <w:b/>
+                <w:bCs/>
+                <w:color w:val="141414"/>
+                <w:sz w:val="17"/>
                 <w:szCs w:val="18"/>
               </w:rPr>
               <w:t xml:space="preserve">6 · Risultati</w:t>
@@ -6478,11 +6478,11 @@
             </w:pPr>
             <w:r>
               <w:rPr>
-                <w:rFonts w:ascii="Archivo" w:cs="Archivo" w:eastAsia="Archivo" w:hAnsi="Archivo"/>
+                <w:rFonts w:ascii="Montserrat" w:cs="Montserrat" w:eastAsia="Montserrat" w:hAnsi="Montserrat"/>
                 <w:i/>
                 <w:iCs/>
                 <w:color w:val="6B6B69"/>
-                <w:sz w:val="14"/>
+                <w:sz w:val="13"/>
                 <w:szCs w:val="15"/>
               </w:rPr>
               <w:t xml:space="preserve">Numeri, non aggettivi: prima → dopo, in quanto tempo</w:t>
@@ -6512,20 +6512,20 @@
             </w:pPr>
             <w:r>
               <w:rPr>
-                <w:rFonts w:ascii="Archivo" w:hAnsi="Archivo" w:cs="Archivo" w:eastAsia="Archivo"/>
+                <w:rFonts w:ascii="Montserrat" w:hAnsi="Montserrat" w:cs="Montserrat" w:eastAsia="Montserrat"/>
                 <w:b/>
                 <w:color w:val="E0661F"/>
-                <w:sz w:val="19"/>
+                <w:sz w:val="18"/>
               </w:rPr>
               <w:t>DA VERIFICARE —</w:t>
             </w:r>
             <w:r>
               <w:rPr>
-                <w:rFonts w:ascii="Archivo" w:hAnsi="Archivo" w:cs="Archivo"/>
+                <w:rFonts w:ascii="Montserrat" w:hAnsi="Montserrat" w:cs="Montserrat" w:eastAsia="Montserrat"/>
                 <w:rFonts w:ascii="Archivo" w:hAnsi="Archivo"/>
                 <w:b w:val="0"/>
                 <w:color w:val="141414"/>
-                <w:sz w:val="19"/>
+                <w:sz w:val="18"/>
               </w:rPr>
               <w:t xml:space="preserve"> nessun numero nelle nostre fonti.</w:t>
             </w:r>
@@ -6556,11 +6556,11 @@
             </w:pPr>
             <w:r>
               <w:rPr>
-                <w:rFonts w:ascii="Archivo" w:cs="Archivo" w:eastAsia="Archivo" w:hAnsi="Archivo"/>
-                <w:b/>
-                <w:bCs/>
-                <w:color w:val="141414"/>
-                <w:sz w:val="18"/>
+                <w:rFonts w:ascii="Montserrat" w:cs="Montserrat" w:eastAsia="Montserrat" w:hAnsi="Montserrat"/>
+                <w:b/>
+                <w:bCs/>
+                <w:color w:val="141414"/>
+                <w:sz w:val="17"/>
                 <w:szCs w:val="18"/>
               </w:rPr>
               <w:t xml:space="preserve">7 · Servizi attivi oggi</w:t>
@@ -6572,11 +6572,11 @@
             </w:pPr>
             <w:r>
               <w:rPr>
-                <w:rFonts w:ascii="Archivo" w:cs="Archivo" w:eastAsia="Archivo" w:hAnsi="Archivo"/>
+                <w:rFonts w:ascii="Montserrat" w:cs="Montserrat" w:eastAsia="Montserrat" w:hAnsi="Montserrat"/>
                 <w:i/>
                 <w:iCs/>
                 <w:color w:val="6B6B69"/>
-                <w:sz w:val="14"/>
+                <w:sz w:val="13"/>
                 <w:szCs w:val="15"/>
               </w:rPr>
               <w:t xml:space="preserve">Quali dei cinque, e da quando</w:t>
@@ -6606,20 +6606,20 @@
             </w:pPr>
             <w:r>
               <w:rPr>
-                <w:rFonts w:ascii="Archivo" w:hAnsi="Archivo" w:cs="Archivo" w:eastAsia="Archivo"/>
+                <w:rFonts w:ascii="Montserrat" w:hAnsi="Montserrat" w:cs="Montserrat" w:eastAsia="Montserrat"/>
                 <w:b/>
                 <w:color w:val="E0661F"/>
-                <w:sz w:val="19"/>
+                <w:sz w:val="18"/>
               </w:rPr>
               <w:t>DA VERIFICARE —</w:t>
             </w:r>
             <w:r>
               <w:rPr>
-                <w:rFonts w:ascii="Archivo" w:hAnsi="Archivo" w:cs="Archivo"/>
+                <w:rFonts w:ascii="Montserrat" w:hAnsi="Montserrat" w:cs="Montserrat" w:eastAsia="Montserrat"/>
                 <w:rFonts w:ascii="Archivo" w:hAnsi="Archivo"/>
                 <w:b w:val="0"/>
                 <w:color w:val="141414"/>
-                <w:sz w:val="19"/>
+                <w:sz w:val="18"/>
               </w:rPr>
               <w:t xml:space="preserve"> </w:t>
             </w:r>
@@ -6650,11 +6650,11 @@
             </w:pPr>
             <w:r>
               <w:rPr>
-                <w:rFonts w:ascii="Archivo" w:cs="Archivo" w:eastAsia="Archivo" w:hAnsi="Archivo"/>
-                <w:b/>
-                <w:bCs/>
-                <w:color w:val="141414"/>
-                <w:sz w:val="18"/>
+                <w:rFonts w:ascii="Montserrat" w:cs="Montserrat" w:eastAsia="Montserrat" w:hAnsi="Montserrat"/>
+                <w:b/>
+                <w:bCs/>
+                <w:color w:val="141414"/>
+                <w:sz w:val="17"/>
                 <w:szCs w:val="18"/>
               </w:rPr>
               <w:t xml:space="preserve">8 · Materiali disponibili</w:t>
@@ -6666,11 +6666,11 @@
             </w:pPr>
             <w:r>
               <w:rPr>
-                <w:rFonts w:ascii="Archivo" w:cs="Archivo" w:eastAsia="Archivo" w:hAnsi="Archivo"/>
+                <w:rFonts w:ascii="Montserrat" w:cs="Montserrat" w:eastAsia="Montserrat" w:hAnsi="Montserrat"/>
                 <w:i/>
                 <w:iCs/>
                 <w:color w:val="6B6B69"/>
-                <w:sz w:val="14"/>
+                <w:sz w:val="13"/>
                 <w:szCs w:val="15"/>
               </w:rPr>
               <w:t xml:space="preserve">Foto, screenshot, grafici, video</w:t>
@@ -6700,20 +6700,20 @@
             </w:pPr>
             <w:r>
               <w:rPr>
-                <w:rFonts w:ascii="Archivo" w:hAnsi="Archivo" w:cs="Archivo" w:eastAsia="Archivo"/>
+                <w:rFonts w:ascii="Montserrat" w:hAnsi="Montserrat" w:cs="Montserrat" w:eastAsia="Montserrat"/>
                 <w:b/>
                 <w:color w:val="E0661F"/>
-                <w:sz w:val="19"/>
+                <w:sz w:val="18"/>
               </w:rPr>
               <w:t>DA VERIFICARE —</w:t>
             </w:r>
             <w:r>
               <w:rPr>
-                <w:rFonts w:ascii="Archivo" w:hAnsi="Archivo" w:cs="Archivo"/>
+                <w:rFonts w:ascii="Montserrat" w:hAnsi="Montserrat" w:cs="Montserrat" w:eastAsia="Montserrat"/>
                 <w:rFonts w:ascii="Archivo" w:hAnsi="Archivo"/>
                 <w:b w:val="0"/>
                 <w:color w:val="141414"/>
-                <w:sz w:val="19"/>
+                <w:sz w:val="18"/>
               </w:rPr>
               <w:t xml:space="preserve"> </w:t>
             </w:r>
@@ -6744,11 +6744,11 @@
             </w:pPr>
             <w:r>
               <w:rPr>
-                <w:rFonts w:ascii="Archivo" w:cs="Archivo" w:eastAsia="Archivo" w:hAnsi="Archivo"/>
-                <w:b/>
-                <w:bCs/>
-                <w:color w:val="141414"/>
-                <w:sz w:val="18"/>
+                <w:rFonts w:ascii="Montserrat" w:cs="Montserrat" w:eastAsia="Montserrat" w:hAnsi="Montserrat"/>
+                <w:b/>
+                <w:bCs/>
+                <w:color w:val="141414"/>
+                <w:sz w:val="17"/>
                 <w:szCs w:val="18"/>
               </w:rPr>
               <w:t xml:space="preserve">9 · Possiamo citarlo per nome?</w:t>
@@ -6778,9 +6778,9 @@
             </w:pPr>
             <w:r>
               <w:rPr>
-                <w:rFonts w:ascii="Archivo" w:hAnsi="Archivo" w:cs="Archivo" w:eastAsia="Archivo"/>
-                <w:color w:val="141414"/>
-                <w:sz w:val="19"/>
+                <w:rFonts w:ascii="Montserrat" w:hAnsi="Montserrat" w:cs="Montserrat" w:eastAsia="Montserrat"/>
+                <w:color w:val="141414"/>
+                <w:sz w:val="18"/>
               </w:rPr>
               <w:t>Da chiedere al cliente.</w:t>
             </w:r>
@@ -6811,11 +6811,11 @@
             </w:pPr>
             <w:r>
               <w:rPr>
-                <w:rFonts w:ascii="Archivo" w:cs="Archivo" w:eastAsia="Archivo" w:hAnsi="Archivo"/>
-                <w:b/>
-                <w:bCs/>
-                <w:color w:val="141414"/>
-                <w:sz w:val="18"/>
+                <w:rFonts w:ascii="Montserrat" w:cs="Montserrat" w:eastAsia="Montserrat" w:hAnsi="Montserrat"/>
+                <w:b/>
+                <w:bCs/>
+                <w:color w:val="141414"/>
+                <w:sz w:val="17"/>
                 <w:szCs w:val="18"/>
               </w:rPr>
               <w:t xml:space="preserve">10 · Farebbe da referenza al telefono?</w:t>
@@ -6845,9 +6845,9 @@
             </w:pPr>
             <w:r>
               <w:rPr>
-                <w:rFonts w:ascii="Archivo" w:hAnsi="Archivo" w:cs="Archivo" w:eastAsia="Archivo"/>
-                <w:color w:val="141414"/>
-                <w:sz w:val="19"/>
+                <w:rFonts w:ascii="Montserrat" w:hAnsi="Montserrat" w:cs="Montserrat" w:eastAsia="Montserrat"/>
+                <w:color w:val="141414"/>
+                <w:sz w:val="18"/>
               </w:rPr>
               <w:t>Da chiedere al cliente.</w:t>
             </w:r>
@@ -6866,8 +6866,8 @@
       </w:pPr>
       <w:r>
         <w:rPr>
-          <w:rFonts w:ascii="Archivo ExtraBold" w:cs="Archivo ExtraBold" w:eastAsia="Archivo ExtraBold" w:hAnsi="Archivo ExtraBold"/>
-          <w:b w:val="0"/>
+          <w:rFonts w:ascii="Montserrat" w:cs="Montserrat" w:eastAsia="Montserrat" w:hAnsi="Montserrat"/>
+          <w:b/>
           <w:bCs/>
           <w:color w:val="141414"/>
           <w:sz w:val="25"/>
@@ -6917,11 +6917,11 @@
             </w:pPr>
             <w:r>
               <w:rPr>
-                <w:rFonts w:ascii="Archivo" w:cs="Archivo" w:eastAsia="Archivo" w:hAnsi="Archivo"/>
-                <w:b/>
-                <w:bCs/>
-                <w:color w:val="141414"/>
-                <w:sz w:val="18"/>
+                <w:rFonts w:ascii="Montserrat" w:cs="Montserrat" w:eastAsia="Montserrat" w:hAnsi="Montserrat"/>
+                <w:b/>
+                <w:bCs/>
+                <w:color w:val="141414"/>
+                <w:sz w:val="17"/>
                 <w:szCs w:val="18"/>
               </w:rPr>
               <w:t xml:space="preserve">1 · Introduzione</w:t>
@@ -6933,11 +6933,11 @@
             </w:pPr>
             <w:r>
               <w:rPr>
-                <w:rFonts w:ascii="Archivo" w:cs="Archivo" w:eastAsia="Archivo" w:hAnsi="Archivo"/>
+                <w:rFonts w:ascii="Montserrat" w:cs="Montserrat" w:eastAsia="Montserrat" w:hAnsi="Montserrat"/>
                 <w:i/>
                 <w:iCs/>
                 <w:color w:val="6B6B69"/>
-                <w:sz w:val="14"/>
+                <w:sz w:val="13"/>
                 <w:szCs w:val="15"/>
               </w:rPr>
               <w:t xml:space="preserve">Chi è, che cosa fa, dove</w:t>
@@ -6967,9 +6967,9 @@
             </w:pPr>
             <w:r>
               <w:rPr>
-                <w:rFonts w:ascii="Archivo" w:hAnsi="Archivo" w:cs="Archivo" w:eastAsia="Archivo"/>
-                <w:color w:val="141414"/>
-                <w:sz w:val="19"/>
+                <w:rFonts w:ascii="Montserrat" w:hAnsi="Montserrat" w:cs="Montserrat" w:eastAsia="Montserrat"/>
+                <w:color w:val="141414"/>
+                <w:sz w:val="18"/>
               </w:rPr>
               <w:t>Struttura ricettiva, cliente YDG, seguita su Notion insieme al ristorante La Gabbia; copy anche in inglese. È il caso più vicino al verticale ospitalità: se i numeri ci sono, è questo il caso studio da mettere per primo in brochure. DA VERIFICARE — zona e dimensione della struttura.</w:t>
             </w:r>
@@ -7000,11 +7000,11 @@
             </w:pPr>
             <w:r>
               <w:rPr>
-                <w:rFonts w:ascii="Archivo" w:cs="Archivo" w:eastAsia="Archivo" w:hAnsi="Archivo"/>
-                <w:b/>
-                <w:bCs/>
-                <w:color w:val="141414"/>
-                <w:sz w:val="18"/>
+                <w:rFonts w:ascii="Montserrat" w:cs="Montserrat" w:eastAsia="Montserrat" w:hAnsi="Montserrat"/>
+                <w:b/>
+                <w:bCs/>
+                <w:color w:val="141414"/>
+                <w:sz w:val="17"/>
                 <w:szCs w:val="18"/>
               </w:rPr>
               <w:t xml:space="preserve">2 · Situazione iniziale</w:t>
@@ -7016,11 +7016,11 @@
             </w:pPr>
             <w:r>
               <w:rPr>
-                <w:rFonts w:ascii="Archivo" w:cs="Archivo" w:eastAsia="Archivo" w:hAnsi="Archivo"/>
+                <w:rFonts w:ascii="Montserrat" w:cs="Montserrat" w:eastAsia="Montserrat" w:hAnsi="Montserrat"/>
                 <w:i/>
                 <w:iCs/>
                 <w:color w:val="6B6B69"/>
-                <w:sz w:val="14"/>
+                <w:sz w:val="13"/>
                 <w:szCs w:val="15"/>
               </w:rPr>
               <w:t xml:space="preserve">Com'era messo quando è arrivato da noi</w:t>
@@ -7050,20 +7050,20 @@
             </w:pPr>
             <w:r>
               <w:rPr>
-                <w:rFonts w:ascii="Archivo" w:hAnsi="Archivo" w:cs="Archivo" w:eastAsia="Archivo"/>
+                <w:rFonts w:ascii="Montserrat" w:hAnsi="Montserrat" w:cs="Montserrat" w:eastAsia="Montserrat"/>
                 <w:b/>
                 <w:color w:val="E0661F"/>
-                <w:sz w:val="19"/>
+                <w:sz w:val="18"/>
               </w:rPr>
               <w:t>DA VERIFICARE —</w:t>
             </w:r>
             <w:r>
               <w:rPr>
-                <w:rFonts w:ascii="Archivo" w:hAnsi="Archivo" w:cs="Archivo"/>
+                <w:rFonts w:ascii="Montserrat" w:hAnsi="Montserrat" w:cs="Montserrat" w:eastAsia="Montserrat"/>
                 <w:rFonts w:ascii="Archivo" w:hAnsi="Archivo"/>
                 <w:b w:val="0"/>
                 <w:color w:val="141414"/>
-                <w:sz w:val="19"/>
+                <w:sz w:val="18"/>
               </w:rPr>
               <w:t xml:space="preserve"> </w:t>
             </w:r>
@@ -7094,11 +7094,11 @@
             </w:pPr>
             <w:r>
               <w:rPr>
-                <w:rFonts w:ascii="Archivo" w:cs="Archivo" w:eastAsia="Archivo" w:hAnsi="Archivo"/>
-                <w:b/>
-                <w:bCs/>
-                <w:color w:val="141414"/>
-                <w:sz w:val="18"/>
+                <w:rFonts w:ascii="Montserrat" w:cs="Montserrat" w:eastAsia="Montserrat" w:hAnsi="Montserrat"/>
+                <w:b/>
+                <w:bCs/>
+                <w:color w:val="141414"/>
+                <w:sz w:val="17"/>
                 <w:szCs w:val="18"/>
               </w:rPr>
               <w:t xml:space="preserve">3 · Potenzialità</w:t>
@@ -7110,11 +7110,11 @@
             </w:pPr>
             <w:r>
               <w:rPr>
-                <w:rFonts w:ascii="Archivo" w:cs="Archivo" w:eastAsia="Archivo" w:hAnsi="Archivo"/>
+                <w:rFonts w:ascii="Montserrat" w:cs="Montserrat" w:eastAsia="Montserrat" w:hAnsi="Montserrat"/>
                 <w:i/>
                 <w:iCs/>
                 <w:color w:val="6B6B69"/>
-                <w:sz w:val="14"/>
+                <w:sz w:val="13"/>
                 <w:szCs w:val="15"/>
               </w:rPr>
               <w:t xml:space="preserve">Che cosa aveva di buono e non stava sfruttando</w:t>
@@ -7144,20 +7144,20 @@
             </w:pPr>
             <w:r>
               <w:rPr>
-                <w:rFonts w:ascii="Archivo" w:hAnsi="Archivo" w:cs="Archivo" w:eastAsia="Archivo"/>
+                <w:rFonts w:ascii="Montserrat" w:hAnsi="Montserrat" w:cs="Montserrat" w:eastAsia="Montserrat"/>
                 <w:b/>
                 <w:color w:val="E0661F"/>
-                <w:sz w:val="19"/>
+                <w:sz w:val="18"/>
               </w:rPr>
               <w:t>DA VERIFICARE —</w:t>
             </w:r>
             <w:r>
               <w:rPr>
-                <w:rFonts w:ascii="Archivo" w:hAnsi="Archivo" w:cs="Archivo"/>
+                <w:rFonts w:ascii="Montserrat" w:hAnsi="Montserrat" w:cs="Montserrat" w:eastAsia="Montserrat"/>
                 <w:rFonts w:ascii="Archivo" w:hAnsi="Archivo"/>
                 <w:b w:val="0"/>
                 <w:color w:val="141414"/>
-                <w:sz w:val="19"/>
+                <w:sz w:val="18"/>
               </w:rPr>
               <w:t xml:space="preserve"> </w:t>
             </w:r>
@@ -7188,11 +7188,11 @@
             </w:pPr>
             <w:r>
               <w:rPr>
-                <w:rFonts w:ascii="Archivo" w:cs="Archivo" w:eastAsia="Archivo" w:hAnsi="Archivo"/>
-                <w:b/>
-                <w:bCs/>
-                <w:color w:val="141414"/>
-                <w:sz w:val="18"/>
+                <w:rFonts w:ascii="Montserrat" w:cs="Montserrat" w:eastAsia="Montserrat" w:hAnsi="Montserrat"/>
+                <w:b/>
+                <w:bCs/>
+                <w:color w:val="141414"/>
+                <w:sz w:val="17"/>
                 <w:szCs w:val="18"/>
               </w:rPr>
               <w:t xml:space="preserve">4 · Punti di debolezza</w:t>
@@ -7204,11 +7204,11 @@
             </w:pPr>
             <w:r>
               <w:rPr>
-                <w:rFonts w:ascii="Archivo" w:cs="Archivo" w:eastAsia="Archivo" w:hAnsi="Archivo"/>
+                <w:rFonts w:ascii="Montserrat" w:cs="Montserrat" w:eastAsia="Montserrat" w:hAnsi="Montserrat"/>
                 <w:i/>
                 <w:iCs/>
                 <w:color w:val="6B6B69"/>
-                <w:sz w:val="14"/>
+                <w:sz w:val="13"/>
                 <w:szCs w:val="15"/>
               </w:rPr>
               <w:t xml:space="preserve">Che cosa lo frenava davvero</w:t>
@@ -7238,20 +7238,20 @@
             </w:pPr>
             <w:r>
               <w:rPr>
-                <w:rFonts w:ascii="Archivo" w:hAnsi="Archivo" w:cs="Archivo" w:eastAsia="Archivo"/>
+                <w:rFonts w:ascii="Montserrat" w:hAnsi="Montserrat" w:cs="Montserrat" w:eastAsia="Montserrat"/>
                 <w:b/>
                 <w:color w:val="E0661F"/>
-                <w:sz w:val="19"/>
+                <w:sz w:val="18"/>
               </w:rPr>
               <w:t>DA VERIFICARE —</w:t>
             </w:r>
             <w:r>
               <w:rPr>
-                <w:rFonts w:ascii="Archivo" w:hAnsi="Archivo" w:cs="Archivo"/>
+                <w:rFonts w:ascii="Montserrat" w:hAnsi="Montserrat" w:cs="Montserrat" w:eastAsia="Montserrat"/>
                 <w:rFonts w:ascii="Archivo" w:hAnsi="Archivo"/>
                 <w:b w:val="0"/>
                 <w:color w:val="141414"/>
-                <w:sz w:val="19"/>
+                <w:sz w:val="18"/>
               </w:rPr>
               <w:t xml:space="preserve"> </w:t>
             </w:r>
@@ -7282,11 +7282,11 @@
             </w:pPr>
             <w:r>
               <w:rPr>
-                <w:rFonts w:ascii="Archivo" w:cs="Archivo" w:eastAsia="Archivo" w:hAnsi="Archivo"/>
-                <w:b/>
-                <w:bCs/>
-                <w:color w:val="141414"/>
-                <w:sz w:val="18"/>
+                <w:rFonts w:ascii="Montserrat" w:cs="Montserrat" w:eastAsia="Montserrat" w:hAnsi="Montserrat"/>
+                <w:b/>
+                <w:bCs/>
+                <w:color w:val="141414"/>
+                <w:sz w:val="17"/>
                 <w:szCs w:val="18"/>
               </w:rPr>
               <w:t xml:space="preserve">5 · Che cosa abbiamo fatto</w:t>
@@ -7298,11 +7298,11 @@
             </w:pPr>
             <w:r>
               <w:rPr>
-                <w:rFonts w:ascii="Archivo" w:cs="Archivo" w:eastAsia="Archivo" w:hAnsi="Archivo"/>
+                <w:rFonts w:ascii="Montserrat" w:cs="Montserrat" w:eastAsia="Montserrat" w:hAnsi="Montserrat"/>
                 <w:i/>
                 <w:iCs/>
                 <w:color w:val="6B6B69"/>
-                <w:sz w:val="14"/>
+                <w:sz w:val="13"/>
                 <w:szCs w:val="15"/>
               </w:rPr>
               <w:t xml:space="preserve">Gli interventi, in ordine</w:t>
@@ -7332,20 +7332,20 @@
             </w:pPr>
             <w:r>
               <w:rPr>
-                <w:rFonts w:ascii="Archivo" w:hAnsi="Archivo" w:cs="Archivo" w:eastAsia="Archivo"/>
+                <w:rFonts w:ascii="Montserrat" w:hAnsi="Montserrat" w:cs="Montserrat" w:eastAsia="Montserrat"/>
                 <w:b/>
                 <w:color w:val="E0661F"/>
-                <w:sz w:val="19"/>
+                <w:sz w:val="18"/>
               </w:rPr>
               <w:t>DA VERIFICARE —</w:t>
             </w:r>
             <w:r>
               <w:rPr>
-                <w:rFonts w:ascii="Archivo" w:hAnsi="Archivo" w:cs="Archivo"/>
+                <w:rFonts w:ascii="Montserrat" w:hAnsi="Montserrat" w:cs="Montserrat" w:eastAsia="Montserrat"/>
                 <w:rFonts w:ascii="Archivo" w:hAnsi="Archivo"/>
                 <w:b w:val="0"/>
                 <w:color w:val="141414"/>
-                <w:sz w:val="19"/>
+                <w:sz w:val="18"/>
               </w:rPr>
               <w:t xml:space="preserve"> </w:t>
             </w:r>
@@ -7376,11 +7376,11 @@
             </w:pPr>
             <w:r>
               <w:rPr>
-                <w:rFonts w:ascii="Archivo" w:cs="Archivo" w:eastAsia="Archivo" w:hAnsi="Archivo"/>
-                <w:b/>
-                <w:bCs/>
-                <w:color w:val="141414"/>
-                <w:sz w:val="18"/>
+                <w:rFonts w:ascii="Montserrat" w:cs="Montserrat" w:eastAsia="Montserrat" w:hAnsi="Montserrat"/>
+                <w:b/>
+                <w:bCs/>
+                <w:color w:val="141414"/>
+                <w:sz w:val="17"/>
                 <w:szCs w:val="18"/>
               </w:rPr>
               <w:t xml:space="preserve">6 · Risultati</w:t>
@@ -7392,11 +7392,11 @@
             </w:pPr>
             <w:r>
               <w:rPr>
-                <w:rFonts w:ascii="Archivo" w:cs="Archivo" w:eastAsia="Archivo" w:hAnsi="Archivo"/>
+                <w:rFonts w:ascii="Montserrat" w:cs="Montserrat" w:eastAsia="Montserrat" w:hAnsi="Montserrat"/>
                 <w:i/>
                 <w:iCs/>
                 <w:color w:val="6B6B69"/>
-                <w:sz w:val="14"/>
+                <w:sz w:val="13"/>
                 <w:szCs w:val="15"/>
               </w:rPr>
               <w:t xml:space="preserve">Numeri, non aggettivi: prima → dopo, in quanto tempo</w:t>
@@ -7426,20 +7426,20 @@
             </w:pPr>
             <w:r>
               <w:rPr>
-                <w:rFonts w:ascii="Archivo" w:hAnsi="Archivo" w:cs="Archivo" w:eastAsia="Archivo"/>
+                <w:rFonts w:ascii="Montserrat" w:hAnsi="Montserrat" w:cs="Montserrat" w:eastAsia="Montserrat"/>
                 <w:b/>
                 <w:color w:val="E0661F"/>
-                <w:sz w:val="19"/>
+                <w:sz w:val="18"/>
               </w:rPr>
               <w:t>DA VERIFICARE —</w:t>
             </w:r>
             <w:r>
               <w:rPr>
-                <w:rFonts w:ascii="Archivo" w:hAnsi="Archivo" w:cs="Archivo"/>
+                <w:rFonts w:ascii="Montserrat" w:hAnsi="Montserrat" w:cs="Montserrat" w:eastAsia="Montserrat"/>
                 <w:rFonts w:ascii="Archivo" w:hAnsi="Archivo"/>
                 <w:b w:val="0"/>
                 <w:color w:val="141414"/>
-                <w:sz w:val="19"/>
+                <w:sz w:val="18"/>
               </w:rPr>
               <w:t xml:space="preserve"> sono i numeri che reggono l'intera brochure: prima → dopo, in quanto tempo.</w:t>
             </w:r>
@@ -7470,11 +7470,11 @@
             </w:pPr>
             <w:r>
               <w:rPr>
-                <w:rFonts w:ascii="Archivo" w:cs="Archivo" w:eastAsia="Archivo" w:hAnsi="Archivo"/>
-                <w:b/>
-                <w:bCs/>
-                <w:color w:val="141414"/>
-                <w:sz w:val="18"/>
+                <w:rFonts w:ascii="Montserrat" w:cs="Montserrat" w:eastAsia="Montserrat" w:hAnsi="Montserrat"/>
+                <w:b/>
+                <w:bCs/>
+                <w:color w:val="141414"/>
+                <w:sz w:val="17"/>
                 <w:szCs w:val="18"/>
               </w:rPr>
               <w:t xml:space="preserve">7 · Servizi attivi oggi</w:t>
@@ -7486,11 +7486,11 @@
             </w:pPr>
             <w:r>
               <w:rPr>
-                <w:rFonts w:ascii="Archivo" w:cs="Archivo" w:eastAsia="Archivo" w:hAnsi="Archivo"/>
+                <w:rFonts w:ascii="Montserrat" w:cs="Montserrat" w:eastAsia="Montserrat" w:hAnsi="Montserrat"/>
                 <w:i/>
                 <w:iCs/>
                 <w:color w:val="6B6B69"/>
-                <w:sz w:val="14"/>
+                <w:sz w:val="13"/>
                 <w:szCs w:val="15"/>
               </w:rPr>
               <w:t xml:space="preserve">Quali dei cinque, e da quando</w:t>
@@ -7520,20 +7520,20 @@
             </w:pPr>
             <w:r>
               <w:rPr>
-                <w:rFonts w:ascii="Archivo" w:hAnsi="Archivo" w:cs="Archivo" w:eastAsia="Archivo"/>
+                <w:rFonts w:ascii="Montserrat" w:hAnsi="Montserrat" w:cs="Montserrat" w:eastAsia="Montserrat"/>
                 <w:b/>
                 <w:color w:val="E0661F"/>
-                <w:sz w:val="19"/>
+                <w:sz w:val="18"/>
               </w:rPr>
               <w:t>DA VERIFICARE —</w:t>
             </w:r>
             <w:r>
               <w:rPr>
-                <w:rFonts w:ascii="Archivo" w:hAnsi="Archivo" w:cs="Archivo"/>
+                <w:rFonts w:ascii="Montserrat" w:hAnsi="Montserrat" w:cs="Montserrat" w:eastAsia="Montserrat"/>
                 <w:rFonts w:ascii="Archivo" w:hAnsi="Archivo"/>
                 <w:b w:val="0"/>
                 <w:color w:val="141414"/>
-                <w:sz w:val="19"/>
+                <w:sz w:val="18"/>
               </w:rPr>
               <w:t xml:space="preserve"> risulta gestione social e copy EN; da confermare quali dei cinque servizi e da quando.</w:t>
             </w:r>
@@ -7564,11 +7564,11 @@
             </w:pPr>
             <w:r>
               <w:rPr>
-                <w:rFonts w:ascii="Archivo" w:cs="Archivo" w:eastAsia="Archivo" w:hAnsi="Archivo"/>
-                <w:b/>
-                <w:bCs/>
-                <w:color w:val="141414"/>
-                <w:sz w:val="18"/>
+                <w:rFonts w:ascii="Montserrat" w:cs="Montserrat" w:eastAsia="Montserrat" w:hAnsi="Montserrat"/>
+                <w:b/>
+                <w:bCs/>
+                <w:color w:val="141414"/>
+                <w:sz w:val="17"/>
                 <w:szCs w:val="18"/>
               </w:rPr>
               <w:t xml:space="preserve">8 · Materiali disponibili</w:t>
@@ -7580,11 +7580,11 @@
             </w:pPr>
             <w:r>
               <w:rPr>
-                <w:rFonts w:ascii="Archivo" w:cs="Archivo" w:eastAsia="Archivo" w:hAnsi="Archivo"/>
+                <w:rFonts w:ascii="Montserrat" w:cs="Montserrat" w:eastAsia="Montserrat" w:hAnsi="Montserrat"/>
                 <w:i/>
                 <w:iCs/>
                 <w:color w:val="6B6B69"/>
-                <w:sz w:val="14"/>
+                <w:sz w:val="13"/>
                 <w:szCs w:val="15"/>
               </w:rPr>
               <w:t xml:space="preserve">Foto, screenshot, grafici, video</w:t>
@@ -7614,20 +7614,20 @@
             </w:pPr>
             <w:r>
               <w:rPr>
-                <w:rFonts w:ascii="Archivo" w:hAnsi="Archivo" w:cs="Archivo" w:eastAsia="Archivo"/>
+                <w:rFonts w:ascii="Montserrat" w:hAnsi="Montserrat" w:cs="Montserrat" w:eastAsia="Montserrat"/>
                 <w:b/>
                 <w:color w:val="E0661F"/>
-                <w:sz w:val="19"/>
+                <w:sz w:val="18"/>
               </w:rPr>
               <w:t>DA VERIFICARE —</w:t>
             </w:r>
             <w:r>
               <w:rPr>
-                <w:rFonts w:ascii="Archivo" w:hAnsi="Archivo" w:cs="Archivo"/>
+                <w:rFonts w:ascii="Montserrat" w:hAnsi="Montserrat" w:cs="Montserrat" w:eastAsia="Montserrat"/>
                 <w:rFonts w:ascii="Archivo" w:hAnsi="Archivo"/>
                 <w:b w:val="0"/>
                 <w:color w:val="141414"/>
-                <w:sz w:val="19"/>
+                <w:sz w:val="18"/>
               </w:rPr>
               <w:t xml:space="preserve"> </w:t>
             </w:r>
@@ -7658,11 +7658,11 @@
             </w:pPr>
             <w:r>
               <w:rPr>
-                <w:rFonts w:ascii="Archivo" w:cs="Archivo" w:eastAsia="Archivo" w:hAnsi="Archivo"/>
-                <w:b/>
-                <w:bCs/>
-                <w:color w:val="141414"/>
-                <w:sz w:val="18"/>
+                <w:rFonts w:ascii="Montserrat" w:cs="Montserrat" w:eastAsia="Montserrat" w:hAnsi="Montserrat"/>
+                <w:b/>
+                <w:bCs/>
+                <w:color w:val="141414"/>
+                <w:sz w:val="17"/>
                 <w:szCs w:val="18"/>
               </w:rPr>
               <w:t xml:space="preserve">9 · Possiamo citarlo per nome?</w:t>
@@ -7692,9 +7692,9 @@
             </w:pPr>
             <w:r>
               <w:rPr>
-                <w:rFonts w:ascii="Archivo" w:hAnsi="Archivo" w:cs="Archivo" w:eastAsia="Archivo"/>
-                <w:color w:val="141414"/>
-                <w:sz w:val="19"/>
+                <w:rFonts w:ascii="Montserrat" w:hAnsi="Montserrat" w:cs="Montserrat" w:eastAsia="Montserrat"/>
+                <w:color w:val="141414"/>
+                <w:sz w:val="18"/>
               </w:rPr>
               <w:t>Da chiedere al cliente.</w:t>
             </w:r>
@@ -7725,11 +7725,11 @@
             </w:pPr>
             <w:r>
               <w:rPr>
-                <w:rFonts w:ascii="Archivo" w:cs="Archivo" w:eastAsia="Archivo" w:hAnsi="Archivo"/>
-                <w:b/>
-                <w:bCs/>
-                <w:color w:val="141414"/>
-                <w:sz w:val="18"/>
+                <w:rFonts w:ascii="Montserrat" w:cs="Montserrat" w:eastAsia="Montserrat" w:hAnsi="Montserrat"/>
+                <w:b/>
+                <w:bCs/>
+                <w:color w:val="141414"/>
+                <w:sz w:val="17"/>
                 <w:szCs w:val="18"/>
               </w:rPr>
               <w:t xml:space="preserve">10 · Farebbe da referenza al telefono?</w:t>
@@ -7759,9 +7759,9 @@
             </w:pPr>
             <w:r>
               <w:rPr>
-                <w:rFonts w:ascii="Archivo" w:hAnsi="Archivo" w:cs="Archivo" w:eastAsia="Archivo"/>
-                <w:color w:val="141414"/>
-                <w:sz w:val="19"/>
+                <w:rFonts w:ascii="Montserrat" w:hAnsi="Montserrat" w:cs="Montserrat" w:eastAsia="Montserrat"/>
+                <w:color w:val="141414"/>
+                <w:sz w:val="18"/>
               </w:rPr>
               <w:t>Da chiedere al cliente.</w:t>
             </w:r>
@@ -7780,8 +7780,8 @@
       </w:pPr>
       <w:r>
         <w:rPr>
-          <w:rFonts w:ascii="Archivo ExtraBold" w:cs="Archivo ExtraBold" w:eastAsia="Archivo ExtraBold" w:hAnsi="Archivo ExtraBold"/>
-          <w:b w:val="0"/>
+          <w:rFonts w:ascii="Montserrat" w:cs="Montserrat" w:eastAsia="Montserrat" w:hAnsi="Montserrat"/>
+          <w:b/>
           <w:bCs/>
           <w:color w:val="141414"/>
           <w:sz w:val="25"/>
@@ -7831,11 +7831,11 @@
             </w:pPr>
             <w:r>
               <w:rPr>
-                <w:rFonts w:ascii="Archivo" w:cs="Archivo" w:eastAsia="Archivo" w:hAnsi="Archivo"/>
-                <w:b/>
-                <w:bCs/>
-                <w:color w:val="141414"/>
-                <w:sz w:val="18"/>
+                <w:rFonts w:ascii="Montserrat" w:cs="Montserrat" w:eastAsia="Montserrat" w:hAnsi="Montserrat"/>
+                <w:b/>
+                <w:bCs/>
+                <w:color w:val="141414"/>
+                <w:sz w:val="17"/>
                 <w:szCs w:val="18"/>
               </w:rPr>
               <w:t xml:space="preserve">1 · Introduzione</w:t>
@@ -7847,11 +7847,11 @@
             </w:pPr>
             <w:r>
               <w:rPr>
-                <w:rFonts w:ascii="Archivo" w:cs="Archivo" w:eastAsia="Archivo" w:hAnsi="Archivo"/>
+                <w:rFonts w:ascii="Montserrat" w:cs="Montserrat" w:eastAsia="Montserrat" w:hAnsi="Montserrat"/>
                 <w:i/>
                 <w:iCs/>
                 <w:color w:val="6B6B69"/>
-                <w:sz w:val="14"/>
+                <w:sz w:val="13"/>
                 <w:szCs w:val="15"/>
               </w:rPr>
               <w:t xml:space="preserve">Chi è, che cosa fa, dove</w:t>
@@ -7881,9 +7881,9 @@
             </w:pPr>
             <w:r>
               <w:rPr>
-                <w:rFonts w:ascii="Archivo" w:hAnsi="Archivo" w:cs="Archivo" w:eastAsia="Archivo"/>
-                <w:color w:val="141414"/>
-                <w:sz w:val="19"/>
+                <w:rFonts w:ascii="Montserrat" w:hAnsi="Montserrat" w:cs="Montserrat" w:eastAsia="Montserrat"/>
+                <w:color w:val="141414"/>
+                <w:sz w:val="18"/>
               </w:rPr>
               <w:t>Ristorante, cliente YDG, legato a Villa Campomaggio (stessa gestione su Notion). DA VERIFICARE — zona.</w:t>
             </w:r>
@@ -7914,11 +7914,11 @@
             </w:pPr>
             <w:r>
               <w:rPr>
-                <w:rFonts w:ascii="Archivo" w:cs="Archivo" w:eastAsia="Archivo" w:hAnsi="Archivo"/>
-                <w:b/>
-                <w:bCs/>
-                <w:color w:val="141414"/>
-                <w:sz w:val="18"/>
+                <w:rFonts w:ascii="Montserrat" w:cs="Montserrat" w:eastAsia="Montserrat" w:hAnsi="Montserrat"/>
+                <w:b/>
+                <w:bCs/>
+                <w:color w:val="141414"/>
+                <w:sz w:val="17"/>
                 <w:szCs w:val="18"/>
               </w:rPr>
               <w:t xml:space="preserve">2 · Situazione iniziale</w:t>
@@ -7930,11 +7930,11 @@
             </w:pPr>
             <w:r>
               <w:rPr>
-                <w:rFonts w:ascii="Archivo" w:cs="Archivo" w:eastAsia="Archivo" w:hAnsi="Archivo"/>
+                <w:rFonts w:ascii="Montserrat" w:cs="Montserrat" w:eastAsia="Montserrat" w:hAnsi="Montserrat"/>
                 <w:i/>
                 <w:iCs/>
                 <w:color w:val="6B6B69"/>
-                <w:sz w:val="14"/>
+                <w:sz w:val="13"/>
                 <w:szCs w:val="15"/>
               </w:rPr>
               <w:t xml:space="preserve">Com'era messo quando è arrivato da noi</w:t>
@@ -7964,20 +7964,20 @@
             </w:pPr>
             <w:r>
               <w:rPr>
-                <w:rFonts w:ascii="Archivo" w:hAnsi="Archivo" w:cs="Archivo" w:eastAsia="Archivo"/>
+                <w:rFonts w:ascii="Montserrat" w:hAnsi="Montserrat" w:cs="Montserrat" w:eastAsia="Montserrat"/>
                 <w:b/>
                 <w:color w:val="E0661F"/>
-                <w:sz w:val="19"/>
+                <w:sz w:val="18"/>
               </w:rPr>
               <w:t>DA VERIFICARE —</w:t>
             </w:r>
             <w:r>
               <w:rPr>
-                <w:rFonts w:ascii="Archivo" w:hAnsi="Archivo" w:cs="Archivo"/>
+                <w:rFonts w:ascii="Montserrat" w:hAnsi="Montserrat" w:cs="Montserrat" w:eastAsia="Montserrat"/>
                 <w:rFonts w:ascii="Archivo" w:hAnsi="Archivo"/>
                 <w:b w:val="0"/>
                 <w:color w:val="141414"/>
-                <w:sz w:val="19"/>
+                <w:sz w:val="18"/>
               </w:rPr>
               <w:t xml:space="preserve"> </w:t>
             </w:r>
@@ -8008,11 +8008,11 @@
             </w:pPr>
             <w:r>
               <w:rPr>
-                <w:rFonts w:ascii="Archivo" w:cs="Archivo" w:eastAsia="Archivo" w:hAnsi="Archivo"/>
-                <w:b/>
-                <w:bCs/>
-                <w:color w:val="141414"/>
-                <w:sz w:val="18"/>
+                <w:rFonts w:ascii="Montserrat" w:cs="Montserrat" w:eastAsia="Montserrat" w:hAnsi="Montserrat"/>
+                <w:b/>
+                <w:bCs/>
+                <w:color w:val="141414"/>
+                <w:sz w:val="17"/>
                 <w:szCs w:val="18"/>
               </w:rPr>
               <w:t xml:space="preserve">3 · Potenzialità</w:t>
@@ -8024,11 +8024,11 @@
             </w:pPr>
             <w:r>
               <w:rPr>
-                <w:rFonts w:ascii="Archivo" w:cs="Archivo" w:eastAsia="Archivo" w:hAnsi="Archivo"/>
+                <w:rFonts w:ascii="Montserrat" w:cs="Montserrat" w:eastAsia="Montserrat" w:hAnsi="Montserrat"/>
                 <w:i/>
                 <w:iCs/>
                 <w:color w:val="6B6B69"/>
-                <w:sz w:val="14"/>
+                <w:sz w:val="13"/>
                 <w:szCs w:val="15"/>
               </w:rPr>
               <w:t xml:space="preserve">Che cosa aveva di buono e non stava sfruttando</w:t>
@@ -8058,20 +8058,20 @@
             </w:pPr>
             <w:r>
               <w:rPr>
-                <w:rFonts w:ascii="Archivo" w:hAnsi="Archivo" w:cs="Archivo" w:eastAsia="Archivo"/>
+                <w:rFonts w:ascii="Montserrat" w:hAnsi="Montserrat" w:cs="Montserrat" w:eastAsia="Montserrat"/>
                 <w:b/>
                 <w:color w:val="E0661F"/>
-                <w:sz w:val="19"/>
+                <w:sz w:val="18"/>
               </w:rPr>
               <w:t>DA VERIFICARE —</w:t>
             </w:r>
             <w:r>
               <w:rPr>
-                <w:rFonts w:ascii="Archivo" w:hAnsi="Archivo" w:cs="Archivo"/>
+                <w:rFonts w:ascii="Montserrat" w:hAnsi="Montserrat" w:cs="Montserrat" w:eastAsia="Montserrat"/>
                 <w:rFonts w:ascii="Archivo" w:hAnsi="Archivo"/>
                 <w:b w:val="0"/>
                 <w:color w:val="141414"/>
-                <w:sz w:val="19"/>
+                <w:sz w:val="18"/>
               </w:rPr>
               <w:t xml:space="preserve"> </w:t>
             </w:r>
@@ -8102,11 +8102,11 @@
             </w:pPr>
             <w:r>
               <w:rPr>
-                <w:rFonts w:ascii="Archivo" w:cs="Archivo" w:eastAsia="Archivo" w:hAnsi="Archivo"/>
-                <w:b/>
-                <w:bCs/>
-                <w:color w:val="141414"/>
-                <w:sz w:val="18"/>
+                <w:rFonts w:ascii="Montserrat" w:cs="Montserrat" w:eastAsia="Montserrat" w:hAnsi="Montserrat"/>
+                <w:b/>
+                <w:bCs/>
+                <w:color w:val="141414"/>
+                <w:sz w:val="17"/>
                 <w:szCs w:val="18"/>
               </w:rPr>
               <w:t xml:space="preserve">4 · Punti di debolezza</w:t>
@@ -8118,11 +8118,11 @@
             </w:pPr>
             <w:r>
               <w:rPr>
-                <w:rFonts w:ascii="Archivo" w:cs="Archivo" w:eastAsia="Archivo" w:hAnsi="Archivo"/>
+                <w:rFonts w:ascii="Montserrat" w:cs="Montserrat" w:eastAsia="Montserrat" w:hAnsi="Montserrat"/>
                 <w:i/>
                 <w:iCs/>
                 <w:color w:val="6B6B69"/>
-                <w:sz w:val="14"/>
+                <w:sz w:val="13"/>
                 <w:szCs w:val="15"/>
               </w:rPr>
               <w:t xml:space="preserve">Che cosa lo frenava davvero</w:t>
@@ -8152,20 +8152,20 @@
             </w:pPr>
             <w:r>
               <w:rPr>
-                <w:rFonts w:ascii="Archivo" w:hAnsi="Archivo" w:cs="Archivo" w:eastAsia="Archivo"/>
+                <w:rFonts w:ascii="Montserrat" w:hAnsi="Montserrat" w:cs="Montserrat" w:eastAsia="Montserrat"/>
                 <w:b/>
                 <w:color w:val="E0661F"/>
-                <w:sz w:val="19"/>
+                <w:sz w:val="18"/>
               </w:rPr>
               <w:t>DA VERIFICARE —</w:t>
             </w:r>
             <w:r>
               <w:rPr>
-                <w:rFonts w:ascii="Archivo" w:hAnsi="Archivo" w:cs="Archivo"/>
+                <w:rFonts w:ascii="Montserrat" w:hAnsi="Montserrat" w:cs="Montserrat" w:eastAsia="Montserrat"/>
                 <w:rFonts w:ascii="Archivo" w:hAnsi="Archivo"/>
                 <w:b w:val="0"/>
                 <w:color w:val="141414"/>
-                <w:sz w:val="19"/>
+                <w:sz w:val="18"/>
               </w:rPr>
               <w:t xml:space="preserve"> </w:t>
             </w:r>
@@ -8196,11 +8196,11 @@
             </w:pPr>
             <w:r>
               <w:rPr>
-                <w:rFonts w:ascii="Archivo" w:cs="Archivo" w:eastAsia="Archivo" w:hAnsi="Archivo"/>
-                <w:b/>
-                <w:bCs/>
-                <w:color w:val="141414"/>
-                <w:sz w:val="18"/>
+                <w:rFonts w:ascii="Montserrat" w:cs="Montserrat" w:eastAsia="Montserrat" w:hAnsi="Montserrat"/>
+                <w:b/>
+                <w:bCs/>
+                <w:color w:val="141414"/>
+                <w:sz w:val="17"/>
                 <w:szCs w:val="18"/>
               </w:rPr>
               <w:t xml:space="preserve">5 · Che cosa abbiamo fatto</w:t>
@@ -8212,11 +8212,11 @@
             </w:pPr>
             <w:r>
               <w:rPr>
-                <w:rFonts w:ascii="Archivo" w:cs="Archivo" w:eastAsia="Archivo" w:hAnsi="Archivo"/>
+                <w:rFonts w:ascii="Montserrat" w:cs="Montserrat" w:eastAsia="Montserrat" w:hAnsi="Montserrat"/>
                 <w:i/>
                 <w:iCs/>
                 <w:color w:val="6B6B69"/>
-                <w:sz w:val="14"/>
+                <w:sz w:val="13"/>
                 <w:szCs w:val="15"/>
               </w:rPr>
               <w:t xml:space="preserve">Gli interventi, in ordine</w:t>
@@ -8246,20 +8246,20 @@
             </w:pPr>
             <w:r>
               <w:rPr>
-                <w:rFonts w:ascii="Archivo" w:hAnsi="Archivo" w:cs="Archivo" w:eastAsia="Archivo"/>
+                <w:rFonts w:ascii="Montserrat" w:hAnsi="Montserrat" w:cs="Montserrat" w:eastAsia="Montserrat"/>
                 <w:b/>
                 <w:color w:val="E0661F"/>
-                <w:sz w:val="19"/>
+                <w:sz w:val="18"/>
               </w:rPr>
               <w:t>DA VERIFICARE —</w:t>
             </w:r>
             <w:r>
               <w:rPr>
-                <w:rFonts w:ascii="Archivo" w:hAnsi="Archivo" w:cs="Archivo"/>
+                <w:rFonts w:ascii="Montserrat" w:hAnsi="Montserrat" w:cs="Montserrat" w:eastAsia="Montserrat"/>
                 <w:rFonts w:ascii="Archivo" w:hAnsi="Archivo"/>
                 <w:b w:val="0"/>
                 <w:color w:val="141414"/>
-                <w:sz w:val="19"/>
+                <w:sz w:val="18"/>
               </w:rPr>
               <w:t xml:space="preserve"> </w:t>
             </w:r>
@@ -8290,11 +8290,11 @@
             </w:pPr>
             <w:r>
               <w:rPr>
-                <w:rFonts w:ascii="Archivo" w:cs="Archivo" w:eastAsia="Archivo" w:hAnsi="Archivo"/>
-                <w:b/>
-                <w:bCs/>
-                <w:color w:val="141414"/>
-                <w:sz w:val="18"/>
+                <w:rFonts w:ascii="Montserrat" w:cs="Montserrat" w:eastAsia="Montserrat" w:hAnsi="Montserrat"/>
+                <w:b/>
+                <w:bCs/>
+                <w:color w:val="141414"/>
+                <w:sz w:val="17"/>
                 <w:szCs w:val="18"/>
               </w:rPr>
               <w:t xml:space="preserve">6 · Risultati</w:t>
@@ -8306,11 +8306,11 @@
             </w:pPr>
             <w:r>
               <w:rPr>
-                <w:rFonts w:ascii="Archivo" w:cs="Archivo" w:eastAsia="Archivo" w:hAnsi="Archivo"/>
+                <w:rFonts w:ascii="Montserrat" w:cs="Montserrat" w:eastAsia="Montserrat" w:hAnsi="Montserrat"/>
                 <w:i/>
                 <w:iCs/>
                 <w:color w:val="6B6B69"/>
-                <w:sz w:val="14"/>
+                <w:sz w:val="13"/>
                 <w:szCs w:val="15"/>
               </w:rPr>
               <w:t xml:space="preserve">Numeri, non aggettivi: prima → dopo, in quanto tempo</w:t>
@@ -8340,20 +8340,20 @@
             </w:pPr>
             <w:r>
               <w:rPr>
-                <w:rFonts w:ascii="Archivo" w:hAnsi="Archivo" w:cs="Archivo" w:eastAsia="Archivo"/>
+                <w:rFonts w:ascii="Montserrat" w:hAnsi="Montserrat" w:cs="Montserrat" w:eastAsia="Montserrat"/>
                 <w:b/>
                 <w:color w:val="E0661F"/>
-                <w:sz w:val="19"/>
+                <w:sz w:val="18"/>
               </w:rPr>
               <w:t>DA VERIFICARE —</w:t>
             </w:r>
             <w:r>
               <w:rPr>
-                <w:rFonts w:ascii="Archivo" w:hAnsi="Archivo" w:cs="Archivo"/>
+                <w:rFonts w:ascii="Montserrat" w:hAnsi="Montserrat" w:cs="Montserrat" w:eastAsia="Montserrat"/>
                 <w:rFonts w:ascii="Archivo" w:hAnsi="Archivo"/>
                 <w:b w:val="0"/>
                 <w:color w:val="141414"/>
-                <w:sz w:val="19"/>
+                <w:sz w:val="18"/>
               </w:rPr>
               <w:t xml:space="preserve"> nessun numero nelle nostre fonti.</w:t>
             </w:r>
@@ -8384,11 +8384,11 @@
             </w:pPr>
             <w:r>
               <w:rPr>
-                <w:rFonts w:ascii="Archivo" w:cs="Archivo" w:eastAsia="Archivo" w:hAnsi="Archivo"/>
-                <w:b/>
-                <w:bCs/>
-                <w:color w:val="141414"/>
-                <w:sz w:val="18"/>
+                <w:rFonts w:ascii="Montserrat" w:cs="Montserrat" w:eastAsia="Montserrat" w:hAnsi="Montserrat"/>
+                <w:b/>
+                <w:bCs/>
+                <w:color w:val="141414"/>
+                <w:sz w:val="17"/>
                 <w:szCs w:val="18"/>
               </w:rPr>
               <w:t xml:space="preserve">7 · Servizi attivi oggi</w:t>
@@ -8400,11 +8400,11 @@
             </w:pPr>
             <w:r>
               <w:rPr>
-                <w:rFonts w:ascii="Archivo" w:cs="Archivo" w:eastAsia="Archivo" w:hAnsi="Archivo"/>
+                <w:rFonts w:ascii="Montserrat" w:cs="Montserrat" w:eastAsia="Montserrat" w:hAnsi="Montserrat"/>
                 <w:i/>
                 <w:iCs/>
                 <w:color w:val="6B6B69"/>
-                <w:sz w:val="14"/>
+                <w:sz w:val="13"/>
                 <w:szCs w:val="15"/>
               </w:rPr>
               <w:t xml:space="preserve">Quali dei cinque, e da quando</w:t>
@@ -8434,20 +8434,20 @@
             </w:pPr>
             <w:r>
               <w:rPr>
-                <w:rFonts w:ascii="Archivo" w:hAnsi="Archivo" w:cs="Archivo" w:eastAsia="Archivo"/>
+                <w:rFonts w:ascii="Montserrat" w:hAnsi="Montserrat" w:cs="Montserrat" w:eastAsia="Montserrat"/>
                 <w:b/>
                 <w:color w:val="E0661F"/>
-                <w:sz w:val="19"/>
+                <w:sz w:val="18"/>
               </w:rPr>
               <w:t>DA VERIFICARE —</w:t>
             </w:r>
             <w:r>
               <w:rPr>
-                <w:rFonts w:ascii="Archivo" w:hAnsi="Archivo" w:cs="Archivo"/>
+                <w:rFonts w:ascii="Montserrat" w:hAnsi="Montserrat" w:cs="Montserrat" w:eastAsia="Montserrat"/>
                 <w:rFonts w:ascii="Archivo" w:hAnsi="Archivo"/>
                 <w:b w:val="0"/>
                 <w:color w:val="141414"/>
-                <w:sz w:val="19"/>
+                <w:sz w:val="18"/>
               </w:rPr>
               <w:t xml:space="preserve"> </w:t>
             </w:r>
@@ -8478,11 +8478,11 @@
             </w:pPr>
             <w:r>
               <w:rPr>
-                <w:rFonts w:ascii="Archivo" w:cs="Archivo" w:eastAsia="Archivo" w:hAnsi="Archivo"/>
-                <w:b/>
-                <w:bCs/>
-                <w:color w:val="141414"/>
-                <w:sz w:val="18"/>
+                <w:rFonts w:ascii="Montserrat" w:cs="Montserrat" w:eastAsia="Montserrat" w:hAnsi="Montserrat"/>
+                <w:b/>
+                <w:bCs/>
+                <w:color w:val="141414"/>
+                <w:sz w:val="17"/>
                 <w:szCs w:val="18"/>
               </w:rPr>
               <w:t xml:space="preserve">8 · Materiali disponibili</w:t>
@@ -8494,11 +8494,11 @@
             </w:pPr>
             <w:r>
               <w:rPr>
-                <w:rFonts w:ascii="Archivo" w:cs="Archivo" w:eastAsia="Archivo" w:hAnsi="Archivo"/>
+                <w:rFonts w:ascii="Montserrat" w:cs="Montserrat" w:eastAsia="Montserrat" w:hAnsi="Montserrat"/>
                 <w:i/>
                 <w:iCs/>
                 <w:color w:val="6B6B69"/>
-                <w:sz w:val="14"/>
+                <w:sz w:val="13"/>
                 <w:szCs w:val="15"/>
               </w:rPr>
               <w:t xml:space="preserve">Foto, screenshot, grafici, video</w:t>
@@ -8528,20 +8528,20 @@
             </w:pPr>
             <w:r>
               <w:rPr>
-                <w:rFonts w:ascii="Archivo" w:hAnsi="Archivo" w:cs="Archivo" w:eastAsia="Archivo"/>
+                <w:rFonts w:ascii="Montserrat" w:hAnsi="Montserrat" w:cs="Montserrat" w:eastAsia="Montserrat"/>
                 <w:b/>
                 <w:color w:val="E0661F"/>
-                <w:sz w:val="19"/>
+                <w:sz w:val="18"/>
               </w:rPr>
               <w:t>DA VERIFICARE —</w:t>
             </w:r>
             <w:r>
               <w:rPr>
-                <w:rFonts w:ascii="Archivo" w:hAnsi="Archivo" w:cs="Archivo"/>
+                <w:rFonts w:ascii="Montserrat" w:hAnsi="Montserrat" w:cs="Montserrat" w:eastAsia="Montserrat"/>
                 <w:rFonts w:ascii="Archivo" w:hAnsi="Archivo"/>
                 <w:b w:val="0"/>
                 <w:color w:val="141414"/>
-                <w:sz w:val="19"/>
+                <w:sz w:val="18"/>
               </w:rPr>
               <w:t xml:space="preserve"> </w:t>
             </w:r>
@@ -8572,11 +8572,11 @@
             </w:pPr>
             <w:r>
               <w:rPr>
-                <w:rFonts w:ascii="Archivo" w:cs="Archivo" w:eastAsia="Archivo" w:hAnsi="Archivo"/>
-                <w:b/>
-                <w:bCs/>
-                <w:color w:val="141414"/>
-                <w:sz w:val="18"/>
+                <w:rFonts w:ascii="Montserrat" w:cs="Montserrat" w:eastAsia="Montserrat" w:hAnsi="Montserrat"/>
+                <w:b/>
+                <w:bCs/>
+                <w:color w:val="141414"/>
+                <w:sz w:val="17"/>
                 <w:szCs w:val="18"/>
               </w:rPr>
               <w:t xml:space="preserve">9 · Possiamo citarlo per nome?</w:t>
@@ -8606,9 +8606,9 @@
             </w:pPr>
             <w:r>
               <w:rPr>
-                <w:rFonts w:ascii="Archivo" w:hAnsi="Archivo" w:cs="Archivo" w:eastAsia="Archivo"/>
-                <w:color w:val="141414"/>
-                <w:sz w:val="19"/>
+                <w:rFonts w:ascii="Montserrat" w:hAnsi="Montserrat" w:cs="Montserrat" w:eastAsia="Montserrat"/>
+                <w:color w:val="141414"/>
+                <w:sz w:val="18"/>
               </w:rPr>
               <w:t>Da chiedere al cliente.</w:t>
             </w:r>
@@ -8639,11 +8639,11 @@
             </w:pPr>
             <w:r>
               <w:rPr>
-                <w:rFonts w:ascii="Archivo" w:cs="Archivo" w:eastAsia="Archivo" w:hAnsi="Archivo"/>
-                <w:b/>
-                <w:bCs/>
-                <w:color w:val="141414"/>
-                <w:sz w:val="18"/>
+                <w:rFonts w:ascii="Montserrat" w:cs="Montserrat" w:eastAsia="Montserrat" w:hAnsi="Montserrat"/>
+                <w:b/>
+                <w:bCs/>
+                <w:color w:val="141414"/>
+                <w:sz w:val="17"/>
                 <w:szCs w:val="18"/>
               </w:rPr>
               <w:t xml:space="preserve">10 · Farebbe da referenza al telefono?</w:t>
@@ -8673,9 +8673,9 @@
             </w:pPr>
             <w:r>
               <w:rPr>
-                <w:rFonts w:ascii="Archivo" w:hAnsi="Archivo" w:cs="Archivo" w:eastAsia="Archivo"/>
-                <w:color w:val="141414"/>
-                <w:sz w:val="19"/>
+                <w:rFonts w:ascii="Montserrat" w:hAnsi="Montserrat" w:cs="Montserrat" w:eastAsia="Montserrat"/>
+                <w:color w:val="141414"/>
+                <w:sz w:val="18"/>
               </w:rPr>
               <w:t>Da chiedere al cliente.</w:t>
             </w:r>
@@ -8694,8 +8694,8 @@
       </w:pPr>
       <w:r>
         <w:rPr>
-          <w:rFonts w:ascii="Archivo ExtraBold" w:cs="Archivo ExtraBold" w:eastAsia="Archivo ExtraBold" w:hAnsi="Archivo ExtraBold"/>
-          <w:b w:val="0"/>
+          <w:rFonts w:ascii="Montserrat" w:cs="Montserrat" w:eastAsia="Montserrat" w:hAnsi="Montserrat"/>
+          <w:b/>
           <w:bCs/>
           <w:color w:val="141414"/>
           <w:sz w:val="25"/>
@@ -8745,11 +8745,11 @@
             </w:pPr>
             <w:r>
               <w:rPr>
-                <w:rFonts w:ascii="Archivo" w:cs="Archivo" w:eastAsia="Archivo" w:hAnsi="Archivo"/>
-                <w:b/>
-                <w:bCs/>
-                <w:color w:val="141414"/>
-                <w:sz w:val="18"/>
+                <w:rFonts w:ascii="Montserrat" w:cs="Montserrat" w:eastAsia="Montserrat" w:hAnsi="Montserrat"/>
+                <w:b/>
+                <w:bCs/>
+                <w:color w:val="141414"/>
+                <w:sz w:val="17"/>
                 <w:szCs w:val="18"/>
               </w:rPr>
               <w:t xml:space="preserve">1 · Introduzione</w:t>
@@ -8761,11 +8761,11 @@
             </w:pPr>
             <w:r>
               <w:rPr>
-                <w:rFonts w:ascii="Archivo" w:cs="Archivo" w:eastAsia="Archivo" w:hAnsi="Archivo"/>
+                <w:rFonts w:ascii="Montserrat" w:cs="Montserrat" w:eastAsia="Montserrat" w:hAnsi="Montserrat"/>
                 <w:i/>
                 <w:iCs/>
                 <w:color w:val="6B6B69"/>
-                <w:sz w:val="14"/>
+                <w:sz w:val="13"/>
                 <w:szCs w:val="15"/>
               </w:rPr>
               <w:t xml:space="preserve">Chi è, che cosa fa, dove</w:t>
@@ -8795,9 +8795,9 @@
             </w:pPr>
             <w:r>
               <w:rPr>
-                <w:rFonts w:ascii="Archivo" w:hAnsi="Archivo" w:cs="Archivo" w:eastAsia="Archivo"/>
-                <w:color w:val="141414"/>
-                <w:sz w:val="19"/>
+                <w:rFonts w:ascii="Montserrat" w:hAnsi="Montserrat" w:cs="Montserrat" w:eastAsia="Montserrat"/>
+                <w:color w:val="141414"/>
+                <w:sz w:val="18"/>
               </w:rPr>
               <w:t>Bed &amp; breakfast di 3 camere a Lugo (RA), ricavato recuperando una casa di famiglia. Posizionamento «modern vintage», camere autonome come quelle d'albergo. Titolare Enrica Maccolini. Le tre camere (Anthurium, Begonia, Ciclamino) sono i pilastri editoriali.</w:t>
             </w:r>
@@ -8828,11 +8828,11 @@
             </w:pPr>
             <w:r>
               <w:rPr>
-                <w:rFonts w:ascii="Archivo" w:cs="Archivo" w:eastAsia="Archivo" w:hAnsi="Archivo"/>
-                <w:b/>
-                <w:bCs/>
-                <w:color w:val="141414"/>
-                <w:sz w:val="18"/>
+                <w:rFonts w:ascii="Montserrat" w:cs="Montserrat" w:eastAsia="Montserrat" w:hAnsi="Montserrat"/>
+                <w:b/>
+                <w:bCs/>
+                <w:color w:val="141414"/>
+                <w:sz w:val="17"/>
                 <w:szCs w:val="18"/>
               </w:rPr>
               <w:t xml:space="preserve">2 · Situazione iniziale</w:t>
@@ -8844,11 +8844,11 @@
             </w:pPr>
             <w:r>
               <w:rPr>
-                <w:rFonts w:ascii="Archivo" w:cs="Archivo" w:eastAsia="Archivo" w:hAnsi="Archivo"/>
+                <w:rFonts w:ascii="Montserrat" w:cs="Montserrat" w:eastAsia="Montserrat" w:hAnsi="Montserrat"/>
                 <w:i/>
                 <w:iCs/>
                 <w:color w:val="6B6B69"/>
-                <w:sz w:val="14"/>
+                <w:sz w:val="13"/>
                 <w:szCs w:val="15"/>
               </w:rPr>
               <w:t xml:space="preserve">Com'era messo quando è arrivato da noi</w:t>
@@ -8878,9 +8878,9 @@
             </w:pPr>
             <w:r>
               <w:rPr>
-                <w:rFonts w:ascii="Archivo" w:hAnsi="Archivo" w:cs="Archivo" w:eastAsia="Archivo"/>
-                <w:color w:val="141414"/>
-                <w:sz w:val="19"/>
+                <w:rFonts w:ascii="Montserrat" w:hAnsi="Montserrat" w:cs="Montserrat" w:eastAsia="Montserrat"/>
+                <w:color w:val="141414"/>
+                <w:sz w:val="18"/>
               </w:rPr>
               <w:t>Struttura nuova sul mercato: lancio social a giugno 2026 (Mese 1), nessuna presenza consolidata prima.</w:t>
             </w:r>
@@ -8911,11 +8911,11 @@
             </w:pPr>
             <w:r>
               <w:rPr>
-                <w:rFonts w:ascii="Archivo" w:cs="Archivo" w:eastAsia="Archivo" w:hAnsi="Archivo"/>
-                <w:b/>
-                <w:bCs/>
-                <w:color w:val="141414"/>
-                <w:sz w:val="18"/>
+                <w:rFonts w:ascii="Montserrat" w:cs="Montserrat" w:eastAsia="Montserrat" w:hAnsi="Montserrat"/>
+                <w:b/>
+                <w:bCs/>
+                <w:color w:val="141414"/>
+                <w:sz w:val="17"/>
                 <w:szCs w:val="18"/>
               </w:rPr>
               <w:t xml:space="preserve">3 · Potenzialità</w:t>
@@ -8927,11 +8927,11 @@
             </w:pPr>
             <w:r>
               <w:rPr>
-                <w:rFonts w:ascii="Archivo" w:cs="Archivo" w:eastAsia="Archivo" w:hAnsi="Archivo"/>
+                <w:rFonts w:ascii="Montserrat" w:cs="Montserrat" w:eastAsia="Montserrat" w:hAnsi="Montserrat"/>
                 <w:i/>
                 <w:iCs/>
                 <w:color w:val="6B6B69"/>
-                <w:sz w:val="14"/>
+                <w:sz w:val="13"/>
                 <w:szCs w:val="15"/>
               </w:rPr>
               <w:t xml:space="preserve">Che cosa aveva di buono e non stava sfruttando</w:t>
@@ -8961,20 +8961,20 @@
             </w:pPr>
             <w:r>
               <w:rPr>
-                <w:rFonts w:ascii="Archivo" w:hAnsi="Archivo" w:cs="Archivo" w:eastAsia="Archivo"/>
+                <w:rFonts w:ascii="Montserrat" w:hAnsi="Montserrat" w:cs="Montserrat" w:eastAsia="Montserrat"/>
                 <w:b/>
                 <w:color w:val="E0661F"/>
-                <w:sz w:val="19"/>
+                <w:sz w:val="18"/>
               </w:rPr>
               <w:t>DA VERIFICARE —</w:t>
             </w:r>
             <w:r>
               <w:rPr>
-                <w:rFonts w:ascii="Archivo" w:hAnsi="Archivo" w:cs="Archivo"/>
+                <w:rFonts w:ascii="Montserrat" w:hAnsi="Montserrat" w:cs="Montserrat" w:eastAsia="Montserrat"/>
                 <w:rFonts w:ascii="Archivo" w:hAnsi="Archivo"/>
                 <w:b w:val="0"/>
                 <w:color w:val="141414"/>
-                <w:sz w:val="19"/>
+                <w:sz w:val="18"/>
               </w:rPr>
               <w:t xml:space="preserve"> dalla scheda cliente risultano il posizionamento e il racconto delle camere; cosa non stesse sfruttando va detto da chi ha fatto l'avvio.</w:t>
             </w:r>
@@ -9005,11 +9005,11 @@
             </w:pPr>
             <w:r>
               <w:rPr>
-                <w:rFonts w:ascii="Archivo" w:cs="Archivo" w:eastAsia="Archivo" w:hAnsi="Archivo"/>
-                <w:b/>
-                <w:bCs/>
-                <w:color w:val="141414"/>
-                <w:sz w:val="18"/>
+                <w:rFonts w:ascii="Montserrat" w:cs="Montserrat" w:eastAsia="Montserrat" w:hAnsi="Montserrat"/>
+                <w:b/>
+                <w:bCs/>
+                <w:color w:val="141414"/>
+                <w:sz w:val="17"/>
                 <w:szCs w:val="18"/>
               </w:rPr>
               <w:t xml:space="preserve">4 · Punti di debolezza</w:t>
@@ -9021,11 +9021,11 @@
             </w:pPr>
             <w:r>
               <w:rPr>
-                <w:rFonts w:ascii="Archivo" w:cs="Archivo" w:eastAsia="Archivo" w:hAnsi="Archivo"/>
+                <w:rFonts w:ascii="Montserrat" w:cs="Montserrat" w:eastAsia="Montserrat" w:hAnsi="Montserrat"/>
                 <w:i/>
                 <w:iCs/>
                 <w:color w:val="6B6B69"/>
-                <w:sz w:val="14"/>
+                <w:sz w:val="13"/>
                 <w:szCs w:val="15"/>
               </w:rPr>
               <w:t xml:space="preserve">Che cosa lo frenava davvero</w:t>
@@ -9055,20 +9055,20 @@
             </w:pPr>
             <w:r>
               <w:rPr>
-                <w:rFonts w:ascii="Archivo" w:hAnsi="Archivo" w:cs="Archivo" w:eastAsia="Archivo"/>
+                <w:rFonts w:ascii="Montserrat" w:hAnsi="Montserrat" w:cs="Montserrat" w:eastAsia="Montserrat"/>
                 <w:b/>
                 <w:color w:val="E0661F"/>
-                <w:sz w:val="19"/>
+                <w:sz w:val="18"/>
               </w:rPr>
               <w:t>DA VERIFICARE —</w:t>
             </w:r>
             <w:r>
               <w:rPr>
-                <w:rFonts w:ascii="Archivo" w:hAnsi="Archivo" w:cs="Archivo"/>
+                <w:rFonts w:ascii="Montserrat" w:hAnsi="Montserrat" w:cs="Montserrat" w:eastAsia="Montserrat"/>
                 <w:rFonts w:ascii="Archivo" w:hAnsi="Archivo"/>
                 <w:b w:val="0"/>
                 <w:color w:val="141414"/>
-                <w:sz w:val="19"/>
+                <w:sz w:val="18"/>
               </w:rPr>
               <w:t xml:space="preserve"> </w:t>
             </w:r>
@@ -9099,11 +9099,11 @@
             </w:pPr>
             <w:r>
               <w:rPr>
-                <w:rFonts w:ascii="Archivo" w:cs="Archivo" w:eastAsia="Archivo" w:hAnsi="Archivo"/>
-                <w:b/>
-                <w:bCs/>
-                <w:color w:val="141414"/>
-                <w:sz w:val="18"/>
+                <w:rFonts w:ascii="Montserrat" w:cs="Montserrat" w:eastAsia="Montserrat" w:hAnsi="Montserrat"/>
+                <w:b/>
+                <w:bCs/>
+                <w:color w:val="141414"/>
+                <w:sz w:val="17"/>
                 <w:szCs w:val="18"/>
               </w:rPr>
               <w:t xml:space="preserve">5 · Che cosa abbiamo fatto</w:t>
@@ -9115,11 +9115,11 @@
             </w:pPr>
             <w:r>
               <w:rPr>
-                <w:rFonts w:ascii="Archivo" w:cs="Archivo" w:eastAsia="Archivo" w:hAnsi="Archivo"/>
+                <w:rFonts w:ascii="Montserrat" w:cs="Montserrat" w:eastAsia="Montserrat" w:hAnsi="Montserrat"/>
                 <w:i/>
                 <w:iCs/>
                 <w:color w:val="6B6B69"/>
-                <w:sz w:val="14"/>
+                <w:sz w:val="13"/>
                 <w:szCs w:val="15"/>
               </w:rPr>
               <w:t xml:space="preserve">Gli interventi, in ordine</w:t>
@@ -9149,9 +9149,9 @@
             </w:pPr>
             <w:r>
               <w:rPr>
-                <w:rFonts w:ascii="Archivo" w:hAnsi="Archivo" w:cs="Archivo" w:eastAsia="Archivo"/>
-                <w:color w:val="141414"/>
-                <w:sz w:val="19"/>
+                <w:rFonts w:ascii="Montserrat" w:hAnsi="Montserrat" w:cs="Montserrat" w:eastAsia="Montserrat"/>
+                <w:color w:val="141414"/>
+                <w:sz w:val="18"/>
               </w:rPr>
               <w:t>Avvio social: calendario editoriale, copy, shooting, grafica e report di lancio (giugno 2026).</w:t>
             </w:r>
@@ -9182,11 +9182,11 @@
             </w:pPr>
             <w:r>
               <w:rPr>
-                <w:rFonts w:ascii="Archivo" w:cs="Archivo" w:eastAsia="Archivo" w:hAnsi="Archivo"/>
-                <w:b/>
-                <w:bCs/>
-                <w:color w:val="141414"/>
-                <w:sz w:val="18"/>
+                <w:rFonts w:ascii="Montserrat" w:cs="Montserrat" w:eastAsia="Montserrat" w:hAnsi="Montserrat"/>
+                <w:b/>
+                <w:bCs/>
+                <w:color w:val="141414"/>
+                <w:sz w:val="17"/>
                 <w:szCs w:val="18"/>
               </w:rPr>
               <w:t xml:space="preserve">6 · Risultati</w:t>
@@ -9198,11 +9198,11 @@
             </w:pPr>
             <w:r>
               <w:rPr>
-                <w:rFonts w:ascii="Archivo" w:cs="Archivo" w:eastAsia="Archivo" w:hAnsi="Archivo"/>
+                <w:rFonts w:ascii="Montserrat" w:cs="Montserrat" w:eastAsia="Montserrat" w:hAnsi="Montserrat"/>
                 <w:i/>
                 <w:iCs/>
                 <w:color w:val="6B6B69"/>
-                <w:sz w:val="14"/>
+                <w:sz w:val="13"/>
                 <w:szCs w:val="15"/>
               </w:rPr>
               <w:t xml:space="preserve">Numeri, non aggettivi: prima → dopo, in quanto tempo</w:t>
@@ -9232,20 +9232,20 @@
             </w:pPr>
             <w:r>
               <w:rPr>
-                <w:rFonts w:ascii="Archivo" w:hAnsi="Archivo" w:cs="Archivo" w:eastAsia="Archivo"/>
+                <w:rFonts w:ascii="Montserrat" w:hAnsi="Montserrat" w:cs="Montserrat" w:eastAsia="Montserrat"/>
                 <w:b/>
                 <w:color w:val="E0661F"/>
-                <w:sz w:val="19"/>
+                <w:sz w:val="18"/>
               </w:rPr>
               <w:t>DA VERIFICARE —</w:t>
             </w:r>
             <w:r>
               <w:rPr>
-                <w:rFonts w:ascii="Archivo" w:hAnsi="Archivo" w:cs="Archivo"/>
+                <w:rFonts w:ascii="Montserrat" w:hAnsi="Montserrat" w:cs="Montserrat" w:eastAsia="Montserrat"/>
                 <w:rFonts w:ascii="Archivo" w:hAnsi="Archivo"/>
                 <w:b w:val="0"/>
                 <w:color w:val="141414"/>
-                <w:sz w:val="19"/>
+                <w:sz w:val="18"/>
               </w:rPr>
               <w:t xml:space="preserve"> nessun numero nelle nostre fonti. Attenzione: è una struttura piccola e nuova, i numeri assoluti saranno piccoli per natura.</w:t>
             </w:r>
@@ -9276,11 +9276,11 @@
             </w:pPr>
             <w:r>
               <w:rPr>
-                <w:rFonts w:ascii="Archivo" w:cs="Archivo" w:eastAsia="Archivo" w:hAnsi="Archivo"/>
-                <w:b/>
-                <w:bCs/>
-                <w:color w:val="141414"/>
-                <w:sz w:val="18"/>
+                <w:rFonts w:ascii="Montserrat" w:cs="Montserrat" w:eastAsia="Montserrat" w:hAnsi="Montserrat"/>
+                <w:b/>
+                <w:bCs/>
+                <w:color w:val="141414"/>
+                <w:sz w:val="17"/>
                 <w:szCs w:val="18"/>
               </w:rPr>
               <w:t xml:space="preserve">7 · Servizi attivi oggi</w:t>
@@ -9292,11 +9292,11 @@
             </w:pPr>
             <w:r>
               <w:rPr>
-                <w:rFonts w:ascii="Archivo" w:cs="Archivo" w:eastAsia="Archivo" w:hAnsi="Archivo"/>
+                <w:rFonts w:ascii="Montserrat" w:cs="Montserrat" w:eastAsia="Montserrat" w:hAnsi="Montserrat"/>
                 <w:i/>
                 <w:iCs/>
                 <w:color w:val="6B6B69"/>
-                <w:sz w:val="14"/>
+                <w:sz w:val="13"/>
                 <w:szCs w:val="15"/>
               </w:rPr>
               <w:t xml:space="preserve">Quali dei cinque, e da quando</w:t>
@@ -9326,9 +9326,9 @@
             </w:pPr>
             <w:r>
               <w:rPr>
-                <w:rFonts w:ascii="Archivo" w:hAnsi="Archivo" w:cs="Archivo" w:eastAsia="Archivo"/>
-                <w:color w:val="141414"/>
-                <w:sz w:val="19"/>
+                <w:rFonts w:ascii="Montserrat" w:hAnsi="Montserrat" w:cs="Montserrat" w:eastAsia="Montserrat"/>
+                <w:color w:val="141414"/>
+                <w:sz w:val="18"/>
               </w:rPr>
               <w:t>Avvio una tantum, senza canone mensile (importo non riportato qui: le cifre si decidono a parte). Oggi NON è in gestione social continuativa: va detto, altrimenti il caso studio promette un presidio che non c'è.</w:t>
             </w:r>
@@ -9359,11 +9359,11 @@
             </w:pPr>
             <w:r>
               <w:rPr>
-                <w:rFonts w:ascii="Archivo" w:cs="Archivo" w:eastAsia="Archivo" w:hAnsi="Archivo"/>
-                <w:b/>
-                <w:bCs/>
-                <w:color w:val="141414"/>
-                <w:sz w:val="18"/>
+                <w:rFonts w:ascii="Montserrat" w:cs="Montserrat" w:eastAsia="Montserrat" w:hAnsi="Montserrat"/>
+                <w:b/>
+                <w:bCs/>
+                <w:color w:val="141414"/>
+                <w:sz w:val="17"/>
                 <w:szCs w:val="18"/>
               </w:rPr>
               <w:t xml:space="preserve">8 · Materiali disponibili</w:t>
@@ -9375,11 +9375,11 @@
             </w:pPr>
             <w:r>
               <w:rPr>
-                <w:rFonts w:ascii="Archivo" w:cs="Archivo" w:eastAsia="Archivo" w:hAnsi="Archivo"/>
+                <w:rFonts w:ascii="Montserrat" w:cs="Montserrat" w:eastAsia="Montserrat" w:hAnsi="Montserrat"/>
                 <w:i/>
                 <w:iCs/>
                 <w:color w:val="6B6B69"/>
-                <w:sz w:val="14"/>
+                <w:sz w:val="13"/>
                 <w:szCs w:val="15"/>
               </w:rPr>
               <w:t xml:space="preserve">Foto, screenshot, grafici, video</w:t>
@@ -9409,20 +9409,20 @@
             </w:pPr>
             <w:r>
               <w:rPr>
-                <w:rFonts w:ascii="Archivo" w:hAnsi="Archivo" w:cs="Archivo" w:eastAsia="Archivo"/>
+                <w:rFonts w:ascii="Montserrat" w:hAnsi="Montserrat" w:cs="Montserrat" w:eastAsia="Montserrat"/>
                 <w:b/>
                 <w:color w:val="E0661F"/>
-                <w:sz w:val="19"/>
+                <w:sz w:val="18"/>
               </w:rPr>
               <w:t>DA VERIFICARE —</w:t>
             </w:r>
             <w:r>
               <w:rPr>
-                <w:rFonts w:ascii="Archivo" w:hAnsi="Archivo" w:cs="Archivo"/>
+                <w:rFonts w:ascii="Montserrat" w:hAnsi="Montserrat" w:cs="Montserrat" w:eastAsia="Montserrat"/>
                 <w:rFonts w:ascii="Archivo" w:hAnsi="Archivo"/>
                 <w:b w:val="0"/>
                 <w:color w:val="141414"/>
-                <w:sz w:val="19"/>
+                <w:sz w:val="18"/>
               </w:rPr>
               <w:t xml:space="preserve"> </w:t>
             </w:r>
@@ -9453,11 +9453,11 @@
             </w:pPr>
             <w:r>
               <w:rPr>
-                <w:rFonts w:ascii="Archivo" w:cs="Archivo" w:eastAsia="Archivo" w:hAnsi="Archivo"/>
-                <w:b/>
-                <w:bCs/>
-                <w:color w:val="141414"/>
-                <w:sz w:val="18"/>
+                <w:rFonts w:ascii="Montserrat" w:cs="Montserrat" w:eastAsia="Montserrat" w:hAnsi="Montserrat"/>
+                <w:b/>
+                <w:bCs/>
+                <w:color w:val="141414"/>
+                <w:sz w:val="17"/>
                 <w:szCs w:val="18"/>
               </w:rPr>
               <w:t xml:space="preserve">9 · Possiamo citarlo per nome?</w:t>
@@ -9487,9 +9487,9 @@
             </w:pPr>
             <w:r>
               <w:rPr>
-                <w:rFonts w:ascii="Archivo" w:hAnsi="Archivo" w:cs="Archivo" w:eastAsia="Archivo"/>
-                <w:color w:val="141414"/>
-                <w:sz w:val="19"/>
+                <w:rFonts w:ascii="Montserrat" w:hAnsi="Montserrat" w:cs="Montserrat" w:eastAsia="Montserrat"/>
+                <w:color w:val="141414"/>
+                <w:sz w:val="18"/>
               </w:rPr>
               <w:t>Da chiedere a Enrica Maccolini.</w:t>
             </w:r>
@@ -9520,11 +9520,11 @@
             </w:pPr>
             <w:r>
               <w:rPr>
-                <w:rFonts w:ascii="Archivo" w:cs="Archivo" w:eastAsia="Archivo" w:hAnsi="Archivo"/>
-                <w:b/>
-                <w:bCs/>
-                <w:color w:val="141414"/>
-                <w:sz w:val="18"/>
+                <w:rFonts w:ascii="Montserrat" w:cs="Montserrat" w:eastAsia="Montserrat" w:hAnsi="Montserrat"/>
+                <w:b/>
+                <w:bCs/>
+                <w:color w:val="141414"/>
+                <w:sz w:val="17"/>
                 <w:szCs w:val="18"/>
               </w:rPr>
               <w:t xml:space="preserve">10 · Farebbe da referenza al telefono?</w:t>
@@ -9554,9 +9554,9 @@
             </w:pPr>
             <w:r>
               <w:rPr>
-                <w:rFonts w:ascii="Archivo" w:hAnsi="Archivo" w:cs="Archivo" w:eastAsia="Archivo"/>
-                <w:color w:val="141414"/>
-                <w:sz w:val="19"/>
+                <w:rFonts w:ascii="Montserrat" w:hAnsi="Montserrat" w:cs="Montserrat" w:eastAsia="Montserrat"/>
+                <w:color w:val="141414"/>
+                <w:sz w:val="18"/>
               </w:rPr>
               <w:t>Da chiedere a Enrica Maccolini.</w:t>
             </w:r>
@@ -9575,8 +9575,8 @@
       </w:pPr>
       <w:r>
         <w:rPr>
-          <w:rFonts w:ascii="Archivo ExtraBold" w:cs="Archivo ExtraBold" w:eastAsia="Archivo ExtraBold" w:hAnsi="Archivo ExtraBold"/>
-          <w:b w:val="0"/>
+          <w:rFonts w:ascii="Montserrat" w:cs="Montserrat" w:eastAsia="Montserrat" w:hAnsi="Montserrat"/>
+          <w:b/>
           <w:bCs/>
           <w:color w:val="141414"/>
           <w:sz w:val="25"/>
@@ -9626,11 +9626,11 @@
             </w:pPr>
             <w:r>
               <w:rPr>
-                <w:rFonts w:ascii="Archivo" w:cs="Archivo" w:eastAsia="Archivo" w:hAnsi="Archivo"/>
-                <w:b/>
-                <w:bCs/>
-                <w:color w:val="141414"/>
-                <w:sz w:val="18"/>
+                <w:rFonts w:ascii="Montserrat" w:cs="Montserrat" w:eastAsia="Montserrat" w:hAnsi="Montserrat"/>
+                <w:b/>
+                <w:bCs/>
+                <w:color w:val="141414"/>
+                <w:sz w:val="17"/>
                 <w:szCs w:val="18"/>
               </w:rPr>
               <w:t xml:space="preserve">1 · Introduzione</w:t>
@@ -9642,11 +9642,11 @@
             </w:pPr>
             <w:r>
               <w:rPr>
-                <w:rFonts w:ascii="Archivo" w:cs="Archivo" w:eastAsia="Archivo" w:hAnsi="Archivo"/>
+                <w:rFonts w:ascii="Montserrat" w:cs="Montserrat" w:eastAsia="Montserrat" w:hAnsi="Montserrat"/>
                 <w:i/>
                 <w:iCs/>
                 <w:color w:val="6B6B69"/>
-                <w:sz w:val="14"/>
+                <w:sz w:val="13"/>
                 <w:szCs w:val="15"/>
               </w:rPr>
               <w:t xml:space="preserve">Chi è, che cosa fa, dove</w:t>
@@ -9676,9 +9676,9 @@
             </w:pPr>
             <w:r>
               <w:rPr>
-                <w:rFonts w:ascii="Archivo" w:hAnsi="Archivo" w:cs="Archivo" w:eastAsia="Archivo"/>
-                <w:color w:val="141414"/>
-                <w:sz w:val="19"/>
+                <w:rFonts w:ascii="Montserrat" w:hAnsi="Montserrat" w:cs="Montserrat" w:eastAsia="Montserrat"/>
+                <w:color w:val="141414"/>
+                <w:sz w:val="18"/>
               </w:rPr>
               <w:t>Ristorante, hotel e pizzeria a Cotignola (RA), cliente YDG. Essendo anche hotel, è il secondo caso utile al verticale dopo Villa Campomaggio.</w:t>
             </w:r>
@@ -9709,11 +9709,11 @@
             </w:pPr>
             <w:r>
               <w:rPr>
-                <w:rFonts w:ascii="Archivo" w:cs="Archivo" w:eastAsia="Archivo" w:hAnsi="Archivo"/>
-                <w:b/>
-                <w:bCs/>
-                <w:color w:val="141414"/>
-                <w:sz w:val="18"/>
+                <w:rFonts w:ascii="Montserrat" w:cs="Montserrat" w:eastAsia="Montserrat" w:hAnsi="Montserrat"/>
+                <w:b/>
+                <w:bCs/>
+                <w:color w:val="141414"/>
+                <w:sz w:val="17"/>
                 <w:szCs w:val="18"/>
               </w:rPr>
               <w:t xml:space="preserve">2 · Situazione iniziale</w:t>
@@ -9725,11 +9725,11 @@
             </w:pPr>
             <w:r>
               <w:rPr>
-                <w:rFonts w:ascii="Archivo" w:cs="Archivo" w:eastAsia="Archivo" w:hAnsi="Archivo"/>
+                <w:rFonts w:ascii="Montserrat" w:cs="Montserrat" w:eastAsia="Montserrat" w:hAnsi="Montserrat"/>
                 <w:i/>
                 <w:iCs/>
                 <w:color w:val="6B6B69"/>
-                <w:sz w:val="14"/>
+                <w:sz w:val="13"/>
                 <w:szCs w:val="15"/>
               </w:rPr>
               <w:t xml:space="preserve">Com'era messo quando è arrivato da noi</w:t>
@@ -9759,20 +9759,20 @@
             </w:pPr>
             <w:r>
               <w:rPr>
-                <w:rFonts w:ascii="Archivo" w:hAnsi="Archivo" w:cs="Archivo" w:eastAsia="Archivo"/>
+                <w:rFonts w:ascii="Montserrat" w:hAnsi="Montserrat" w:cs="Montserrat" w:eastAsia="Montserrat"/>
                 <w:b/>
                 <w:color w:val="E0661F"/>
-                <w:sz w:val="19"/>
+                <w:sz w:val="18"/>
               </w:rPr>
               <w:t>DA VERIFICARE —</w:t>
             </w:r>
             <w:r>
               <w:rPr>
-                <w:rFonts w:ascii="Archivo" w:hAnsi="Archivo" w:cs="Archivo"/>
+                <w:rFonts w:ascii="Montserrat" w:hAnsi="Montserrat" w:cs="Montserrat" w:eastAsia="Montserrat"/>
                 <w:rFonts w:ascii="Archivo" w:hAnsi="Archivo"/>
                 <w:b w:val="0"/>
                 <w:color w:val="141414"/>
-                <w:sz w:val="19"/>
+                <w:sz w:val="18"/>
               </w:rPr>
               <w:t xml:space="preserve"> </w:t>
             </w:r>
@@ -9803,11 +9803,11 @@
             </w:pPr>
             <w:r>
               <w:rPr>
-                <w:rFonts w:ascii="Archivo" w:cs="Archivo" w:eastAsia="Archivo" w:hAnsi="Archivo"/>
-                <w:b/>
-                <w:bCs/>
-                <w:color w:val="141414"/>
-                <w:sz w:val="18"/>
+                <w:rFonts w:ascii="Montserrat" w:cs="Montserrat" w:eastAsia="Montserrat" w:hAnsi="Montserrat"/>
+                <w:b/>
+                <w:bCs/>
+                <w:color w:val="141414"/>
+                <w:sz w:val="17"/>
                 <w:szCs w:val="18"/>
               </w:rPr>
               <w:t xml:space="preserve">3 · Potenzialità</w:t>
@@ -9819,11 +9819,11 @@
             </w:pPr>
             <w:r>
               <w:rPr>
-                <w:rFonts w:ascii="Archivo" w:cs="Archivo" w:eastAsia="Archivo" w:hAnsi="Archivo"/>
+                <w:rFonts w:ascii="Montserrat" w:cs="Montserrat" w:eastAsia="Montserrat" w:hAnsi="Montserrat"/>
                 <w:i/>
                 <w:iCs/>
                 <w:color w:val="6B6B69"/>
-                <w:sz w:val="14"/>
+                <w:sz w:val="13"/>
                 <w:szCs w:val="15"/>
               </w:rPr>
               <w:t xml:space="preserve">Che cosa aveva di buono e non stava sfruttando</w:t>
@@ -9853,20 +9853,20 @@
             </w:pPr>
             <w:r>
               <w:rPr>
-                <w:rFonts w:ascii="Archivo" w:hAnsi="Archivo" w:cs="Archivo" w:eastAsia="Archivo"/>
+                <w:rFonts w:ascii="Montserrat" w:hAnsi="Montserrat" w:cs="Montserrat" w:eastAsia="Montserrat"/>
                 <w:b/>
                 <w:color w:val="E0661F"/>
-                <w:sz w:val="19"/>
+                <w:sz w:val="18"/>
               </w:rPr>
               <w:t>DA VERIFICARE —</w:t>
             </w:r>
             <w:r>
               <w:rPr>
-                <w:rFonts w:ascii="Archivo" w:hAnsi="Archivo" w:cs="Archivo"/>
+                <w:rFonts w:ascii="Montserrat" w:hAnsi="Montserrat" w:cs="Montserrat" w:eastAsia="Montserrat"/>
                 <w:rFonts w:ascii="Archivo" w:hAnsi="Archivo"/>
                 <w:b w:val="0"/>
                 <w:color w:val="141414"/>
-                <w:sz w:val="19"/>
+                <w:sz w:val="18"/>
               </w:rPr>
               <w:t xml:space="preserve"> </w:t>
             </w:r>
@@ -9897,11 +9897,11 @@
             </w:pPr>
             <w:r>
               <w:rPr>
-                <w:rFonts w:ascii="Archivo" w:cs="Archivo" w:eastAsia="Archivo" w:hAnsi="Archivo"/>
-                <w:b/>
-                <w:bCs/>
-                <w:color w:val="141414"/>
-                <w:sz w:val="18"/>
+                <w:rFonts w:ascii="Montserrat" w:cs="Montserrat" w:eastAsia="Montserrat" w:hAnsi="Montserrat"/>
+                <w:b/>
+                <w:bCs/>
+                <w:color w:val="141414"/>
+                <w:sz w:val="17"/>
                 <w:szCs w:val="18"/>
               </w:rPr>
               <w:t xml:space="preserve">4 · Punti di debolezza</w:t>
@@ -9913,11 +9913,11 @@
             </w:pPr>
             <w:r>
               <w:rPr>
-                <w:rFonts w:ascii="Archivo" w:cs="Archivo" w:eastAsia="Archivo" w:hAnsi="Archivo"/>
+                <w:rFonts w:ascii="Montserrat" w:cs="Montserrat" w:eastAsia="Montserrat" w:hAnsi="Montserrat"/>
                 <w:i/>
                 <w:iCs/>
                 <w:color w:val="6B6B69"/>
-                <w:sz w:val="14"/>
+                <w:sz w:val="13"/>
                 <w:szCs w:val="15"/>
               </w:rPr>
               <w:t xml:space="preserve">Che cosa lo frenava davvero</w:t>
@@ -9947,20 +9947,20 @@
             </w:pPr>
             <w:r>
               <w:rPr>
-                <w:rFonts w:ascii="Archivo" w:hAnsi="Archivo" w:cs="Archivo" w:eastAsia="Archivo"/>
+                <w:rFonts w:ascii="Montserrat" w:hAnsi="Montserrat" w:cs="Montserrat" w:eastAsia="Montserrat"/>
                 <w:b/>
                 <w:color w:val="E0661F"/>
-                <w:sz w:val="19"/>
+                <w:sz w:val="18"/>
               </w:rPr>
               <w:t>DA VERIFICARE —</w:t>
             </w:r>
             <w:r>
               <w:rPr>
-                <w:rFonts w:ascii="Archivo" w:hAnsi="Archivo" w:cs="Archivo"/>
+                <w:rFonts w:ascii="Montserrat" w:hAnsi="Montserrat" w:cs="Montserrat" w:eastAsia="Montserrat"/>
                 <w:rFonts w:ascii="Archivo" w:hAnsi="Archivo"/>
                 <w:b w:val="0"/>
                 <w:color w:val="141414"/>
-                <w:sz w:val="19"/>
+                <w:sz w:val="18"/>
               </w:rPr>
               <w:t xml:space="preserve"> </w:t>
             </w:r>
@@ -9991,11 +9991,11 @@
             </w:pPr>
             <w:r>
               <w:rPr>
-                <w:rFonts w:ascii="Archivo" w:cs="Archivo" w:eastAsia="Archivo" w:hAnsi="Archivo"/>
-                <w:b/>
-                <w:bCs/>
-                <w:color w:val="141414"/>
-                <w:sz w:val="18"/>
+                <w:rFonts w:ascii="Montserrat" w:cs="Montserrat" w:eastAsia="Montserrat" w:hAnsi="Montserrat"/>
+                <w:b/>
+                <w:bCs/>
+                <w:color w:val="141414"/>
+                <w:sz w:val="17"/>
                 <w:szCs w:val="18"/>
               </w:rPr>
               <w:t xml:space="preserve">5 · Che cosa abbiamo fatto</w:t>
@@ -10007,11 +10007,11 @@
             </w:pPr>
             <w:r>
               <w:rPr>
-                <w:rFonts w:ascii="Archivo" w:cs="Archivo" w:eastAsia="Archivo" w:hAnsi="Archivo"/>
+                <w:rFonts w:ascii="Montserrat" w:cs="Montserrat" w:eastAsia="Montserrat" w:hAnsi="Montserrat"/>
                 <w:i/>
                 <w:iCs/>
                 <w:color w:val="6B6B69"/>
-                <w:sz w:val="14"/>
+                <w:sz w:val="13"/>
                 <w:szCs w:val="15"/>
               </w:rPr>
               <w:t xml:space="preserve">Gli interventi, in ordine</w:t>
@@ -10041,20 +10041,20 @@
             </w:pPr>
             <w:r>
               <w:rPr>
-                <w:rFonts w:ascii="Archivo" w:hAnsi="Archivo" w:cs="Archivo" w:eastAsia="Archivo"/>
+                <w:rFonts w:ascii="Montserrat" w:hAnsi="Montserrat" w:cs="Montserrat" w:eastAsia="Montserrat"/>
                 <w:b/>
                 <w:color w:val="E0661F"/>
-                <w:sz w:val="19"/>
+                <w:sz w:val="18"/>
               </w:rPr>
               <w:t>DA VERIFICARE —</w:t>
             </w:r>
             <w:r>
               <w:rPr>
-                <w:rFonts w:ascii="Archivo" w:hAnsi="Archivo" w:cs="Archivo"/>
+                <w:rFonts w:ascii="Montserrat" w:hAnsi="Montserrat" w:cs="Montserrat" w:eastAsia="Montserrat"/>
                 <w:rFonts w:ascii="Archivo" w:hAnsi="Archivo"/>
                 <w:b w:val="0"/>
                 <w:color w:val="141414"/>
-                <w:sz w:val="19"/>
+                <w:sz w:val="18"/>
               </w:rPr>
               <w:t xml:space="preserve"> </w:t>
             </w:r>
@@ -10085,11 +10085,11 @@
             </w:pPr>
             <w:r>
               <w:rPr>
-                <w:rFonts w:ascii="Archivo" w:cs="Archivo" w:eastAsia="Archivo" w:hAnsi="Archivo"/>
-                <w:b/>
-                <w:bCs/>
-                <w:color w:val="141414"/>
-                <w:sz w:val="18"/>
+                <w:rFonts w:ascii="Montserrat" w:cs="Montserrat" w:eastAsia="Montserrat" w:hAnsi="Montserrat"/>
+                <w:b/>
+                <w:bCs/>
+                <w:color w:val="141414"/>
+                <w:sz w:val="17"/>
                 <w:szCs w:val="18"/>
               </w:rPr>
               <w:t xml:space="preserve">6 · Risultati</w:t>
@@ -10101,11 +10101,11 @@
             </w:pPr>
             <w:r>
               <w:rPr>
-                <w:rFonts w:ascii="Archivo" w:cs="Archivo" w:eastAsia="Archivo" w:hAnsi="Archivo"/>
+                <w:rFonts w:ascii="Montserrat" w:cs="Montserrat" w:eastAsia="Montserrat" w:hAnsi="Montserrat"/>
                 <w:i/>
                 <w:iCs/>
                 <w:color w:val="6B6B69"/>
-                <w:sz w:val="14"/>
+                <w:sz w:val="13"/>
                 <w:szCs w:val="15"/>
               </w:rPr>
               <w:t xml:space="preserve">Numeri, non aggettivi: prima → dopo, in quanto tempo</w:t>
@@ -10135,20 +10135,20 @@
             </w:pPr>
             <w:r>
               <w:rPr>
-                <w:rFonts w:ascii="Archivo" w:hAnsi="Archivo" w:cs="Archivo" w:eastAsia="Archivo"/>
+                <w:rFonts w:ascii="Montserrat" w:hAnsi="Montserrat" w:cs="Montserrat" w:eastAsia="Montserrat"/>
                 <w:b/>
                 <w:color w:val="E0661F"/>
-                <w:sz w:val="19"/>
+                <w:sz w:val="18"/>
               </w:rPr>
               <w:t>DA VERIFICARE —</w:t>
             </w:r>
             <w:r>
               <w:rPr>
-                <w:rFonts w:ascii="Archivo" w:hAnsi="Archivo" w:cs="Archivo"/>
+                <w:rFonts w:ascii="Montserrat" w:hAnsi="Montserrat" w:cs="Montserrat" w:eastAsia="Montserrat"/>
                 <w:rFonts w:ascii="Archivo" w:hAnsi="Archivo"/>
                 <w:b w:val="0"/>
                 <w:color w:val="141414"/>
-                <w:sz w:val="19"/>
+                <w:sz w:val="18"/>
               </w:rPr>
               <w:t xml:space="preserve"> nessun numero nelle nostre fonti.</w:t>
             </w:r>
@@ -10179,11 +10179,11 @@
             </w:pPr>
             <w:r>
               <w:rPr>
-                <w:rFonts w:ascii="Archivo" w:cs="Archivo" w:eastAsia="Archivo" w:hAnsi="Archivo"/>
-                <w:b/>
-                <w:bCs/>
-                <w:color w:val="141414"/>
-                <w:sz w:val="18"/>
+                <w:rFonts w:ascii="Montserrat" w:cs="Montserrat" w:eastAsia="Montserrat" w:hAnsi="Montserrat"/>
+                <w:b/>
+                <w:bCs/>
+                <w:color w:val="141414"/>
+                <w:sz w:val="17"/>
                 <w:szCs w:val="18"/>
               </w:rPr>
               <w:t xml:space="preserve">7 · Servizi attivi oggi</w:t>
@@ -10195,11 +10195,11 @@
             </w:pPr>
             <w:r>
               <w:rPr>
-                <w:rFonts w:ascii="Archivo" w:cs="Archivo" w:eastAsia="Archivo" w:hAnsi="Archivo"/>
+                <w:rFonts w:ascii="Montserrat" w:cs="Montserrat" w:eastAsia="Montserrat" w:hAnsi="Montserrat"/>
                 <w:i/>
                 <w:iCs/>
                 <w:color w:val="6B6B69"/>
-                <w:sz w:val="14"/>
+                <w:sz w:val="13"/>
                 <w:szCs w:val="15"/>
               </w:rPr>
               <w:t xml:space="preserve">Quali dei cinque, e da quando</w:t>
@@ -10229,20 +10229,20 @@
             </w:pPr>
             <w:r>
               <w:rPr>
-                <w:rFonts w:ascii="Archivo" w:hAnsi="Archivo" w:cs="Archivo" w:eastAsia="Archivo"/>
+                <w:rFonts w:ascii="Montserrat" w:hAnsi="Montserrat" w:cs="Montserrat" w:eastAsia="Montserrat"/>
                 <w:b/>
                 <w:color w:val="E0661F"/>
-                <w:sz w:val="19"/>
+                <w:sz w:val="18"/>
               </w:rPr>
               <w:t>DA VERIFICARE —</w:t>
             </w:r>
             <w:r>
               <w:rPr>
-                <w:rFonts w:ascii="Archivo" w:hAnsi="Archivo" w:cs="Archivo"/>
+                <w:rFonts w:ascii="Montserrat" w:hAnsi="Montserrat" w:cs="Montserrat" w:eastAsia="Montserrat"/>
                 <w:rFonts w:ascii="Archivo" w:hAnsi="Archivo"/>
                 <w:b w:val="0"/>
                 <w:color w:val="141414"/>
-                <w:sz w:val="19"/>
+                <w:sz w:val="18"/>
               </w:rPr>
               <w:t xml:space="preserve"> da confermare quali servizi e da quando.</w:t>
             </w:r>
@@ -10273,11 +10273,11 @@
             </w:pPr>
             <w:r>
               <w:rPr>
-                <w:rFonts w:ascii="Archivo" w:cs="Archivo" w:eastAsia="Archivo" w:hAnsi="Archivo"/>
-                <w:b/>
-                <w:bCs/>
-                <w:color w:val="141414"/>
-                <w:sz w:val="18"/>
+                <w:rFonts w:ascii="Montserrat" w:cs="Montserrat" w:eastAsia="Montserrat" w:hAnsi="Montserrat"/>
+                <w:b/>
+                <w:bCs/>
+                <w:color w:val="141414"/>
+                <w:sz w:val="17"/>
                 <w:szCs w:val="18"/>
               </w:rPr>
               <w:t xml:space="preserve">8 · Materiali disponibili</w:t>
@@ -10289,11 +10289,11 @@
             </w:pPr>
             <w:r>
               <w:rPr>
-                <w:rFonts w:ascii="Archivo" w:cs="Archivo" w:eastAsia="Archivo" w:hAnsi="Archivo"/>
+                <w:rFonts w:ascii="Montserrat" w:cs="Montserrat" w:eastAsia="Montserrat" w:hAnsi="Montserrat"/>
                 <w:i/>
                 <w:iCs/>
                 <w:color w:val="6B6B69"/>
-                <w:sz w:val="14"/>
+                <w:sz w:val="13"/>
                 <w:szCs w:val="15"/>
               </w:rPr>
               <w:t xml:space="preserve">Foto, screenshot, grafici, video</w:t>
@@ -10323,20 +10323,20 @@
             </w:pPr>
             <w:r>
               <w:rPr>
-                <w:rFonts w:ascii="Archivo" w:hAnsi="Archivo" w:cs="Archivo" w:eastAsia="Archivo"/>
+                <w:rFonts w:ascii="Montserrat" w:hAnsi="Montserrat" w:cs="Montserrat" w:eastAsia="Montserrat"/>
                 <w:b/>
                 <w:color w:val="E0661F"/>
-                <w:sz w:val="19"/>
+                <w:sz w:val="18"/>
               </w:rPr>
               <w:t>DA VERIFICARE —</w:t>
             </w:r>
             <w:r>
               <w:rPr>
-                <w:rFonts w:ascii="Archivo" w:hAnsi="Archivo" w:cs="Archivo"/>
+                <w:rFonts w:ascii="Montserrat" w:hAnsi="Montserrat" w:cs="Montserrat" w:eastAsia="Montserrat"/>
                 <w:rFonts w:ascii="Archivo" w:hAnsi="Archivo"/>
                 <w:b w:val="0"/>
                 <w:color w:val="141414"/>
-                <w:sz w:val="19"/>
+                <w:sz w:val="18"/>
               </w:rPr>
               <w:t xml:space="preserve"> </w:t>
             </w:r>
@@ -10367,11 +10367,11 @@
             </w:pPr>
             <w:r>
               <w:rPr>
-                <w:rFonts w:ascii="Archivo" w:cs="Archivo" w:eastAsia="Archivo" w:hAnsi="Archivo"/>
-                <w:b/>
-                <w:bCs/>
-                <w:color w:val="141414"/>
-                <w:sz w:val="18"/>
+                <w:rFonts w:ascii="Montserrat" w:cs="Montserrat" w:eastAsia="Montserrat" w:hAnsi="Montserrat"/>
+                <w:b/>
+                <w:bCs/>
+                <w:color w:val="141414"/>
+                <w:sz w:val="17"/>
                 <w:szCs w:val="18"/>
               </w:rPr>
               <w:t xml:space="preserve">9 · Possiamo citarlo per nome?</w:t>
@@ -10401,9 +10401,9 @@
             </w:pPr>
             <w:r>
               <w:rPr>
-                <w:rFonts w:ascii="Archivo" w:hAnsi="Archivo" w:cs="Archivo" w:eastAsia="Archivo"/>
-                <w:color w:val="141414"/>
-                <w:sz w:val="19"/>
+                <w:rFonts w:ascii="Montserrat" w:hAnsi="Montserrat" w:cs="Montserrat" w:eastAsia="Montserrat"/>
+                <w:color w:val="141414"/>
+                <w:sz w:val="18"/>
               </w:rPr>
               <w:t>Da chiedere al cliente.</w:t>
             </w:r>
@@ -10434,11 +10434,11 @@
             </w:pPr>
             <w:r>
               <w:rPr>
-                <w:rFonts w:ascii="Archivo" w:cs="Archivo" w:eastAsia="Archivo" w:hAnsi="Archivo"/>
-                <w:b/>
-                <w:bCs/>
-                <w:color w:val="141414"/>
-                <w:sz w:val="18"/>
+                <w:rFonts w:ascii="Montserrat" w:cs="Montserrat" w:eastAsia="Montserrat" w:hAnsi="Montserrat"/>
+                <w:b/>
+                <w:bCs/>
+                <w:color w:val="141414"/>
+                <w:sz w:val="17"/>
                 <w:szCs w:val="18"/>
               </w:rPr>
               <w:t xml:space="preserve">10 · Farebbe da referenza al telefono?</w:t>
@@ -10468,9 +10468,9 @@
             </w:pPr>
             <w:r>
               <w:rPr>
-                <w:rFonts w:ascii="Archivo" w:hAnsi="Archivo" w:cs="Archivo" w:eastAsia="Archivo"/>
-                <w:color w:val="141414"/>
-                <w:sz w:val="19"/>
+                <w:rFonts w:ascii="Montserrat" w:hAnsi="Montserrat" w:cs="Montserrat" w:eastAsia="Montserrat"/>
+                <w:color w:val="141414"/>
+                <w:sz w:val="18"/>
               </w:rPr>
               <w:t>Da chiedere al cliente.</w:t>
             </w:r>
@@ -10486,7 +10486,7 @@
     <w:p>
       <w:r>
         <w:rPr>
-          <w:rFonts w:ascii="Archivo" w:hAnsi="Archivo" w:cs="Archivo" w:eastAsia="Archivo"/>
+          <w:rFonts w:ascii="Montserrat" w:hAnsi="Montserrat" w:cs="Montserrat" w:eastAsia="Montserrat"/>
         </w:rPr>
         <w:br w:type="page"/>
       </w:r>
@@ -10497,7 +10497,7 @@
       </w:pPr>
       <w:r>
         <w:rPr>
-          <w:rFonts w:ascii="Archivo" w:cs="Archivo" w:eastAsia="Archivo" w:hAnsi="Archivo"/>
+          <w:rFonts w:ascii="Montserrat" w:cs="Montserrat" w:eastAsia="Montserrat" w:hAnsi="Montserrat"/>
           <w:b/>
           <w:bCs/>
           <w:caps/>
@@ -10521,8 +10521,8 @@
       </w:pPr>
       <w:r>
         <w:rPr>
-          <w:rFonts w:ascii="Archivo ExtraBold" w:cs="Archivo ExtraBold" w:eastAsia="Archivo ExtraBold" w:hAnsi="Archivo ExtraBold"/>
-          <w:b w:val="0"/>
+          <w:rFonts w:ascii="Montserrat" w:cs="Montserrat" w:eastAsia="Montserrat" w:hAnsi="Montserrat"/>
+          <w:b/>
           <w:bCs/>
           <w:color w:val="141414"/>
           <w:sz w:val="36"/>
@@ -10538,7 +10538,7 @@
       </w:pPr>
       <w:r>
         <w:rPr>
-          <w:rFonts w:ascii="Archivo" w:cs="Archivo" w:eastAsia="Archivo" w:hAnsi="Archivo"/>
+          <w:rFonts w:ascii="Montserrat" w:cs="Montserrat" w:eastAsia="Montserrat" w:hAnsi="Montserrat"/>
           <w:color w:val="6B6B69"/>
           <w:sz w:val="20"/>
           <w:szCs w:val="20"/>
@@ -10552,7 +10552,7 @@
       </w:pPr>
       <w:r>
         <w:rPr>
-          <w:rFonts w:ascii="Archivo" w:cs="Archivo" w:eastAsia="Archivo" w:hAnsi="Archivo"/>
+          <w:rFonts w:ascii="Montserrat" w:cs="Montserrat" w:eastAsia="Montserrat" w:hAnsi="Montserrat"/>
           <w:b/>
           <w:bCs/>
           <w:color w:val="1A1A1A"/>
@@ -10607,7 +10607,43 @@
             </w:pPr>
             <w:r>
               <w:rPr>
-                <w:rFonts w:ascii="Archivo" w:cs="Archivo" w:eastAsia="Archivo" w:hAnsi="Archivo"/>
+                <w:rFonts w:ascii="Montserrat" w:cs="Montserrat" w:eastAsia="Montserrat" w:hAnsi="Montserrat"/>
+                <w:b/>
+                <w:bCs/>
+                <w:caps/>
+                <w:color w:val="F4F3F1"/>
+                <w:sz w:val="17"/>
+                <w:szCs w:val="17"/>
+                <w:spacing w:val="20"/>
+              </w:rPr>
+              <w:t xml:space="preserve">Servizio</w:t>
+            </w:r>
+          </w:p>
+        </w:tc>
+        <w:tc>
+          <w:tcPr>
+            <w:tcW w:type="dxa" w:w="1900"/>
+            <w:tcBorders>
+              <w:top w:val="single" w:sz="4" w:space="0" w:color="E2DFD8"/>
+              <w:left w:val="single" w:sz="4" w:space="0" w:color="E2DFD8"/>
+              <w:bottom w:val="single" w:sz="4" w:space="0" w:color="E2DFD8"/>
+              <w:right w:val="single" w:sz="4" w:space="0" w:color="E2DFD8"/>
+            </w:tcBorders>
+            <w:tcMar>
+              <w:top w:w="100" w:type="dxa"/>
+              <w:start w:w="140" w:type="dxa"/>
+              <w:bottom w:w="100" w:type="dxa"/>
+              <w:end w:w="140" w:type="dxa"/>
+            </w:tcMar>
+            <w:shd w:val="clear" w:fill="0C0C0C"/>
+          </w:tcPr>
+          <w:p>
+            <w:pPr>
+              <w:spacing w:after="20" w:before="0"/>
+            </w:pPr>
+            <w:r>
+              <w:rPr>
+                <w:rFonts w:ascii="Montserrat" w:cs="Montserrat" w:eastAsia="Montserrat" w:hAnsi="Montserrat"/>
                 <w:b/>
                 <w:bCs/>
                 <w:caps/>
@@ -10616,7 +10652,7 @@
                 <w:szCs w:val="17"/>
                 <w:spacing w:val="20"/>
               </w:rPr>
-              <w:t xml:space="preserve">Servizio</w:t>
+              <w:t xml:space="preserve">Setup</w:t>
             </w:r>
           </w:p>
         </w:tc>
@@ -10643,7 +10679,7 @@
             </w:pPr>
             <w:r>
               <w:rPr>
-                <w:rFonts w:ascii="Archivo" w:cs="Archivo" w:eastAsia="Archivo" w:hAnsi="Archivo"/>
+                <w:rFonts w:ascii="Montserrat" w:cs="Montserrat" w:eastAsia="Montserrat" w:hAnsi="Montserrat"/>
                 <w:b/>
                 <w:bCs/>
                 <w:caps/>
@@ -10652,13 +10688,13 @@
                 <w:szCs w:val="17"/>
                 <w:spacing w:val="20"/>
               </w:rPr>
-              <w:t xml:space="preserve">Setup</w:t>
-            </w:r>
-          </w:p>
-        </w:tc>
-        <w:tc>
-          <w:tcPr>
-            <w:tcW w:type="dxa" w:w="1900"/>
+              <w:t xml:space="preserve">Fee mensile</w:t>
+            </w:r>
+          </w:p>
+        </w:tc>
+        <w:tc>
+          <w:tcPr>
+            <w:tcW w:type="dxa" w:w="2738"/>
             <w:tcBorders>
               <w:top w:val="single" w:sz="4" w:space="0" w:color="E2DFD8"/>
               <w:left w:val="single" w:sz="4" w:space="0" w:color="E2DFD8"/>
@@ -10679,7 +10715,7 @@
             </w:pPr>
             <w:r>
               <w:rPr>
-                <w:rFonts w:ascii="Archivo" w:cs="Archivo" w:eastAsia="Archivo" w:hAnsi="Archivo"/>
+                <w:rFonts w:ascii="Montserrat" w:cs="Montserrat" w:eastAsia="Montserrat" w:hAnsi="Montserrat"/>
                 <w:b/>
                 <w:bCs/>
                 <w:caps/>
@@ -10688,7 +10724,105 @@
                 <w:szCs w:val="17"/>
                 <w:spacing w:val="20"/>
               </w:rPr>
-              <w:t xml:space="preserve">Fee mensile</w:t>
+              <w:t xml:space="preserve">Note</w:t>
+            </w:r>
+          </w:p>
+        </w:tc>
+      </w:tr>
+      <w:tr>
+        <w:tc>
+          <w:tcPr>
+            <w:tcW w:type="dxa" w:w="3100"/>
+            <w:tcBorders>
+              <w:top w:val="single" w:sz="4" w:space="0" w:color="E2DFD8"/>
+              <w:left w:val="single" w:sz="4" w:space="0" w:color="E2DFD8"/>
+              <w:bottom w:val="single" w:sz="4" w:space="0" w:color="E2DFD8"/>
+              <w:right w:val="single" w:sz="4" w:space="0" w:color="E2DFD8"/>
+            </w:tcBorders>
+            <w:tcMar>
+              <w:top w:w="100" w:type="dxa"/>
+              <w:start w:w="140" w:type="dxa"/>
+              <w:bottom w:w="100" w:type="dxa"/>
+              <w:end w:w="140" w:type="dxa"/>
+            </w:tcMar>
+            <w:shd w:val="clear" w:fill="F4F3F1"/>
+          </w:tcPr>
+          <w:p>
+            <w:pPr>
+              <w:spacing w:after="20" w:before="0"/>
+            </w:pPr>
+            <w:r>
+              <w:rPr>
+                <w:rFonts w:ascii="Montserrat" w:cs="Montserrat" w:eastAsia="Montserrat" w:hAnsi="Montserrat"/>
+                <w:b/>
+                <w:bCs/>
+                <w:color w:val="141414"/>
+                <w:sz w:val="17"/>
+                <w:szCs w:val="18"/>
+              </w:rPr>
+              <w:t xml:space="preserve">Gestione social organica</w:t>
+            </w:r>
+          </w:p>
+        </w:tc>
+        <w:tc>
+          <w:tcPr>
+            <w:tcW w:type="dxa" w:w="1900"/>
+            <w:tcBorders>
+              <w:top w:val="single" w:sz="4" w:space="0" w:color="E2DFD8"/>
+              <w:left w:val="single" w:sz="4" w:space="0" w:color="E2DFD8"/>
+              <w:bottom w:val="single" w:sz="4" w:space="0" w:color="E2DFD8"/>
+              <w:right w:val="single" w:sz="4" w:space="0" w:color="E2DFD8"/>
+            </w:tcBorders>
+            <w:tcMar>
+              <w:top w:w="100" w:type="dxa"/>
+              <w:start w:w="140" w:type="dxa"/>
+              <w:bottom w:w="100" w:type="dxa"/>
+              <w:end w:w="140" w:type="dxa"/>
+            </w:tcMar>
+            <w:shd w:val="clear" w:fill="FFFFFF"/>
+          </w:tcPr>
+          <w:p>
+            <w:pPr>
+              <w:spacing w:after="20" w:before="0"/>
+            </w:pPr>
+            <w:r>
+              <w:rPr>
+                <w:rFonts w:ascii="Montserrat" w:hAnsi="Montserrat" w:cs="Montserrat" w:eastAsia="Montserrat"/>
+                <w:color w:val="141414"/>
+                <w:sz w:val="18"/>
+              </w:rPr>
+              <w:t xml:space="preserve"> </w:t>
+            </w:r>
+          </w:p>
+        </w:tc>
+        <w:tc>
+          <w:tcPr>
+            <w:tcW w:type="dxa" w:w="1900"/>
+            <w:tcBorders>
+              <w:top w:val="single" w:sz="4" w:space="0" w:color="E2DFD8"/>
+              <w:left w:val="single" w:sz="4" w:space="0" w:color="E2DFD8"/>
+              <w:bottom w:val="single" w:sz="4" w:space="0" w:color="E2DFD8"/>
+              <w:right w:val="single" w:sz="4" w:space="0" w:color="E2DFD8"/>
+            </w:tcBorders>
+            <w:tcMar>
+              <w:top w:w="100" w:type="dxa"/>
+              <w:start w:w="140" w:type="dxa"/>
+              <w:bottom w:w="100" w:type="dxa"/>
+              <w:end w:w="140" w:type="dxa"/>
+            </w:tcMar>
+            <w:shd w:val="clear" w:fill="FFFFFF"/>
+          </w:tcPr>
+          <w:p>
+            <w:pPr>
+              <w:spacing w:after="20" w:before="0"/>
+            </w:pPr>
+            <w:r>
+              <w:rPr>
+                <w:rFonts w:ascii="Montserrat" w:hAnsi="Montserrat" w:cs="Montserrat" w:eastAsia="Montserrat"/>
+                <w:color w:val="141414"/>
+                <w:sz w:val="18"/>
+              </w:rPr>
+              <w:t xml:space="preserve"> </w:t>
             </w:r>
           </w:p>
         </w:tc>
@@ -10707,24 +10841,19 @@
               <w:bottom w:w="100" w:type="dxa"/>
               <w:end w:w="140" w:type="dxa"/>
             </w:tcMar>
-            <w:shd w:val="clear" w:fill="0C0C0C"/>
-          </w:tcPr>
-          <w:p>
-            <w:pPr>
-              <w:spacing w:after="20" w:before="0"/>
-            </w:pPr>
-            <w:r>
-              <w:rPr>
-                <w:rFonts w:ascii="Archivo" w:cs="Archivo" w:eastAsia="Archivo" w:hAnsi="Archivo"/>
-                <w:b/>
-                <w:bCs/>
-                <w:caps/>
-                <w:color w:val="F4F3F1"/>
-                <w:sz w:val="16"/>
-                <w:szCs w:val="17"/>
-                <w:spacing w:val="20"/>
-              </w:rPr>
-              <w:t xml:space="preserve">Note</w:t>
+            <w:shd w:val="clear" w:fill="FFFFFF"/>
+          </w:tcPr>
+          <w:p>
+            <w:pPr>
+              <w:spacing w:after="20" w:before="0"/>
+            </w:pPr>
+            <w:r>
+              <w:rPr>
+                <w:rFonts w:ascii="Montserrat" w:hAnsi="Montserrat" w:cs="Montserrat" w:eastAsia="Montserrat"/>
+                <w:color w:val="141414"/>
+                <w:sz w:val="18"/>
+              </w:rPr>
+              <w:t xml:space="preserve"> </w:t>
             </w:r>
           </w:p>
         </w:tc>
@@ -10753,14 +10882,14 @@
             </w:pPr>
             <w:r>
               <w:rPr>
-                <w:rFonts w:ascii="Archivo" w:cs="Archivo" w:eastAsia="Archivo" w:hAnsi="Archivo"/>
-                <w:b/>
-                <w:bCs/>
-                <w:color w:val="141414"/>
-                <w:sz w:val="18"/>
-                <w:szCs w:val="18"/>
-              </w:rPr>
-              <w:t xml:space="preserve">Gestione social organica</w:t>
+                <w:rFonts w:ascii="Montserrat" w:cs="Montserrat" w:eastAsia="Montserrat" w:hAnsi="Montserrat"/>
+                <w:b/>
+                <w:bCs/>
+                <w:color w:val="141414"/>
+                <w:sz w:val="17"/>
+                <w:szCs w:val="18"/>
+              </w:rPr>
+              <w:t xml:space="preserve">Sviluppo siti web con prenotazione</w:t>
             </w:r>
           </w:p>
         </w:tc>
@@ -10787,9 +10916,9 @@
             </w:pPr>
             <w:r>
               <w:rPr>
-                <w:rFonts w:ascii="Archivo" w:hAnsi="Archivo" w:cs="Archivo" w:eastAsia="Archivo"/>
-                <w:color w:val="141414"/>
-                <w:sz w:val="19"/>
+                <w:rFonts w:ascii="Montserrat" w:hAnsi="Montserrat" w:cs="Montserrat" w:eastAsia="Montserrat"/>
+                <w:color w:val="141414"/>
+                <w:sz w:val="18"/>
               </w:rPr>
               <w:t xml:space="preserve"> </w:t>
             </w:r>
@@ -10818,9 +10947,9 @@
             </w:pPr>
             <w:r>
               <w:rPr>
-                <w:rFonts w:ascii="Archivo" w:hAnsi="Archivo" w:cs="Archivo" w:eastAsia="Archivo"/>
-                <w:color w:val="141414"/>
-                <w:sz w:val="19"/>
+                <w:rFonts w:ascii="Montserrat" w:hAnsi="Montserrat" w:cs="Montserrat" w:eastAsia="Montserrat"/>
+                <w:color w:val="141414"/>
+                <w:sz w:val="18"/>
               </w:rPr>
               <w:t xml:space="preserve"> </w:t>
             </w:r>
@@ -10849,9 +10978,9 @@
             </w:pPr>
             <w:r>
               <w:rPr>
-                <w:rFonts w:ascii="Archivo" w:hAnsi="Archivo" w:cs="Archivo" w:eastAsia="Archivo"/>
-                <w:color w:val="141414"/>
-                <w:sz w:val="19"/>
+                <w:rFonts w:ascii="Montserrat" w:hAnsi="Montserrat" w:cs="Montserrat" w:eastAsia="Montserrat"/>
+                <w:color w:val="141414"/>
+                <w:sz w:val="18"/>
               </w:rPr>
               <w:t xml:space="preserve"> </w:t>
             </w:r>
@@ -10882,14 +11011,14 @@
             </w:pPr>
             <w:r>
               <w:rPr>
-                <w:rFonts w:ascii="Archivo" w:cs="Archivo" w:eastAsia="Archivo" w:hAnsi="Archivo"/>
-                <w:b/>
-                <w:bCs/>
-                <w:color w:val="141414"/>
-                <w:sz w:val="18"/>
-                <w:szCs w:val="18"/>
-              </w:rPr>
-              <w:t xml:space="preserve">Sviluppo siti web con prenotazione</w:t>
+                <w:rFonts w:ascii="Montserrat" w:cs="Montserrat" w:eastAsia="Montserrat" w:hAnsi="Montserrat"/>
+                <w:b/>
+                <w:bCs/>
+                <w:color w:val="141414"/>
+                <w:sz w:val="17"/>
+                <w:szCs w:val="18"/>
+              </w:rPr>
+              <w:t xml:space="preserve">Booking e AirBnB (+ channel manager)</w:t>
             </w:r>
           </w:p>
         </w:tc>
@@ -10916,9 +11045,9 @@
             </w:pPr>
             <w:r>
               <w:rPr>
-                <w:rFonts w:ascii="Archivo" w:hAnsi="Archivo" w:cs="Archivo" w:eastAsia="Archivo"/>
-                <w:color w:val="141414"/>
-                <w:sz w:val="19"/>
+                <w:rFonts w:ascii="Montserrat" w:hAnsi="Montserrat" w:cs="Montserrat" w:eastAsia="Montserrat"/>
+                <w:color w:val="141414"/>
+                <w:sz w:val="18"/>
               </w:rPr>
               <w:t xml:space="preserve"> </w:t>
             </w:r>
@@ -10947,9 +11076,9 @@
             </w:pPr>
             <w:r>
               <w:rPr>
-                <w:rFonts w:ascii="Archivo" w:hAnsi="Archivo" w:cs="Archivo" w:eastAsia="Archivo"/>
-                <w:color w:val="141414"/>
-                <w:sz w:val="19"/>
+                <w:rFonts w:ascii="Montserrat" w:hAnsi="Montserrat" w:cs="Montserrat" w:eastAsia="Montserrat"/>
+                <w:color w:val="141414"/>
+                <w:sz w:val="18"/>
               </w:rPr>
               <w:t xml:space="preserve"> </w:t>
             </w:r>
@@ -10978,9 +11107,9 @@
             </w:pPr>
             <w:r>
               <w:rPr>
-                <w:rFonts w:ascii="Archivo" w:hAnsi="Archivo" w:cs="Archivo" w:eastAsia="Archivo"/>
-                <w:color w:val="141414"/>
-                <w:sz w:val="19"/>
+                <w:rFonts w:ascii="Montserrat" w:hAnsi="Montserrat" w:cs="Montserrat" w:eastAsia="Montserrat"/>
+                <w:color w:val="141414"/>
+                <w:sz w:val="18"/>
               </w:rPr>
               <w:t xml:space="preserve"> </w:t>
             </w:r>
@@ -11011,14 +11140,14 @@
             </w:pPr>
             <w:r>
               <w:rPr>
-                <w:rFonts w:ascii="Archivo" w:cs="Archivo" w:eastAsia="Archivo" w:hAnsi="Archivo"/>
-                <w:b/>
-                <w:bCs/>
-                <w:color w:val="141414"/>
-                <w:sz w:val="18"/>
-                <w:szCs w:val="18"/>
-              </w:rPr>
-              <w:t xml:space="preserve">Booking e AirBnB (+ channel manager)</w:t>
+                <w:rFonts w:ascii="Montserrat" w:cs="Montserrat" w:eastAsia="Montserrat" w:hAnsi="Montserrat"/>
+                <w:b/>
+                <w:bCs/>
+                <w:color w:val="141414"/>
+                <w:sz w:val="17"/>
+                <w:szCs w:val="18"/>
+              </w:rPr>
+              <w:t xml:space="preserve">Sviluppo CRM + Email marketing</w:t>
             </w:r>
           </w:p>
         </w:tc>
@@ -11045,9 +11174,9 @@
             </w:pPr>
             <w:r>
               <w:rPr>
-                <w:rFonts w:ascii="Archivo" w:hAnsi="Archivo" w:cs="Archivo" w:eastAsia="Archivo"/>
-                <w:color w:val="141414"/>
-                <w:sz w:val="19"/>
+                <w:rFonts w:ascii="Montserrat" w:hAnsi="Montserrat" w:cs="Montserrat" w:eastAsia="Montserrat"/>
+                <w:color w:val="141414"/>
+                <w:sz w:val="18"/>
               </w:rPr>
               <w:t xml:space="preserve"> </w:t>
             </w:r>
@@ -11076,9 +11205,9 @@
             </w:pPr>
             <w:r>
               <w:rPr>
-                <w:rFonts w:ascii="Archivo" w:hAnsi="Archivo" w:cs="Archivo" w:eastAsia="Archivo"/>
-                <w:color w:val="141414"/>
-                <w:sz w:val="19"/>
+                <w:rFonts w:ascii="Montserrat" w:hAnsi="Montserrat" w:cs="Montserrat" w:eastAsia="Montserrat"/>
+                <w:color w:val="141414"/>
+                <w:sz w:val="18"/>
               </w:rPr>
               <w:t xml:space="preserve"> </w:t>
             </w:r>
@@ -11107,9 +11236,9 @@
             </w:pPr>
             <w:r>
               <w:rPr>
-                <w:rFonts w:ascii="Archivo" w:hAnsi="Archivo" w:cs="Archivo" w:eastAsia="Archivo"/>
-                <w:color w:val="141414"/>
-                <w:sz w:val="19"/>
+                <w:rFonts w:ascii="Montserrat" w:hAnsi="Montserrat" w:cs="Montserrat" w:eastAsia="Montserrat"/>
+                <w:color w:val="141414"/>
+                <w:sz w:val="18"/>
               </w:rPr>
               <w:t xml:space="preserve"> </w:t>
             </w:r>
@@ -11140,14 +11269,14 @@
             </w:pPr>
             <w:r>
               <w:rPr>
-                <w:rFonts w:ascii="Archivo" w:cs="Archivo" w:eastAsia="Archivo" w:hAnsi="Archivo"/>
-                <w:b/>
-                <w:bCs/>
-                <w:color w:val="141414"/>
-                <w:sz w:val="18"/>
-                <w:szCs w:val="18"/>
-              </w:rPr>
-              <w:t xml:space="preserve">Sviluppo CRM + Email marketing</w:t>
+                <w:rFonts w:ascii="Montserrat" w:cs="Montserrat" w:eastAsia="Montserrat" w:hAnsi="Montserrat"/>
+                <w:b/>
+                <w:bCs/>
+                <w:color w:val="141414"/>
+                <w:sz w:val="17"/>
+                <w:szCs w:val="18"/>
+              </w:rPr>
+              <w:t xml:space="preserve">Gestione ADV</w:t>
             </w:r>
           </w:p>
         </w:tc>
@@ -11174,9 +11303,9 @@
             </w:pPr>
             <w:r>
               <w:rPr>
-                <w:rFonts w:ascii="Archivo" w:hAnsi="Archivo" w:cs="Archivo" w:eastAsia="Archivo"/>
-                <w:color w:val="141414"/>
-                <w:sz w:val="19"/>
+                <w:rFonts w:ascii="Montserrat" w:hAnsi="Montserrat" w:cs="Montserrat" w:eastAsia="Montserrat"/>
+                <w:color w:val="141414"/>
+                <w:sz w:val="18"/>
               </w:rPr>
               <w:t xml:space="preserve"> </w:t>
             </w:r>
@@ -11205,9 +11334,9 @@
             </w:pPr>
             <w:r>
               <w:rPr>
-                <w:rFonts w:ascii="Archivo" w:hAnsi="Archivo" w:cs="Archivo" w:eastAsia="Archivo"/>
-                <w:color w:val="141414"/>
-                <w:sz w:val="19"/>
+                <w:rFonts w:ascii="Montserrat" w:hAnsi="Montserrat" w:cs="Montserrat" w:eastAsia="Montserrat"/>
+                <w:color w:val="141414"/>
+                <w:sz w:val="18"/>
               </w:rPr>
               <w:t xml:space="preserve"> </w:t>
             </w:r>
@@ -11236,9 +11365,9 @@
             </w:pPr>
             <w:r>
               <w:rPr>
-                <w:rFonts w:ascii="Archivo" w:hAnsi="Archivo" w:cs="Archivo" w:eastAsia="Archivo"/>
-                <w:color w:val="141414"/>
-                <w:sz w:val="19"/>
+                <w:rFonts w:ascii="Montserrat" w:hAnsi="Montserrat" w:cs="Montserrat" w:eastAsia="Montserrat"/>
+                <w:color w:val="141414"/>
+                <w:sz w:val="18"/>
               </w:rPr>
               <w:t xml:space="preserve"> </w:t>
             </w:r>
@@ -11269,14 +11398,14 @@
             </w:pPr>
             <w:r>
               <w:rPr>
-                <w:rFonts w:ascii="Archivo" w:cs="Archivo" w:eastAsia="Archivo" w:hAnsi="Archivo"/>
-                <w:b/>
-                <w:bCs/>
-                <w:color w:val="141414"/>
-                <w:sz w:val="18"/>
-                <w:szCs w:val="18"/>
-              </w:rPr>
-              <w:t xml:space="preserve">Gestione ADV</w:t>
+                <w:rFonts w:ascii="Montserrat" w:cs="Montserrat" w:eastAsia="Montserrat" w:hAnsi="Montserrat"/>
+                <w:b/>
+                <w:bCs/>
+                <w:color w:val="141414"/>
+                <w:sz w:val="17"/>
+                <w:szCs w:val="18"/>
+              </w:rPr>
+              <w:t xml:space="preserve">TOTALE</w:t>
             </w:r>
           </w:p>
         </w:tc>
@@ -11303,9 +11432,9 @@
             </w:pPr>
             <w:r>
               <w:rPr>
-                <w:rFonts w:ascii="Archivo" w:hAnsi="Archivo" w:cs="Archivo" w:eastAsia="Archivo"/>
-                <w:color w:val="141414"/>
-                <w:sz w:val="19"/>
+                <w:rFonts w:ascii="Montserrat" w:hAnsi="Montserrat" w:cs="Montserrat" w:eastAsia="Montserrat"/>
+                <w:color w:val="141414"/>
+                <w:sz w:val="18"/>
               </w:rPr>
               <w:t xml:space="preserve"> </w:t>
             </w:r>
@@ -11334,9 +11463,9 @@
             </w:pPr>
             <w:r>
               <w:rPr>
-                <w:rFonts w:ascii="Archivo" w:hAnsi="Archivo" w:cs="Archivo" w:eastAsia="Archivo"/>
-                <w:color w:val="141414"/>
-                <w:sz w:val="19"/>
+                <w:rFonts w:ascii="Montserrat" w:hAnsi="Montserrat" w:cs="Montserrat" w:eastAsia="Montserrat"/>
+                <w:color w:val="141414"/>
+                <w:sz w:val="18"/>
               </w:rPr>
               <w:t xml:space="preserve"> </w:t>
             </w:r>
@@ -11365,138 +11494,9 @@
             </w:pPr>
             <w:r>
               <w:rPr>
-                <w:rFonts w:ascii="Archivo" w:hAnsi="Archivo" w:cs="Archivo" w:eastAsia="Archivo"/>
-                <w:color w:val="141414"/>
-                <w:sz w:val="19"/>
-              </w:rPr>
-              <w:t xml:space="preserve"> </w:t>
-            </w:r>
-          </w:p>
-        </w:tc>
-      </w:tr>
-      <w:tr>
-        <w:tc>
-          <w:tcPr>
-            <w:tcW w:type="dxa" w:w="3100"/>
-            <w:tcBorders>
-              <w:top w:val="single" w:sz="4" w:space="0" w:color="E2DFD8"/>
-              <w:left w:val="single" w:sz="4" w:space="0" w:color="E2DFD8"/>
-              <w:bottom w:val="single" w:sz="4" w:space="0" w:color="E2DFD8"/>
-              <w:right w:val="single" w:sz="4" w:space="0" w:color="E2DFD8"/>
-            </w:tcBorders>
-            <w:tcMar>
-              <w:top w:w="100" w:type="dxa"/>
-              <w:start w:w="140" w:type="dxa"/>
-              <w:bottom w:w="100" w:type="dxa"/>
-              <w:end w:w="140" w:type="dxa"/>
-            </w:tcMar>
-            <w:shd w:val="clear" w:fill="F4F3F1"/>
-          </w:tcPr>
-          <w:p>
-            <w:pPr>
-              <w:spacing w:after="20" w:before="0"/>
-            </w:pPr>
-            <w:r>
-              <w:rPr>
-                <w:rFonts w:ascii="Archivo" w:cs="Archivo" w:eastAsia="Archivo" w:hAnsi="Archivo"/>
-                <w:b/>
-                <w:bCs/>
-                <w:color w:val="141414"/>
-                <w:sz w:val="18"/>
-                <w:szCs w:val="18"/>
-              </w:rPr>
-              <w:t xml:space="preserve">TOTALE</w:t>
-            </w:r>
-          </w:p>
-        </w:tc>
-        <w:tc>
-          <w:tcPr>
-            <w:tcW w:type="dxa" w:w="1900"/>
-            <w:tcBorders>
-              <w:top w:val="single" w:sz="4" w:space="0" w:color="E2DFD8"/>
-              <w:left w:val="single" w:sz="4" w:space="0" w:color="E2DFD8"/>
-              <w:bottom w:val="single" w:sz="4" w:space="0" w:color="E2DFD8"/>
-              <w:right w:val="single" w:sz="4" w:space="0" w:color="E2DFD8"/>
-            </w:tcBorders>
-            <w:tcMar>
-              <w:top w:w="100" w:type="dxa"/>
-              <w:start w:w="140" w:type="dxa"/>
-              <w:bottom w:w="100" w:type="dxa"/>
-              <w:end w:w="140" w:type="dxa"/>
-            </w:tcMar>
-            <w:shd w:val="clear" w:fill="FFFFFF"/>
-          </w:tcPr>
-          <w:p>
-            <w:pPr>
-              <w:spacing w:after="20" w:before="0"/>
-            </w:pPr>
-            <w:r>
-              <w:rPr>
-                <w:rFonts w:ascii="Archivo" w:hAnsi="Archivo" w:cs="Archivo" w:eastAsia="Archivo"/>
-                <w:color w:val="141414"/>
-                <w:sz w:val="19"/>
-              </w:rPr>
-              <w:t xml:space="preserve"> </w:t>
-            </w:r>
-          </w:p>
-        </w:tc>
-        <w:tc>
-          <w:tcPr>
-            <w:tcW w:type="dxa" w:w="1900"/>
-            <w:tcBorders>
-              <w:top w:val="single" w:sz="4" w:space="0" w:color="E2DFD8"/>
-              <w:left w:val="single" w:sz="4" w:space="0" w:color="E2DFD8"/>
-              <w:bottom w:val="single" w:sz="4" w:space="0" w:color="E2DFD8"/>
-              <w:right w:val="single" w:sz="4" w:space="0" w:color="E2DFD8"/>
-            </w:tcBorders>
-            <w:tcMar>
-              <w:top w:w="100" w:type="dxa"/>
-              <w:start w:w="140" w:type="dxa"/>
-              <w:bottom w:w="100" w:type="dxa"/>
-              <w:end w:w="140" w:type="dxa"/>
-            </w:tcMar>
-            <w:shd w:val="clear" w:fill="FFFFFF"/>
-          </w:tcPr>
-          <w:p>
-            <w:pPr>
-              <w:spacing w:after="20" w:before="0"/>
-            </w:pPr>
-            <w:r>
-              <w:rPr>
-                <w:rFonts w:ascii="Archivo" w:hAnsi="Archivo" w:cs="Archivo" w:eastAsia="Archivo"/>
-                <w:color w:val="141414"/>
-                <w:sz w:val="19"/>
-              </w:rPr>
-              <w:t xml:space="preserve"> </w:t>
-            </w:r>
-          </w:p>
-        </w:tc>
-        <w:tc>
-          <w:tcPr>
-            <w:tcW w:type="dxa" w:w="2738"/>
-            <w:tcBorders>
-              <w:top w:val="single" w:sz="4" w:space="0" w:color="E2DFD8"/>
-              <w:left w:val="single" w:sz="4" w:space="0" w:color="E2DFD8"/>
-              <w:bottom w:val="single" w:sz="4" w:space="0" w:color="E2DFD8"/>
-              <w:right w:val="single" w:sz="4" w:space="0" w:color="E2DFD8"/>
-            </w:tcBorders>
-            <w:tcMar>
-              <w:top w:w="100" w:type="dxa"/>
-              <w:start w:w="140" w:type="dxa"/>
-              <w:bottom w:w="100" w:type="dxa"/>
-              <w:end w:w="140" w:type="dxa"/>
-            </w:tcMar>
-            <w:shd w:val="clear" w:fill="FFFFFF"/>
-          </w:tcPr>
-          <w:p>
-            <w:pPr>
-              <w:spacing w:after="20" w:before="0"/>
-            </w:pPr>
-            <w:r>
-              <w:rPr>
-                <w:rFonts w:ascii="Archivo" w:hAnsi="Archivo" w:cs="Archivo" w:eastAsia="Archivo"/>
-                <w:color w:val="141414"/>
-                <w:sz w:val="19"/>
+                <w:rFonts w:ascii="Montserrat" w:hAnsi="Montserrat" w:cs="Montserrat" w:eastAsia="Montserrat"/>
+                <w:color w:val="141414"/>
+                <w:sz w:val="18"/>
               </w:rPr>
               <w:t xml:space="preserve"> </w:t>
             </w:r>
@@ -11515,7 +11515,7 @@
       </w:pPr>
       <w:r>
         <w:rPr>
-          <w:rFonts w:ascii="Archivo" w:cs="Archivo" w:eastAsia="Archivo" w:hAnsi="Archivo"/>
+          <w:rFonts w:ascii="Montserrat" w:cs="Montserrat" w:eastAsia="Montserrat" w:hAnsi="Montserrat"/>
           <w:b/>
           <w:bCs/>
           <w:color w:val="1A1A1A"/>
@@ -11570,7 +11570,43 @@
             </w:pPr>
             <w:r>
               <w:rPr>
-                <w:rFonts w:ascii="Archivo" w:cs="Archivo" w:eastAsia="Archivo" w:hAnsi="Archivo"/>
+                <w:rFonts w:ascii="Montserrat" w:cs="Montserrat" w:eastAsia="Montserrat" w:hAnsi="Montserrat"/>
+                <w:b/>
+                <w:bCs/>
+                <w:caps/>
+                <w:color w:val="F4F3F1"/>
+                <w:sz w:val="17"/>
+                <w:szCs w:val="17"/>
+                <w:spacing w:val="20"/>
+              </w:rPr>
+              <w:t xml:space="preserve">Servizio</w:t>
+            </w:r>
+          </w:p>
+        </w:tc>
+        <w:tc>
+          <w:tcPr>
+            <w:tcW w:type="dxa" w:w="1900"/>
+            <w:tcBorders>
+              <w:top w:val="single" w:sz="4" w:space="0" w:color="E2DFD8"/>
+              <w:left w:val="single" w:sz="4" w:space="0" w:color="E2DFD8"/>
+              <w:bottom w:val="single" w:sz="4" w:space="0" w:color="E2DFD8"/>
+              <w:right w:val="single" w:sz="4" w:space="0" w:color="E2DFD8"/>
+            </w:tcBorders>
+            <w:tcMar>
+              <w:top w:w="100" w:type="dxa"/>
+              <w:start w:w="140" w:type="dxa"/>
+              <w:bottom w:w="100" w:type="dxa"/>
+              <w:end w:w="140" w:type="dxa"/>
+            </w:tcMar>
+            <w:shd w:val="clear" w:fill="0C0C0C"/>
+          </w:tcPr>
+          <w:p>
+            <w:pPr>
+              <w:spacing w:after="20" w:before="0"/>
+            </w:pPr>
+            <w:r>
+              <w:rPr>
+                <w:rFonts w:ascii="Montserrat" w:cs="Montserrat" w:eastAsia="Montserrat" w:hAnsi="Montserrat"/>
                 <w:b/>
                 <w:bCs/>
                 <w:caps/>
@@ -11579,7 +11615,7 @@
                 <w:szCs w:val="17"/>
                 <w:spacing w:val="20"/>
               </w:rPr>
-              <w:t xml:space="preserve">Servizio</w:t>
+              <w:t xml:space="preserve">Setup</w:t>
             </w:r>
           </w:p>
         </w:tc>
@@ -11606,7 +11642,7 @@
             </w:pPr>
             <w:r>
               <w:rPr>
-                <w:rFonts w:ascii="Archivo" w:cs="Archivo" w:eastAsia="Archivo" w:hAnsi="Archivo"/>
+                <w:rFonts w:ascii="Montserrat" w:cs="Montserrat" w:eastAsia="Montserrat" w:hAnsi="Montserrat"/>
                 <w:b/>
                 <w:bCs/>
                 <w:caps/>
@@ -11615,13 +11651,13 @@
                 <w:szCs w:val="17"/>
                 <w:spacing w:val="20"/>
               </w:rPr>
-              <w:t xml:space="preserve">Setup</w:t>
-            </w:r>
-          </w:p>
-        </w:tc>
-        <w:tc>
-          <w:tcPr>
-            <w:tcW w:type="dxa" w:w="1900"/>
+              <w:t xml:space="preserve">Fee mensile</w:t>
+            </w:r>
+          </w:p>
+        </w:tc>
+        <w:tc>
+          <w:tcPr>
+            <w:tcW w:type="dxa" w:w="2738"/>
             <w:tcBorders>
               <w:top w:val="single" w:sz="4" w:space="0" w:color="E2DFD8"/>
               <w:left w:val="single" w:sz="4" w:space="0" w:color="E2DFD8"/>
@@ -11642,7 +11678,7 @@
             </w:pPr>
             <w:r>
               <w:rPr>
-                <w:rFonts w:ascii="Archivo" w:cs="Archivo" w:eastAsia="Archivo" w:hAnsi="Archivo"/>
+                <w:rFonts w:ascii="Montserrat" w:cs="Montserrat" w:eastAsia="Montserrat" w:hAnsi="Montserrat"/>
                 <w:b/>
                 <w:bCs/>
                 <w:caps/>
@@ -11651,7 +11687,105 @@
                 <w:szCs w:val="17"/>
                 <w:spacing w:val="20"/>
               </w:rPr>
-              <w:t xml:space="preserve">Fee mensile</w:t>
+              <w:t xml:space="preserve">Note</w:t>
+            </w:r>
+          </w:p>
+        </w:tc>
+      </w:tr>
+      <w:tr>
+        <w:tc>
+          <w:tcPr>
+            <w:tcW w:type="dxa" w:w="3100"/>
+            <w:tcBorders>
+              <w:top w:val="single" w:sz="4" w:space="0" w:color="E2DFD8"/>
+              <w:left w:val="single" w:sz="4" w:space="0" w:color="E2DFD8"/>
+              <w:bottom w:val="single" w:sz="4" w:space="0" w:color="E2DFD8"/>
+              <w:right w:val="single" w:sz="4" w:space="0" w:color="E2DFD8"/>
+            </w:tcBorders>
+            <w:tcMar>
+              <w:top w:w="100" w:type="dxa"/>
+              <w:start w:w="140" w:type="dxa"/>
+              <w:bottom w:w="100" w:type="dxa"/>
+              <w:end w:w="140" w:type="dxa"/>
+            </w:tcMar>
+            <w:shd w:val="clear" w:fill="F4F3F1"/>
+          </w:tcPr>
+          <w:p>
+            <w:pPr>
+              <w:spacing w:after="20" w:before="0"/>
+            </w:pPr>
+            <w:r>
+              <w:rPr>
+                <w:rFonts w:ascii="Montserrat" w:cs="Montserrat" w:eastAsia="Montserrat" w:hAnsi="Montserrat"/>
+                <w:b/>
+                <w:bCs/>
+                <w:color w:val="141414"/>
+                <w:sz w:val="17"/>
+                <w:szCs w:val="18"/>
+              </w:rPr>
+              <w:t xml:space="preserve">Gestione social organica</w:t>
+            </w:r>
+          </w:p>
+        </w:tc>
+        <w:tc>
+          <w:tcPr>
+            <w:tcW w:type="dxa" w:w="1900"/>
+            <w:tcBorders>
+              <w:top w:val="single" w:sz="4" w:space="0" w:color="E2DFD8"/>
+              <w:left w:val="single" w:sz="4" w:space="0" w:color="E2DFD8"/>
+              <w:bottom w:val="single" w:sz="4" w:space="0" w:color="E2DFD8"/>
+              <w:right w:val="single" w:sz="4" w:space="0" w:color="E2DFD8"/>
+            </w:tcBorders>
+            <w:tcMar>
+              <w:top w:w="100" w:type="dxa"/>
+              <w:start w:w="140" w:type="dxa"/>
+              <w:bottom w:w="100" w:type="dxa"/>
+              <w:end w:w="140" w:type="dxa"/>
+            </w:tcMar>
+            <w:shd w:val="clear" w:fill="FFFFFF"/>
+          </w:tcPr>
+          <w:p>
+            <w:pPr>
+              <w:spacing w:after="20" w:before="0"/>
+            </w:pPr>
+            <w:r>
+              <w:rPr>
+                <w:rFonts w:ascii="Montserrat" w:hAnsi="Montserrat" w:cs="Montserrat" w:eastAsia="Montserrat"/>
+                <w:color w:val="141414"/>
+                <w:sz w:val="18"/>
+              </w:rPr>
+              <w:t xml:space="preserve"> </w:t>
+            </w:r>
+          </w:p>
+        </w:tc>
+        <w:tc>
+          <w:tcPr>
+            <w:tcW w:type="dxa" w:w="1900"/>
+            <w:tcBorders>
+              <w:top w:val="single" w:sz="4" w:space="0" w:color="E2DFD8"/>
+              <w:left w:val="single" w:sz="4" w:space="0" w:color="E2DFD8"/>
+              <w:bottom w:val="single" w:sz="4" w:space="0" w:color="E2DFD8"/>
+              <w:right w:val="single" w:sz="4" w:space="0" w:color="E2DFD8"/>
+            </w:tcBorders>
+            <w:tcMar>
+              <w:top w:w="100" w:type="dxa"/>
+              <w:start w:w="140" w:type="dxa"/>
+              <w:bottom w:w="100" w:type="dxa"/>
+              <w:end w:w="140" w:type="dxa"/>
+            </w:tcMar>
+            <w:shd w:val="clear" w:fill="FFFFFF"/>
+          </w:tcPr>
+          <w:p>
+            <w:pPr>
+              <w:spacing w:after="20" w:before="0"/>
+            </w:pPr>
+            <w:r>
+              <w:rPr>
+                <w:rFonts w:ascii="Montserrat" w:hAnsi="Montserrat" w:cs="Montserrat" w:eastAsia="Montserrat"/>
+                <w:color w:val="141414"/>
+                <w:sz w:val="18"/>
+              </w:rPr>
+              <w:t xml:space="preserve"> </w:t>
             </w:r>
           </w:p>
         </w:tc>
@@ -11670,24 +11804,19 @@
               <w:bottom w:w="100" w:type="dxa"/>
               <w:end w:w="140" w:type="dxa"/>
             </w:tcMar>
-            <w:shd w:val="clear" w:fill="0C0C0C"/>
-          </w:tcPr>
-          <w:p>
-            <w:pPr>
-              <w:spacing w:after="20" w:before="0"/>
-            </w:pPr>
-            <w:r>
-              <w:rPr>
-                <w:rFonts w:ascii="Archivo" w:cs="Archivo" w:eastAsia="Archivo" w:hAnsi="Archivo"/>
-                <w:b/>
-                <w:bCs/>
-                <w:caps/>
-                <w:color w:val="F4F3F1"/>
-                <w:sz w:val="16"/>
-                <w:szCs w:val="17"/>
-                <w:spacing w:val="20"/>
-              </w:rPr>
-              <w:t xml:space="preserve">Note</w:t>
+            <w:shd w:val="clear" w:fill="FFFFFF"/>
+          </w:tcPr>
+          <w:p>
+            <w:pPr>
+              <w:spacing w:after="20" w:before="0"/>
+            </w:pPr>
+            <w:r>
+              <w:rPr>
+                <w:rFonts w:ascii="Montserrat" w:hAnsi="Montserrat" w:cs="Montserrat" w:eastAsia="Montserrat"/>
+                <w:color w:val="141414"/>
+                <w:sz w:val="18"/>
+              </w:rPr>
+              <w:t xml:space="preserve"> </w:t>
             </w:r>
           </w:p>
         </w:tc>
@@ -11716,14 +11845,14 @@
             </w:pPr>
             <w:r>
               <w:rPr>
-                <w:rFonts w:ascii="Archivo" w:cs="Archivo" w:eastAsia="Archivo" w:hAnsi="Archivo"/>
-                <w:b/>
-                <w:bCs/>
-                <w:color w:val="141414"/>
-                <w:sz w:val="18"/>
-                <w:szCs w:val="18"/>
-              </w:rPr>
-              <w:t xml:space="preserve">Gestione social organica</w:t>
+                <w:rFonts w:ascii="Montserrat" w:cs="Montserrat" w:eastAsia="Montserrat" w:hAnsi="Montserrat"/>
+                <w:b/>
+                <w:bCs/>
+                <w:color w:val="141414"/>
+                <w:sz w:val="17"/>
+                <w:szCs w:val="18"/>
+              </w:rPr>
+              <w:t xml:space="preserve">Sviluppo siti web con prenotazione</w:t>
             </w:r>
           </w:p>
         </w:tc>
@@ -11750,9 +11879,9 @@
             </w:pPr>
             <w:r>
               <w:rPr>
-                <w:rFonts w:ascii="Archivo" w:hAnsi="Archivo" w:cs="Archivo" w:eastAsia="Archivo"/>
-                <w:color w:val="141414"/>
-                <w:sz w:val="19"/>
+                <w:rFonts w:ascii="Montserrat" w:hAnsi="Montserrat" w:cs="Montserrat" w:eastAsia="Montserrat"/>
+                <w:color w:val="141414"/>
+                <w:sz w:val="18"/>
               </w:rPr>
               <w:t xml:space="preserve"> </w:t>
             </w:r>
@@ -11781,9 +11910,9 @@
             </w:pPr>
             <w:r>
               <w:rPr>
-                <w:rFonts w:ascii="Archivo" w:hAnsi="Archivo" w:cs="Archivo" w:eastAsia="Archivo"/>
-                <w:color w:val="141414"/>
-                <w:sz w:val="19"/>
+                <w:rFonts w:ascii="Montserrat" w:hAnsi="Montserrat" w:cs="Montserrat" w:eastAsia="Montserrat"/>
+                <w:color w:val="141414"/>
+                <w:sz w:val="18"/>
               </w:rPr>
               <w:t xml:space="preserve"> </w:t>
             </w:r>
@@ -11812,9 +11941,9 @@
             </w:pPr>
             <w:r>
               <w:rPr>
-                <w:rFonts w:ascii="Archivo" w:hAnsi="Archivo" w:cs="Archivo" w:eastAsia="Archivo"/>
-                <w:color w:val="141414"/>
-                <w:sz w:val="19"/>
+                <w:rFonts w:ascii="Montserrat" w:hAnsi="Montserrat" w:cs="Montserrat" w:eastAsia="Montserrat"/>
+                <w:color w:val="141414"/>
+                <w:sz w:val="18"/>
               </w:rPr>
               <w:t xml:space="preserve"> </w:t>
             </w:r>
@@ -11845,14 +11974,14 @@
             </w:pPr>
             <w:r>
               <w:rPr>
-                <w:rFonts w:ascii="Archivo" w:cs="Archivo" w:eastAsia="Archivo" w:hAnsi="Archivo"/>
-                <w:b/>
-                <w:bCs/>
-                <w:color w:val="141414"/>
-                <w:sz w:val="18"/>
-                <w:szCs w:val="18"/>
-              </w:rPr>
-              <w:t xml:space="preserve">Sviluppo siti web con prenotazione</w:t>
+                <w:rFonts w:ascii="Montserrat" w:cs="Montserrat" w:eastAsia="Montserrat" w:hAnsi="Montserrat"/>
+                <w:b/>
+                <w:bCs/>
+                <w:color w:val="141414"/>
+                <w:sz w:val="17"/>
+                <w:szCs w:val="18"/>
+              </w:rPr>
+              <w:t xml:space="preserve">Booking e AirBnB (+ channel manager)</w:t>
             </w:r>
           </w:p>
         </w:tc>
@@ -11879,9 +12008,9 @@
             </w:pPr>
             <w:r>
               <w:rPr>
-                <w:rFonts w:ascii="Archivo" w:hAnsi="Archivo" w:cs="Archivo" w:eastAsia="Archivo"/>
-                <w:color w:val="141414"/>
-                <w:sz w:val="19"/>
+                <w:rFonts w:ascii="Montserrat" w:hAnsi="Montserrat" w:cs="Montserrat" w:eastAsia="Montserrat"/>
+                <w:color w:val="141414"/>
+                <w:sz w:val="18"/>
               </w:rPr>
               <w:t xml:space="preserve"> </w:t>
             </w:r>
@@ -11910,9 +12039,9 @@
             </w:pPr>
             <w:r>
               <w:rPr>
-                <w:rFonts w:ascii="Archivo" w:hAnsi="Archivo" w:cs="Archivo" w:eastAsia="Archivo"/>
-                <w:color w:val="141414"/>
-                <w:sz w:val="19"/>
+                <w:rFonts w:ascii="Montserrat" w:hAnsi="Montserrat" w:cs="Montserrat" w:eastAsia="Montserrat"/>
+                <w:color w:val="141414"/>
+                <w:sz w:val="18"/>
               </w:rPr>
               <w:t xml:space="preserve"> </w:t>
             </w:r>
@@ -11941,9 +12070,9 @@
             </w:pPr>
             <w:r>
               <w:rPr>
-                <w:rFonts w:ascii="Archivo" w:hAnsi="Archivo" w:cs="Archivo" w:eastAsia="Archivo"/>
-                <w:color w:val="141414"/>
-                <w:sz w:val="19"/>
+                <w:rFonts w:ascii="Montserrat" w:hAnsi="Montserrat" w:cs="Montserrat" w:eastAsia="Montserrat"/>
+                <w:color w:val="141414"/>
+                <w:sz w:val="18"/>
               </w:rPr>
               <w:t xml:space="preserve"> </w:t>
             </w:r>
@@ -11974,14 +12103,14 @@
             </w:pPr>
             <w:r>
               <w:rPr>
-                <w:rFonts w:ascii="Archivo" w:cs="Archivo" w:eastAsia="Archivo" w:hAnsi="Archivo"/>
-                <w:b/>
-                <w:bCs/>
-                <w:color w:val="141414"/>
-                <w:sz w:val="18"/>
-                <w:szCs w:val="18"/>
-              </w:rPr>
-              <w:t xml:space="preserve">Booking e AirBnB (+ channel manager)</w:t>
+                <w:rFonts w:ascii="Montserrat" w:cs="Montserrat" w:eastAsia="Montserrat" w:hAnsi="Montserrat"/>
+                <w:b/>
+                <w:bCs/>
+                <w:color w:val="141414"/>
+                <w:sz w:val="17"/>
+                <w:szCs w:val="18"/>
+              </w:rPr>
+              <w:t xml:space="preserve">Sviluppo CRM + Email marketing</w:t>
             </w:r>
           </w:p>
         </w:tc>
@@ -12008,9 +12137,9 @@
             </w:pPr>
             <w:r>
               <w:rPr>
-                <w:rFonts w:ascii="Archivo" w:hAnsi="Archivo" w:cs="Archivo" w:eastAsia="Archivo"/>
-                <w:color w:val="141414"/>
-                <w:sz w:val="19"/>
+                <w:rFonts w:ascii="Montserrat" w:hAnsi="Montserrat" w:cs="Montserrat" w:eastAsia="Montserrat"/>
+                <w:color w:val="141414"/>
+                <w:sz w:val="18"/>
               </w:rPr>
               <w:t xml:space="preserve"> </w:t>
             </w:r>
@@ -12039,9 +12168,9 @@
             </w:pPr>
             <w:r>
               <w:rPr>
-                <w:rFonts w:ascii="Archivo" w:hAnsi="Archivo" w:cs="Archivo" w:eastAsia="Archivo"/>
-                <w:color w:val="141414"/>
-                <w:sz w:val="19"/>
+                <w:rFonts w:ascii="Montserrat" w:hAnsi="Montserrat" w:cs="Montserrat" w:eastAsia="Montserrat"/>
+                <w:color w:val="141414"/>
+                <w:sz w:val="18"/>
               </w:rPr>
               <w:t xml:space="preserve"> </w:t>
             </w:r>
@@ -12070,9 +12199,9 @@
             </w:pPr>
             <w:r>
               <w:rPr>
-                <w:rFonts w:ascii="Archivo" w:hAnsi="Archivo" w:cs="Archivo" w:eastAsia="Archivo"/>
-                <w:color w:val="141414"/>
-                <w:sz w:val="19"/>
+                <w:rFonts w:ascii="Montserrat" w:hAnsi="Montserrat" w:cs="Montserrat" w:eastAsia="Montserrat"/>
+                <w:color w:val="141414"/>
+                <w:sz w:val="18"/>
               </w:rPr>
               <w:t xml:space="preserve"> </w:t>
             </w:r>
@@ -12103,14 +12232,14 @@
             </w:pPr>
             <w:r>
               <w:rPr>
-                <w:rFonts w:ascii="Archivo" w:cs="Archivo" w:eastAsia="Archivo" w:hAnsi="Archivo"/>
-                <w:b/>
-                <w:bCs/>
-                <w:color w:val="141414"/>
-                <w:sz w:val="18"/>
-                <w:szCs w:val="18"/>
-              </w:rPr>
-              <w:t xml:space="preserve">Sviluppo CRM + Email marketing</w:t>
+                <w:rFonts w:ascii="Montserrat" w:cs="Montserrat" w:eastAsia="Montserrat" w:hAnsi="Montserrat"/>
+                <w:b/>
+                <w:bCs/>
+                <w:color w:val="141414"/>
+                <w:sz w:val="17"/>
+                <w:szCs w:val="18"/>
+              </w:rPr>
+              <w:t xml:space="preserve">Gestione ADV</w:t>
             </w:r>
           </w:p>
         </w:tc>
@@ -12137,9 +12266,9 @@
             </w:pPr>
             <w:r>
               <w:rPr>
-                <w:rFonts w:ascii="Archivo" w:hAnsi="Archivo" w:cs="Archivo" w:eastAsia="Archivo"/>
-                <w:color w:val="141414"/>
-                <w:sz w:val="19"/>
+                <w:rFonts w:ascii="Montserrat" w:hAnsi="Montserrat" w:cs="Montserrat" w:eastAsia="Montserrat"/>
+                <w:color w:val="141414"/>
+                <w:sz w:val="18"/>
               </w:rPr>
               <w:t xml:space="preserve"> </w:t>
             </w:r>
@@ -12168,9 +12297,9 @@
             </w:pPr>
             <w:r>
               <w:rPr>
-                <w:rFonts w:ascii="Archivo" w:hAnsi="Archivo" w:cs="Archivo" w:eastAsia="Archivo"/>
-                <w:color w:val="141414"/>
-                <w:sz w:val="19"/>
+                <w:rFonts w:ascii="Montserrat" w:hAnsi="Montserrat" w:cs="Montserrat" w:eastAsia="Montserrat"/>
+                <w:color w:val="141414"/>
+                <w:sz w:val="18"/>
               </w:rPr>
               <w:t xml:space="preserve"> </w:t>
             </w:r>
@@ -12199,9 +12328,9 @@
             </w:pPr>
             <w:r>
               <w:rPr>
-                <w:rFonts w:ascii="Archivo" w:hAnsi="Archivo" w:cs="Archivo" w:eastAsia="Archivo"/>
-                <w:color w:val="141414"/>
-                <w:sz w:val="19"/>
+                <w:rFonts w:ascii="Montserrat" w:hAnsi="Montserrat" w:cs="Montserrat" w:eastAsia="Montserrat"/>
+                <w:color w:val="141414"/>
+                <w:sz w:val="18"/>
               </w:rPr>
               <w:t xml:space="preserve"> </w:t>
             </w:r>
@@ -12232,14 +12361,14 @@
             </w:pPr>
             <w:r>
               <w:rPr>
-                <w:rFonts w:ascii="Archivo" w:cs="Archivo" w:eastAsia="Archivo" w:hAnsi="Archivo"/>
-                <w:b/>
-                <w:bCs/>
-                <w:color w:val="141414"/>
-                <w:sz w:val="18"/>
-                <w:szCs w:val="18"/>
-              </w:rPr>
-              <w:t xml:space="preserve">Gestione ADV</w:t>
+                <w:rFonts w:ascii="Montserrat" w:cs="Montserrat" w:eastAsia="Montserrat" w:hAnsi="Montserrat"/>
+                <w:b/>
+                <w:bCs/>
+                <w:color w:val="141414"/>
+                <w:sz w:val="17"/>
+                <w:szCs w:val="18"/>
+              </w:rPr>
+              <w:t xml:space="preserve">TOTALE</w:t>
             </w:r>
           </w:p>
         </w:tc>
@@ -12266,9 +12395,9 @@
             </w:pPr>
             <w:r>
               <w:rPr>
-                <w:rFonts w:ascii="Archivo" w:hAnsi="Archivo" w:cs="Archivo" w:eastAsia="Archivo"/>
-                <w:color w:val="141414"/>
-                <w:sz w:val="19"/>
+                <w:rFonts w:ascii="Montserrat" w:hAnsi="Montserrat" w:cs="Montserrat" w:eastAsia="Montserrat"/>
+                <w:color w:val="141414"/>
+                <w:sz w:val="18"/>
               </w:rPr>
               <w:t xml:space="preserve"> </w:t>
             </w:r>
@@ -12297,9 +12426,9 @@
             </w:pPr>
             <w:r>
               <w:rPr>
-                <w:rFonts w:ascii="Archivo" w:hAnsi="Archivo" w:cs="Archivo" w:eastAsia="Archivo"/>
-                <w:color w:val="141414"/>
-                <w:sz w:val="19"/>
+                <w:rFonts w:ascii="Montserrat" w:hAnsi="Montserrat" w:cs="Montserrat" w:eastAsia="Montserrat"/>
+                <w:color w:val="141414"/>
+                <w:sz w:val="18"/>
               </w:rPr>
               <w:t xml:space="preserve"> </w:t>
             </w:r>
@@ -12328,138 +12457,9 @@
             </w:pPr>
             <w:r>
               <w:rPr>
-                <w:rFonts w:ascii="Archivo" w:hAnsi="Archivo" w:cs="Archivo" w:eastAsia="Archivo"/>
-                <w:color w:val="141414"/>
-                <w:sz w:val="19"/>
-              </w:rPr>
-              <w:t xml:space="preserve"> </w:t>
-            </w:r>
-          </w:p>
-        </w:tc>
-      </w:tr>
-      <w:tr>
-        <w:tc>
-          <w:tcPr>
-            <w:tcW w:type="dxa" w:w="3100"/>
-            <w:tcBorders>
-              <w:top w:val="single" w:sz="4" w:space="0" w:color="E2DFD8"/>
-              <w:left w:val="single" w:sz="4" w:space="0" w:color="E2DFD8"/>
-              <w:bottom w:val="single" w:sz="4" w:space="0" w:color="E2DFD8"/>
-              <w:right w:val="single" w:sz="4" w:space="0" w:color="E2DFD8"/>
-            </w:tcBorders>
-            <w:tcMar>
-              <w:top w:w="100" w:type="dxa"/>
-              <w:start w:w="140" w:type="dxa"/>
-              <w:bottom w:w="100" w:type="dxa"/>
-              <w:end w:w="140" w:type="dxa"/>
-            </w:tcMar>
-            <w:shd w:val="clear" w:fill="F4F3F1"/>
-          </w:tcPr>
-          <w:p>
-            <w:pPr>
-              <w:spacing w:after="20" w:before="0"/>
-            </w:pPr>
-            <w:r>
-              <w:rPr>
-                <w:rFonts w:ascii="Archivo" w:cs="Archivo" w:eastAsia="Archivo" w:hAnsi="Archivo"/>
-                <w:b/>
-                <w:bCs/>
-                <w:color w:val="141414"/>
-                <w:sz w:val="18"/>
-                <w:szCs w:val="18"/>
-              </w:rPr>
-              <w:t xml:space="preserve">TOTALE</w:t>
-            </w:r>
-          </w:p>
-        </w:tc>
-        <w:tc>
-          <w:tcPr>
-            <w:tcW w:type="dxa" w:w="1900"/>
-            <w:tcBorders>
-              <w:top w:val="single" w:sz="4" w:space="0" w:color="E2DFD8"/>
-              <w:left w:val="single" w:sz="4" w:space="0" w:color="E2DFD8"/>
-              <w:bottom w:val="single" w:sz="4" w:space="0" w:color="E2DFD8"/>
-              <w:right w:val="single" w:sz="4" w:space="0" w:color="E2DFD8"/>
-            </w:tcBorders>
-            <w:tcMar>
-              <w:top w:w="100" w:type="dxa"/>
-              <w:start w:w="140" w:type="dxa"/>
-              <w:bottom w:w="100" w:type="dxa"/>
-              <w:end w:w="140" w:type="dxa"/>
-            </w:tcMar>
-            <w:shd w:val="clear" w:fill="FFFFFF"/>
-          </w:tcPr>
-          <w:p>
-            <w:pPr>
-              <w:spacing w:after="20" w:before="0"/>
-            </w:pPr>
-            <w:r>
-              <w:rPr>
-                <w:rFonts w:ascii="Archivo" w:hAnsi="Archivo" w:cs="Archivo" w:eastAsia="Archivo"/>
-                <w:color w:val="141414"/>
-                <w:sz w:val="19"/>
-              </w:rPr>
-              <w:t xml:space="preserve"> </w:t>
-            </w:r>
-          </w:p>
-        </w:tc>
-        <w:tc>
-          <w:tcPr>
-            <w:tcW w:type="dxa" w:w="1900"/>
-            <w:tcBorders>
-              <w:top w:val="single" w:sz="4" w:space="0" w:color="E2DFD8"/>
-              <w:left w:val="single" w:sz="4" w:space="0" w:color="E2DFD8"/>
-              <w:bottom w:val="single" w:sz="4" w:space="0" w:color="E2DFD8"/>
-              <w:right w:val="single" w:sz="4" w:space="0" w:color="E2DFD8"/>
-            </w:tcBorders>
-            <w:tcMar>
-              <w:top w:w="100" w:type="dxa"/>
-              <w:start w:w="140" w:type="dxa"/>
-              <w:bottom w:w="100" w:type="dxa"/>
-              <w:end w:w="140" w:type="dxa"/>
-            </w:tcMar>
-            <w:shd w:val="clear" w:fill="FFFFFF"/>
-          </w:tcPr>
-          <w:p>
-            <w:pPr>
-              <w:spacing w:after="20" w:before="0"/>
-            </w:pPr>
-            <w:r>
-              <w:rPr>
-                <w:rFonts w:ascii="Archivo" w:hAnsi="Archivo" w:cs="Archivo" w:eastAsia="Archivo"/>
-                <w:color w:val="141414"/>
-                <w:sz w:val="19"/>
-              </w:rPr>
-              <w:t xml:space="preserve"> </w:t>
-            </w:r>
-          </w:p>
-        </w:tc>
-        <w:tc>
-          <w:tcPr>
-            <w:tcW w:type="dxa" w:w="2738"/>
-            <w:tcBorders>
-              <w:top w:val="single" w:sz="4" w:space="0" w:color="E2DFD8"/>
-              <w:left w:val="single" w:sz="4" w:space="0" w:color="E2DFD8"/>
-              <w:bottom w:val="single" w:sz="4" w:space="0" w:color="E2DFD8"/>
-              <w:right w:val="single" w:sz="4" w:space="0" w:color="E2DFD8"/>
-            </w:tcBorders>
-            <w:tcMar>
-              <w:top w:w="100" w:type="dxa"/>
-              <w:start w:w="140" w:type="dxa"/>
-              <w:bottom w:w="100" w:type="dxa"/>
-              <w:end w:w="140" w:type="dxa"/>
-            </w:tcMar>
-            <w:shd w:val="clear" w:fill="FFFFFF"/>
-          </w:tcPr>
-          <w:p>
-            <w:pPr>
-              <w:spacing w:after="20" w:before="0"/>
-            </w:pPr>
-            <w:r>
-              <w:rPr>
-                <w:rFonts w:ascii="Archivo" w:hAnsi="Archivo" w:cs="Archivo" w:eastAsia="Archivo"/>
-                <w:color w:val="141414"/>
-                <w:sz w:val="19"/>
+                <w:rFonts w:ascii="Montserrat" w:hAnsi="Montserrat" w:cs="Montserrat" w:eastAsia="Montserrat"/>
+                <w:color w:val="141414"/>
+                <w:sz w:val="18"/>
               </w:rPr>
               <w:t xml:space="preserve"> </w:t>
             </w:r>
@@ -12478,7 +12478,7 @@
       </w:pPr>
       <w:r>
         <w:rPr>
-          <w:rFonts w:ascii="Archivo" w:cs="Archivo" w:eastAsia="Archivo" w:hAnsi="Archivo"/>
+          <w:rFonts w:ascii="Montserrat" w:cs="Montserrat" w:eastAsia="Montserrat" w:hAnsi="Montserrat"/>
           <w:b/>
           <w:bCs/>
           <w:color w:val="1A1A1A"/>
@@ -12533,7 +12533,43 @@
             </w:pPr>
             <w:r>
               <w:rPr>
-                <w:rFonts w:ascii="Archivo" w:cs="Archivo" w:eastAsia="Archivo" w:hAnsi="Archivo"/>
+                <w:rFonts w:ascii="Montserrat" w:cs="Montserrat" w:eastAsia="Montserrat" w:hAnsi="Montserrat"/>
+                <w:b/>
+                <w:bCs/>
+                <w:caps/>
+                <w:color w:val="F4F3F1"/>
+                <w:sz w:val="17"/>
+                <w:szCs w:val="17"/>
+                <w:spacing w:val="20"/>
+              </w:rPr>
+              <w:t xml:space="preserve">Servizio</w:t>
+            </w:r>
+          </w:p>
+        </w:tc>
+        <w:tc>
+          <w:tcPr>
+            <w:tcW w:type="dxa" w:w="1900"/>
+            <w:tcBorders>
+              <w:top w:val="single" w:sz="4" w:space="0" w:color="E2DFD8"/>
+              <w:left w:val="single" w:sz="4" w:space="0" w:color="E2DFD8"/>
+              <w:bottom w:val="single" w:sz="4" w:space="0" w:color="E2DFD8"/>
+              <w:right w:val="single" w:sz="4" w:space="0" w:color="E2DFD8"/>
+            </w:tcBorders>
+            <w:tcMar>
+              <w:top w:w="100" w:type="dxa"/>
+              <w:start w:w="140" w:type="dxa"/>
+              <w:bottom w:w="100" w:type="dxa"/>
+              <w:end w:w="140" w:type="dxa"/>
+            </w:tcMar>
+            <w:shd w:val="clear" w:fill="0C0C0C"/>
+          </w:tcPr>
+          <w:p>
+            <w:pPr>
+              <w:spacing w:after="20" w:before="0"/>
+            </w:pPr>
+            <w:r>
+              <w:rPr>
+                <w:rFonts w:ascii="Montserrat" w:cs="Montserrat" w:eastAsia="Montserrat" w:hAnsi="Montserrat"/>
                 <w:b/>
                 <w:bCs/>
                 <w:caps/>
@@ -12542,7 +12578,7 @@
                 <w:szCs w:val="17"/>
                 <w:spacing w:val="20"/>
               </w:rPr>
-              <w:t xml:space="preserve">Servizio</w:t>
+              <w:t xml:space="preserve">Setup</w:t>
             </w:r>
           </w:p>
         </w:tc>
@@ -12569,7 +12605,7 @@
             </w:pPr>
             <w:r>
               <w:rPr>
-                <w:rFonts w:ascii="Archivo" w:cs="Archivo" w:eastAsia="Archivo" w:hAnsi="Archivo"/>
+                <w:rFonts w:ascii="Montserrat" w:cs="Montserrat" w:eastAsia="Montserrat" w:hAnsi="Montserrat"/>
                 <w:b/>
                 <w:bCs/>
                 <w:caps/>
@@ -12578,13 +12614,13 @@
                 <w:szCs w:val="17"/>
                 <w:spacing w:val="20"/>
               </w:rPr>
-              <w:t xml:space="preserve">Setup</w:t>
-            </w:r>
-          </w:p>
-        </w:tc>
-        <w:tc>
-          <w:tcPr>
-            <w:tcW w:type="dxa" w:w="1900"/>
+              <w:t xml:space="preserve">Fee mensile</w:t>
+            </w:r>
+          </w:p>
+        </w:tc>
+        <w:tc>
+          <w:tcPr>
+            <w:tcW w:type="dxa" w:w="2738"/>
             <w:tcBorders>
               <w:top w:val="single" w:sz="4" w:space="0" w:color="E2DFD8"/>
               <w:left w:val="single" w:sz="4" w:space="0" w:color="E2DFD8"/>
@@ -12605,7 +12641,7 @@
             </w:pPr>
             <w:r>
               <w:rPr>
-                <w:rFonts w:ascii="Archivo" w:cs="Archivo" w:eastAsia="Archivo" w:hAnsi="Archivo"/>
+                <w:rFonts w:ascii="Montserrat" w:cs="Montserrat" w:eastAsia="Montserrat" w:hAnsi="Montserrat"/>
                 <w:b/>
                 <w:bCs/>
                 <w:caps/>
@@ -12614,7 +12650,105 @@
                 <w:szCs w:val="17"/>
                 <w:spacing w:val="20"/>
               </w:rPr>
-              <w:t xml:space="preserve">Fee mensile</w:t>
+              <w:t xml:space="preserve">Note</w:t>
+            </w:r>
+          </w:p>
+        </w:tc>
+      </w:tr>
+      <w:tr>
+        <w:tc>
+          <w:tcPr>
+            <w:tcW w:type="dxa" w:w="3100"/>
+            <w:tcBorders>
+              <w:top w:val="single" w:sz="4" w:space="0" w:color="E2DFD8"/>
+              <w:left w:val="single" w:sz="4" w:space="0" w:color="E2DFD8"/>
+              <w:bottom w:val="single" w:sz="4" w:space="0" w:color="E2DFD8"/>
+              <w:right w:val="single" w:sz="4" w:space="0" w:color="E2DFD8"/>
+            </w:tcBorders>
+            <w:tcMar>
+              <w:top w:w="100" w:type="dxa"/>
+              <w:start w:w="140" w:type="dxa"/>
+              <w:bottom w:w="100" w:type="dxa"/>
+              <w:end w:w="140" w:type="dxa"/>
+            </w:tcMar>
+            <w:shd w:val="clear" w:fill="F4F3F1"/>
+          </w:tcPr>
+          <w:p>
+            <w:pPr>
+              <w:spacing w:after="20" w:before="0"/>
+            </w:pPr>
+            <w:r>
+              <w:rPr>
+                <w:rFonts w:ascii="Montserrat" w:cs="Montserrat" w:eastAsia="Montserrat" w:hAnsi="Montserrat"/>
+                <w:b/>
+                <w:bCs/>
+                <w:color w:val="141414"/>
+                <w:sz w:val="17"/>
+                <w:szCs w:val="18"/>
+              </w:rPr>
+              <w:t xml:space="preserve">Gestione social organica</w:t>
+            </w:r>
+          </w:p>
+        </w:tc>
+        <w:tc>
+          <w:tcPr>
+            <w:tcW w:type="dxa" w:w="1900"/>
+            <w:tcBorders>
+              <w:top w:val="single" w:sz="4" w:space="0" w:color="E2DFD8"/>
+              <w:left w:val="single" w:sz="4" w:space="0" w:color="E2DFD8"/>
+              <w:bottom w:val="single" w:sz="4" w:space="0" w:color="E2DFD8"/>
+              <w:right w:val="single" w:sz="4" w:space="0" w:color="E2DFD8"/>
+            </w:tcBorders>
+            <w:tcMar>
+              <w:top w:w="100" w:type="dxa"/>
+              <w:start w:w="140" w:type="dxa"/>
+              <w:bottom w:w="100" w:type="dxa"/>
+              <w:end w:w="140" w:type="dxa"/>
+            </w:tcMar>
+            <w:shd w:val="clear" w:fill="FFFFFF"/>
+          </w:tcPr>
+          <w:p>
+            <w:pPr>
+              <w:spacing w:after="20" w:before="0"/>
+            </w:pPr>
+            <w:r>
+              <w:rPr>
+                <w:rFonts w:ascii="Montserrat" w:hAnsi="Montserrat" w:cs="Montserrat" w:eastAsia="Montserrat"/>
+                <w:color w:val="141414"/>
+                <w:sz w:val="18"/>
+              </w:rPr>
+              <w:t xml:space="preserve"> </w:t>
+            </w:r>
+          </w:p>
+        </w:tc>
+        <w:tc>
+          <w:tcPr>
+            <w:tcW w:type="dxa" w:w="1900"/>
+            <w:tcBorders>
+              <w:top w:val="single" w:sz="4" w:space="0" w:color="E2DFD8"/>
+              <w:left w:val="single" w:sz="4" w:space="0" w:color="E2DFD8"/>
+              <w:bottom w:val="single" w:sz="4" w:space="0" w:color="E2DFD8"/>
+              <w:right w:val="single" w:sz="4" w:space="0" w:color="E2DFD8"/>
+            </w:tcBorders>
+            <w:tcMar>
+              <w:top w:w="100" w:type="dxa"/>
+              <w:start w:w="140" w:type="dxa"/>
+              <w:bottom w:w="100" w:type="dxa"/>
+              <w:end w:w="140" w:type="dxa"/>
+            </w:tcMar>
+            <w:shd w:val="clear" w:fill="FFFFFF"/>
+          </w:tcPr>
+          <w:p>
+            <w:pPr>
+              <w:spacing w:after="20" w:before="0"/>
+            </w:pPr>
+            <w:r>
+              <w:rPr>
+                <w:rFonts w:ascii="Montserrat" w:hAnsi="Montserrat" w:cs="Montserrat" w:eastAsia="Montserrat"/>
+                <w:color w:val="141414"/>
+                <w:sz w:val="18"/>
+              </w:rPr>
+              <w:t xml:space="preserve"> </w:t>
             </w:r>
           </w:p>
         </w:tc>
@@ -12633,24 +12767,19 @@
               <w:bottom w:w="100" w:type="dxa"/>
               <w:end w:w="140" w:type="dxa"/>
             </w:tcMar>
-            <w:shd w:val="clear" w:fill="0C0C0C"/>
-          </w:tcPr>
-          <w:p>
-            <w:pPr>
-              <w:spacing w:after="20" w:before="0"/>
-            </w:pPr>
-            <w:r>
-              <w:rPr>
-                <w:rFonts w:ascii="Archivo" w:cs="Archivo" w:eastAsia="Archivo" w:hAnsi="Archivo"/>
-                <w:b/>
-                <w:bCs/>
-                <w:caps/>
-                <w:color w:val="F4F3F1"/>
-                <w:sz w:val="16"/>
-                <w:szCs w:val="17"/>
-                <w:spacing w:val="20"/>
-              </w:rPr>
-              <w:t xml:space="preserve">Note</w:t>
+            <w:shd w:val="clear" w:fill="FFFFFF"/>
+          </w:tcPr>
+          <w:p>
+            <w:pPr>
+              <w:spacing w:after="20" w:before="0"/>
+            </w:pPr>
+            <w:r>
+              <w:rPr>
+                <w:rFonts w:ascii="Montserrat" w:hAnsi="Montserrat" w:cs="Montserrat" w:eastAsia="Montserrat"/>
+                <w:color w:val="141414"/>
+                <w:sz w:val="18"/>
+              </w:rPr>
+              <w:t xml:space="preserve"> </w:t>
             </w:r>
           </w:p>
         </w:tc>
@@ -12679,14 +12808,14 @@
             </w:pPr>
             <w:r>
               <w:rPr>
-                <w:rFonts w:ascii="Archivo" w:cs="Archivo" w:eastAsia="Archivo" w:hAnsi="Archivo"/>
-                <w:b/>
-                <w:bCs/>
-                <w:color w:val="141414"/>
-                <w:sz w:val="18"/>
-                <w:szCs w:val="18"/>
-              </w:rPr>
-              <w:t xml:space="preserve">Gestione social organica</w:t>
+                <w:rFonts w:ascii="Montserrat" w:cs="Montserrat" w:eastAsia="Montserrat" w:hAnsi="Montserrat"/>
+                <w:b/>
+                <w:bCs/>
+                <w:color w:val="141414"/>
+                <w:sz w:val="17"/>
+                <w:szCs w:val="18"/>
+              </w:rPr>
+              <w:t xml:space="preserve">Sviluppo siti web con prenotazione</w:t>
             </w:r>
           </w:p>
         </w:tc>
@@ -12713,9 +12842,9 @@
             </w:pPr>
             <w:r>
               <w:rPr>
-                <w:rFonts w:ascii="Archivo" w:hAnsi="Archivo" w:cs="Archivo" w:eastAsia="Archivo"/>
-                <w:color w:val="141414"/>
-                <w:sz w:val="19"/>
+                <w:rFonts w:ascii="Montserrat" w:hAnsi="Montserrat" w:cs="Montserrat" w:eastAsia="Montserrat"/>
+                <w:color w:val="141414"/>
+                <w:sz w:val="18"/>
               </w:rPr>
               <w:t xml:space="preserve"> </w:t>
             </w:r>
@@ -12744,9 +12873,9 @@
             </w:pPr>
             <w:r>
               <w:rPr>
-                <w:rFonts w:ascii="Archivo" w:hAnsi="Archivo" w:cs="Archivo" w:eastAsia="Archivo"/>
-                <w:color w:val="141414"/>
-                <w:sz w:val="19"/>
+                <w:rFonts w:ascii="Montserrat" w:hAnsi="Montserrat" w:cs="Montserrat" w:eastAsia="Montserrat"/>
+                <w:color w:val="141414"/>
+                <w:sz w:val="18"/>
               </w:rPr>
               <w:t xml:space="preserve"> </w:t>
             </w:r>
@@ -12775,9 +12904,9 @@
             </w:pPr>
             <w:r>
               <w:rPr>
-                <w:rFonts w:ascii="Archivo" w:hAnsi="Archivo" w:cs="Archivo" w:eastAsia="Archivo"/>
-                <w:color w:val="141414"/>
-                <w:sz w:val="19"/>
+                <w:rFonts w:ascii="Montserrat" w:hAnsi="Montserrat" w:cs="Montserrat" w:eastAsia="Montserrat"/>
+                <w:color w:val="141414"/>
+                <w:sz w:val="18"/>
               </w:rPr>
               <w:t xml:space="preserve"> </w:t>
             </w:r>
@@ -12808,14 +12937,14 @@
             </w:pPr>
             <w:r>
               <w:rPr>
-                <w:rFonts w:ascii="Archivo" w:cs="Archivo" w:eastAsia="Archivo" w:hAnsi="Archivo"/>
-                <w:b/>
-                <w:bCs/>
-                <w:color w:val="141414"/>
-                <w:sz w:val="18"/>
-                <w:szCs w:val="18"/>
-              </w:rPr>
-              <w:t xml:space="preserve">Sviluppo siti web con prenotazione</w:t>
+                <w:rFonts w:ascii="Montserrat" w:cs="Montserrat" w:eastAsia="Montserrat" w:hAnsi="Montserrat"/>
+                <w:b/>
+                <w:bCs/>
+                <w:color w:val="141414"/>
+                <w:sz w:val="17"/>
+                <w:szCs w:val="18"/>
+              </w:rPr>
+              <w:t xml:space="preserve">Booking e AirBnB (+ channel manager)</w:t>
             </w:r>
           </w:p>
         </w:tc>
@@ -12842,9 +12971,9 @@
             </w:pPr>
             <w:r>
               <w:rPr>
-                <w:rFonts w:ascii="Archivo" w:hAnsi="Archivo" w:cs="Archivo" w:eastAsia="Archivo"/>
-                <w:color w:val="141414"/>
-                <w:sz w:val="19"/>
+                <w:rFonts w:ascii="Montserrat" w:hAnsi="Montserrat" w:cs="Montserrat" w:eastAsia="Montserrat"/>
+                <w:color w:val="141414"/>
+                <w:sz w:val="18"/>
               </w:rPr>
               <w:t xml:space="preserve"> </w:t>
             </w:r>
@@ -12873,9 +13002,9 @@
             </w:pPr>
             <w:r>
               <w:rPr>
-                <w:rFonts w:ascii="Archivo" w:hAnsi="Archivo" w:cs="Archivo" w:eastAsia="Archivo"/>
-                <w:color w:val="141414"/>
-                <w:sz w:val="19"/>
+                <w:rFonts w:ascii="Montserrat" w:hAnsi="Montserrat" w:cs="Montserrat" w:eastAsia="Montserrat"/>
+                <w:color w:val="141414"/>
+                <w:sz w:val="18"/>
               </w:rPr>
               <w:t xml:space="preserve"> </w:t>
             </w:r>
@@ -12904,9 +13033,9 @@
             </w:pPr>
             <w:r>
               <w:rPr>
-                <w:rFonts w:ascii="Archivo" w:hAnsi="Archivo" w:cs="Archivo" w:eastAsia="Archivo"/>
-                <w:color w:val="141414"/>
-                <w:sz w:val="19"/>
+                <w:rFonts w:ascii="Montserrat" w:hAnsi="Montserrat" w:cs="Montserrat" w:eastAsia="Montserrat"/>
+                <w:color w:val="141414"/>
+                <w:sz w:val="18"/>
               </w:rPr>
               <w:t xml:space="preserve"> </w:t>
             </w:r>
@@ -12937,14 +13066,14 @@
             </w:pPr>
             <w:r>
               <w:rPr>
-                <w:rFonts w:ascii="Archivo" w:cs="Archivo" w:eastAsia="Archivo" w:hAnsi="Archivo"/>
-                <w:b/>
-                <w:bCs/>
-                <w:color w:val="141414"/>
-                <w:sz w:val="18"/>
-                <w:szCs w:val="18"/>
-              </w:rPr>
-              <w:t xml:space="preserve">Booking e AirBnB (+ channel manager)</w:t>
+                <w:rFonts w:ascii="Montserrat" w:cs="Montserrat" w:eastAsia="Montserrat" w:hAnsi="Montserrat"/>
+                <w:b/>
+                <w:bCs/>
+                <w:color w:val="141414"/>
+                <w:sz w:val="17"/>
+                <w:szCs w:val="18"/>
+              </w:rPr>
+              <w:t xml:space="preserve">Sviluppo CRM + Email marketing</w:t>
             </w:r>
           </w:p>
         </w:tc>
@@ -12971,9 +13100,9 @@
             </w:pPr>
             <w:r>
               <w:rPr>
-                <w:rFonts w:ascii="Archivo" w:hAnsi="Archivo" w:cs="Archivo" w:eastAsia="Archivo"/>
-                <w:color w:val="141414"/>
-                <w:sz w:val="19"/>
+                <w:rFonts w:ascii="Montserrat" w:hAnsi="Montserrat" w:cs="Montserrat" w:eastAsia="Montserrat"/>
+                <w:color w:val="141414"/>
+                <w:sz w:val="18"/>
               </w:rPr>
               <w:t xml:space="preserve"> </w:t>
             </w:r>
@@ -13002,9 +13131,9 @@
             </w:pPr>
             <w:r>
               <w:rPr>
-                <w:rFonts w:ascii="Archivo" w:hAnsi="Archivo" w:cs="Archivo" w:eastAsia="Archivo"/>
-                <w:color w:val="141414"/>
-                <w:sz w:val="19"/>
+                <w:rFonts w:ascii="Montserrat" w:hAnsi="Montserrat" w:cs="Montserrat" w:eastAsia="Montserrat"/>
+                <w:color w:val="141414"/>
+                <w:sz w:val="18"/>
               </w:rPr>
               <w:t xml:space="preserve"> </w:t>
             </w:r>
@@ -13033,9 +13162,9 @@
             </w:pPr>
             <w:r>
               <w:rPr>
-                <w:rFonts w:ascii="Archivo" w:hAnsi="Archivo" w:cs="Archivo" w:eastAsia="Archivo"/>
-                <w:color w:val="141414"/>
-                <w:sz w:val="19"/>
+                <w:rFonts w:ascii="Montserrat" w:hAnsi="Montserrat" w:cs="Montserrat" w:eastAsia="Montserrat"/>
+                <w:color w:val="141414"/>
+                <w:sz w:val="18"/>
               </w:rPr>
               <w:t xml:space="preserve"> </w:t>
             </w:r>
@@ -13066,14 +13195,14 @@
             </w:pPr>
             <w:r>
               <w:rPr>
-                <w:rFonts w:ascii="Archivo" w:cs="Archivo" w:eastAsia="Archivo" w:hAnsi="Archivo"/>
-                <w:b/>
-                <w:bCs/>
-                <w:color w:val="141414"/>
-                <w:sz w:val="18"/>
-                <w:szCs w:val="18"/>
-              </w:rPr>
-              <w:t xml:space="preserve">Sviluppo CRM + Email marketing</w:t>
+                <w:rFonts w:ascii="Montserrat" w:cs="Montserrat" w:eastAsia="Montserrat" w:hAnsi="Montserrat"/>
+                <w:b/>
+                <w:bCs/>
+                <w:color w:val="141414"/>
+                <w:sz w:val="17"/>
+                <w:szCs w:val="18"/>
+              </w:rPr>
+              <w:t xml:space="preserve">Gestione ADV</w:t>
             </w:r>
           </w:p>
         </w:tc>
@@ -13100,9 +13229,9 @@
             </w:pPr>
             <w:r>
               <w:rPr>
-                <w:rFonts w:ascii="Archivo" w:hAnsi="Archivo" w:cs="Archivo" w:eastAsia="Archivo"/>
-                <w:color w:val="141414"/>
-                <w:sz w:val="19"/>
+                <w:rFonts w:ascii="Montserrat" w:hAnsi="Montserrat" w:cs="Montserrat" w:eastAsia="Montserrat"/>
+                <w:color w:val="141414"/>
+                <w:sz w:val="18"/>
               </w:rPr>
               <w:t xml:space="preserve"> </w:t>
             </w:r>
@@ -13131,9 +13260,9 @@
             </w:pPr>
             <w:r>
               <w:rPr>
-                <w:rFonts w:ascii="Archivo" w:hAnsi="Archivo" w:cs="Archivo" w:eastAsia="Archivo"/>
-                <w:color w:val="141414"/>
-                <w:sz w:val="19"/>
+                <w:rFonts w:ascii="Montserrat" w:hAnsi="Montserrat" w:cs="Montserrat" w:eastAsia="Montserrat"/>
+                <w:color w:val="141414"/>
+                <w:sz w:val="18"/>
               </w:rPr>
               <w:t xml:space="preserve"> </w:t>
             </w:r>
@@ -13162,9 +13291,9 @@
             </w:pPr>
             <w:r>
               <w:rPr>
-                <w:rFonts w:ascii="Archivo" w:hAnsi="Archivo" w:cs="Archivo" w:eastAsia="Archivo"/>
-                <w:color w:val="141414"/>
-                <w:sz w:val="19"/>
+                <w:rFonts w:ascii="Montserrat" w:hAnsi="Montserrat" w:cs="Montserrat" w:eastAsia="Montserrat"/>
+                <w:color w:val="141414"/>
+                <w:sz w:val="18"/>
               </w:rPr>
               <w:t xml:space="preserve"> </w:t>
             </w:r>
@@ -13195,14 +13324,14 @@
             </w:pPr>
             <w:r>
               <w:rPr>
-                <w:rFonts w:ascii="Archivo" w:cs="Archivo" w:eastAsia="Archivo" w:hAnsi="Archivo"/>
-                <w:b/>
-                <w:bCs/>
-                <w:color w:val="141414"/>
-                <w:sz w:val="18"/>
-                <w:szCs w:val="18"/>
-              </w:rPr>
-              <w:t xml:space="preserve">Gestione ADV</w:t>
+                <w:rFonts w:ascii="Montserrat" w:cs="Montserrat" w:eastAsia="Montserrat" w:hAnsi="Montserrat"/>
+                <w:b/>
+                <w:bCs/>
+                <w:color w:val="141414"/>
+                <w:sz w:val="17"/>
+                <w:szCs w:val="18"/>
+              </w:rPr>
+              <w:t xml:space="preserve">TOTALE</w:t>
             </w:r>
           </w:p>
         </w:tc>
@@ -13229,9 +13358,9 @@
             </w:pPr>
             <w:r>
               <w:rPr>
-                <w:rFonts w:ascii="Archivo" w:hAnsi="Archivo" w:cs="Archivo" w:eastAsia="Archivo"/>
-                <w:color w:val="141414"/>
-                <w:sz w:val="19"/>
+                <w:rFonts w:ascii="Montserrat" w:hAnsi="Montserrat" w:cs="Montserrat" w:eastAsia="Montserrat"/>
+                <w:color w:val="141414"/>
+                <w:sz w:val="18"/>
               </w:rPr>
               <w:t xml:space="preserve"> </w:t>
             </w:r>
@@ -13260,9 +13389,9 @@
             </w:pPr>
             <w:r>
               <w:rPr>
-                <w:rFonts w:ascii="Archivo" w:hAnsi="Archivo" w:cs="Archivo" w:eastAsia="Archivo"/>
-                <w:color w:val="141414"/>
-                <w:sz w:val="19"/>
+                <w:rFonts w:ascii="Montserrat" w:hAnsi="Montserrat" w:cs="Montserrat" w:eastAsia="Montserrat"/>
+                <w:color w:val="141414"/>
+                <w:sz w:val="18"/>
               </w:rPr>
               <w:t xml:space="preserve"> </w:t>
             </w:r>
@@ -13291,138 +13420,9 @@
             </w:pPr>
             <w:r>
               <w:rPr>
-                <w:rFonts w:ascii="Archivo" w:hAnsi="Archivo" w:cs="Archivo" w:eastAsia="Archivo"/>
-                <w:color w:val="141414"/>
-                <w:sz w:val="19"/>
-              </w:rPr>
-              <w:t xml:space="preserve"> </w:t>
-            </w:r>
-          </w:p>
-        </w:tc>
-      </w:tr>
-      <w:tr>
-        <w:tc>
-          <w:tcPr>
-            <w:tcW w:type="dxa" w:w="3100"/>
-            <w:tcBorders>
-              <w:top w:val="single" w:sz="4" w:space="0" w:color="E2DFD8"/>
-              <w:left w:val="single" w:sz="4" w:space="0" w:color="E2DFD8"/>
-              <w:bottom w:val="single" w:sz="4" w:space="0" w:color="E2DFD8"/>
-              <w:right w:val="single" w:sz="4" w:space="0" w:color="E2DFD8"/>
-            </w:tcBorders>
-            <w:tcMar>
-              <w:top w:w="100" w:type="dxa"/>
-              <w:start w:w="140" w:type="dxa"/>
-              <w:bottom w:w="100" w:type="dxa"/>
-              <w:end w:w="140" w:type="dxa"/>
-            </w:tcMar>
-            <w:shd w:val="clear" w:fill="F4F3F1"/>
-          </w:tcPr>
-          <w:p>
-            <w:pPr>
-              <w:spacing w:after="20" w:before="0"/>
-            </w:pPr>
-            <w:r>
-              <w:rPr>
-                <w:rFonts w:ascii="Archivo" w:cs="Archivo" w:eastAsia="Archivo" w:hAnsi="Archivo"/>
-                <w:b/>
-                <w:bCs/>
-                <w:color w:val="141414"/>
-                <w:sz w:val="18"/>
-                <w:szCs w:val="18"/>
-              </w:rPr>
-              <w:t xml:space="preserve">TOTALE</w:t>
-            </w:r>
-          </w:p>
-        </w:tc>
-        <w:tc>
-          <w:tcPr>
-            <w:tcW w:type="dxa" w:w="1900"/>
-            <w:tcBorders>
-              <w:top w:val="single" w:sz="4" w:space="0" w:color="E2DFD8"/>
-              <w:left w:val="single" w:sz="4" w:space="0" w:color="E2DFD8"/>
-              <w:bottom w:val="single" w:sz="4" w:space="0" w:color="E2DFD8"/>
-              <w:right w:val="single" w:sz="4" w:space="0" w:color="E2DFD8"/>
-            </w:tcBorders>
-            <w:tcMar>
-              <w:top w:w="100" w:type="dxa"/>
-              <w:start w:w="140" w:type="dxa"/>
-              <w:bottom w:w="100" w:type="dxa"/>
-              <w:end w:w="140" w:type="dxa"/>
-            </w:tcMar>
-            <w:shd w:val="clear" w:fill="FFFFFF"/>
-          </w:tcPr>
-          <w:p>
-            <w:pPr>
-              <w:spacing w:after="20" w:before="0"/>
-            </w:pPr>
-            <w:r>
-              <w:rPr>
-                <w:rFonts w:ascii="Archivo" w:hAnsi="Archivo" w:cs="Archivo" w:eastAsia="Archivo"/>
-                <w:color w:val="141414"/>
-                <w:sz w:val="19"/>
-              </w:rPr>
-              <w:t xml:space="preserve"> </w:t>
-            </w:r>
-          </w:p>
-        </w:tc>
-        <w:tc>
-          <w:tcPr>
-            <w:tcW w:type="dxa" w:w="1900"/>
-            <w:tcBorders>
-              <w:top w:val="single" w:sz="4" w:space="0" w:color="E2DFD8"/>
-              <w:left w:val="single" w:sz="4" w:space="0" w:color="E2DFD8"/>
-              <w:bottom w:val="single" w:sz="4" w:space="0" w:color="E2DFD8"/>
-              <w:right w:val="single" w:sz="4" w:space="0" w:color="E2DFD8"/>
-            </w:tcBorders>
-            <w:tcMar>
-              <w:top w:w="100" w:type="dxa"/>
-              <w:start w:w="140" w:type="dxa"/>
-              <w:bottom w:w="100" w:type="dxa"/>
-              <w:end w:w="140" w:type="dxa"/>
-            </w:tcMar>
-            <w:shd w:val="clear" w:fill="FFFFFF"/>
-          </w:tcPr>
-          <w:p>
-            <w:pPr>
-              <w:spacing w:after="20" w:before="0"/>
-            </w:pPr>
-            <w:r>
-              <w:rPr>
-                <w:rFonts w:ascii="Archivo" w:hAnsi="Archivo" w:cs="Archivo" w:eastAsia="Archivo"/>
-                <w:color w:val="141414"/>
-                <w:sz w:val="19"/>
-              </w:rPr>
-              <w:t xml:space="preserve"> </w:t>
-            </w:r>
-          </w:p>
-        </w:tc>
-        <w:tc>
-          <w:tcPr>
-            <w:tcW w:type="dxa" w:w="2738"/>
-            <w:tcBorders>
-              <w:top w:val="single" w:sz="4" w:space="0" w:color="E2DFD8"/>
-              <w:left w:val="single" w:sz="4" w:space="0" w:color="E2DFD8"/>
-              <w:bottom w:val="single" w:sz="4" w:space="0" w:color="E2DFD8"/>
-              <w:right w:val="single" w:sz="4" w:space="0" w:color="E2DFD8"/>
-            </w:tcBorders>
-            <w:tcMar>
-              <w:top w:w="100" w:type="dxa"/>
-              <w:start w:w="140" w:type="dxa"/>
-              <w:bottom w:w="100" w:type="dxa"/>
-              <w:end w:w="140" w:type="dxa"/>
-            </w:tcMar>
-            <w:shd w:val="clear" w:fill="FFFFFF"/>
-          </w:tcPr>
-          <w:p>
-            <w:pPr>
-              <w:spacing w:after="20" w:before="0"/>
-            </w:pPr>
-            <w:r>
-              <w:rPr>
-                <w:rFonts w:ascii="Archivo" w:hAnsi="Archivo" w:cs="Archivo" w:eastAsia="Archivo"/>
-                <w:color w:val="141414"/>
-                <w:sz w:val="19"/>
+                <w:rFonts w:ascii="Montserrat" w:hAnsi="Montserrat" w:cs="Montserrat" w:eastAsia="Montserrat"/>
+                <w:color w:val="141414"/>
+                <w:sz w:val="18"/>
               </w:rPr>
               <w:t xml:space="preserve"> </w:t>
             </w:r>
@@ -13438,7 +13438,7 @@
     <w:p>
       <w:r>
         <w:rPr>
-          <w:rFonts w:ascii="Archivo" w:hAnsi="Archivo" w:cs="Archivo" w:eastAsia="Archivo"/>
+          <w:rFonts w:ascii="Montserrat" w:hAnsi="Montserrat" w:cs="Montserrat" w:eastAsia="Montserrat"/>
         </w:rPr>
         <w:br w:type="page"/>
       </w:r>
@@ -13449,7 +13449,7 @@
       </w:pPr>
       <w:r>
         <w:rPr>
-          <w:rFonts w:ascii="Archivo" w:cs="Archivo" w:eastAsia="Archivo" w:hAnsi="Archivo"/>
+          <w:rFonts w:ascii="Montserrat" w:cs="Montserrat" w:eastAsia="Montserrat" w:hAnsi="Montserrat"/>
           <w:b/>
           <w:bCs/>
           <w:caps/>
@@ -13473,8 +13473,8 @@
       </w:pPr>
       <w:r>
         <w:rPr>
-          <w:rFonts w:ascii="Archivo ExtraBold" w:cs="Archivo ExtraBold" w:eastAsia="Archivo ExtraBold" w:hAnsi="Archivo ExtraBold"/>
-          <w:b w:val="0"/>
+          <w:rFonts w:ascii="Montserrat" w:cs="Montserrat" w:eastAsia="Montserrat" w:hAnsi="Montserrat"/>
+          <w:b/>
           <w:bCs/>
           <w:color w:val="141414"/>
           <w:sz w:val="36"/>
@@ -13490,7 +13490,7 @@
       </w:pPr>
       <w:r>
         <w:rPr>
-          <w:rFonts w:ascii="Archivo" w:cs="Archivo" w:eastAsia="Archivo" w:hAnsi="Archivo"/>
+          <w:rFonts w:ascii="Montserrat" w:cs="Montserrat" w:eastAsia="Montserrat" w:hAnsi="Montserrat"/>
           <w:color w:val="6B6B69"/>
           <w:sz w:val="20"/>
           <w:szCs w:val="20"/>
@@ -13538,11 +13538,11 @@
             </w:pPr>
             <w:r>
               <w:rPr>
-                <w:rFonts w:ascii="Archivo" w:cs="Archivo" w:eastAsia="Archivo" w:hAnsi="Archivo"/>
-                <w:b/>
-                <w:bCs/>
-                <w:color w:val="141414"/>
-                <w:sz w:val="18"/>
+                <w:rFonts w:ascii="Montserrat" w:cs="Montserrat" w:eastAsia="Montserrat" w:hAnsi="Montserrat"/>
+                <w:b/>
+                <w:bCs/>
+                <w:color w:val="141414"/>
+                <w:sz w:val="17"/>
                 <w:szCs w:val="18"/>
               </w:rPr>
               <w:t xml:space="preserve">Fascia definitiva</w:t>
@@ -13572,9 +13572,9 @@
             </w:pPr>
             <w:r>
               <w:rPr>
-                <w:rFonts w:ascii="Archivo" w:cs="Archivo" w:eastAsia="Archivo" w:hAnsi="Archivo"/>
-                <w:color w:val="141414"/>
-                <w:sz w:val="19"/>
+                <w:rFonts w:ascii="Montserrat" w:cs="Montserrat" w:eastAsia="Montserrat" w:hAnsi="Montserrat"/>
+                <w:color w:val="141414"/>
+                <w:sz w:val="18"/>
                 <w:szCs w:val="20"/>
               </w:rPr>
               <w:t xml:space="preserve">Gli appunti dicono 3/4 stelle lusso. Confermiamo, o teniamo dentro anche i 5 stelle?</w:t>
@@ -13606,11 +13606,11 @@
             </w:pPr>
             <w:r>
               <w:rPr>
-                <w:rFonts w:ascii="Archivo" w:cs="Archivo" w:eastAsia="Archivo" w:hAnsi="Archivo"/>
-                <w:b/>
-                <w:bCs/>
-                <w:color w:val="141414"/>
-                <w:sz w:val="18"/>
+                <w:rFonts w:ascii="Montserrat" w:cs="Montserrat" w:eastAsia="Montserrat" w:hAnsi="Montserrat"/>
+                <w:b/>
+                <w:bCs/>
+                <w:color w:val="141414"/>
+                <w:sz w:val="17"/>
                 <w:szCs w:val="18"/>
               </w:rPr>
               <w:t xml:space="preserve">Zona di partenza</w:t>
@@ -13640,9 +13640,9 @@
             </w:pPr>
             <w:r>
               <w:rPr>
-                <w:rFonts w:ascii="Archivo" w:cs="Archivo" w:eastAsia="Archivo" w:hAnsi="Archivo"/>
-                <w:color w:val="141414"/>
-                <w:sz w:val="19"/>
+                <w:rFonts w:ascii="Montserrat" w:cs="Montserrat" w:eastAsia="Montserrat" w:hAnsi="Montserrat"/>
+                <w:color w:val="141414"/>
+                <w:sz w:val="18"/>
                 <w:szCs w:val="20"/>
               </w:rPr>
               <w:t xml:space="preserve">Sud Tirolo è segnato come rischioso per la lingua tedesca. Partiamo lo stesso o scegliamo un'altra regione?</w:t>
@@ -13674,11 +13674,11 @@
             </w:pPr>
             <w:r>
               <w:rPr>
-                <w:rFonts w:ascii="Archivo" w:cs="Archivo" w:eastAsia="Archivo" w:hAnsi="Archivo"/>
-                <w:b/>
-                <w:bCs/>
-                <w:color w:val="141414"/>
-                <w:sz w:val="18"/>
+                <w:rFonts w:ascii="Montserrat" w:cs="Montserrat" w:eastAsia="Montserrat" w:hAnsi="Montserrat"/>
+                <w:b/>
+                <w:bCs/>
+                <w:color w:val="141414"/>
+                <w:sz w:val="17"/>
                 <w:szCs w:val="18"/>
               </w:rPr>
               <w:t xml:space="preserve">Chi parla tedesco</w:t>
@@ -13708,9 +13708,9 @@
             </w:pPr>
             <w:r>
               <w:rPr>
-                <w:rFonts w:ascii="Archivo" w:cs="Archivo" w:eastAsia="Archivo" w:hAnsi="Archivo"/>
-                <w:color w:val="141414"/>
-                <w:sz w:val="19"/>
+                <w:rFonts w:ascii="Montserrat" w:cs="Montserrat" w:eastAsia="Montserrat" w:hAnsi="Montserrat"/>
+                <w:color w:val="141414"/>
+                <w:sz w:val="18"/>
                 <w:szCs w:val="20"/>
               </w:rPr>
               <w:t xml:space="preserve">Nessuno in squadra. Troviamo un collaboratore o evitiamo l'Alto Adige?</w:t>
@@ -13742,11 +13742,11 @@
             </w:pPr>
             <w:r>
               <w:rPr>
-                <w:rFonts w:ascii="Archivo" w:cs="Archivo" w:eastAsia="Archivo" w:hAnsi="Archivo"/>
-                <w:b/>
-                <w:bCs/>
-                <w:color w:val="141414"/>
-                <w:sz w:val="18"/>
+                <w:rFonts w:ascii="Montserrat" w:cs="Montserrat" w:eastAsia="Montserrat" w:hAnsi="Montserrat"/>
+                <w:b/>
+                <w:bCs/>
+                <w:color w:val="141414"/>
+                <w:sz w:val="17"/>
                 <w:szCs w:val="18"/>
               </w:rPr>
               <w:t xml:space="preserve">Catene e gruppi</w:t>
@@ -13776,9 +13776,9 @@
             </w:pPr>
             <w:r>
               <w:rPr>
-                <w:rFonts w:ascii="Archivo" w:cs="Archivo" w:eastAsia="Archivo" w:hAnsi="Archivo"/>
-                <w:color w:val="141414"/>
-                <w:sz w:val="19"/>
+                <w:rFonts w:ascii="Montserrat" w:cs="Montserrat" w:eastAsia="Montserrat" w:hAnsi="Montserrat"/>
+                <w:color w:val="141414"/>
+                <w:sz w:val="18"/>
                 <w:szCs w:val="20"/>
               </w:rPr>
               <w:t xml:space="preserve">Le strutture di catena hanno il marketing centralizzato. Le escludiamo a priori?</w:t>
@@ -13810,11 +13810,11 @@
             </w:pPr>
             <w:r>
               <w:rPr>
-                <w:rFonts w:ascii="Archivo" w:cs="Archivo" w:eastAsia="Archivo" w:hAnsi="Archivo"/>
-                <w:b/>
-                <w:bCs/>
-                <w:color w:val="141414"/>
-                <w:sz w:val="18"/>
+                <w:rFonts w:ascii="Montserrat" w:cs="Montserrat" w:eastAsia="Montserrat" w:hAnsi="Montserrat"/>
+                <w:b/>
+                <w:bCs/>
+                <w:color w:val="141414"/>
+                <w:sz w:val="17"/>
                 <w:szCs w:val="18"/>
               </w:rPr>
               <w:t xml:space="preserve">Pacchetto o su misura</w:t>
@@ -13844,9 +13844,9 @@
             </w:pPr>
             <w:r>
               <w:rPr>
-                <w:rFonts w:ascii="Archivo" w:cs="Archivo" w:eastAsia="Archivo" w:hAnsi="Archivo"/>
-                <w:color w:val="141414"/>
-                <w:sz w:val="19"/>
+                <w:rFonts w:ascii="Montserrat" w:cs="Montserrat" w:eastAsia="Montserrat" w:hAnsi="Montserrat"/>
+                <w:color w:val="141414"/>
+                <w:sz w:val="18"/>
                 <w:szCs w:val="20"/>
               </w:rPr>
               <w:t xml:space="preserve">Prezzo unico componibile o proposta diversa per ogni struttura?</w:t>
@@ -13878,11 +13878,11 @@
             </w:pPr>
             <w:r>
               <w:rPr>
-                <w:rFonts w:ascii="Archivo" w:cs="Archivo" w:eastAsia="Archivo" w:hAnsi="Archivo"/>
-                <w:b/>
-                <w:bCs/>
-                <w:color w:val="141414"/>
-                <w:sz w:val="18"/>
+                <w:rFonts w:ascii="Montserrat" w:cs="Montserrat" w:eastAsia="Montserrat" w:hAnsi="Montserrat"/>
+                <w:b/>
+                <w:bCs/>
+                <w:color w:val="141414"/>
+                <w:sz w:val="17"/>
                 <w:szCs w:val="18"/>
               </w:rPr>
               <w:t xml:space="preserve">Chi fa cosa</w:t>
@@ -13912,9 +13912,9 @@
             </w:pPr>
             <w:r>
               <w:rPr>
-                <w:rFonts w:ascii="Archivo" w:cs="Archivo" w:eastAsia="Archivo" w:hAnsi="Archivo"/>
-                <w:color w:val="141414"/>
-                <w:sz w:val="19"/>
+                <w:rFonts w:ascii="Montserrat" w:cs="Montserrat" w:eastAsia="Montserrat" w:hAnsi="Montserrat"/>
+                <w:color w:val="141414"/>
+                <w:sz w:val="18"/>
                 <w:szCs w:val="20"/>
               </w:rPr>
               <w:t xml:space="preserve">Assegnare i cinque servizi alle persone, con un responsabile per ciascuno.</w:t>
@@ -13946,11 +13946,11 @@
             </w:pPr>
             <w:r>
               <w:rPr>
-                <w:rFonts w:ascii="Archivo" w:cs="Archivo" w:eastAsia="Archivo" w:hAnsi="Archivo"/>
-                <w:b/>
-                <w:bCs/>
-                <w:color w:val="141414"/>
-                <w:sz w:val="18"/>
+                <w:rFonts w:ascii="Montserrat" w:cs="Montserrat" w:eastAsia="Montserrat" w:hAnsi="Montserrat"/>
+                <w:b/>
+                <w:bCs/>
+                <w:color w:val="141414"/>
+                <w:sz w:val="17"/>
                 <w:szCs w:val="18"/>
               </w:rPr>
               <w:t xml:space="preserve">Stagione</w:t>
@@ -13980,9 +13980,9 @@
             </w:pPr>
             <w:r>
               <w:rPr>
-                <w:rFonts w:ascii="Archivo" w:cs="Archivo" w:eastAsia="Archivo" w:hAnsi="Archivo"/>
-                <w:color w:val="141414"/>
-                <w:sz w:val="19"/>
+                <w:rFonts w:ascii="Montserrat" w:cs="Montserrat" w:eastAsia="Montserrat" w:hAnsi="Montserrat"/>
+                <w:color w:val="141414"/>
+                <w:sz w:val="18"/>
                 <w:szCs w:val="20"/>
               </w:rPr>
               <w:t xml:space="preserve">Se non si parte per l'invernale, si slitta a febbraio per l'estiva. Chi decide, e entro quando?</w:t>
@@ -14193,7 +14193,7 @@
     <w:next w:val="Normal"/>
     <w:qFormat/>
     <w:rPr>
-      <w:rFonts w:ascii="Archivo" w:hAnsi="Archivo"/>
+      <w:rFonts w:ascii="Montserrat" w:hAnsi="Montserrat"/>
       <w:sz w:val="56"/>
       <w:szCs w:val="56"/>
     </w:rPr>
